--- a/docx/法律/中华人民共和国海商法_20251028_1349e6aadd4947fe83ff811739825d3c.docx
+++ b/docx/法律/中华人民共和国海商法_20251028_1349e6aadd4947fe83ff811739825d3c.docx
@@ -85,7 +85,20 @@
           <w:szCs w:val="32"/>
           <w:shd w:val="clear" w:color="auto" w:fill="FFFFFF"/>
         </w:rPr>
-        <w:t>（1992年11月7日第七届全国人民代表大会常务委员会第二十八次会议通过　2025年10月28日第十四届全国人民代表大会常务委员会第十八次会议修订）</w:t>
+        <w:t>（1992年11月7日第七届全国人民</w:t>
+      </w:r>
+      <w:bookmarkStart w:id="0" w:name="_GoBack"/>
+      <w:bookmarkEnd w:id="0"/>
+      <w:r>
+        <w:rPr>
+          <w:rFonts w:hint="eastAsia" w:ascii="Times New Roman" w:hAnsi="Times New Roman" w:eastAsia="楷体_GB2312" w:cs="楷体_GB2312"/>
+          <w:bCs/>
+          <w:spacing w:val="0"/>
+          <w:sz w:val="32"/>
+          <w:szCs w:val="32"/>
+          <w:shd w:val="clear" w:color="auto" w:fill="FFFFFF"/>
+        </w:rPr>
+        <w:t>代表大会常务委员会第二十八次会议通过　2025年10月28日第十四届全国人民代表大会常务委员会第十八次会议修订）</w:t>
       </w:r>
     </w:p>
     <w:p>
@@ -7255,8 +7268,9 @@
         <w:ind w:left="0" w:leftChars="0" w:firstLine="632" w:firstLineChars="200"/>
         <w:textAlignment w:val="auto"/>
         <w:rPr>
-          <w:rFonts w:ascii="Times New Roman" w:hAnsi="Times New Roman" w:eastAsia="宋体" w:cs="宋体"/>
-          <w:szCs w:val="32"/>
+          <w:rFonts w:hint="eastAsia" w:ascii="仿宋_GB2312" w:hAnsi="仿宋_GB2312" w:eastAsia="仿宋_GB2312" w:cs="仿宋_GB2312"/>
+          <w:sz w:val="32"/>
+          <w:lang w:val="en-US" w:eastAsia="zh-CN"/>
         </w:rPr>
       </w:pPr>
       <w:r>
@@ -7486,901 +7500,924 @@
         <w:ind w:left="0" w:leftChars="0" w:firstLine="632" w:firstLineChars="200"/>
         <w:textAlignment w:val="auto"/>
         <w:rPr>
+          <w:rFonts w:hint="eastAsia" w:ascii="仿宋_GB2312" w:hAnsi="仿宋_GB2312" w:eastAsia="仿宋_GB2312" w:cs="仿宋_GB2312"/>
+          <w:sz w:val="32"/>
+          <w:lang w:val="en-US" w:eastAsia="zh-CN"/>
+        </w:rPr>
+      </w:pPr>
+      <w:r>
+        <w:rPr>
+          <w:rFonts w:hint="eastAsia" w:ascii="仿宋_GB2312" w:hAnsi="仿宋_GB2312" w:eastAsia="仿宋_GB2312" w:cs="仿宋_GB2312"/>
+          <w:sz w:val="32"/>
+          <w:lang w:val="en-US" w:eastAsia="zh-CN"/>
+        </w:rPr>
+        <w:t>前款规定的合同条款的无效，不影响合同其他条款的效力。</w:t>
+      </w:r>
+    </w:p>
+    <w:p>
+      <w:pPr>
+        <w:ind w:firstLine="632" w:firstLineChars="200"/>
+        <w:rPr>
+          <w:rFonts w:ascii="Times New Roman" w:hAnsi="Times New Roman" w:cs="仿宋_GB2312"/>
+          <w:sz w:val="32"/>
+          <w:szCs w:val="32"/>
+        </w:rPr>
+      </w:pPr>
+      <w:r>
+        <w:rPr>
+          <w:rFonts w:hint="eastAsia" w:ascii="Times New Roman" w:hAnsi="Times New Roman" w:eastAsia="黑体" w:cs="黑体"/>
+          <w:sz w:val="32"/>
+          <w:szCs w:val="32"/>
+        </w:rPr>
+        <w:t>第一百零九条</w:t>
+      </w:r>
+      <w:r>
+        <w:rPr>
+          <w:rFonts w:hint="eastAsia" w:ascii="Times New Roman" w:hAnsi="Times New Roman" w:cs="仿宋_GB2312"/>
+          <w:sz w:val="32"/>
+          <w:szCs w:val="32"/>
+        </w:rPr>
+        <w:t>　海上旅客运输的运输期间，自旅客登船时起至旅客离船时止。客票票价含接送费用的，运输期间包括承运人经水路将旅客从岸上接到船上和从船上送到岸上的时间，但是不包括旅客在港站内、码头上或者在港口其他设施内的时间。</w:t>
+      </w:r>
+    </w:p>
+    <w:p>
+      <w:pPr>
+        <w:ind w:firstLine="632" w:firstLineChars="200"/>
+        <w:rPr>
+          <w:rFonts w:ascii="Times New Roman" w:hAnsi="Times New Roman" w:cs="仿宋_GB2312"/>
+          <w:sz w:val="32"/>
+          <w:szCs w:val="32"/>
+        </w:rPr>
+      </w:pPr>
+      <w:r>
+        <w:rPr>
+          <w:rFonts w:hint="eastAsia" w:ascii="Times New Roman" w:hAnsi="Times New Roman" w:cs="仿宋_GB2312"/>
+          <w:sz w:val="32"/>
+          <w:szCs w:val="32"/>
+        </w:rPr>
+        <w:t>旅客自带行李的运输期间适用前款规定。旅客自带行李由承运人或者其受雇人、代理人接收尚未交还给旅客的，运输期间包括旅客在港站内、码头上或者在港口其他设施内的时间。</w:t>
+      </w:r>
+    </w:p>
+    <w:p>
+      <w:pPr>
+        <w:ind w:firstLine="632" w:firstLineChars="200"/>
+        <w:rPr>
+          <w:rFonts w:ascii="Times New Roman" w:hAnsi="Times New Roman" w:cs="仿宋_GB2312"/>
+          <w:sz w:val="32"/>
+          <w:szCs w:val="32"/>
+        </w:rPr>
+      </w:pPr>
+      <w:r>
+        <w:rPr>
+          <w:rFonts w:hint="eastAsia" w:ascii="Times New Roman" w:hAnsi="Times New Roman" w:cs="仿宋_GB2312"/>
+          <w:sz w:val="32"/>
+          <w:szCs w:val="32"/>
+        </w:rPr>
+        <w:t>旅客自带行李以外的其他行李，运输期间自旅客将行李交付承运人或者承运人的受雇人、代理人时起至承运人或者承运人的受雇人、代理人交还旅客时止。</w:t>
+      </w:r>
+    </w:p>
+    <w:p>
+      <w:pPr>
+        <w:ind w:firstLine="632" w:firstLineChars="200"/>
+        <w:rPr>
+          <w:rFonts w:ascii="Times New Roman" w:hAnsi="Times New Roman" w:cs="仿宋_GB2312"/>
+          <w:sz w:val="32"/>
+          <w:szCs w:val="32"/>
+        </w:rPr>
+      </w:pPr>
+      <w:r>
+        <w:rPr>
+          <w:rFonts w:hint="eastAsia" w:ascii="Times New Roman" w:hAnsi="Times New Roman" w:eastAsia="黑体" w:cs="黑体"/>
+          <w:sz w:val="32"/>
+          <w:szCs w:val="32"/>
+        </w:rPr>
+        <w:t>第一百一十条</w:t>
+      </w:r>
+      <w:r>
+        <w:rPr>
+          <w:rFonts w:hint="eastAsia" w:ascii="Times New Roman" w:hAnsi="Times New Roman" w:cs="仿宋_GB2312"/>
+          <w:sz w:val="32"/>
+          <w:szCs w:val="32"/>
+        </w:rPr>
+        <w:t>　旅客无票乘船、越级乘船、超程乘船或者持不符合减价条件的优惠客票乘船的，应当按照规定补足票款，承运人可以按照规定加收票款；拒不支付票款的，船长有权在适当地点令其离船，承运人有权要求其支付。</w:t>
+      </w:r>
+    </w:p>
+    <w:p>
+      <w:pPr>
+        <w:ind w:firstLine="632" w:firstLineChars="200"/>
+        <w:rPr>
+          <w:rFonts w:ascii="Times New Roman" w:hAnsi="Times New Roman" w:cs="仿宋_GB2312"/>
+          <w:sz w:val="32"/>
+          <w:szCs w:val="32"/>
+        </w:rPr>
+      </w:pPr>
+      <w:r>
+        <w:rPr>
+          <w:rFonts w:hint="eastAsia" w:ascii="Times New Roman" w:hAnsi="Times New Roman" w:eastAsia="黑体" w:cs="黑体"/>
+          <w:sz w:val="32"/>
+          <w:szCs w:val="32"/>
+        </w:rPr>
+        <w:t>第一百一十一条</w:t>
+      </w:r>
+      <w:r>
+        <w:rPr>
+          <w:rFonts w:hint="eastAsia" w:ascii="Times New Roman" w:hAnsi="Times New Roman" w:cs="仿宋_GB2312"/>
+          <w:sz w:val="32"/>
+          <w:szCs w:val="32"/>
+        </w:rPr>
+        <w:t>　旅客不得随身携带或者在行李中夹带违禁品或者易燃、易爆、有毒、有腐蚀性、有放射性以及其他有可能危及船上人身和财产安全的危险品。</w:t>
+      </w:r>
+    </w:p>
+    <w:p>
+      <w:pPr>
+        <w:ind w:firstLine="632" w:firstLineChars="200"/>
+        <w:rPr>
+          <w:rFonts w:ascii="Times New Roman" w:hAnsi="Times New Roman" w:cs="仿宋_GB2312"/>
+          <w:sz w:val="32"/>
+          <w:szCs w:val="32"/>
+        </w:rPr>
+      </w:pPr>
+      <w:r>
+        <w:rPr>
+          <w:rFonts w:hint="eastAsia" w:ascii="Times New Roman" w:hAnsi="Times New Roman" w:cs="仿宋_GB2312"/>
+          <w:sz w:val="32"/>
+          <w:szCs w:val="32"/>
+        </w:rPr>
+        <w:t>承运人有权将旅客随身携带或者在行李中夹带的违禁品、危险品卸下、销毁或者消除危险性，或者送交有关部门，而不承担赔偿责任。</w:t>
+      </w:r>
+    </w:p>
+    <w:p>
+      <w:pPr>
+        <w:ind w:firstLine="632" w:firstLineChars="200"/>
+        <w:rPr>
+          <w:rFonts w:ascii="Times New Roman" w:hAnsi="Times New Roman" w:cs="仿宋_GB2312"/>
+          <w:sz w:val="32"/>
+          <w:szCs w:val="32"/>
+        </w:rPr>
+      </w:pPr>
+      <w:r>
+        <w:rPr>
+          <w:rFonts w:hint="eastAsia" w:ascii="Times New Roman" w:hAnsi="Times New Roman" w:cs="仿宋_GB2312"/>
+          <w:sz w:val="32"/>
+          <w:szCs w:val="32"/>
+        </w:rPr>
+        <w:t>旅客违反本条第一款规定，造成损害的，应当承担赔偿责任。</w:t>
+      </w:r>
+    </w:p>
+    <w:p>
+      <w:pPr>
+        <w:ind w:firstLine="632" w:firstLineChars="200"/>
+        <w:rPr>
+          <w:rFonts w:ascii="Times New Roman" w:hAnsi="Times New Roman" w:cs="仿宋_GB2312"/>
+          <w:sz w:val="32"/>
+          <w:szCs w:val="32"/>
+        </w:rPr>
+      </w:pPr>
+      <w:r>
+        <w:rPr>
+          <w:rFonts w:hint="eastAsia" w:ascii="Times New Roman" w:hAnsi="Times New Roman" w:eastAsia="黑体" w:cs="黑体"/>
+          <w:sz w:val="32"/>
+          <w:szCs w:val="32"/>
+        </w:rPr>
+        <w:t>第一百一十二条</w:t>
+      </w:r>
+      <w:r>
+        <w:rPr>
+          <w:rFonts w:hint="eastAsia" w:ascii="Times New Roman" w:hAnsi="Times New Roman" w:cs="仿宋_GB2312"/>
+          <w:sz w:val="32"/>
+          <w:szCs w:val="32"/>
+        </w:rPr>
+        <w:t>　在本法第一百零九条规定的旅客及其行李的运输期间，因承运人或者承运人的受雇人、代理人在受雇或者受委托的范围内的过错引起事故，造成旅客人身伤亡或者行李灭失、损坏的，承运人应当承担赔偿责任。</w:t>
+      </w:r>
+    </w:p>
+    <w:p>
+      <w:pPr>
+        <w:ind w:firstLine="632" w:firstLineChars="200"/>
+        <w:rPr>
+          <w:rFonts w:ascii="Times New Roman" w:hAnsi="Times New Roman" w:cs="仿宋_GB2312"/>
+          <w:sz w:val="32"/>
+          <w:szCs w:val="32"/>
+        </w:rPr>
+      </w:pPr>
+      <w:r>
+        <w:rPr>
+          <w:rFonts w:hint="eastAsia" w:ascii="Times New Roman" w:hAnsi="Times New Roman" w:cs="仿宋_GB2312"/>
+          <w:sz w:val="32"/>
+          <w:szCs w:val="32"/>
+        </w:rPr>
+        <w:t>请求人对承运人或者承运人的受雇人、代理人的过错，应当承担举证责任；但是，本条第三款、第四款规定的情形除外。</w:t>
+      </w:r>
+    </w:p>
+    <w:p>
+      <w:pPr>
+        <w:ind w:firstLine="632" w:firstLineChars="200"/>
+        <w:rPr>
+          <w:rFonts w:ascii="Times New Roman" w:hAnsi="Times New Roman" w:cs="仿宋_GB2312"/>
+          <w:sz w:val="32"/>
+          <w:szCs w:val="32"/>
+        </w:rPr>
+      </w:pPr>
+      <w:r>
+        <w:rPr>
+          <w:rFonts w:hint="eastAsia" w:ascii="Times New Roman" w:hAnsi="Times New Roman" w:cs="仿宋_GB2312"/>
+          <w:sz w:val="32"/>
+          <w:szCs w:val="32"/>
+        </w:rPr>
+        <w:t>旅客的人身伤亡或者自带行李、旅客车辆所载行李的灭失、损坏，是因船舶的沉没、碰撞、搁浅、爆炸、火灾或者船舶的缺陷引起的，承运人或者承运人的受雇人、代理人除非提出相反证据，应当视为其有过错。</w:t>
+      </w:r>
+    </w:p>
+    <w:p>
+      <w:pPr>
+        <w:ind w:firstLine="632" w:firstLineChars="200"/>
+        <w:rPr>
+          <w:rFonts w:ascii="Times New Roman" w:hAnsi="Times New Roman" w:cs="仿宋_GB2312"/>
+          <w:sz w:val="32"/>
+          <w:szCs w:val="32"/>
+        </w:rPr>
+      </w:pPr>
+      <w:r>
+        <w:rPr>
+          <w:rFonts w:hint="eastAsia" w:ascii="Times New Roman" w:hAnsi="Times New Roman" w:cs="仿宋_GB2312"/>
+          <w:sz w:val="32"/>
+          <w:szCs w:val="32"/>
+        </w:rPr>
+        <w:t>旅客自带行李、旅客车辆所载行李以外的其他行李的灭失或者损坏，无论因何种事故引起，承运人或者承运人的受雇人、代理人除非提出相反证据，应当视为其有过错。</w:t>
+      </w:r>
+    </w:p>
+    <w:p>
+      <w:pPr>
+        <w:ind w:firstLine="632" w:firstLineChars="200"/>
+        <w:rPr>
+          <w:rFonts w:ascii="Times New Roman" w:hAnsi="Times New Roman" w:cs="仿宋_GB2312"/>
+          <w:sz w:val="32"/>
+          <w:szCs w:val="32"/>
+        </w:rPr>
+      </w:pPr>
+      <w:r>
+        <w:rPr>
+          <w:rFonts w:hint="eastAsia" w:ascii="Times New Roman" w:hAnsi="Times New Roman" w:eastAsia="黑体" w:cs="黑体"/>
+          <w:sz w:val="32"/>
+          <w:szCs w:val="32"/>
+        </w:rPr>
+        <w:t>第一百一十三条</w:t>
+      </w:r>
+      <w:r>
+        <w:rPr>
+          <w:rFonts w:hint="eastAsia" w:ascii="Times New Roman" w:hAnsi="Times New Roman" w:cs="仿宋_GB2312"/>
+          <w:sz w:val="32"/>
+          <w:szCs w:val="32"/>
+        </w:rPr>
+        <w:t>　经承运人证明，旅客的人身伤亡或者行李的灭失、损坏是因旅客本人的过失或者旅客和承运人的共同过失造成的，可以免除或者相应减轻承运人的赔偿责任。</w:t>
+      </w:r>
+    </w:p>
+    <w:p>
+      <w:pPr>
+        <w:ind w:firstLine="632" w:firstLineChars="200"/>
+        <w:rPr>
+          <w:rFonts w:ascii="Times New Roman" w:hAnsi="Times New Roman" w:cs="仿宋_GB2312"/>
+          <w:sz w:val="32"/>
+          <w:szCs w:val="32"/>
+        </w:rPr>
+      </w:pPr>
+      <w:r>
+        <w:rPr>
+          <w:rFonts w:hint="eastAsia" w:ascii="Times New Roman" w:hAnsi="Times New Roman" w:cs="仿宋_GB2312"/>
+          <w:sz w:val="32"/>
+          <w:szCs w:val="32"/>
+        </w:rPr>
+        <w:t>经承运人证明，旅客的人身伤亡或者行李的灭失、损坏是因旅客本人的故意造成的，或者旅客的人身伤亡是旅客本人健康原因造成的，承运人不承担赔偿责任。</w:t>
+      </w:r>
+    </w:p>
+    <w:p>
+      <w:pPr>
+        <w:ind w:firstLine="632" w:firstLineChars="200"/>
+        <w:rPr>
+          <w:rFonts w:ascii="Times New Roman" w:hAnsi="Times New Roman" w:cs="仿宋_GB2312"/>
+          <w:sz w:val="32"/>
+          <w:szCs w:val="32"/>
+        </w:rPr>
+      </w:pPr>
+      <w:r>
+        <w:rPr>
+          <w:rFonts w:hint="eastAsia" w:ascii="Times New Roman" w:hAnsi="Times New Roman" w:eastAsia="黑体" w:cs="黑体"/>
+          <w:sz w:val="32"/>
+          <w:szCs w:val="32"/>
+        </w:rPr>
+        <w:t>第一百一十四条</w:t>
+      </w:r>
+      <w:r>
+        <w:rPr>
+          <w:rFonts w:hint="eastAsia" w:ascii="Times New Roman" w:hAnsi="Times New Roman" w:cs="仿宋_GB2312"/>
+          <w:sz w:val="32"/>
+          <w:szCs w:val="32"/>
+        </w:rPr>
+        <w:t>　承运人对旅客的货币、金银、珠宝、有价证券或者其他贵重物品所发生的灭失、损坏，不承担赔偿责任。</w:t>
+      </w:r>
+    </w:p>
+    <w:p>
+      <w:pPr>
+        <w:ind w:firstLine="632" w:firstLineChars="200"/>
+        <w:rPr>
+          <w:rFonts w:ascii="Times New Roman" w:hAnsi="Times New Roman" w:cs="仿宋_GB2312"/>
+          <w:sz w:val="32"/>
+          <w:szCs w:val="32"/>
+        </w:rPr>
+      </w:pPr>
+      <w:r>
+        <w:rPr>
+          <w:rFonts w:hint="eastAsia" w:ascii="Times New Roman" w:hAnsi="Times New Roman" w:cs="仿宋_GB2312"/>
+          <w:sz w:val="32"/>
+          <w:szCs w:val="32"/>
+        </w:rPr>
+        <w:t>旅客与承运人约定将前款规定的物品交由承运人保管的，承运人应当依据本法第一百一十五条的规定承担赔偿责任；双方书面约定的赔偿数额高于本法第一百一十五条规定的赔偿责任限额的，承运人应当按照约定的数额承担赔偿责任。</w:t>
+      </w:r>
+    </w:p>
+    <w:p>
+      <w:pPr>
+        <w:ind w:firstLine="632" w:firstLineChars="200"/>
+        <w:rPr>
+          <w:rFonts w:ascii="Times New Roman" w:hAnsi="Times New Roman" w:cs="仿宋_GB2312"/>
+          <w:sz w:val="32"/>
+          <w:szCs w:val="32"/>
+        </w:rPr>
+      </w:pPr>
+      <w:r>
+        <w:rPr>
+          <w:rFonts w:hint="eastAsia" w:ascii="Times New Roman" w:hAnsi="Times New Roman" w:eastAsia="黑体" w:cs="黑体"/>
+          <w:sz w:val="32"/>
+          <w:szCs w:val="32"/>
+        </w:rPr>
+        <w:t>第一百一十五条</w:t>
+      </w:r>
+      <w:r>
+        <w:rPr>
+          <w:rFonts w:hint="eastAsia" w:ascii="Times New Roman" w:hAnsi="Times New Roman" w:cs="仿宋_GB2312"/>
+          <w:sz w:val="32"/>
+          <w:szCs w:val="32"/>
+        </w:rPr>
+        <w:t>　承运人在每次海上旅客运输中的赔偿责任限额，按照下列规定执行：</w:t>
+      </w:r>
+    </w:p>
+    <w:p>
+      <w:pPr>
+        <w:ind w:firstLine="632" w:firstLineChars="200"/>
+        <w:rPr>
+          <w:rFonts w:ascii="Times New Roman" w:hAnsi="Times New Roman" w:cs="仿宋_GB2312"/>
+          <w:sz w:val="32"/>
+          <w:szCs w:val="32"/>
+        </w:rPr>
+      </w:pPr>
+      <w:r>
+        <w:rPr>
+          <w:rFonts w:hint="eastAsia" w:ascii="Times New Roman" w:hAnsi="Times New Roman" w:cs="仿宋_GB2312"/>
+          <w:sz w:val="32"/>
+          <w:szCs w:val="32"/>
+        </w:rPr>
+        <w:t>（一）旅客人身伤亡的，每名旅客不超过175000计算单位；</w:t>
+      </w:r>
+    </w:p>
+    <w:p>
+      <w:pPr>
+        <w:ind w:firstLine="632" w:firstLineChars="200"/>
+        <w:rPr>
+          <w:rFonts w:ascii="Times New Roman" w:hAnsi="Times New Roman" w:cs="仿宋_GB2312"/>
+          <w:sz w:val="32"/>
+          <w:szCs w:val="32"/>
+        </w:rPr>
+      </w:pPr>
+      <w:r>
+        <w:rPr>
+          <w:rFonts w:hint="eastAsia" w:ascii="Times New Roman" w:hAnsi="Times New Roman" w:cs="仿宋_GB2312"/>
+          <w:sz w:val="32"/>
+          <w:szCs w:val="32"/>
+        </w:rPr>
+        <w:t>（二）旅客自带行李灭失或者损坏的，每名旅客不超过1800计算单位；</w:t>
+      </w:r>
+    </w:p>
+    <w:p>
+      <w:pPr>
+        <w:ind w:firstLine="632" w:firstLineChars="200"/>
+        <w:rPr>
+          <w:rFonts w:ascii="Times New Roman" w:hAnsi="Times New Roman" w:cs="仿宋_GB2312"/>
+          <w:sz w:val="32"/>
+          <w:szCs w:val="32"/>
+        </w:rPr>
+      </w:pPr>
+      <w:r>
+        <w:rPr>
+          <w:rFonts w:hint="eastAsia" w:ascii="Times New Roman" w:hAnsi="Times New Roman" w:cs="仿宋_GB2312"/>
+          <w:sz w:val="32"/>
+          <w:szCs w:val="32"/>
+        </w:rPr>
+        <w:t>（三）旅客车辆包括该车辆所载行李灭失或者损坏的，每一车辆不超过10000计算单位；</w:t>
+      </w:r>
+    </w:p>
+    <w:p>
+      <w:pPr>
+        <w:ind w:firstLine="632" w:firstLineChars="200"/>
+        <w:rPr>
+          <w:rFonts w:ascii="Times New Roman" w:hAnsi="Times New Roman" w:cs="仿宋_GB2312"/>
+          <w:sz w:val="32"/>
+          <w:szCs w:val="32"/>
+        </w:rPr>
+      </w:pPr>
+      <w:r>
+        <w:rPr>
+          <w:rFonts w:hint="eastAsia" w:ascii="Times New Roman" w:hAnsi="Times New Roman" w:cs="仿宋_GB2312"/>
+          <w:sz w:val="32"/>
+          <w:szCs w:val="32"/>
+        </w:rPr>
+        <w:t>（四）本款第二项、第三项以外的旅客其他行李灭失或者损坏的，每名旅客不超过2700计算单位。</w:t>
+      </w:r>
+    </w:p>
+    <w:p>
+      <w:pPr>
+        <w:ind w:firstLine="632" w:firstLineChars="200"/>
+        <w:rPr>
+          <w:rFonts w:ascii="Times New Roman" w:hAnsi="Times New Roman" w:cs="仿宋_GB2312"/>
+          <w:sz w:val="32"/>
+          <w:szCs w:val="32"/>
+        </w:rPr>
+      </w:pPr>
+      <w:r>
+        <w:rPr>
+          <w:rFonts w:hint="eastAsia" w:ascii="Times New Roman" w:hAnsi="Times New Roman" w:cs="仿宋_GB2312"/>
+          <w:sz w:val="32"/>
+          <w:szCs w:val="32"/>
+        </w:rPr>
+        <w:t>承运人和旅客可以约定承运人对旅客车辆和旅客车辆以外的其他行李损失的免赔额。但是，对每一车辆损失的免赔额不得超过300计算单位，对每名旅客的车辆以外的其他行李损失的免赔额不得超过135计算单位。在计算每一车辆或者每名旅客的车辆以外的其他行李的损失赔偿数额时，应当扣除约定的承运人免赔额。</w:t>
+      </w:r>
+    </w:p>
+    <w:p>
+      <w:pPr>
+        <w:ind w:firstLine="632" w:firstLineChars="200"/>
+        <w:rPr>
+          <w:rFonts w:ascii="Times New Roman" w:hAnsi="Times New Roman" w:cs="仿宋_GB2312"/>
+          <w:sz w:val="32"/>
+          <w:szCs w:val="32"/>
+        </w:rPr>
+      </w:pPr>
+      <w:r>
+        <w:rPr>
+          <w:rFonts w:hint="eastAsia" w:ascii="Times New Roman" w:hAnsi="Times New Roman" w:cs="仿宋_GB2312"/>
+          <w:sz w:val="32"/>
+          <w:szCs w:val="32"/>
+        </w:rPr>
+        <w:t>承运人和旅客可以书面约定高于本条第一款规定的赔偿责任限额。</w:t>
+      </w:r>
+    </w:p>
+    <w:p>
+      <w:pPr>
+        <w:ind w:firstLine="632" w:firstLineChars="200"/>
+        <w:rPr>
+          <w:rFonts w:ascii="Times New Roman" w:hAnsi="Times New Roman" w:cs="仿宋_GB2312"/>
+          <w:sz w:val="32"/>
+          <w:szCs w:val="32"/>
+        </w:rPr>
+      </w:pPr>
+      <w:r>
+        <w:rPr>
+          <w:rFonts w:hint="eastAsia" w:ascii="Times New Roman" w:hAnsi="Times New Roman" w:eastAsia="黑体" w:cs="黑体"/>
+          <w:sz w:val="32"/>
+          <w:szCs w:val="32"/>
+        </w:rPr>
+        <w:t>第一百一十六条</w:t>
+      </w:r>
+      <w:r>
+        <w:rPr>
+          <w:rFonts w:hint="eastAsia" w:ascii="Times New Roman" w:hAnsi="Times New Roman" w:cs="仿宋_GB2312"/>
+          <w:sz w:val="32"/>
+          <w:szCs w:val="32"/>
+        </w:rPr>
+        <w:t>　经证明，旅客的人身伤亡或者行李的灭失、损坏是因承运人的故意或者明知可能造成损害而轻率地作为或者不作为造成的，承运人不得援用本法第一百一十四条和第一百一十五条限制赔偿责任的规定。</w:t>
+      </w:r>
+    </w:p>
+    <w:p>
+      <w:pPr>
+        <w:ind w:firstLine="632" w:firstLineChars="200"/>
+        <w:rPr>
+          <w:rFonts w:ascii="Times New Roman" w:hAnsi="Times New Roman" w:cs="仿宋_GB2312"/>
+          <w:sz w:val="32"/>
+          <w:szCs w:val="32"/>
+        </w:rPr>
+      </w:pPr>
+      <w:r>
+        <w:rPr>
+          <w:rFonts w:hint="eastAsia" w:ascii="Times New Roman" w:hAnsi="Times New Roman" w:cs="仿宋_GB2312"/>
+          <w:sz w:val="32"/>
+          <w:szCs w:val="32"/>
+        </w:rPr>
+        <w:t>经证明，旅客的人身伤亡或者行李的灭失、损坏是因承运人的受雇人、代理人的故意或者明知可能造成损害而轻率地作为或者不作为造成的，承运人的受雇人、代理人不得援用本法第一百一十四条和第一百一十五条限制赔偿责任的规定。</w:t>
+      </w:r>
+    </w:p>
+    <w:p>
+      <w:pPr>
+        <w:ind w:firstLine="632" w:firstLineChars="200"/>
+        <w:rPr>
+          <w:rFonts w:ascii="Times New Roman" w:hAnsi="Times New Roman" w:cs="仿宋_GB2312"/>
+          <w:sz w:val="32"/>
+          <w:szCs w:val="32"/>
+        </w:rPr>
+      </w:pPr>
+      <w:r>
+        <w:rPr>
+          <w:rFonts w:hint="eastAsia" w:ascii="Times New Roman" w:hAnsi="Times New Roman" w:eastAsia="黑体" w:cs="黑体"/>
+          <w:sz w:val="32"/>
+          <w:szCs w:val="32"/>
+        </w:rPr>
+        <w:t>第一百一十七条</w:t>
+      </w:r>
+      <w:r>
+        <w:rPr>
+          <w:rFonts w:hint="eastAsia" w:ascii="Times New Roman" w:hAnsi="Times New Roman" w:cs="仿宋_GB2312"/>
+          <w:sz w:val="32"/>
+          <w:szCs w:val="32"/>
+        </w:rPr>
+        <w:t>　行李发生明显损坏的，旅客应当按照下列规定向承运人或者承运人的受雇人、代理人提交书面通知：</w:t>
+      </w:r>
+    </w:p>
+    <w:p>
+      <w:pPr>
+        <w:ind w:firstLine="632" w:firstLineChars="200"/>
+        <w:rPr>
+          <w:rFonts w:ascii="Times New Roman" w:hAnsi="Times New Roman" w:cs="仿宋_GB2312"/>
+          <w:sz w:val="32"/>
+          <w:szCs w:val="32"/>
+        </w:rPr>
+      </w:pPr>
+      <w:r>
+        <w:rPr>
+          <w:rFonts w:hint="eastAsia" w:ascii="Times New Roman" w:hAnsi="Times New Roman" w:cs="仿宋_GB2312"/>
+          <w:sz w:val="32"/>
+          <w:szCs w:val="32"/>
+        </w:rPr>
+        <w:t>（一）自带行李、旅客车辆所载行李，应当在旅客离船前或者离船时提交；</w:t>
+      </w:r>
+    </w:p>
+    <w:p>
+      <w:pPr>
+        <w:ind w:firstLine="632" w:firstLineChars="200"/>
+        <w:rPr>
+          <w:rFonts w:ascii="Times New Roman" w:hAnsi="Times New Roman" w:cs="仿宋_GB2312"/>
+          <w:sz w:val="32"/>
+          <w:szCs w:val="32"/>
+        </w:rPr>
+      </w:pPr>
+      <w:r>
+        <w:rPr>
+          <w:rFonts w:hint="eastAsia" w:ascii="Times New Roman" w:hAnsi="Times New Roman" w:cs="仿宋_GB2312"/>
+          <w:sz w:val="32"/>
+          <w:szCs w:val="32"/>
+        </w:rPr>
+        <w:t>（二）其他行李，应当在行李交还前或者交还时提交。</w:t>
+      </w:r>
+    </w:p>
+    <w:p>
+      <w:pPr>
+        <w:ind w:firstLine="632" w:firstLineChars="200"/>
+        <w:rPr>
+          <w:rFonts w:ascii="Times New Roman" w:hAnsi="Times New Roman" w:cs="仿宋_GB2312"/>
+          <w:sz w:val="32"/>
+          <w:szCs w:val="32"/>
+        </w:rPr>
+      </w:pPr>
+      <w:r>
+        <w:rPr>
+          <w:rFonts w:hint="eastAsia" w:ascii="Times New Roman" w:hAnsi="Times New Roman" w:cs="仿宋_GB2312"/>
+          <w:sz w:val="32"/>
+          <w:szCs w:val="32"/>
+        </w:rPr>
+        <w:t>行李的损坏不明显，旅客在离船时或者行李交还时难以发现的，以及行李发生灭失的，旅客应当在离船或者行李交还或者应当交还之日起十五日内，向承运人或者承运人的受雇人、代理人提交书面通知。</w:t>
+      </w:r>
+    </w:p>
+    <w:p>
+      <w:pPr>
+        <w:ind w:firstLine="632" w:firstLineChars="200"/>
+        <w:rPr>
+          <w:rFonts w:ascii="Times New Roman" w:hAnsi="Times New Roman" w:cs="仿宋_GB2312"/>
+          <w:sz w:val="32"/>
+          <w:szCs w:val="32"/>
+        </w:rPr>
+      </w:pPr>
+      <w:r>
+        <w:rPr>
+          <w:rFonts w:hint="eastAsia" w:ascii="Times New Roman" w:hAnsi="Times New Roman" w:cs="仿宋_GB2312"/>
+          <w:sz w:val="32"/>
+          <w:szCs w:val="32"/>
+        </w:rPr>
+        <w:t>旅客未依据本条第一款、第二款规定及时提交书面通知的，除非提出相反证据，视为已经完整无损地收到行李。</w:t>
+      </w:r>
+    </w:p>
+    <w:p>
+      <w:pPr>
+        <w:ind w:firstLine="632" w:firstLineChars="200"/>
+        <w:rPr>
+          <w:rFonts w:ascii="Times New Roman" w:hAnsi="Times New Roman" w:cs="仿宋_GB2312"/>
+          <w:sz w:val="32"/>
+          <w:szCs w:val="32"/>
+        </w:rPr>
+      </w:pPr>
+      <w:r>
+        <w:rPr>
+          <w:rFonts w:hint="eastAsia" w:ascii="Times New Roman" w:hAnsi="Times New Roman" w:cs="仿宋_GB2312"/>
+          <w:sz w:val="32"/>
+          <w:szCs w:val="32"/>
+        </w:rPr>
+        <w:t>行李交还时，旅客已经与承运人对行李进行联合检查或者检验的，无需提交书面通知。</w:t>
+      </w:r>
+    </w:p>
+    <w:p>
+      <w:pPr>
+        <w:ind w:firstLine="632" w:firstLineChars="200"/>
+        <w:rPr>
+          <w:rFonts w:ascii="Times New Roman" w:hAnsi="Times New Roman" w:cs="仿宋_GB2312"/>
+          <w:sz w:val="32"/>
+          <w:szCs w:val="32"/>
+        </w:rPr>
+      </w:pPr>
+      <w:r>
+        <w:rPr>
+          <w:rFonts w:hint="eastAsia" w:ascii="Times New Roman" w:hAnsi="Times New Roman" w:eastAsia="黑体" w:cs="黑体"/>
+          <w:sz w:val="32"/>
+          <w:szCs w:val="32"/>
+        </w:rPr>
+        <w:t>第一百一十八条</w:t>
+      </w:r>
+      <w:r>
+        <w:rPr>
+          <w:rFonts w:hint="eastAsia" w:ascii="Times New Roman" w:hAnsi="Times New Roman" w:cs="仿宋_GB2312"/>
+          <w:sz w:val="32"/>
+          <w:szCs w:val="32"/>
+        </w:rPr>
+        <w:t>　就旅客人身伤亡或者行李灭失、损坏通过诉讼、仲裁等方式对承运人提起的任何赔偿请求，无论请求人是否为合同的一方，也无论是根据合同或者侵权行为提出请求，均适用本章关于承运人的抗辩理由和限制赔偿责任的规定。</w:t>
+      </w:r>
+    </w:p>
+    <w:p>
+      <w:pPr>
+        <w:ind w:firstLine="632" w:firstLineChars="200"/>
+        <w:rPr>
+          <w:rFonts w:ascii="Times New Roman" w:hAnsi="Times New Roman" w:cs="仿宋_GB2312"/>
+          <w:sz w:val="32"/>
+          <w:szCs w:val="32"/>
+        </w:rPr>
+      </w:pPr>
+      <w:r>
+        <w:rPr>
+          <w:rFonts w:hint="eastAsia" w:ascii="Times New Roman" w:hAnsi="Times New Roman" w:cs="仿宋_GB2312"/>
+          <w:sz w:val="32"/>
+          <w:szCs w:val="32"/>
+        </w:rPr>
+        <w:t>对承运人的受雇人、代理人提起前款赔偿请求的，承运人的受雇人或者代理人证明其行为在受雇或者受委托的范围内的，适用前款规定。</w:t>
+      </w:r>
+    </w:p>
+    <w:p>
+      <w:pPr>
+        <w:ind w:firstLine="632" w:firstLineChars="200"/>
+        <w:rPr>
+          <w:rFonts w:ascii="Times New Roman" w:hAnsi="Times New Roman" w:cs="仿宋_GB2312"/>
+          <w:sz w:val="32"/>
+          <w:szCs w:val="32"/>
+        </w:rPr>
+      </w:pPr>
+      <w:r>
+        <w:rPr>
+          <w:rFonts w:hint="eastAsia" w:ascii="Times New Roman" w:hAnsi="Times New Roman" w:eastAsia="黑体" w:cs="黑体"/>
+          <w:sz w:val="32"/>
+          <w:szCs w:val="32"/>
+        </w:rPr>
+        <w:t>第一百一十九条</w:t>
+      </w:r>
+      <w:r>
+        <w:rPr>
+          <w:rFonts w:hint="eastAsia" w:ascii="Times New Roman" w:hAnsi="Times New Roman" w:cs="仿宋_GB2312"/>
+          <w:sz w:val="32"/>
+          <w:szCs w:val="32"/>
+        </w:rPr>
+        <w:t>　承运人将旅客及其行李全部运输或者部分运输委托给实际承运人履行的，仍然应当依照本章规定，对全部运输负责。实际承运人履行运输的，承运人应当对实际承运人的行为或者实际承运人的受雇人、代理人在受雇或者受委托的范围内的行为负责。</w:t>
+      </w:r>
+    </w:p>
+    <w:p>
+      <w:pPr>
+        <w:ind w:firstLine="632" w:firstLineChars="200"/>
+        <w:rPr>
+          <w:rFonts w:ascii="Times New Roman" w:hAnsi="Times New Roman" w:cs="仿宋_GB2312"/>
+          <w:sz w:val="32"/>
+          <w:szCs w:val="32"/>
+        </w:rPr>
+      </w:pPr>
+      <w:r>
+        <w:rPr>
+          <w:rFonts w:hint="eastAsia" w:ascii="Times New Roman" w:hAnsi="Times New Roman" w:eastAsia="黑体" w:cs="黑体"/>
+          <w:sz w:val="32"/>
+          <w:szCs w:val="32"/>
+        </w:rPr>
+        <w:t>第一百二十条</w:t>
+      </w:r>
+      <w:r>
+        <w:rPr>
+          <w:rFonts w:hint="eastAsia" w:ascii="Times New Roman" w:hAnsi="Times New Roman" w:cs="仿宋_GB2312"/>
+          <w:sz w:val="32"/>
+          <w:szCs w:val="32"/>
+        </w:rPr>
+        <w:t>　本章关于承运人责任的规定，适用于实际承运人。本章关于承运人的受雇人、代理人责任的规定，适用于实际承运人的受雇人、代理人。</w:t>
+      </w:r>
+    </w:p>
+    <w:p>
+      <w:pPr>
+        <w:ind w:firstLine="632" w:firstLineChars="200"/>
+        <w:rPr>
+          <w:rFonts w:ascii="Times New Roman" w:hAnsi="Times New Roman" w:cs="仿宋_GB2312"/>
+          <w:sz w:val="32"/>
+          <w:szCs w:val="32"/>
+        </w:rPr>
+      </w:pPr>
+      <w:r>
+        <w:rPr>
+          <w:rFonts w:hint="eastAsia" w:ascii="Times New Roman" w:hAnsi="Times New Roman" w:eastAsia="黑体" w:cs="黑体"/>
+          <w:sz w:val="32"/>
+          <w:szCs w:val="32"/>
+        </w:rPr>
+        <w:t>第一百二十一条</w:t>
+      </w:r>
+      <w:r>
+        <w:rPr>
+          <w:rFonts w:hint="eastAsia" w:ascii="Times New Roman" w:hAnsi="Times New Roman" w:cs="仿宋_GB2312"/>
+          <w:sz w:val="32"/>
+          <w:szCs w:val="32"/>
+        </w:rPr>
+        <w:t>　承运人承担本章未规定的义务或者放弃本章赋予的权利的任何特别协议，经实际承运人书面明确同意的，对实际承运人发生效力；实际承运人是否同意，不影响此项特别协议对承运人的效力。</w:t>
+      </w:r>
+    </w:p>
+    <w:p>
+      <w:pPr>
+        <w:ind w:firstLine="632" w:firstLineChars="200"/>
+        <w:rPr>
+          <w:rFonts w:ascii="Times New Roman" w:hAnsi="Times New Roman" w:cs="仿宋_GB2312"/>
+          <w:sz w:val="32"/>
+          <w:szCs w:val="32"/>
+        </w:rPr>
+      </w:pPr>
+      <w:r>
+        <w:rPr>
+          <w:rFonts w:hint="eastAsia" w:ascii="Times New Roman" w:hAnsi="Times New Roman" w:eastAsia="黑体" w:cs="黑体"/>
+          <w:sz w:val="32"/>
+          <w:szCs w:val="32"/>
+        </w:rPr>
+        <w:t>第一百二十二条</w:t>
+      </w:r>
+      <w:r>
+        <w:rPr>
+          <w:rFonts w:hint="eastAsia" w:ascii="Times New Roman" w:hAnsi="Times New Roman" w:cs="仿宋_GB2312"/>
+          <w:sz w:val="32"/>
+          <w:szCs w:val="32"/>
+        </w:rPr>
+        <w:t>　承运人与实际承运人均负有赔偿责任的，应当在此项责任范围内承担连带责任。</w:t>
+      </w:r>
+    </w:p>
+    <w:p>
+      <w:pPr>
+        <w:ind w:firstLine="632" w:firstLineChars="200"/>
+        <w:rPr>
+          <w:rFonts w:ascii="Times New Roman" w:hAnsi="Times New Roman" w:cs="仿宋_GB2312"/>
+          <w:sz w:val="32"/>
+          <w:szCs w:val="32"/>
+        </w:rPr>
+      </w:pPr>
+      <w:r>
+        <w:rPr>
+          <w:rFonts w:hint="eastAsia" w:ascii="Times New Roman" w:hAnsi="Times New Roman" w:eastAsia="黑体" w:cs="黑体"/>
+          <w:sz w:val="32"/>
+          <w:szCs w:val="32"/>
+        </w:rPr>
+        <w:t>第一百二十三条</w:t>
+      </w:r>
+      <w:r>
+        <w:rPr>
+          <w:rFonts w:hint="eastAsia" w:ascii="Times New Roman" w:hAnsi="Times New Roman" w:cs="仿宋_GB2312"/>
+          <w:sz w:val="32"/>
+          <w:szCs w:val="32"/>
+        </w:rPr>
+        <w:t>　就旅客的人身伤亡或者行李的灭失、损坏，分别向承运人、实际承运人以及他们的受雇人、代理人提出赔偿请求的，赔偿总额不得超过本法第一百一十五条规定的限额。</w:t>
+      </w:r>
+    </w:p>
+    <w:p>
+      <w:pPr>
+        <w:ind w:firstLine="632" w:firstLineChars="200"/>
+        <w:rPr>
+          <w:rFonts w:ascii="Times New Roman" w:hAnsi="Times New Roman" w:cs="仿宋_GB2312"/>
+          <w:sz w:val="32"/>
+          <w:szCs w:val="32"/>
+        </w:rPr>
+      </w:pPr>
+      <w:r>
+        <w:rPr>
+          <w:rFonts w:hint="eastAsia" w:ascii="Times New Roman" w:hAnsi="Times New Roman" w:eastAsia="黑体" w:cs="黑体"/>
+          <w:sz w:val="32"/>
+          <w:szCs w:val="32"/>
+        </w:rPr>
+        <w:t>第一百二十四条</w:t>
+      </w:r>
+      <w:r>
+        <w:rPr>
+          <w:rFonts w:hint="eastAsia" w:ascii="Times New Roman" w:hAnsi="Times New Roman" w:cs="仿宋_GB2312"/>
+          <w:sz w:val="32"/>
+          <w:szCs w:val="32"/>
+        </w:rPr>
+        <w:t>　本法第一百一十九条至第一百二十三条的规定，不影响承运人和实际承运人之间相互追偿。</w:t>
+      </w:r>
+    </w:p>
+    <w:p>
+      <w:pPr>
+        <w:ind w:firstLine="632" w:firstLineChars="200"/>
+        <w:rPr>
+          <w:rFonts w:ascii="Times New Roman" w:hAnsi="Times New Roman" w:cs="仿宋_GB2312"/>
+          <w:sz w:val="32"/>
+          <w:szCs w:val="32"/>
+        </w:rPr>
+      </w:pPr>
+      <w:r>
+        <w:rPr>
+          <w:rFonts w:hint="eastAsia" w:ascii="Times New Roman" w:hAnsi="Times New Roman" w:eastAsia="黑体" w:cs="黑体"/>
+          <w:sz w:val="32"/>
+          <w:szCs w:val="32"/>
+        </w:rPr>
+        <w:t>第一百二十五条</w:t>
+      </w:r>
+      <w:r>
+        <w:rPr>
+          <w:rFonts w:hint="eastAsia" w:ascii="Times New Roman" w:hAnsi="Times New Roman" w:cs="仿宋_GB2312"/>
+          <w:sz w:val="32"/>
+          <w:szCs w:val="32"/>
+        </w:rPr>
+        <w:t>　承运人或者实际承运人应当对旅客人身伤亡赔偿责任进行责任保险或者取得相应的财务保证。</w:t>
+      </w:r>
+    </w:p>
+    <w:p>
+      <w:pPr>
+        <w:ind w:firstLine="632" w:firstLineChars="200"/>
+        <w:rPr>
+          <w:rFonts w:ascii="Times New Roman" w:hAnsi="Times New Roman" w:cs="仿宋_GB2312"/>
+          <w:sz w:val="32"/>
+          <w:szCs w:val="32"/>
+        </w:rPr>
+      </w:pPr>
+      <w:r>
+        <w:rPr>
+          <w:rFonts w:hint="eastAsia" w:ascii="Times New Roman" w:hAnsi="Times New Roman" w:eastAsia="黑体" w:cs="黑体"/>
+          <w:sz w:val="32"/>
+          <w:szCs w:val="32"/>
+        </w:rPr>
+        <w:t>第一百二十六条</w:t>
+      </w:r>
+      <w:r>
+        <w:rPr>
+          <w:rFonts w:hint="eastAsia" w:ascii="Times New Roman" w:hAnsi="Times New Roman" w:cs="仿宋_GB2312"/>
+          <w:sz w:val="32"/>
+          <w:szCs w:val="32"/>
+        </w:rPr>
+        <w:t>　旅客人身伤亡损害赔偿请求可以直接向责任保险人或者财务保证人提出。承运人或者实际承运人丧失本章规定的限制赔偿责任权利的，不影响其责任保险人或者财务保证人援用本章规定限制赔偿责任。</w:t>
+      </w:r>
+    </w:p>
+    <w:p>
+      <w:pPr>
+        <w:ind w:firstLine="632" w:firstLineChars="200"/>
+        <w:rPr>
+          <w:rFonts w:ascii="Times New Roman" w:hAnsi="Times New Roman" w:cs="仿宋_GB2312"/>
+          <w:sz w:val="32"/>
+          <w:szCs w:val="32"/>
+        </w:rPr>
+      </w:pPr>
+      <w:r>
+        <w:rPr>
+          <w:rFonts w:hint="eastAsia" w:ascii="Times New Roman" w:hAnsi="Times New Roman" w:cs="仿宋_GB2312"/>
+          <w:sz w:val="32"/>
+          <w:szCs w:val="32"/>
+        </w:rPr>
+        <w:t>责任保险人或者财务保证人有权以损害是因承运人或者实际承运人的故意造成的进行抗辩，并有权援用承运人或者实际承运人除破产或者清算之外的理由进行抗辩。</w:t>
+      </w:r>
+    </w:p>
+    <w:p>
+      <w:pPr>
+        <w:rPr>
           <w:rFonts w:ascii="Times New Roman" w:hAnsi="Times New Roman" w:eastAsia="宋体" w:cs="宋体"/>
           <w:szCs w:val="32"/>
         </w:rPr>
       </w:pPr>
-      <w:r>
-        <w:rPr>
-          <w:rFonts w:hint="eastAsia" w:ascii="仿宋_GB2312" w:hAnsi="仿宋_GB2312" w:eastAsia="仿宋_GB2312" w:cs="仿宋_GB2312"/>
-          <w:sz w:val="32"/>
-          <w:lang w:val="en-US" w:eastAsia="zh-CN"/>
-        </w:rPr>
-        <w:t>前款规定的合同条款的无效，不影响合同其他条款的效力。</w:t>
-      </w:r>
-      <w:bookmarkStart w:id="0" w:name="_GoBack"/>
-      <w:bookmarkEnd w:id="0"/>
-    </w:p>
-    <w:p>
-      <w:pPr>
-        <w:ind w:firstLine="632" w:firstLineChars="200"/>
-        <w:rPr>
-          <w:rFonts w:ascii="Times New Roman" w:hAnsi="Times New Roman" w:cs="仿宋_GB2312"/>
-          <w:sz w:val="32"/>
-          <w:szCs w:val="32"/>
-        </w:rPr>
-      </w:pPr>
-      <w:r>
-        <w:rPr>
-          <w:rFonts w:hint="eastAsia" w:ascii="Times New Roman" w:hAnsi="Times New Roman" w:eastAsia="黑体" w:cs="黑体"/>
-          <w:sz w:val="32"/>
-          <w:szCs w:val="32"/>
-        </w:rPr>
-        <w:t>第一百零九条</w:t>
-      </w:r>
-      <w:r>
-        <w:rPr>
-          <w:rFonts w:hint="eastAsia" w:ascii="Times New Roman" w:hAnsi="Times New Roman" w:cs="仿宋_GB2312"/>
-          <w:sz w:val="32"/>
-          <w:szCs w:val="32"/>
-        </w:rPr>
-        <w:t>　海上旅客运输的运输期间，自旅客登船时起至旅客离船时止。客票票价含接送费用的，运输期间包括承运人经水路将旅客从岸上接到船上和从船上送到岸上的时间，但是不包括旅客在港站内、码头上或者在港口其他设施内的时间。</w:t>
-      </w:r>
-    </w:p>
-    <w:p>
-      <w:pPr>
-        <w:ind w:firstLine="632" w:firstLineChars="200"/>
-        <w:rPr>
-          <w:rFonts w:ascii="Times New Roman" w:hAnsi="Times New Roman" w:cs="仿宋_GB2312"/>
-          <w:sz w:val="32"/>
-          <w:szCs w:val="32"/>
-        </w:rPr>
-      </w:pPr>
-      <w:r>
-        <w:rPr>
-          <w:rFonts w:hint="eastAsia" w:ascii="Times New Roman" w:hAnsi="Times New Roman" w:cs="仿宋_GB2312"/>
-          <w:sz w:val="32"/>
-          <w:szCs w:val="32"/>
-        </w:rPr>
-        <w:t>旅客自带行李的运输期间适用前款规定。旅客自带行李由承运人或者其受雇人、代理人接收尚未交还给旅客的，运输期间包括旅客在港站内、码头上或者在港口其他设施内的时间。</w:t>
-      </w:r>
-    </w:p>
-    <w:p>
-      <w:pPr>
-        <w:ind w:firstLine="632" w:firstLineChars="200"/>
-        <w:rPr>
-          <w:rFonts w:ascii="Times New Roman" w:hAnsi="Times New Roman" w:cs="仿宋_GB2312"/>
-          <w:sz w:val="32"/>
-          <w:szCs w:val="32"/>
-        </w:rPr>
-      </w:pPr>
-      <w:r>
-        <w:rPr>
-          <w:rFonts w:hint="eastAsia" w:ascii="Times New Roman" w:hAnsi="Times New Roman" w:cs="仿宋_GB2312"/>
-          <w:sz w:val="32"/>
-          <w:szCs w:val="32"/>
-        </w:rPr>
-        <w:t>旅客自带行李以外的其他行李，运输期间自旅客将行李交付承运人或者承运人的受雇人、代理人时起至承运人或者承运人的受雇人、代理人交还旅客时止。</w:t>
-      </w:r>
-    </w:p>
-    <w:p>
-      <w:pPr>
-        <w:ind w:firstLine="632" w:firstLineChars="200"/>
-        <w:rPr>
-          <w:rFonts w:ascii="Times New Roman" w:hAnsi="Times New Roman" w:cs="仿宋_GB2312"/>
-          <w:sz w:val="32"/>
-          <w:szCs w:val="32"/>
-        </w:rPr>
-      </w:pPr>
-      <w:r>
-        <w:rPr>
-          <w:rFonts w:hint="eastAsia" w:ascii="Times New Roman" w:hAnsi="Times New Roman" w:eastAsia="黑体" w:cs="黑体"/>
-          <w:sz w:val="32"/>
-          <w:szCs w:val="32"/>
-        </w:rPr>
-        <w:t>第一百一十条</w:t>
-      </w:r>
-      <w:r>
-        <w:rPr>
-          <w:rFonts w:hint="eastAsia" w:ascii="Times New Roman" w:hAnsi="Times New Roman" w:cs="仿宋_GB2312"/>
-          <w:sz w:val="32"/>
-          <w:szCs w:val="32"/>
-        </w:rPr>
-        <w:t>　旅客无票乘船、越级乘船、超程乘船或者持不符合减价条件的优惠客票乘船的，应当按照规定补足票款，承运人可以按照规定加收票款；拒不支付票款的，船长有权在适当地点令其离船，承运人有权要求其支付。</w:t>
-      </w:r>
-    </w:p>
-    <w:p>
-      <w:pPr>
-        <w:ind w:firstLine="632" w:firstLineChars="200"/>
-        <w:rPr>
-          <w:rFonts w:ascii="Times New Roman" w:hAnsi="Times New Roman" w:cs="仿宋_GB2312"/>
-          <w:sz w:val="32"/>
-          <w:szCs w:val="32"/>
-        </w:rPr>
-      </w:pPr>
-      <w:r>
-        <w:rPr>
-          <w:rFonts w:hint="eastAsia" w:ascii="Times New Roman" w:hAnsi="Times New Roman" w:eastAsia="黑体" w:cs="黑体"/>
-          <w:sz w:val="32"/>
-          <w:szCs w:val="32"/>
-        </w:rPr>
-        <w:t>第一百一十一条</w:t>
-      </w:r>
-      <w:r>
-        <w:rPr>
-          <w:rFonts w:hint="eastAsia" w:ascii="Times New Roman" w:hAnsi="Times New Roman" w:cs="仿宋_GB2312"/>
-          <w:sz w:val="32"/>
-          <w:szCs w:val="32"/>
-        </w:rPr>
-        <w:t>　旅客不得随身携带或者在行李中夹带违禁品或者易燃、易爆、有毒、有腐蚀性、有放射性以及其他有可能危及船上人身和财产安全的危险品。</w:t>
-      </w:r>
-    </w:p>
-    <w:p>
-      <w:pPr>
-        <w:ind w:firstLine="632" w:firstLineChars="200"/>
-        <w:rPr>
-          <w:rFonts w:ascii="Times New Roman" w:hAnsi="Times New Roman" w:cs="仿宋_GB2312"/>
-          <w:sz w:val="32"/>
-          <w:szCs w:val="32"/>
-        </w:rPr>
-      </w:pPr>
-      <w:r>
-        <w:rPr>
-          <w:rFonts w:hint="eastAsia" w:ascii="Times New Roman" w:hAnsi="Times New Roman" w:cs="仿宋_GB2312"/>
-          <w:sz w:val="32"/>
-          <w:szCs w:val="32"/>
-        </w:rPr>
-        <w:t>承运人有权将旅客随身携带或者在行李中夹带的违禁品、危险品卸下、销毁或者消除危险性，或者送交有关部门，而不承担赔偿责任。</w:t>
-      </w:r>
-    </w:p>
-    <w:p>
-      <w:pPr>
-        <w:ind w:firstLine="632" w:firstLineChars="200"/>
-        <w:rPr>
-          <w:rFonts w:ascii="Times New Roman" w:hAnsi="Times New Roman" w:cs="仿宋_GB2312"/>
-          <w:sz w:val="32"/>
-          <w:szCs w:val="32"/>
-        </w:rPr>
-      </w:pPr>
-      <w:r>
-        <w:rPr>
-          <w:rFonts w:hint="eastAsia" w:ascii="Times New Roman" w:hAnsi="Times New Roman" w:cs="仿宋_GB2312"/>
-          <w:sz w:val="32"/>
-          <w:szCs w:val="32"/>
-        </w:rPr>
-        <w:t>旅客违反本条第一款规定，造成损害的，应当承担赔偿责任。</w:t>
-      </w:r>
-    </w:p>
-    <w:p>
-      <w:pPr>
-        <w:ind w:firstLine="632" w:firstLineChars="200"/>
-        <w:rPr>
-          <w:rFonts w:ascii="Times New Roman" w:hAnsi="Times New Roman" w:cs="仿宋_GB2312"/>
-          <w:sz w:val="32"/>
-          <w:szCs w:val="32"/>
-        </w:rPr>
-      </w:pPr>
-      <w:r>
-        <w:rPr>
-          <w:rFonts w:hint="eastAsia" w:ascii="Times New Roman" w:hAnsi="Times New Roman" w:eastAsia="黑体" w:cs="黑体"/>
-          <w:sz w:val="32"/>
-          <w:szCs w:val="32"/>
-        </w:rPr>
-        <w:t>第一百一十二条</w:t>
-      </w:r>
-      <w:r>
-        <w:rPr>
-          <w:rFonts w:hint="eastAsia" w:ascii="Times New Roman" w:hAnsi="Times New Roman" w:cs="仿宋_GB2312"/>
-          <w:sz w:val="32"/>
-          <w:szCs w:val="32"/>
-        </w:rPr>
-        <w:t>　在本法第一百零九条规定的旅客及其行李的运输期间，因承运人或者承运人的受雇人、代理人在受雇或者受委托的范围内的过错引起事故，造成旅客人身伤亡或者行李灭失、损坏的，承运人应当承担赔偿责任。</w:t>
-      </w:r>
-    </w:p>
-    <w:p>
-      <w:pPr>
-        <w:ind w:firstLine="632" w:firstLineChars="200"/>
-        <w:rPr>
-          <w:rFonts w:ascii="Times New Roman" w:hAnsi="Times New Roman" w:cs="仿宋_GB2312"/>
-          <w:sz w:val="32"/>
-          <w:szCs w:val="32"/>
-        </w:rPr>
-      </w:pPr>
-      <w:r>
-        <w:rPr>
-          <w:rFonts w:hint="eastAsia" w:ascii="Times New Roman" w:hAnsi="Times New Roman" w:cs="仿宋_GB2312"/>
-          <w:sz w:val="32"/>
-          <w:szCs w:val="32"/>
-        </w:rPr>
-        <w:t>请求人对承运人或者承运人的受雇人、代理人的过错，应当承担举证责任；但是，本条第三款、第四款规定的情形除外。</w:t>
-      </w:r>
-    </w:p>
-    <w:p>
-      <w:pPr>
-        <w:ind w:firstLine="632" w:firstLineChars="200"/>
-        <w:rPr>
-          <w:rFonts w:ascii="Times New Roman" w:hAnsi="Times New Roman" w:cs="仿宋_GB2312"/>
-          <w:sz w:val="32"/>
-          <w:szCs w:val="32"/>
-        </w:rPr>
-      </w:pPr>
-      <w:r>
-        <w:rPr>
-          <w:rFonts w:hint="eastAsia" w:ascii="Times New Roman" w:hAnsi="Times New Roman" w:cs="仿宋_GB2312"/>
-          <w:sz w:val="32"/>
-          <w:szCs w:val="32"/>
-        </w:rPr>
-        <w:t>旅客的人身伤亡或者自带行李、旅客车辆所载行李的灭失、损坏，是因船舶的沉没、碰撞、搁浅、爆炸、火灾或者船舶的缺陷引起的，承运人或者承运人的受雇人、代理人除非提出相反证据，应当视为其有过错。</w:t>
-      </w:r>
-    </w:p>
-    <w:p>
-      <w:pPr>
-        <w:ind w:firstLine="632" w:firstLineChars="200"/>
-        <w:rPr>
-          <w:rFonts w:ascii="Times New Roman" w:hAnsi="Times New Roman" w:cs="仿宋_GB2312"/>
-          <w:sz w:val="32"/>
-          <w:szCs w:val="32"/>
-        </w:rPr>
-      </w:pPr>
-      <w:r>
-        <w:rPr>
-          <w:rFonts w:hint="eastAsia" w:ascii="Times New Roman" w:hAnsi="Times New Roman" w:cs="仿宋_GB2312"/>
-          <w:sz w:val="32"/>
-          <w:szCs w:val="32"/>
-        </w:rPr>
-        <w:t>旅客自带行李、旅客车辆所载行李以外的其他行李的灭失或者损坏，无论因何种事故引起，承运人或者承运人的受雇人、代理人除非提出相反证据，应当视为其有过错。</w:t>
-      </w:r>
-    </w:p>
-    <w:p>
-      <w:pPr>
-        <w:ind w:firstLine="632" w:firstLineChars="200"/>
-        <w:rPr>
-          <w:rFonts w:ascii="Times New Roman" w:hAnsi="Times New Roman" w:cs="仿宋_GB2312"/>
-          <w:sz w:val="32"/>
-          <w:szCs w:val="32"/>
-        </w:rPr>
-      </w:pPr>
-      <w:r>
-        <w:rPr>
-          <w:rFonts w:hint="eastAsia" w:ascii="Times New Roman" w:hAnsi="Times New Roman" w:eastAsia="黑体" w:cs="黑体"/>
-          <w:sz w:val="32"/>
-          <w:szCs w:val="32"/>
-        </w:rPr>
-        <w:t>第一百一十三条</w:t>
-      </w:r>
-      <w:r>
-        <w:rPr>
-          <w:rFonts w:hint="eastAsia" w:ascii="Times New Roman" w:hAnsi="Times New Roman" w:cs="仿宋_GB2312"/>
-          <w:sz w:val="32"/>
-          <w:szCs w:val="32"/>
-        </w:rPr>
-        <w:t>　经承运人证明，旅客的人身伤亡或者行李的灭失、损坏是因旅客本人的过失或者旅客和承运人的共同过失造成的，可以免除或者相应减轻承运人的赔偿责任。</w:t>
-      </w:r>
-    </w:p>
-    <w:p>
-      <w:pPr>
-        <w:ind w:firstLine="632" w:firstLineChars="200"/>
-        <w:rPr>
-          <w:rFonts w:ascii="Times New Roman" w:hAnsi="Times New Roman" w:cs="仿宋_GB2312"/>
-          <w:sz w:val="32"/>
-          <w:szCs w:val="32"/>
-        </w:rPr>
-      </w:pPr>
-      <w:r>
-        <w:rPr>
-          <w:rFonts w:hint="eastAsia" w:ascii="Times New Roman" w:hAnsi="Times New Roman" w:cs="仿宋_GB2312"/>
-          <w:sz w:val="32"/>
-          <w:szCs w:val="32"/>
-        </w:rPr>
-        <w:t>经承运人证明，旅客的人身伤亡或者行李的灭失、损坏是因旅客本人的故意造成的，或者旅客的人身伤亡是旅客本人健康原因造成的，承运人不承担赔偿责任。</w:t>
-      </w:r>
-    </w:p>
-    <w:p>
-      <w:pPr>
-        <w:ind w:firstLine="632" w:firstLineChars="200"/>
-        <w:rPr>
-          <w:rFonts w:ascii="Times New Roman" w:hAnsi="Times New Roman" w:cs="仿宋_GB2312"/>
-          <w:sz w:val="32"/>
-          <w:szCs w:val="32"/>
-        </w:rPr>
-      </w:pPr>
-      <w:r>
-        <w:rPr>
-          <w:rFonts w:hint="eastAsia" w:ascii="Times New Roman" w:hAnsi="Times New Roman" w:eastAsia="黑体" w:cs="黑体"/>
-          <w:sz w:val="32"/>
-          <w:szCs w:val="32"/>
-        </w:rPr>
-        <w:t>第一百一十四条</w:t>
-      </w:r>
-      <w:r>
-        <w:rPr>
-          <w:rFonts w:hint="eastAsia" w:ascii="Times New Roman" w:hAnsi="Times New Roman" w:cs="仿宋_GB2312"/>
-          <w:sz w:val="32"/>
-          <w:szCs w:val="32"/>
-        </w:rPr>
-        <w:t>　承运人对旅客的货币、金银、珠宝、有价证券或者其他贵重物品所发生的灭失、损坏，不承担赔偿责任。</w:t>
-      </w:r>
-    </w:p>
-    <w:p>
-      <w:pPr>
-        <w:ind w:firstLine="632" w:firstLineChars="200"/>
-        <w:rPr>
-          <w:rFonts w:ascii="Times New Roman" w:hAnsi="Times New Roman" w:cs="仿宋_GB2312"/>
-          <w:sz w:val="32"/>
-          <w:szCs w:val="32"/>
-        </w:rPr>
-      </w:pPr>
-      <w:r>
-        <w:rPr>
-          <w:rFonts w:hint="eastAsia" w:ascii="Times New Roman" w:hAnsi="Times New Roman" w:cs="仿宋_GB2312"/>
-          <w:sz w:val="32"/>
-          <w:szCs w:val="32"/>
-        </w:rPr>
-        <w:t>旅客与承运人约定将前款规定的物品交由承运人保管的，承运人应当依据本法第一百一十五条的规定承担赔偿责任；双方书面约定的赔偿数额高于本法第一百一十五条规定的赔偿责任限额的，承运人应当按照约定的数额承担赔偿责任。</w:t>
-      </w:r>
-    </w:p>
-    <w:p>
-      <w:pPr>
-        <w:ind w:firstLine="632" w:firstLineChars="200"/>
-        <w:rPr>
-          <w:rFonts w:ascii="Times New Roman" w:hAnsi="Times New Roman" w:cs="仿宋_GB2312"/>
-          <w:sz w:val="32"/>
-          <w:szCs w:val="32"/>
-        </w:rPr>
-      </w:pPr>
-      <w:r>
-        <w:rPr>
-          <w:rFonts w:hint="eastAsia" w:ascii="Times New Roman" w:hAnsi="Times New Roman" w:eastAsia="黑体" w:cs="黑体"/>
-          <w:sz w:val="32"/>
-          <w:szCs w:val="32"/>
-        </w:rPr>
-        <w:t>第一百一十五条</w:t>
-      </w:r>
-      <w:r>
-        <w:rPr>
-          <w:rFonts w:hint="eastAsia" w:ascii="Times New Roman" w:hAnsi="Times New Roman" w:cs="仿宋_GB2312"/>
-          <w:sz w:val="32"/>
-          <w:szCs w:val="32"/>
-        </w:rPr>
-        <w:t>　承运人在每次海上旅客运输中的赔偿责任限额，按照下列规定执行：</w:t>
-      </w:r>
-    </w:p>
-    <w:p>
-      <w:pPr>
-        <w:ind w:firstLine="632" w:firstLineChars="200"/>
-        <w:rPr>
-          <w:rFonts w:ascii="Times New Roman" w:hAnsi="Times New Roman" w:cs="仿宋_GB2312"/>
-          <w:sz w:val="32"/>
-          <w:szCs w:val="32"/>
-        </w:rPr>
-      </w:pPr>
-      <w:r>
-        <w:rPr>
-          <w:rFonts w:hint="eastAsia" w:ascii="Times New Roman" w:hAnsi="Times New Roman" w:cs="仿宋_GB2312"/>
-          <w:sz w:val="32"/>
-          <w:szCs w:val="32"/>
-        </w:rPr>
-        <w:t>（一）旅客人身伤亡的，每名旅客不超过175000计算单位；</w:t>
-      </w:r>
-    </w:p>
-    <w:p>
-      <w:pPr>
-        <w:ind w:firstLine="632" w:firstLineChars="200"/>
-        <w:rPr>
-          <w:rFonts w:ascii="Times New Roman" w:hAnsi="Times New Roman" w:cs="仿宋_GB2312"/>
-          <w:sz w:val="32"/>
-          <w:szCs w:val="32"/>
-        </w:rPr>
-      </w:pPr>
-      <w:r>
-        <w:rPr>
-          <w:rFonts w:hint="eastAsia" w:ascii="Times New Roman" w:hAnsi="Times New Roman" w:cs="仿宋_GB2312"/>
-          <w:sz w:val="32"/>
-          <w:szCs w:val="32"/>
-        </w:rPr>
-        <w:t>（二）旅客自带行李灭失或者损坏的，每名旅客不超过1800计算单位；</w:t>
-      </w:r>
-    </w:p>
-    <w:p>
-      <w:pPr>
-        <w:ind w:firstLine="632" w:firstLineChars="200"/>
-        <w:rPr>
-          <w:rFonts w:ascii="Times New Roman" w:hAnsi="Times New Roman" w:cs="仿宋_GB2312"/>
-          <w:sz w:val="32"/>
-          <w:szCs w:val="32"/>
-        </w:rPr>
-      </w:pPr>
-      <w:r>
-        <w:rPr>
-          <w:rFonts w:hint="eastAsia" w:ascii="Times New Roman" w:hAnsi="Times New Roman" w:cs="仿宋_GB2312"/>
-          <w:sz w:val="32"/>
-          <w:szCs w:val="32"/>
-        </w:rPr>
-        <w:t>（三）旅客车辆包括该车辆所载行李灭失或者损坏的，每一车辆不超过10000计算单位；</w:t>
-      </w:r>
-    </w:p>
-    <w:p>
-      <w:pPr>
-        <w:ind w:firstLine="632" w:firstLineChars="200"/>
-        <w:rPr>
-          <w:rFonts w:ascii="Times New Roman" w:hAnsi="Times New Roman" w:cs="仿宋_GB2312"/>
-          <w:sz w:val="32"/>
-          <w:szCs w:val="32"/>
-        </w:rPr>
-      </w:pPr>
-      <w:r>
-        <w:rPr>
-          <w:rFonts w:hint="eastAsia" w:ascii="Times New Roman" w:hAnsi="Times New Roman" w:cs="仿宋_GB2312"/>
-          <w:sz w:val="32"/>
-          <w:szCs w:val="32"/>
-        </w:rPr>
-        <w:t>（四）本款第二项、第三项以外的旅客其他行李灭失或者损坏的，每名旅客不超过2700计算单位。</w:t>
-      </w:r>
-    </w:p>
-    <w:p>
-      <w:pPr>
-        <w:ind w:firstLine="632" w:firstLineChars="200"/>
-        <w:rPr>
-          <w:rFonts w:ascii="Times New Roman" w:hAnsi="Times New Roman" w:cs="仿宋_GB2312"/>
-          <w:sz w:val="32"/>
-          <w:szCs w:val="32"/>
-        </w:rPr>
-      </w:pPr>
-      <w:r>
-        <w:rPr>
-          <w:rFonts w:hint="eastAsia" w:ascii="Times New Roman" w:hAnsi="Times New Roman" w:cs="仿宋_GB2312"/>
-          <w:sz w:val="32"/>
-          <w:szCs w:val="32"/>
-        </w:rPr>
-        <w:t>承运人和旅客可以约定承运人对旅客车辆和旅客车辆以外的其他行李损失的免赔额。但是，对每一车辆损失的免赔额不得超过300计算单位，对每名旅客的车辆以外的其他行李损失的免赔额不得超过135计算单位。在计算每一车辆或者每名旅客的车辆以外的其他行李的损失赔偿数额时，应当扣除约定的承运人免赔额。</w:t>
-      </w:r>
-    </w:p>
-    <w:p>
-      <w:pPr>
-        <w:ind w:firstLine="632" w:firstLineChars="200"/>
-        <w:rPr>
-          <w:rFonts w:ascii="Times New Roman" w:hAnsi="Times New Roman" w:cs="仿宋_GB2312"/>
-          <w:sz w:val="32"/>
-          <w:szCs w:val="32"/>
-        </w:rPr>
-      </w:pPr>
-      <w:r>
-        <w:rPr>
-          <w:rFonts w:hint="eastAsia" w:ascii="Times New Roman" w:hAnsi="Times New Roman" w:cs="仿宋_GB2312"/>
-          <w:sz w:val="32"/>
-          <w:szCs w:val="32"/>
-        </w:rPr>
-        <w:t>承运人和旅客可以书面约定高于本条第一款规定的赔偿责任限额。</w:t>
-      </w:r>
-    </w:p>
-    <w:p>
-      <w:pPr>
-        <w:ind w:firstLine="632" w:firstLineChars="200"/>
-        <w:rPr>
-          <w:rFonts w:ascii="Times New Roman" w:hAnsi="Times New Roman" w:cs="仿宋_GB2312"/>
-          <w:sz w:val="32"/>
-          <w:szCs w:val="32"/>
-        </w:rPr>
-      </w:pPr>
-      <w:r>
-        <w:rPr>
-          <w:rFonts w:hint="eastAsia" w:ascii="Times New Roman" w:hAnsi="Times New Roman" w:eastAsia="黑体" w:cs="黑体"/>
-          <w:sz w:val="32"/>
-          <w:szCs w:val="32"/>
-        </w:rPr>
-        <w:t>第一百一十六条</w:t>
-      </w:r>
-      <w:r>
-        <w:rPr>
-          <w:rFonts w:hint="eastAsia" w:ascii="Times New Roman" w:hAnsi="Times New Roman" w:cs="仿宋_GB2312"/>
-          <w:sz w:val="32"/>
-          <w:szCs w:val="32"/>
-        </w:rPr>
-        <w:t>　经证明，旅客的人身伤亡或者行李的灭失、损坏是因承运人的故意或者明知可能造成损害而轻率地作为或者不作为造成的，承运人不得援用本法第一百一十四条和第一百一十五条限制赔偿责任的规定。</w:t>
-      </w:r>
-    </w:p>
-    <w:p>
-      <w:pPr>
-        <w:ind w:firstLine="632" w:firstLineChars="200"/>
-        <w:rPr>
-          <w:rFonts w:ascii="Times New Roman" w:hAnsi="Times New Roman" w:cs="仿宋_GB2312"/>
-          <w:sz w:val="32"/>
-          <w:szCs w:val="32"/>
-        </w:rPr>
-      </w:pPr>
-      <w:r>
-        <w:rPr>
-          <w:rFonts w:hint="eastAsia" w:ascii="Times New Roman" w:hAnsi="Times New Roman" w:cs="仿宋_GB2312"/>
-          <w:sz w:val="32"/>
-          <w:szCs w:val="32"/>
-        </w:rPr>
-        <w:t>经证明，旅客的人身伤亡或者行李的灭失、损坏是因承运人的受雇人、代理人的故意或者明知可能造成损害而轻率地作为或者不作为造成的，承运人的受雇人、代理人不得援用本法第一百一十四条和第一百一十五条限制赔偿责任的规定。</w:t>
-      </w:r>
-    </w:p>
-    <w:p>
-      <w:pPr>
-        <w:ind w:firstLine="632" w:firstLineChars="200"/>
-        <w:rPr>
-          <w:rFonts w:ascii="Times New Roman" w:hAnsi="Times New Roman" w:cs="仿宋_GB2312"/>
-          <w:sz w:val="32"/>
-          <w:szCs w:val="32"/>
-        </w:rPr>
-      </w:pPr>
-      <w:r>
-        <w:rPr>
-          <w:rFonts w:hint="eastAsia" w:ascii="Times New Roman" w:hAnsi="Times New Roman" w:eastAsia="黑体" w:cs="黑体"/>
-          <w:sz w:val="32"/>
-          <w:szCs w:val="32"/>
-        </w:rPr>
-        <w:t>第一百一十七条</w:t>
-      </w:r>
-      <w:r>
-        <w:rPr>
-          <w:rFonts w:hint="eastAsia" w:ascii="Times New Roman" w:hAnsi="Times New Roman" w:cs="仿宋_GB2312"/>
-          <w:sz w:val="32"/>
-          <w:szCs w:val="32"/>
-        </w:rPr>
-        <w:t>　行李发生明显损坏的，旅客应当按照下列规定向承运人或者承运人的受雇人、代理人提交书面通知：</w:t>
-      </w:r>
-    </w:p>
-    <w:p>
-      <w:pPr>
-        <w:ind w:firstLine="632" w:firstLineChars="200"/>
-        <w:rPr>
-          <w:rFonts w:ascii="Times New Roman" w:hAnsi="Times New Roman" w:cs="仿宋_GB2312"/>
-          <w:sz w:val="32"/>
-          <w:szCs w:val="32"/>
-        </w:rPr>
-      </w:pPr>
-      <w:r>
-        <w:rPr>
-          <w:rFonts w:hint="eastAsia" w:ascii="Times New Roman" w:hAnsi="Times New Roman" w:cs="仿宋_GB2312"/>
-          <w:sz w:val="32"/>
-          <w:szCs w:val="32"/>
-        </w:rPr>
-        <w:t>（一）自带行李、旅客车辆所载行李，应当在旅客离船前或者离船时提交；</w:t>
-      </w:r>
-    </w:p>
-    <w:p>
-      <w:pPr>
-        <w:ind w:firstLine="632" w:firstLineChars="200"/>
-        <w:rPr>
-          <w:rFonts w:ascii="Times New Roman" w:hAnsi="Times New Roman" w:cs="仿宋_GB2312"/>
-          <w:sz w:val="32"/>
-          <w:szCs w:val="32"/>
-        </w:rPr>
-      </w:pPr>
-      <w:r>
-        <w:rPr>
-          <w:rFonts w:hint="eastAsia" w:ascii="Times New Roman" w:hAnsi="Times New Roman" w:cs="仿宋_GB2312"/>
-          <w:sz w:val="32"/>
-          <w:szCs w:val="32"/>
-        </w:rPr>
-        <w:t>（二）其他行李，应当在行李交还前或者交还时提交。</w:t>
-      </w:r>
-    </w:p>
-    <w:p>
-      <w:pPr>
-        <w:ind w:firstLine="632" w:firstLineChars="200"/>
-        <w:rPr>
-          <w:rFonts w:ascii="Times New Roman" w:hAnsi="Times New Roman" w:cs="仿宋_GB2312"/>
-          <w:sz w:val="32"/>
-          <w:szCs w:val="32"/>
-        </w:rPr>
-      </w:pPr>
-      <w:r>
-        <w:rPr>
-          <w:rFonts w:hint="eastAsia" w:ascii="Times New Roman" w:hAnsi="Times New Roman" w:cs="仿宋_GB2312"/>
-          <w:sz w:val="32"/>
-          <w:szCs w:val="32"/>
-        </w:rPr>
-        <w:t>行李的损坏不明显，旅客在离船时或者行李交还时难以发现的，以及行李发生灭失的，旅客应当在离船或者行李交还或者应当交还之日起十五日内，向承运人或者承运人的受雇人、代理人提交书面通知。</w:t>
-      </w:r>
-    </w:p>
-    <w:p>
-      <w:pPr>
-        <w:ind w:firstLine="632" w:firstLineChars="200"/>
-        <w:rPr>
-          <w:rFonts w:ascii="Times New Roman" w:hAnsi="Times New Roman" w:cs="仿宋_GB2312"/>
-          <w:sz w:val="32"/>
-          <w:szCs w:val="32"/>
-        </w:rPr>
-      </w:pPr>
-      <w:r>
-        <w:rPr>
-          <w:rFonts w:hint="eastAsia" w:ascii="Times New Roman" w:hAnsi="Times New Roman" w:cs="仿宋_GB2312"/>
-          <w:sz w:val="32"/>
-          <w:szCs w:val="32"/>
-        </w:rPr>
-        <w:t>旅客未依据本条第一款、第二款规定及时提交书面通知的，除非提出相反证据，视为已经完整无损地收到行李。</w:t>
-      </w:r>
-    </w:p>
-    <w:p>
-      <w:pPr>
-        <w:ind w:firstLine="632" w:firstLineChars="200"/>
-        <w:rPr>
-          <w:rFonts w:ascii="Times New Roman" w:hAnsi="Times New Roman" w:cs="仿宋_GB2312"/>
-          <w:sz w:val="32"/>
-          <w:szCs w:val="32"/>
-        </w:rPr>
-      </w:pPr>
-      <w:r>
-        <w:rPr>
-          <w:rFonts w:hint="eastAsia" w:ascii="Times New Roman" w:hAnsi="Times New Roman" w:cs="仿宋_GB2312"/>
-          <w:sz w:val="32"/>
-          <w:szCs w:val="32"/>
-        </w:rPr>
-        <w:t>行李交还时，旅客已经与承运人对行李进行联合检查或者检验的，无需提交书面通知。</w:t>
-      </w:r>
-    </w:p>
-    <w:p>
-      <w:pPr>
-        <w:ind w:firstLine="632" w:firstLineChars="200"/>
-        <w:rPr>
-          <w:rFonts w:ascii="Times New Roman" w:hAnsi="Times New Roman" w:cs="仿宋_GB2312"/>
-          <w:sz w:val="32"/>
-          <w:szCs w:val="32"/>
-        </w:rPr>
-      </w:pPr>
-      <w:r>
-        <w:rPr>
-          <w:rFonts w:hint="eastAsia" w:ascii="Times New Roman" w:hAnsi="Times New Roman" w:eastAsia="黑体" w:cs="黑体"/>
-          <w:sz w:val="32"/>
-          <w:szCs w:val="32"/>
-        </w:rPr>
-        <w:t>第一百一十八条</w:t>
-      </w:r>
-      <w:r>
-        <w:rPr>
-          <w:rFonts w:hint="eastAsia" w:ascii="Times New Roman" w:hAnsi="Times New Roman" w:cs="仿宋_GB2312"/>
-          <w:sz w:val="32"/>
-          <w:szCs w:val="32"/>
-        </w:rPr>
-        <w:t>　就旅客人身伤亡或者行李灭失、损坏通过诉讼、仲裁等方式对承运人提起的任何赔偿请求，无论请求人是否为合同的一方，也无论是根据合同或者侵权行为提出请求，均适用本章关于承运人的抗辩理由和限制赔偿责任的规定。</w:t>
-      </w:r>
-    </w:p>
-    <w:p>
-      <w:pPr>
-        <w:ind w:firstLine="632" w:firstLineChars="200"/>
-        <w:rPr>
-          <w:rFonts w:ascii="Times New Roman" w:hAnsi="Times New Roman" w:cs="仿宋_GB2312"/>
-          <w:sz w:val="32"/>
-          <w:szCs w:val="32"/>
-        </w:rPr>
-      </w:pPr>
-      <w:r>
-        <w:rPr>
-          <w:rFonts w:hint="eastAsia" w:ascii="Times New Roman" w:hAnsi="Times New Roman" w:cs="仿宋_GB2312"/>
-          <w:sz w:val="32"/>
-          <w:szCs w:val="32"/>
-        </w:rPr>
-        <w:t>对承运人的受雇人、代理人提起前款赔偿请求的，承运人的受雇人或者代理人证明其行为在受雇或者受委托的范围内的，适用前款规定。</w:t>
-      </w:r>
-    </w:p>
-    <w:p>
-      <w:pPr>
-        <w:ind w:firstLine="632" w:firstLineChars="200"/>
-        <w:rPr>
-          <w:rFonts w:ascii="Times New Roman" w:hAnsi="Times New Roman" w:cs="仿宋_GB2312"/>
-          <w:sz w:val="32"/>
-          <w:szCs w:val="32"/>
-        </w:rPr>
-      </w:pPr>
-      <w:r>
-        <w:rPr>
-          <w:rFonts w:hint="eastAsia" w:ascii="Times New Roman" w:hAnsi="Times New Roman" w:eastAsia="黑体" w:cs="黑体"/>
-          <w:sz w:val="32"/>
-          <w:szCs w:val="32"/>
-        </w:rPr>
-        <w:t>第一百一十九条</w:t>
-      </w:r>
-      <w:r>
-        <w:rPr>
-          <w:rFonts w:hint="eastAsia" w:ascii="Times New Roman" w:hAnsi="Times New Roman" w:cs="仿宋_GB2312"/>
-          <w:sz w:val="32"/>
-          <w:szCs w:val="32"/>
-        </w:rPr>
-        <w:t>　承运人将旅客及其行李全部运输或者部分运输委托给实际承运人履行的，仍然应当依照本章规定，对全部运输负责。实际承运人履行运输的，承运人应当对实际承运人的行为或者实际承运人的受雇人、代理人在受雇或者受委托的范围内的行为负责。</w:t>
-      </w:r>
-    </w:p>
-    <w:p>
-      <w:pPr>
-        <w:ind w:firstLine="632" w:firstLineChars="200"/>
-        <w:rPr>
-          <w:rFonts w:ascii="Times New Roman" w:hAnsi="Times New Roman" w:cs="仿宋_GB2312"/>
-          <w:sz w:val="32"/>
-          <w:szCs w:val="32"/>
-        </w:rPr>
-      </w:pPr>
-      <w:r>
-        <w:rPr>
-          <w:rFonts w:hint="eastAsia" w:ascii="Times New Roman" w:hAnsi="Times New Roman" w:eastAsia="黑体" w:cs="黑体"/>
-          <w:sz w:val="32"/>
-          <w:szCs w:val="32"/>
-        </w:rPr>
-        <w:t>第一百二十条</w:t>
-      </w:r>
-      <w:r>
-        <w:rPr>
-          <w:rFonts w:hint="eastAsia" w:ascii="Times New Roman" w:hAnsi="Times New Roman" w:cs="仿宋_GB2312"/>
-          <w:sz w:val="32"/>
-          <w:szCs w:val="32"/>
-        </w:rPr>
-        <w:t>　本章关于承运人责任的规定，适用于实际承运人。本章关于承运人的受雇人、代理人责任的规定，适用于实际承运人的受雇人、代理人。</w:t>
-      </w:r>
-    </w:p>
-    <w:p>
-      <w:pPr>
-        <w:ind w:firstLine="632" w:firstLineChars="200"/>
-        <w:rPr>
-          <w:rFonts w:ascii="Times New Roman" w:hAnsi="Times New Roman" w:cs="仿宋_GB2312"/>
-          <w:sz w:val="32"/>
-          <w:szCs w:val="32"/>
-        </w:rPr>
-      </w:pPr>
-      <w:r>
-        <w:rPr>
-          <w:rFonts w:hint="eastAsia" w:ascii="Times New Roman" w:hAnsi="Times New Roman" w:eastAsia="黑体" w:cs="黑体"/>
-          <w:sz w:val="32"/>
-          <w:szCs w:val="32"/>
-        </w:rPr>
-        <w:t>第一百二十一条</w:t>
-      </w:r>
-      <w:r>
-        <w:rPr>
-          <w:rFonts w:hint="eastAsia" w:ascii="Times New Roman" w:hAnsi="Times New Roman" w:cs="仿宋_GB2312"/>
-          <w:sz w:val="32"/>
-          <w:szCs w:val="32"/>
-        </w:rPr>
-        <w:t>　承运人承担本章未规定的义务或者放弃本章赋予的权利的任何特别协议，经实际承运人书面明确同意的，对实际承运人发生效力；实际承运人是否同意，不影响此项特别协议对承运人的效力。</w:t>
-      </w:r>
-    </w:p>
-    <w:p>
-      <w:pPr>
-        <w:ind w:firstLine="632" w:firstLineChars="200"/>
-        <w:rPr>
-          <w:rFonts w:ascii="Times New Roman" w:hAnsi="Times New Roman" w:cs="仿宋_GB2312"/>
-          <w:sz w:val="32"/>
-          <w:szCs w:val="32"/>
-        </w:rPr>
-      </w:pPr>
-      <w:r>
-        <w:rPr>
-          <w:rFonts w:hint="eastAsia" w:ascii="Times New Roman" w:hAnsi="Times New Roman" w:eastAsia="黑体" w:cs="黑体"/>
-          <w:sz w:val="32"/>
-          <w:szCs w:val="32"/>
-        </w:rPr>
-        <w:t>第一百二十二条</w:t>
-      </w:r>
-      <w:r>
-        <w:rPr>
-          <w:rFonts w:hint="eastAsia" w:ascii="Times New Roman" w:hAnsi="Times New Roman" w:cs="仿宋_GB2312"/>
-          <w:sz w:val="32"/>
-          <w:szCs w:val="32"/>
-        </w:rPr>
-        <w:t>　承运人与实际承运人均负有赔偿责任的，应当在此项责任范围内承担连带责任。</w:t>
-      </w:r>
-    </w:p>
-    <w:p>
-      <w:pPr>
-        <w:ind w:firstLine="632" w:firstLineChars="200"/>
-        <w:rPr>
-          <w:rFonts w:ascii="Times New Roman" w:hAnsi="Times New Roman" w:cs="仿宋_GB2312"/>
-          <w:sz w:val="32"/>
-          <w:szCs w:val="32"/>
-        </w:rPr>
-      </w:pPr>
-      <w:r>
-        <w:rPr>
-          <w:rFonts w:hint="eastAsia" w:ascii="Times New Roman" w:hAnsi="Times New Roman" w:eastAsia="黑体" w:cs="黑体"/>
-          <w:sz w:val="32"/>
-          <w:szCs w:val="32"/>
-        </w:rPr>
-        <w:t>第一百二十三条</w:t>
-      </w:r>
-      <w:r>
-        <w:rPr>
-          <w:rFonts w:hint="eastAsia" w:ascii="Times New Roman" w:hAnsi="Times New Roman" w:cs="仿宋_GB2312"/>
-          <w:sz w:val="32"/>
-          <w:szCs w:val="32"/>
-        </w:rPr>
-        <w:t>　就旅客的人身伤亡或者行李的灭失、损坏，分别向承运人、实际承运人以及他们的受雇人、代理人提出赔偿请求的，赔偿总额不得超过本法第一百一十五条规定的限额。</w:t>
-      </w:r>
-    </w:p>
-    <w:p>
-      <w:pPr>
-        <w:ind w:firstLine="632" w:firstLineChars="200"/>
-        <w:rPr>
-          <w:rFonts w:ascii="Times New Roman" w:hAnsi="Times New Roman" w:cs="仿宋_GB2312"/>
-          <w:sz w:val="32"/>
-          <w:szCs w:val="32"/>
-        </w:rPr>
-      </w:pPr>
-      <w:r>
-        <w:rPr>
-          <w:rFonts w:hint="eastAsia" w:ascii="Times New Roman" w:hAnsi="Times New Roman" w:eastAsia="黑体" w:cs="黑体"/>
-          <w:sz w:val="32"/>
-          <w:szCs w:val="32"/>
-        </w:rPr>
-        <w:t>第一百二十四条</w:t>
-      </w:r>
-      <w:r>
-        <w:rPr>
-          <w:rFonts w:hint="eastAsia" w:ascii="Times New Roman" w:hAnsi="Times New Roman" w:cs="仿宋_GB2312"/>
-          <w:sz w:val="32"/>
-          <w:szCs w:val="32"/>
-        </w:rPr>
-        <w:t>　本法第一百一十九条至第一百二十三条的规定，不影响承运人和实际承运人之间相互追偿。</w:t>
-      </w:r>
-    </w:p>
-    <w:p>
-      <w:pPr>
-        <w:ind w:firstLine="632" w:firstLineChars="200"/>
-        <w:rPr>
-          <w:rFonts w:ascii="Times New Roman" w:hAnsi="Times New Roman" w:cs="仿宋_GB2312"/>
-          <w:sz w:val="32"/>
-          <w:szCs w:val="32"/>
-        </w:rPr>
-      </w:pPr>
-      <w:r>
-        <w:rPr>
-          <w:rFonts w:hint="eastAsia" w:ascii="Times New Roman" w:hAnsi="Times New Roman" w:eastAsia="黑体" w:cs="黑体"/>
-          <w:sz w:val="32"/>
-          <w:szCs w:val="32"/>
-        </w:rPr>
-        <w:t>第一百二十五条</w:t>
-      </w:r>
-      <w:r>
-        <w:rPr>
-          <w:rFonts w:hint="eastAsia" w:ascii="Times New Roman" w:hAnsi="Times New Roman" w:cs="仿宋_GB2312"/>
-          <w:sz w:val="32"/>
-          <w:szCs w:val="32"/>
-        </w:rPr>
-        <w:t>　承运人或者实际承运人应当对旅客人身伤亡赔偿责任进行责任保险或者取得相应的财务保证。</w:t>
-      </w:r>
-    </w:p>
-    <w:p>
-      <w:pPr>
-        <w:ind w:firstLine="632" w:firstLineChars="200"/>
-        <w:rPr>
-          <w:rFonts w:ascii="Times New Roman" w:hAnsi="Times New Roman" w:cs="仿宋_GB2312"/>
-          <w:sz w:val="32"/>
-          <w:szCs w:val="32"/>
-        </w:rPr>
-      </w:pPr>
-      <w:r>
-        <w:rPr>
-          <w:rFonts w:hint="eastAsia" w:ascii="Times New Roman" w:hAnsi="Times New Roman" w:eastAsia="黑体" w:cs="黑体"/>
-          <w:sz w:val="32"/>
-          <w:szCs w:val="32"/>
-        </w:rPr>
-        <w:t>第一百二十六条</w:t>
-      </w:r>
-      <w:r>
-        <w:rPr>
-          <w:rFonts w:hint="eastAsia" w:ascii="Times New Roman" w:hAnsi="Times New Roman" w:cs="仿宋_GB2312"/>
-          <w:sz w:val="32"/>
-          <w:szCs w:val="32"/>
-        </w:rPr>
-        <w:t>　旅客人身伤亡损害赔偿请求可以直接向责任保险人或者财务保证人提出。承运人或者实际承运人丧失本章规定的限制赔偿责任权利的，不影响其责任保险人或者财务保证人援用本章规定限制赔偿责任。</w:t>
-      </w:r>
-    </w:p>
-    <w:p>
-      <w:pPr>
-        <w:ind w:firstLine="632" w:firstLineChars="200"/>
-        <w:rPr>
-          <w:rFonts w:ascii="Times New Roman" w:hAnsi="Times New Roman" w:cs="仿宋_GB2312"/>
-          <w:sz w:val="32"/>
-          <w:szCs w:val="32"/>
-        </w:rPr>
-      </w:pPr>
-      <w:r>
-        <w:rPr>
-          <w:rFonts w:hint="eastAsia" w:ascii="Times New Roman" w:hAnsi="Times New Roman" w:cs="仿宋_GB2312"/>
-          <w:sz w:val="32"/>
-          <w:szCs w:val="32"/>
-        </w:rPr>
-        <w:t>责任保险人或者财务保证人有权以损害是因承运人或者实际承运人的故意造成的进行抗辩，并有权援用承运人或者实际承运人除破产或者清算之外的理由进行抗辩。</w:t>
+    </w:p>
+    <w:p>
+      <w:pPr>
+        <w:jc w:val="center"/>
+        <w:rPr>
+          <w:rFonts w:ascii="Times New Roman" w:hAnsi="Times New Roman" w:eastAsia="黑体" w:cs="黑体"/>
+          <w:szCs w:val="32"/>
+        </w:rPr>
+      </w:pPr>
+      <w:r>
+        <w:rPr>
+          <w:rFonts w:hint="eastAsia" w:ascii="Times New Roman" w:hAnsi="Times New Roman" w:eastAsia="黑体" w:cs="黑体"/>
+          <w:szCs w:val="32"/>
+        </w:rPr>
+        <w:t>第六章　租船合同</w:t>
       </w:r>
     </w:p>
     <w:p>
@@ -8395,6 +8432,1410 @@
       <w:pPr>
         <w:jc w:val="center"/>
         <w:rPr>
+          <w:rFonts w:ascii="Times New Roman" w:hAnsi="Times New Roman" w:eastAsia="宋体" w:cs="宋体"/>
+          <w:szCs w:val="32"/>
+        </w:rPr>
+      </w:pPr>
+      <w:r>
+        <w:rPr>
+          <w:rFonts w:hint="eastAsia" w:ascii="Times New Roman" w:hAnsi="Times New Roman" w:eastAsia="宋体" w:cs="宋体"/>
+          <w:sz w:val="32"/>
+          <w:szCs w:val="32"/>
+          <w:lang w:val="en-US"/>
+        </w:rPr>
+        <w:t>第一节　一般规定</w:t>
+      </w:r>
+    </w:p>
+    <w:p>
+      <w:pPr>
+        <w:rPr>
+          <w:rFonts w:ascii="Times New Roman" w:hAnsi="Times New Roman" w:eastAsia="宋体" w:cs="宋体"/>
+          <w:szCs w:val="32"/>
+        </w:rPr>
+      </w:pPr>
+    </w:p>
+    <w:p>
+      <w:pPr>
+        <w:ind w:firstLine="632" w:firstLineChars="200"/>
+        <w:rPr>
+          <w:rFonts w:ascii="Times New Roman" w:hAnsi="Times New Roman" w:cs="仿宋_GB2312"/>
+          <w:sz w:val="32"/>
+          <w:szCs w:val="32"/>
+        </w:rPr>
+      </w:pPr>
+      <w:r>
+        <w:rPr>
+          <w:rFonts w:hint="eastAsia" w:ascii="Times New Roman" w:hAnsi="Times New Roman" w:eastAsia="黑体" w:cs="黑体"/>
+          <w:sz w:val="32"/>
+          <w:szCs w:val="32"/>
+        </w:rPr>
+        <w:t>第一百二十七条</w:t>
+      </w:r>
+      <w:r>
+        <w:rPr>
+          <w:rFonts w:hint="eastAsia" w:ascii="Times New Roman" w:hAnsi="Times New Roman" w:cs="仿宋_GB2312"/>
+          <w:sz w:val="32"/>
+          <w:szCs w:val="32"/>
+        </w:rPr>
+        <w:t>　本法规定的租船合同，包括航次租船合同、定期租船合同和光船租赁合同。租船合同应当采用书面形式订立。</w:t>
+      </w:r>
+    </w:p>
+    <w:p>
+      <w:pPr>
+        <w:ind w:firstLine="632" w:firstLineChars="200"/>
+        <w:rPr>
+          <w:rFonts w:ascii="Times New Roman" w:hAnsi="Times New Roman" w:cs="仿宋_GB2312"/>
+          <w:sz w:val="32"/>
+          <w:szCs w:val="32"/>
+        </w:rPr>
+      </w:pPr>
+      <w:r>
+        <w:rPr>
+          <w:rFonts w:hint="eastAsia" w:ascii="Times New Roman" w:hAnsi="Times New Roman" w:eastAsia="黑体" w:cs="黑体"/>
+          <w:sz w:val="32"/>
+          <w:szCs w:val="32"/>
+        </w:rPr>
+        <w:t>第一百二十八条</w:t>
+      </w:r>
+      <w:r>
+        <w:rPr>
+          <w:rFonts w:hint="eastAsia" w:ascii="Times New Roman" w:hAnsi="Times New Roman" w:cs="仿宋_GB2312"/>
+          <w:sz w:val="32"/>
+          <w:szCs w:val="32"/>
+        </w:rPr>
+        <w:t>　本章关于出租人和承租人之间权利义务的规定，仅在租船合同没有约定或者没有不同约定时适用。</w:t>
+      </w:r>
+    </w:p>
+    <w:p>
+      <w:pPr>
+        <w:rPr>
+          <w:rFonts w:ascii="Times New Roman" w:hAnsi="Times New Roman" w:eastAsia="宋体" w:cs="宋体"/>
+          <w:szCs w:val="32"/>
+        </w:rPr>
+      </w:pPr>
+    </w:p>
+    <w:p>
+      <w:pPr>
+        <w:jc w:val="center"/>
+        <w:rPr>
+          <w:rFonts w:ascii="Times New Roman" w:hAnsi="Times New Roman" w:eastAsia="宋体" w:cs="宋体"/>
+          <w:szCs w:val="32"/>
+        </w:rPr>
+      </w:pPr>
+      <w:r>
+        <w:rPr>
+          <w:rFonts w:hint="eastAsia" w:ascii="Times New Roman" w:hAnsi="Times New Roman" w:eastAsia="宋体" w:cs="宋体"/>
+          <w:sz w:val="32"/>
+          <w:szCs w:val="32"/>
+          <w:lang w:val="en-US"/>
+        </w:rPr>
+        <w:t>第二节　航次租船合同</w:t>
+      </w:r>
+    </w:p>
+    <w:p>
+      <w:pPr>
+        <w:rPr>
+          <w:rFonts w:ascii="Times New Roman" w:hAnsi="Times New Roman" w:eastAsia="宋体" w:cs="宋体"/>
+          <w:szCs w:val="32"/>
+        </w:rPr>
+      </w:pPr>
+    </w:p>
+    <w:p>
+      <w:pPr>
+        <w:ind w:firstLine="632" w:firstLineChars="200"/>
+        <w:rPr>
+          <w:rFonts w:ascii="Times New Roman" w:hAnsi="Times New Roman" w:cs="仿宋_GB2312"/>
+          <w:sz w:val="32"/>
+          <w:szCs w:val="32"/>
+        </w:rPr>
+      </w:pPr>
+      <w:r>
+        <w:rPr>
+          <w:rFonts w:hint="eastAsia" w:ascii="Times New Roman" w:hAnsi="Times New Roman" w:eastAsia="黑体" w:cs="黑体"/>
+          <w:sz w:val="32"/>
+          <w:szCs w:val="32"/>
+        </w:rPr>
+        <w:t>第一百二十九条</w:t>
+      </w:r>
+      <w:r>
+        <w:rPr>
+          <w:rFonts w:hint="eastAsia" w:ascii="Times New Roman" w:hAnsi="Times New Roman" w:cs="仿宋_GB2312"/>
+          <w:sz w:val="32"/>
+          <w:szCs w:val="32"/>
+        </w:rPr>
+        <w:t>　航次租船合同，是指船舶出租人向承租人提供船舶或者船舶的部分舱位，装运约定的货物，从一港运至另一港，由承租人支付约定运费的合同。</w:t>
+      </w:r>
+    </w:p>
+    <w:p>
+      <w:pPr>
+        <w:ind w:firstLine="632" w:firstLineChars="200"/>
+        <w:rPr>
+          <w:rFonts w:ascii="Times New Roman" w:hAnsi="Times New Roman" w:cs="仿宋_GB2312"/>
+          <w:sz w:val="32"/>
+          <w:szCs w:val="32"/>
+        </w:rPr>
+      </w:pPr>
+      <w:r>
+        <w:rPr>
+          <w:rFonts w:hint="eastAsia" w:ascii="Times New Roman" w:hAnsi="Times New Roman" w:cs="仿宋_GB2312"/>
+          <w:sz w:val="32"/>
+          <w:szCs w:val="32"/>
+        </w:rPr>
+        <w:t>航次租船合同对出租人和承租人之间的权利义务没有约定或者约定不明时，除适用本节规定外，还适用本法第四章有关当事人之间权利义务的规定。</w:t>
+      </w:r>
+    </w:p>
+    <w:p>
+      <w:pPr>
+        <w:ind w:firstLine="632" w:firstLineChars="200"/>
+        <w:rPr>
+          <w:rFonts w:ascii="Times New Roman" w:hAnsi="Times New Roman" w:cs="仿宋_GB2312"/>
+          <w:sz w:val="32"/>
+          <w:szCs w:val="32"/>
+        </w:rPr>
+      </w:pPr>
+      <w:r>
+        <w:rPr>
+          <w:rFonts w:hint="eastAsia" w:ascii="Times New Roman" w:hAnsi="Times New Roman" w:cs="仿宋_GB2312"/>
+          <w:sz w:val="32"/>
+          <w:szCs w:val="32"/>
+        </w:rPr>
+        <w:t>航次租船合同违反本法第四十八条和第五十条规定的条款无效。</w:t>
+      </w:r>
+    </w:p>
+    <w:p>
+      <w:pPr>
+        <w:ind w:firstLine="632" w:firstLineChars="200"/>
+        <w:rPr>
+          <w:rFonts w:ascii="Times New Roman" w:hAnsi="Times New Roman" w:cs="仿宋_GB2312"/>
+          <w:sz w:val="32"/>
+          <w:szCs w:val="32"/>
+        </w:rPr>
+      </w:pPr>
+      <w:r>
+        <w:rPr>
+          <w:rFonts w:hint="eastAsia" w:ascii="Times New Roman" w:hAnsi="Times New Roman" w:eastAsia="黑体" w:cs="黑体"/>
+          <w:sz w:val="32"/>
+          <w:szCs w:val="32"/>
+        </w:rPr>
+        <w:t>第一百三十条</w:t>
+      </w:r>
+      <w:r>
+        <w:rPr>
+          <w:rFonts w:hint="eastAsia" w:ascii="Times New Roman" w:hAnsi="Times New Roman" w:cs="仿宋_GB2312"/>
+          <w:sz w:val="32"/>
+          <w:szCs w:val="32"/>
+        </w:rPr>
+        <w:t>　航次租船合同的内容，主要包括出租人和承租人的名称、船名、船籍、载货重量、容积、货名、装货港和目的港、受载期限、装卸期限、运费、滞期费、速遣费以及其他有关事项。</w:t>
+      </w:r>
+    </w:p>
+    <w:p>
+      <w:pPr>
+        <w:ind w:firstLine="632" w:firstLineChars="200"/>
+        <w:rPr>
+          <w:rFonts w:ascii="Times New Roman" w:hAnsi="Times New Roman" w:cs="仿宋_GB2312"/>
+          <w:sz w:val="32"/>
+          <w:szCs w:val="32"/>
+        </w:rPr>
+      </w:pPr>
+      <w:r>
+        <w:rPr>
+          <w:rFonts w:hint="eastAsia" w:ascii="Times New Roman" w:hAnsi="Times New Roman" w:eastAsia="黑体" w:cs="黑体"/>
+          <w:sz w:val="32"/>
+          <w:szCs w:val="32"/>
+        </w:rPr>
+        <w:t>第一百三十一条</w:t>
+      </w:r>
+      <w:r>
+        <w:rPr>
+          <w:rFonts w:hint="eastAsia" w:ascii="Times New Roman" w:hAnsi="Times New Roman" w:cs="仿宋_GB2312"/>
+          <w:sz w:val="32"/>
+          <w:szCs w:val="32"/>
+        </w:rPr>
+        <w:t>　对于按照航次租船合同运输的货物签发的提单，提单持有人不是承租人的，承运人与该提单持有人之间的权利义务关系适用提单的约定。但是，提单中载明适用航次租船合同条款的，适用该航次租船合同的条款。</w:t>
+      </w:r>
+    </w:p>
+    <w:p>
+      <w:pPr>
+        <w:ind w:firstLine="632" w:firstLineChars="200"/>
+        <w:rPr>
+          <w:rFonts w:ascii="Times New Roman" w:hAnsi="Times New Roman" w:cs="仿宋_GB2312"/>
+          <w:sz w:val="32"/>
+          <w:szCs w:val="32"/>
+        </w:rPr>
+      </w:pPr>
+      <w:r>
+        <w:rPr>
+          <w:rFonts w:hint="eastAsia" w:ascii="Times New Roman" w:hAnsi="Times New Roman" w:eastAsia="黑体" w:cs="黑体"/>
+          <w:sz w:val="32"/>
+          <w:szCs w:val="32"/>
+        </w:rPr>
+        <w:t>第一百三十二条</w:t>
+      </w:r>
+      <w:r>
+        <w:rPr>
+          <w:rFonts w:hint="eastAsia" w:ascii="Times New Roman" w:hAnsi="Times New Roman" w:cs="仿宋_GB2312"/>
+          <w:sz w:val="32"/>
+          <w:szCs w:val="32"/>
+        </w:rPr>
+        <w:t>　出租人应当提供约定的船舶；经承租人同意，可以更换船舶。出租人提供或者更换的船舶不符合合同约定的，承租人有权拒绝或者解除合同。</w:t>
+      </w:r>
+    </w:p>
+    <w:p>
+      <w:pPr>
+        <w:ind w:firstLine="632" w:firstLineChars="200"/>
+        <w:rPr>
+          <w:rFonts w:ascii="Times New Roman" w:hAnsi="Times New Roman" w:cs="仿宋_GB2312"/>
+          <w:sz w:val="32"/>
+          <w:szCs w:val="32"/>
+        </w:rPr>
+      </w:pPr>
+      <w:r>
+        <w:rPr>
+          <w:rFonts w:hint="eastAsia" w:ascii="Times New Roman" w:hAnsi="Times New Roman" w:cs="仿宋_GB2312"/>
+          <w:sz w:val="32"/>
+          <w:szCs w:val="32"/>
+        </w:rPr>
+        <w:t>因出租人的过错未提供约定的船舶致使承租人遭受损失的，出租人应当承担赔偿责任。</w:t>
+      </w:r>
+    </w:p>
+    <w:p>
+      <w:pPr>
+        <w:ind w:firstLine="632" w:firstLineChars="200"/>
+        <w:rPr>
+          <w:rFonts w:ascii="Times New Roman" w:hAnsi="Times New Roman" w:cs="仿宋_GB2312"/>
+          <w:sz w:val="32"/>
+          <w:szCs w:val="32"/>
+        </w:rPr>
+      </w:pPr>
+      <w:r>
+        <w:rPr>
+          <w:rFonts w:hint="eastAsia" w:ascii="Times New Roman" w:hAnsi="Times New Roman" w:eastAsia="黑体" w:cs="黑体"/>
+          <w:sz w:val="32"/>
+          <w:szCs w:val="32"/>
+        </w:rPr>
+        <w:t>第一百三十三条</w:t>
+      </w:r>
+      <w:r>
+        <w:rPr>
+          <w:rFonts w:hint="eastAsia" w:ascii="Times New Roman" w:hAnsi="Times New Roman" w:cs="仿宋_GB2312"/>
+          <w:sz w:val="32"/>
+          <w:szCs w:val="32"/>
+        </w:rPr>
+        <w:t>　出租人在约定的受载期限内未能提供船舶的，承租人有权解除合同。但是，出租人将船舶延误情况和船舶预期抵达装货港的日期通知承租人的，承租人应当自收到通知时起四十八小时内，将是否解除合同的决定通知出租人。</w:t>
+      </w:r>
+    </w:p>
+    <w:p>
+      <w:pPr>
+        <w:ind w:firstLine="632" w:firstLineChars="200"/>
+        <w:rPr>
+          <w:rFonts w:ascii="Times New Roman" w:hAnsi="Times New Roman" w:cs="仿宋_GB2312"/>
+          <w:sz w:val="32"/>
+          <w:szCs w:val="32"/>
+        </w:rPr>
+      </w:pPr>
+      <w:r>
+        <w:rPr>
+          <w:rFonts w:hint="eastAsia" w:ascii="Times New Roman" w:hAnsi="Times New Roman" w:cs="仿宋_GB2312"/>
+          <w:sz w:val="32"/>
+          <w:szCs w:val="32"/>
+        </w:rPr>
+        <w:t>因出租人的过错延误提供船舶致使承租人遭受损失的，出租人应当承担赔偿责任。</w:t>
+      </w:r>
+    </w:p>
+    <w:p>
+      <w:pPr>
+        <w:ind w:firstLine="632" w:firstLineChars="200"/>
+        <w:rPr>
+          <w:rFonts w:ascii="Times New Roman" w:hAnsi="Times New Roman" w:cs="仿宋_GB2312"/>
+          <w:sz w:val="32"/>
+          <w:szCs w:val="32"/>
+        </w:rPr>
+      </w:pPr>
+      <w:r>
+        <w:rPr>
+          <w:rFonts w:hint="eastAsia" w:ascii="Times New Roman" w:hAnsi="Times New Roman" w:eastAsia="黑体" w:cs="黑体"/>
+          <w:sz w:val="32"/>
+          <w:szCs w:val="32"/>
+        </w:rPr>
+        <w:t>第一百三十四条</w:t>
+      </w:r>
+      <w:r>
+        <w:rPr>
+          <w:rFonts w:hint="eastAsia" w:ascii="Times New Roman" w:hAnsi="Times New Roman" w:cs="仿宋_GB2312"/>
+          <w:sz w:val="32"/>
+          <w:szCs w:val="32"/>
+        </w:rPr>
+        <w:t>　航次租船合同的装货、卸货期限及其计算办法，超过装货、卸货期限后的滞期费和提前完成装货、卸货的速遣费，由双方约定。</w:t>
+      </w:r>
+    </w:p>
+    <w:p>
+      <w:pPr>
+        <w:ind w:firstLine="632" w:firstLineChars="200"/>
+        <w:rPr>
+          <w:rFonts w:ascii="Times New Roman" w:hAnsi="Times New Roman" w:cs="仿宋_GB2312"/>
+          <w:sz w:val="32"/>
+          <w:szCs w:val="32"/>
+        </w:rPr>
+      </w:pPr>
+      <w:r>
+        <w:rPr>
+          <w:rFonts w:hint="eastAsia" w:ascii="Times New Roman" w:hAnsi="Times New Roman" w:eastAsia="黑体" w:cs="黑体"/>
+          <w:sz w:val="32"/>
+          <w:szCs w:val="32"/>
+        </w:rPr>
+        <w:t>第一百三十五条</w:t>
+      </w:r>
+      <w:r>
+        <w:rPr>
+          <w:rFonts w:hint="eastAsia" w:ascii="Times New Roman" w:hAnsi="Times New Roman" w:cs="仿宋_GB2312"/>
+          <w:sz w:val="32"/>
+          <w:szCs w:val="32"/>
+        </w:rPr>
+        <w:t>　承租人可以将其租用的船舶转租；转租后，原合同约定的权利和义务不受影响。</w:t>
+      </w:r>
+    </w:p>
+    <w:p>
+      <w:pPr>
+        <w:ind w:firstLine="632" w:firstLineChars="200"/>
+        <w:rPr>
+          <w:rFonts w:ascii="Times New Roman" w:hAnsi="Times New Roman" w:cs="仿宋_GB2312"/>
+          <w:sz w:val="32"/>
+          <w:szCs w:val="32"/>
+        </w:rPr>
+      </w:pPr>
+      <w:r>
+        <w:rPr>
+          <w:rFonts w:hint="eastAsia" w:ascii="Times New Roman" w:hAnsi="Times New Roman" w:eastAsia="黑体" w:cs="黑体"/>
+          <w:sz w:val="32"/>
+          <w:szCs w:val="32"/>
+        </w:rPr>
+        <w:t>第一百三十六条</w:t>
+      </w:r>
+      <w:r>
+        <w:rPr>
+          <w:rFonts w:hint="eastAsia" w:ascii="Times New Roman" w:hAnsi="Times New Roman" w:cs="仿宋_GB2312"/>
+          <w:sz w:val="32"/>
+          <w:szCs w:val="32"/>
+        </w:rPr>
+        <w:t>　承租人应当提供约定的货物；经出租人同意，可以更换货物。但是，更换的货物对出租人不利的，出租人有权拒绝或者解除合同。</w:t>
+      </w:r>
+    </w:p>
+    <w:p>
+      <w:pPr>
+        <w:ind w:firstLine="632" w:firstLineChars="200"/>
+        <w:rPr>
+          <w:rFonts w:ascii="Times New Roman" w:hAnsi="Times New Roman" w:cs="仿宋_GB2312"/>
+          <w:sz w:val="32"/>
+          <w:szCs w:val="32"/>
+        </w:rPr>
+      </w:pPr>
+      <w:r>
+        <w:rPr>
+          <w:rFonts w:hint="eastAsia" w:ascii="Times New Roman" w:hAnsi="Times New Roman" w:cs="仿宋_GB2312"/>
+          <w:sz w:val="32"/>
+          <w:szCs w:val="32"/>
+        </w:rPr>
+        <w:t>因未提供约定的货物致使出租人遭受损失的，承租人应当承担赔偿责任。</w:t>
+      </w:r>
+    </w:p>
+    <w:p>
+      <w:pPr>
+        <w:ind w:firstLine="632" w:firstLineChars="200"/>
+        <w:rPr>
+          <w:rFonts w:ascii="Times New Roman" w:hAnsi="Times New Roman" w:cs="仿宋_GB2312"/>
+          <w:sz w:val="32"/>
+          <w:szCs w:val="32"/>
+        </w:rPr>
+      </w:pPr>
+      <w:r>
+        <w:rPr>
+          <w:rFonts w:hint="eastAsia" w:ascii="Times New Roman" w:hAnsi="Times New Roman" w:eastAsia="黑体" w:cs="黑体"/>
+          <w:sz w:val="32"/>
+          <w:szCs w:val="32"/>
+        </w:rPr>
+        <w:t>第一百三十七条</w:t>
+      </w:r>
+      <w:r>
+        <w:rPr>
+          <w:rFonts w:hint="eastAsia" w:ascii="Times New Roman" w:hAnsi="Times New Roman" w:cs="仿宋_GB2312"/>
+          <w:sz w:val="32"/>
+          <w:szCs w:val="32"/>
+        </w:rPr>
+        <w:t>　出租人应当在合同约定的卸货港卸货。合同订有承租人选择卸货港条款的，在承租人未按照合同约定及时通知确定的卸货港时，船长可以从约定的选卸港中自行选定一港卸货。承租人未按照合同约定及时通知确定的卸货港，致使出租人遭受损失的，应当承担赔偿责任。出租人未按照合同约定，擅自选定港口卸货致使承租人遭受损失的，应当承担赔偿责任。</w:t>
+      </w:r>
+    </w:p>
+    <w:p>
+      <w:pPr>
+        <w:rPr>
+          <w:rFonts w:ascii="Times New Roman" w:hAnsi="Times New Roman" w:eastAsia="宋体" w:cs="宋体"/>
+          <w:szCs w:val="32"/>
+        </w:rPr>
+      </w:pPr>
+    </w:p>
+    <w:p>
+      <w:pPr>
+        <w:jc w:val="center"/>
+        <w:rPr>
+          <w:rFonts w:ascii="Times New Roman" w:hAnsi="Times New Roman" w:eastAsia="宋体" w:cs="宋体"/>
+          <w:szCs w:val="32"/>
+        </w:rPr>
+      </w:pPr>
+      <w:r>
+        <w:rPr>
+          <w:rFonts w:hint="eastAsia" w:ascii="Times New Roman" w:hAnsi="Times New Roman" w:eastAsia="宋体" w:cs="宋体"/>
+          <w:sz w:val="32"/>
+          <w:szCs w:val="32"/>
+          <w:lang w:val="en-US"/>
+        </w:rPr>
+        <w:t>第三节　定期租船合同</w:t>
+      </w:r>
+    </w:p>
+    <w:p>
+      <w:pPr>
+        <w:rPr>
+          <w:rFonts w:ascii="Times New Roman" w:hAnsi="Times New Roman" w:eastAsia="宋体" w:cs="宋体"/>
+          <w:szCs w:val="32"/>
+        </w:rPr>
+      </w:pPr>
+    </w:p>
+    <w:p>
+      <w:pPr>
+        <w:ind w:firstLine="632" w:firstLineChars="200"/>
+        <w:rPr>
+          <w:rFonts w:ascii="Times New Roman" w:hAnsi="Times New Roman" w:cs="仿宋_GB2312"/>
+          <w:sz w:val="32"/>
+          <w:szCs w:val="32"/>
+        </w:rPr>
+      </w:pPr>
+      <w:r>
+        <w:rPr>
+          <w:rFonts w:hint="eastAsia" w:ascii="Times New Roman" w:hAnsi="Times New Roman" w:eastAsia="黑体" w:cs="黑体"/>
+          <w:sz w:val="32"/>
+          <w:szCs w:val="32"/>
+        </w:rPr>
+        <w:t>第一百三十八条</w:t>
+      </w:r>
+      <w:r>
+        <w:rPr>
+          <w:rFonts w:hint="eastAsia" w:ascii="Times New Roman" w:hAnsi="Times New Roman" w:cs="仿宋_GB2312"/>
+          <w:sz w:val="32"/>
+          <w:szCs w:val="32"/>
+        </w:rPr>
+        <w:t>　定期租船合同，是指船舶出租人向承租人提供约定的由出租人配备船员的船舶，由承租人在约定的期间内按照约定的用途使用，并支付租金的合同。</w:t>
+      </w:r>
+    </w:p>
+    <w:p>
+      <w:pPr>
+        <w:ind w:firstLine="632" w:firstLineChars="200"/>
+        <w:rPr>
+          <w:rFonts w:ascii="Times New Roman" w:hAnsi="Times New Roman" w:cs="仿宋_GB2312"/>
+          <w:sz w:val="32"/>
+          <w:szCs w:val="32"/>
+        </w:rPr>
+      </w:pPr>
+      <w:r>
+        <w:rPr>
+          <w:rFonts w:hint="eastAsia" w:ascii="Times New Roman" w:hAnsi="Times New Roman" w:eastAsia="黑体" w:cs="黑体"/>
+          <w:sz w:val="32"/>
+          <w:szCs w:val="32"/>
+        </w:rPr>
+        <w:t>第一百三十九条</w:t>
+      </w:r>
+      <w:r>
+        <w:rPr>
+          <w:rFonts w:hint="eastAsia" w:ascii="Times New Roman" w:hAnsi="Times New Roman" w:cs="仿宋_GB2312"/>
+          <w:sz w:val="32"/>
+          <w:szCs w:val="32"/>
+        </w:rPr>
+        <w:t>　定期租船合同的内容，主要包括出租人和承租人的名称、船名、船籍、船级、吨位、容积、船速、燃料消耗、航区、用途、租船期间、交船和还船的时间和地点以及条件、租金及其支付，以及其他有关事项。</w:t>
+      </w:r>
+    </w:p>
+    <w:p>
+      <w:pPr>
+        <w:ind w:firstLine="632" w:firstLineChars="200"/>
+        <w:rPr>
+          <w:rFonts w:ascii="Times New Roman" w:hAnsi="Times New Roman" w:cs="仿宋_GB2312"/>
+          <w:sz w:val="32"/>
+          <w:szCs w:val="32"/>
+        </w:rPr>
+      </w:pPr>
+      <w:r>
+        <w:rPr>
+          <w:rFonts w:hint="eastAsia" w:ascii="Times New Roman" w:hAnsi="Times New Roman" w:eastAsia="黑体" w:cs="黑体"/>
+          <w:sz w:val="32"/>
+          <w:szCs w:val="32"/>
+        </w:rPr>
+        <w:t>第一百四十条</w:t>
+      </w:r>
+      <w:r>
+        <w:rPr>
+          <w:rFonts w:hint="eastAsia" w:ascii="Times New Roman" w:hAnsi="Times New Roman" w:cs="仿宋_GB2312"/>
+          <w:sz w:val="32"/>
+          <w:szCs w:val="32"/>
+        </w:rPr>
+        <w:t>　出租人应当按照合同约定的时间交付船舶。</w:t>
+      </w:r>
+    </w:p>
+    <w:p>
+      <w:pPr>
+        <w:ind w:firstLine="632" w:firstLineChars="200"/>
+        <w:rPr>
+          <w:rFonts w:ascii="Times New Roman" w:hAnsi="Times New Roman" w:cs="仿宋_GB2312"/>
+          <w:sz w:val="32"/>
+          <w:szCs w:val="32"/>
+        </w:rPr>
+      </w:pPr>
+      <w:r>
+        <w:rPr>
+          <w:rFonts w:hint="eastAsia" w:ascii="Times New Roman" w:hAnsi="Times New Roman" w:cs="仿宋_GB2312"/>
+          <w:sz w:val="32"/>
+          <w:szCs w:val="32"/>
+        </w:rPr>
+        <w:t>出租人违反前款规定的，承租人有权解除合同。出租人将船舶延误情况和船舶预期抵达交船港的日期通知承租人的，承租人应当自接到通知时起四十八小时内，将解除合同或者继续租用船舶的决定通知出租人。</w:t>
+      </w:r>
+    </w:p>
+    <w:p>
+      <w:pPr>
+        <w:ind w:firstLine="632" w:firstLineChars="200"/>
+        <w:rPr>
+          <w:rFonts w:ascii="Times New Roman" w:hAnsi="Times New Roman" w:cs="仿宋_GB2312"/>
+          <w:sz w:val="32"/>
+          <w:szCs w:val="32"/>
+        </w:rPr>
+      </w:pPr>
+      <w:r>
+        <w:rPr>
+          <w:rFonts w:hint="eastAsia" w:ascii="Times New Roman" w:hAnsi="Times New Roman" w:cs="仿宋_GB2312"/>
+          <w:sz w:val="32"/>
+          <w:szCs w:val="32"/>
+        </w:rPr>
+        <w:t>因出租人的过错延误提供船舶致使承租人遭受损失的，出租人应当承担赔偿责任。</w:t>
+      </w:r>
+    </w:p>
+    <w:p>
+      <w:pPr>
+        <w:ind w:firstLine="632" w:firstLineChars="200"/>
+        <w:rPr>
+          <w:rFonts w:ascii="Times New Roman" w:hAnsi="Times New Roman" w:cs="仿宋_GB2312"/>
+          <w:sz w:val="32"/>
+          <w:szCs w:val="32"/>
+        </w:rPr>
+      </w:pPr>
+      <w:r>
+        <w:rPr>
+          <w:rFonts w:hint="eastAsia" w:ascii="Times New Roman" w:hAnsi="Times New Roman" w:eastAsia="黑体" w:cs="黑体"/>
+          <w:sz w:val="32"/>
+          <w:szCs w:val="32"/>
+        </w:rPr>
+        <w:t>第一百四十一条</w:t>
+      </w:r>
+      <w:r>
+        <w:rPr>
+          <w:rFonts w:hint="eastAsia" w:ascii="Times New Roman" w:hAnsi="Times New Roman" w:cs="仿宋_GB2312"/>
+          <w:sz w:val="32"/>
+          <w:szCs w:val="32"/>
+        </w:rPr>
+        <w:t>　出租人交付船舶时，应当做到谨慎处理，使船舶处于适航状态。交付的船舶应当适于约定的用途。</w:t>
+      </w:r>
+    </w:p>
+    <w:p>
+      <w:pPr>
+        <w:ind w:firstLine="632" w:firstLineChars="200"/>
+        <w:rPr>
+          <w:rFonts w:ascii="Times New Roman" w:hAnsi="Times New Roman" w:cs="仿宋_GB2312"/>
+          <w:sz w:val="32"/>
+          <w:szCs w:val="32"/>
+        </w:rPr>
+      </w:pPr>
+      <w:r>
+        <w:rPr>
+          <w:rFonts w:hint="eastAsia" w:ascii="Times New Roman" w:hAnsi="Times New Roman" w:cs="仿宋_GB2312"/>
+          <w:sz w:val="32"/>
+          <w:szCs w:val="32"/>
+        </w:rPr>
+        <w:t>出租人违反前款规定的，承租人有权解除合同，并有权要求赔偿因此遭受的损失。</w:t>
+      </w:r>
+    </w:p>
+    <w:p>
+      <w:pPr>
+        <w:ind w:firstLine="632" w:firstLineChars="200"/>
+        <w:rPr>
+          <w:rFonts w:ascii="Times New Roman" w:hAnsi="Times New Roman" w:cs="仿宋_GB2312"/>
+          <w:sz w:val="32"/>
+          <w:szCs w:val="32"/>
+        </w:rPr>
+      </w:pPr>
+      <w:r>
+        <w:rPr>
+          <w:rFonts w:hint="eastAsia" w:ascii="Times New Roman" w:hAnsi="Times New Roman" w:eastAsia="黑体" w:cs="黑体"/>
+          <w:sz w:val="32"/>
+          <w:szCs w:val="32"/>
+        </w:rPr>
+        <w:t>第一百四十二条</w:t>
+      </w:r>
+      <w:r>
+        <w:rPr>
+          <w:rFonts w:hint="eastAsia" w:ascii="Times New Roman" w:hAnsi="Times New Roman" w:cs="仿宋_GB2312"/>
+          <w:sz w:val="32"/>
+          <w:szCs w:val="32"/>
+        </w:rPr>
+        <w:t>　船舶在租期内不符合约定的适航状态或者其他状态，出租人应当采取可能采取的合理措施，使船舶状态尽快恢复。</w:t>
+      </w:r>
+    </w:p>
+    <w:p>
+      <w:pPr>
+        <w:ind w:firstLine="632" w:firstLineChars="200"/>
+        <w:rPr>
+          <w:rFonts w:ascii="Times New Roman" w:hAnsi="Times New Roman" w:cs="仿宋_GB2312"/>
+          <w:sz w:val="32"/>
+          <w:szCs w:val="32"/>
+        </w:rPr>
+      </w:pPr>
+      <w:r>
+        <w:rPr>
+          <w:rFonts w:hint="eastAsia" w:ascii="Times New Roman" w:hAnsi="Times New Roman" w:cs="仿宋_GB2312"/>
+          <w:sz w:val="32"/>
+          <w:szCs w:val="32"/>
+        </w:rPr>
+        <w:t>船舶不符合约定的适航状态或者其他状态，不能正常营运连续满二十四小时的，对因此而损失的营运时间，承租人不付租金，但是上述状态是由承租人造成的除外。</w:t>
+      </w:r>
+    </w:p>
+    <w:p>
+      <w:pPr>
+        <w:ind w:firstLine="632" w:firstLineChars="200"/>
+        <w:rPr>
+          <w:rFonts w:ascii="Times New Roman" w:hAnsi="Times New Roman" w:cs="仿宋_GB2312"/>
+          <w:sz w:val="32"/>
+          <w:szCs w:val="32"/>
+        </w:rPr>
+      </w:pPr>
+      <w:r>
+        <w:rPr>
+          <w:rFonts w:hint="eastAsia" w:ascii="Times New Roman" w:hAnsi="Times New Roman" w:eastAsia="黑体" w:cs="黑体"/>
+          <w:sz w:val="32"/>
+          <w:szCs w:val="32"/>
+        </w:rPr>
+        <w:t>第一百四十三条</w:t>
+      </w:r>
+      <w:r>
+        <w:rPr>
+          <w:rFonts w:hint="eastAsia" w:ascii="Times New Roman" w:hAnsi="Times New Roman" w:cs="仿宋_GB2312"/>
+          <w:sz w:val="32"/>
+          <w:szCs w:val="32"/>
+        </w:rPr>
+        <w:t>　承租人应当保证船舶在约定航区内的安全港口或者地点之间从事约定的海上运输。</w:t>
+      </w:r>
+    </w:p>
+    <w:p>
+      <w:pPr>
+        <w:ind w:firstLine="632" w:firstLineChars="200"/>
+        <w:rPr>
+          <w:rFonts w:ascii="Times New Roman" w:hAnsi="Times New Roman" w:cs="仿宋_GB2312"/>
+          <w:sz w:val="32"/>
+          <w:szCs w:val="32"/>
+        </w:rPr>
+      </w:pPr>
+      <w:r>
+        <w:rPr>
+          <w:rFonts w:hint="eastAsia" w:ascii="Times New Roman" w:hAnsi="Times New Roman" w:cs="仿宋_GB2312"/>
+          <w:sz w:val="32"/>
+          <w:szCs w:val="32"/>
+        </w:rPr>
+        <w:t>承租人违反前款规定的，出租人有权解除合同，并有权要求赔偿因此遭受的损失。</w:t>
+      </w:r>
+    </w:p>
+    <w:p>
+      <w:pPr>
+        <w:ind w:firstLine="632" w:firstLineChars="200"/>
+        <w:rPr>
+          <w:rFonts w:ascii="Times New Roman" w:hAnsi="Times New Roman" w:cs="仿宋_GB2312"/>
+          <w:sz w:val="32"/>
+          <w:szCs w:val="32"/>
+        </w:rPr>
+      </w:pPr>
+      <w:r>
+        <w:rPr>
+          <w:rFonts w:hint="eastAsia" w:ascii="Times New Roman" w:hAnsi="Times New Roman" w:eastAsia="黑体" w:cs="黑体"/>
+          <w:sz w:val="32"/>
+          <w:szCs w:val="32"/>
+        </w:rPr>
+        <w:t>第一百四十四条</w:t>
+      </w:r>
+      <w:r>
+        <w:rPr>
+          <w:rFonts w:hint="eastAsia" w:ascii="Times New Roman" w:hAnsi="Times New Roman" w:cs="仿宋_GB2312"/>
+          <w:sz w:val="32"/>
+          <w:szCs w:val="32"/>
+        </w:rPr>
+        <w:t>　承租人应当保证船舶用于运输约定的合法货物。</w:t>
+      </w:r>
+    </w:p>
+    <w:p>
+      <w:pPr>
+        <w:ind w:firstLine="632" w:firstLineChars="200"/>
+        <w:rPr>
+          <w:rFonts w:ascii="Times New Roman" w:hAnsi="Times New Roman" w:cs="仿宋_GB2312"/>
+          <w:sz w:val="32"/>
+          <w:szCs w:val="32"/>
+        </w:rPr>
+      </w:pPr>
+      <w:r>
+        <w:rPr>
+          <w:rFonts w:hint="eastAsia" w:ascii="Times New Roman" w:hAnsi="Times New Roman" w:cs="仿宋_GB2312"/>
+          <w:sz w:val="32"/>
+          <w:szCs w:val="32"/>
+        </w:rPr>
+        <w:t>承租人将船舶用于运输活动物或者危险货物的，应当事先征得出租人同意。</w:t>
+      </w:r>
+    </w:p>
+    <w:p>
+      <w:pPr>
+        <w:ind w:firstLine="632" w:firstLineChars="200"/>
+        <w:rPr>
+          <w:rFonts w:ascii="Times New Roman" w:hAnsi="Times New Roman" w:cs="仿宋_GB2312"/>
+          <w:sz w:val="32"/>
+          <w:szCs w:val="32"/>
+        </w:rPr>
+      </w:pPr>
+      <w:r>
+        <w:rPr>
+          <w:rFonts w:hint="eastAsia" w:ascii="Times New Roman" w:hAnsi="Times New Roman" w:cs="仿宋_GB2312"/>
+          <w:sz w:val="32"/>
+          <w:szCs w:val="32"/>
+        </w:rPr>
+        <w:t>承租人违反本条规定致使出租人遭受损失的，应当承担赔偿责任。</w:t>
+      </w:r>
+    </w:p>
+    <w:p>
+      <w:pPr>
+        <w:ind w:firstLine="632" w:firstLineChars="200"/>
+        <w:rPr>
+          <w:rFonts w:ascii="Times New Roman" w:hAnsi="Times New Roman" w:cs="仿宋_GB2312"/>
+          <w:sz w:val="32"/>
+          <w:szCs w:val="32"/>
+        </w:rPr>
+      </w:pPr>
+      <w:r>
+        <w:rPr>
+          <w:rFonts w:hint="eastAsia" w:ascii="Times New Roman" w:hAnsi="Times New Roman" w:eastAsia="黑体" w:cs="黑体"/>
+          <w:sz w:val="32"/>
+          <w:szCs w:val="32"/>
+        </w:rPr>
+        <w:t>第一百四十五条</w:t>
+      </w:r>
+      <w:r>
+        <w:rPr>
+          <w:rFonts w:hint="eastAsia" w:ascii="Times New Roman" w:hAnsi="Times New Roman" w:cs="仿宋_GB2312"/>
+          <w:sz w:val="32"/>
+          <w:szCs w:val="32"/>
+        </w:rPr>
+        <w:t>　承租人有权就船舶的营运向船长发出指示，但是不得违反定期租船合同的约定。</w:t>
+      </w:r>
+    </w:p>
+    <w:p>
+      <w:pPr>
+        <w:ind w:firstLine="632" w:firstLineChars="200"/>
+        <w:rPr>
+          <w:rFonts w:ascii="Times New Roman" w:hAnsi="Times New Roman" w:cs="仿宋_GB2312"/>
+          <w:sz w:val="32"/>
+          <w:szCs w:val="32"/>
+        </w:rPr>
+      </w:pPr>
+      <w:r>
+        <w:rPr>
+          <w:rFonts w:hint="eastAsia" w:ascii="Times New Roman" w:hAnsi="Times New Roman" w:eastAsia="黑体" w:cs="黑体"/>
+          <w:sz w:val="32"/>
+          <w:szCs w:val="32"/>
+        </w:rPr>
+        <w:t>第一百四十六条</w:t>
+      </w:r>
+      <w:r>
+        <w:rPr>
+          <w:rFonts w:hint="eastAsia" w:ascii="Times New Roman" w:hAnsi="Times New Roman" w:cs="仿宋_GB2312"/>
+          <w:sz w:val="32"/>
+          <w:szCs w:val="32"/>
+        </w:rPr>
+        <w:t>　承租人可以将租用的船舶转租，但是应当将转租的情况及时通知出租人。租用的船舶转租后，原租船合同约定的权利和义务不受影响。</w:t>
+      </w:r>
+    </w:p>
+    <w:p>
+      <w:pPr>
+        <w:ind w:firstLine="632" w:firstLineChars="200"/>
+        <w:rPr>
+          <w:rFonts w:ascii="Times New Roman" w:hAnsi="Times New Roman" w:cs="仿宋_GB2312"/>
+          <w:sz w:val="32"/>
+          <w:szCs w:val="32"/>
+        </w:rPr>
+      </w:pPr>
+      <w:r>
+        <w:rPr>
+          <w:rFonts w:hint="eastAsia" w:ascii="Times New Roman" w:hAnsi="Times New Roman" w:eastAsia="黑体" w:cs="黑体"/>
+          <w:sz w:val="32"/>
+          <w:szCs w:val="32"/>
+        </w:rPr>
+        <w:t>第一百四十七条</w:t>
+      </w:r>
+      <w:r>
+        <w:rPr>
+          <w:rFonts w:hint="eastAsia" w:ascii="Times New Roman" w:hAnsi="Times New Roman" w:cs="仿宋_GB2312"/>
+          <w:sz w:val="32"/>
+          <w:szCs w:val="32"/>
+        </w:rPr>
+        <w:t>　船舶所有人转让已经租出的船舶的所有权，定期租船合同约定的当事人的权利和义务不受影响，但是应当及时通知承租人。船舶所有权转让后，原租船合同由受让人和承租人继续履行。</w:t>
+      </w:r>
+    </w:p>
+    <w:p>
+      <w:pPr>
+        <w:ind w:firstLine="632" w:firstLineChars="200"/>
+        <w:rPr>
+          <w:rFonts w:ascii="Times New Roman" w:hAnsi="Times New Roman" w:cs="仿宋_GB2312"/>
+          <w:sz w:val="32"/>
+          <w:szCs w:val="32"/>
+        </w:rPr>
+      </w:pPr>
+      <w:r>
+        <w:rPr>
+          <w:rFonts w:hint="eastAsia" w:ascii="Times New Roman" w:hAnsi="Times New Roman" w:eastAsia="黑体" w:cs="黑体"/>
+          <w:sz w:val="32"/>
+          <w:szCs w:val="32"/>
+        </w:rPr>
+        <w:t>第一百四十八条</w:t>
+      </w:r>
+      <w:r>
+        <w:rPr>
+          <w:rFonts w:hint="eastAsia" w:ascii="Times New Roman" w:hAnsi="Times New Roman" w:cs="仿宋_GB2312"/>
+          <w:sz w:val="32"/>
+          <w:szCs w:val="32"/>
+        </w:rPr>
+        <w:t>　在合同期间，船舶进行海难救助的，承租人有权获得扣除救助费用、损失赔偿、船员应得部分以及其他费用后的救助款项的百分之五十。</w:t>
+      </w:r>
+    </w:p>
+    <w:p>
+      <w:pPr>
+        <w:ind w:firstLine="632" w:firstLineChars="200"/>
+        <w:rPr>
+          <w:rFonts w:ascii="Times New Roman" w:hAnsi="Times New Roman" w:cs="仿宋_GB2312"/>
+          <w:sz w:val="32"/>
+          <w:szCs w:val="32"/>
+        </w:rPr>
+      </w:pPr>
+      <w:r>
+        <w:rPr>
+          <w:rFonts w:hint="eastAsia" w:ascii="Times New Roman" w:hAnsi="Times New Roman" w:eastAsia="黑体" w:cs="黑体"/>
+          <w:sz w:val="32"/>
+          <w:szCs w:val="32"/>
+        </w:rPr>
+        <w:t>第一百四十九条</w:t>
+      </w:r>
+      <w:r>
+        <w:rPr>
+          <w:rFonts w:hint="eastAsia" w:ascii="Times New Roman" w:hAnsi="Times New Roman" w:cs="仿宋_GB2312"/>
+          <w:sz w:val="32"/>
+          <w:szCs w:val="32"/>
+        </w:rPr>
+        <w:t>　承租人应当按照合同约定支付租金；未按照合同约定支付租金的，出租人有权解除合同，并有权要求赔偿因此遭受的损失。</w:t>
+      </w:r>
+    </w:p>
+    <w:p>
+      <w:pPr>
+        <w:ind w:firstLine="632" w:firstLineChars="200"/>
+        <w:rPr>
+          <w:rFonts w:ascii="Times New Roman" w:hAnsi="Times New Roman" w:cs="仿宋_GB2312"/>
+          <w:sz w:val="32"/>
+          <w:szCs w:val="32"/>
+        </w:rPr>
+      </w:pPr>
+      <w:r>
+        <w:rPr>
+          <w:rFonts w:hint="eastAsia" w:ascii="Times New Roman" w:hAnsi="Times New Roman" w:eastAsia="黑体" w:cs="黑体"/>
+          <w:sz w:val="32"/>
+          <w:szCs w:val="32"/>
+        </w:rPr>
+        <w:t>第一百五十条</w:t>
+      </w:r>
+      <w:r>
+        <w:rPr>
+          <w:rFonts w:hint="eastAsia" w:ascii="Times New Roman" w:hAnsi="Times New Roman" w:cs="仿宋_GB2312"/>
+          <w:sz w:val="32"/>
+          <w:szCs w:val="32"/>
+        </w:rPr>
+        <w:t>　承租人未向出租人支付租金或者合同约定的其他款项的，出租人对船上属于承租人的货物和财产以及转租船舶的收入享有留置权。</w:t>
+      </w:r>
+    </w:p>
+    <w:p>
+      <w:pPr>
+        <w:ind w:firstLine="632" w:firstLineChars="200"/>
+        <w:rPr>
+          <w:rFonts w:ascii="Times New Roman" w:hAnsi="Times New Roman" w:cs="仿宋_GB2312"/>
+          <w:sz w:val="32"/>
+          <w:szCs w:val="32"/>
+        </w:rPr>
+      </w:pPr>
+      <w:r>
+        <w:rPr>
+          <w:rFonts w:hint="eastAsia" w:ascii="Times New Roman" w:hAnsi="Times New Roman" w:eastAsia="黑体" w:cs="黑体"/>
+          <w:sz w:val="32"/>
+          <w:szCs w:val="32"/>
+        </w:rPr>
+        <w:t>第一百五十一条</w:t>
+      </w:r>
+      <w:r>
+        <w:rPr>
+          <w:rFonts w:hint="eastAsia" w:ascii="Times New Roman" w:hAnsi="Times New Roman" w:cs="仿宋_GB2312"/>
+          <w:sz w:val="32"/>
+          <w:szCs w:val="32"/>
+        </w:rPr>
+        <w:t>　承租人向出租人交还船舶时，该船舶应当具有与出租人交船时相同的良好状态，但是船舶本身的自然磨损除外。</w:t>
+      </w:r>
+    </w:p>
+    <w:p>
+      <w:pPr>
+        <w:ind w:firstLine="632" w:firstLineChars="200"/>
+        <w:rPr>
+          <w:rFonts w:ascii="Times New Roman" w:hAnsi="Times New Roman" w:cs="仿宋_GB2312"/>
+          <w:sz w:val="32"/>
+          <w:szCs w:val="32"/>
+        </w:rPr>
+      </w:pPr>
+      <w:r>
+        <w:rPr>
+          <w:rFonts w:hint="eastAsia" w:ascii="Times New Roman" w:hAnsi="Times New Roman" w:cs="仿宋_GB2312"/>
+          <w:sz w:val="32"/>
+          <w:szCs w:val="32"/>
+        </w:rPr>
+        <w:t>船舶未能保持与交船时相同的良好状态的，承租人应当负责修复或者给予赔偿。</w:t>
+      </w:r>
+    </w:p>
+    <w:p>
+      <w:pPr>
+        <w:ind w:firstLine="632" w:firstLineChars="200"/>
+        <w:rPr>
+          <w:rFonts w:ascii="Times New Roman" w:hAnsi="Times New Roman" w:cs="仿宋_GB2312"/>
+          <w:sz w:val="32"/>
+          <w:szCs w:val="32"/>
+        </w:rPr>
+      </w:pPr>
+      <w:r>
+        <w:rPr>
+          <w:rFonts w:hint="eastAsia" w:ascii="Times New Roman" w:hAnsi="Times New Roman" w:eastAsia="黑体" w:cs="黑体"/>
+          <w:sz w:val="32"/>
+          <w:szCs w:val="32"/>
+        </w:rPr>
+        <w:t>第一百五十二条</w:t>
+      </w:r>
+      <w:r>
+        <w:rPr>
+          <w:rFonts w:hint="eastAsia" w:ascii="Times New Roman" w:hAnsi="Times New Roman" w:cs="仿宋_GB2312"/>
+          <w:sz w:val="32"/>
+          <w:szCs w:val="32"/>
+        </w:rPr>
+        <w:t>　经合理计算，完成最后航次的日期约为合同约定的还船日期，但是可能超过合同约定的还船日期的，承租人有权超期用船以完成该航次。超期期间，承租人应当按照合同约定的租金率支付租金；市场租金率高于合同约定的租金率的，承租人应当按照市场租金率支付租金。</w:t>
+      </w:r>
+    </w:p>
+    <w:p>
+      <w:pPr>
+        <w:rPr>
+          <w:rFonts w:ascii="Times New Roman" w:hAnsi="Times New Roman" w:eastAsia="宋体" w:cs="宋体"/>
+          <w:szCs w:val="32"/>
+        </w:rPr>
+      </w:pPr>
+    </w:p>
+    <w:p>
+      <w:pPr>
+        <w:jc w:val="center"/>
+        <w:rPr>
+          <w:rFonts w:ascii="Times New Roman" w:hAnsi="Times New Roman" w:eastAsia="宋体" w:cs="宋体"/>
+          <w:szCs w:val="32"/>
+        </w:rPr>
+      </w:pPr>
+      <w:r>
+        <w:rPr>
+          <w:rFonts w:hint="eastAsia" w:ascii="Times New Roman" w:hAnsi="Times New Roman" w:eastAsia="宋体" w:cs="宋体"/>
+          <w:sz w:val="32"/>
+          <w:szCs w:val="32"/>
+          <w:lang w:val="en-US"/>
+        </w:rPr>
+        <w:t>第四节　光船租赁合同</w:t>
+      </w:r>
+    </w:p>
+    <w:p>
+      <w:pPr>
+        <w:rPr>
+          <w:rFonts w:ascii="Times New Roman" w:hAnsi="Times New Roman" w:eastAsia="宋体" w:cs="宋体"/>
+          <w:szCs w:val="32"/>
+        </w:rPr>
+      </w:pPr>
+    </w:p>
+    <w:p>
+      <w:pPr>
+        <w:ind w:firstLine="632" w:firstLineChars="200"/>
+        <w:rPr>
+          <w:rFonts w:ascii="Times New Roman" w:hAnsi="Times New Roman" w:cs="仿宋_GB2312"/>
+          <w:sz w:val="32"/>
+          <w:szCs w:val="32"/>
+        </w:rPr>
+      </w:pPr>
+      <w:r>
+        <w:rPr>
+          <w:rFonts w:hint="eastAsia" w:ascii="Times New Roman" w:hAnsi="Times New Roman" w:eastAsia="黑体" w:cs="黑体"/>
+          <w:sz w:val="32"/>
+          <w:szCs w:val="32"/>
+        </w:rPr>
+        <w:t>第一百五十三条</w:t>
+      </w:r>
+      <w:r>
+        <w:rPr>
+          <w:rFonts w:hint="eastAsia" w:ascii="Times New Roman" w:hAnsi="Times New Roman" w:cs="仿宋_GB2312"/>
+          <w:sz w:val="32"/>
+          <w:szCs w:val="32"/>
+        </w:rPr>
+        <w:t>　光船租赁合同，是指船舶出租人向承租人提供不配备船员的船舶，在约定的期间内由承租人占有、使用和营运，并向出租人支付租金的合同。</w:t>
+      </w:r>
+    </w:p>
+    <w:p>
+      <w:pPr>
+        <w:ind w:firstLine="632" w:firstLineChars="200"/>
+        <w:rPr>
+          <w:rFonts w:ascii="Times New Roman" w:hAnsi="Times New Roman" w:cs="仿宋_GB2312"/>
+          <w:sz w:val="32"/>
+          <w:szCs w:val="32"/>
+        </w:rPr>
+      </w:pPr>
+      <w:r>
+        <w:rPr>
+          <w:rFonts w:hint="eastAsia" w:ascii="Times New Roman" w:hAnsi="Times New Roman" w:eastAsia="黑体" w:cs="黑体"/>
+          <w:sz w:val="32"/>
+          <w:szCs w:val="32"/>
+        </w:rPr>
+        <w:t>第一百五十四条</w:t>
+      </w:r>
+      <w:r>
+        <w:rPr>
+          <w:rFonts w:hint="eastAsia" w:ascii="Times New Roman" w:hAnsi="Times New Roman" w:cs="仿宋_GB2312"/>
+          <w:sz w:val="32"/>
+          <w:szCs w:val="32"/>
+        </w:rPr>
+        <w:t>　光船租赁合同的内容，主要包括出租人和承租人的名称、船名、船籍、船级、吨位、容积、航区、用途、租船期间、交船和还船的时间和地点以及条件、船舶检验、船舶的保养维修、租金及其支付、船舶保险、合同解除的时间和条件，以及其他有关事项。</w:t>
+      </w:r>
+    </w:p>
+    <w:p>
+      <w:pPr>
+        <w:ind w:firstLine="632" w:firstLineChars="200"/>
+        <w:rPr>
+          <w:rFonts w:ascii="Times New Roman" w:hAnsi="Times New Roman" w:cs="仿宋_GB2312"/>
+          <w:sz w:val="32"/>
+          <w:szCs w:val="32"/>
+        </w:rPr>
+      </w:pPr>
+      <w:r>
+        <w:rPr>
+          <w:rFonts w:hint="eastAsia" w:ascii="Times New Roman" w:hAnsi="Times New Roman" w:eastAsia="黑体" w:cs="黑体"/>
+          <w:sz w:val="32"/>
+          <w:szCs w:val="32"/>
+        </w:rPr>
+        <w:t>第一百五十五条</w:t>
+      </w:r>
+      <w:r>
+        <w:rPr>
+          <w:rFonts w:hint="eastAsia" w:ascii="Times New Roman" w:hAnsi="Times New Roman" w:cs="仿宋_GB2312"/>
+          <w:sz w:val="32"/>
+          <w:szCs w:val="32"/>
+        </w:rPr>
+        <w:t>　出租人应当在合同约定的港口或者地点，按照合同约定的时间，向承租人交付船舶以及船舶证书。交付船舶时，出租人应当做到谨慎处理，使船舶处于适航状态。交付的船舶应当适于合同约定的用途。</w:t>
+      </w:r>
+    </w:p>
+    <w:p>
+      <w:pPr>
+        <w:ind w:firstLine="632" w:firstLineChars="200"/>
+        <w:rPr>
+          <w:rFonts w:ascii="Times New Roman" w:hAnsi="Times New Roman" w:cs="仿宋_GB2312"/>
+          <w:sz w:val="32"/>
+          <w:szCs w:val="32"/>
+        </w:rPr>
+      </w:pPr>
+      <w:r>
+        <w:rPr>
+          <w:rFonts w:hint="eastAsia" w:ascii="Times New Roman" w:hAnsi="Times New Roman" w:cs="仿宋_GB2312"/>
+          <w:sz w:val="32"/>
+          <w:szCs w:val="32"/>
+        </w:rPr>
+        <w:t>出租人违反前款规定的，承租人有权解除合同，并有权要求赔偿因此遭受的损失。</w:t>
+      </w:r>
+    </w:p>
+    <w:p>
+      <w:pPr>
+        <w:ind w:firstLine="632" w:firstLineChars="200"/>
+        <w:rPr>
+          <w:rFonts w:ascii="Times New Roman" w:hAnsi="Times New Roman" w:cs="仿宋_GB2312"/>
+          <w:sz w:val="32"/>
+          <w:szCs w:val="32"/>
+        </w:rPr>
+      </w:pPr>
+      <w:r>
+        <w:rPr>
+          <w:rFonts w:hint="eastAsia" w:ascii="Times New Roman" w:hAnsi="Times New Roman" w:eastAsia="黑体" w:cs="黑体"/>
+          <w:sz w:val="32"/>
+          <w:szCs w:val="32"/>
+        </w:rPr>
+        <w:t>第一百五十六条</w:t>
+      </w:r>
+      <w:r>
+        <w:rPr>
+          <w:rFonts w:hint="eastAsia" w:ascii="Times New Roman" w:hAnsi="Times New Roman" w:cs="仿宋_GB2312"/>
+          <w:sz w:val="32"/>
+          <w:szCs w:val="32"/>
+        </w:rPr>
+        <w:t>　在光船租赁期间，承租人负责船舶的保养、维修。</w:t>
+      </w:r>
+    </w:p>
+    <w:p>
+      <w:pPr>
+        <w:ind w:firstLine="632" w:firstLineChars="200"/>
+        <w:rPr>
+          <w:rFonts w:ascii="Times New Roman" w:hAnsi="Times New Roman" w:cs="仿宋_GB2312"/>
+          <w:sz w:val="32"/>
+          <w:szCs w:val="32"/>
+        </w:rPr>
+      </w:pPr>
+      <w:r>
+        <w:rPr>
+          <w:rFonts w:hint="eastAsia" w:ascii="Times New Roman" w:hAnsi="Times New Roman" w:eastAsia="黑体" w:cs="黑体"/>
+          <w:sz w:val="32"/>
+          <w:szCs w:val="32"/>
+        </w:rPr>
+        <w:t>第一百五十七条</w:t>
+      </w:r>
+      <w:r>
+        <w:rPr>
+          <w:rFonts w:hint="eastAsia" w:ascii="Times New Roman" w:hAnsi="Times New Roman" w:cs="仿宋_GB2312"/>
+          <w:sz w:val="32"/>
+          <w:szCs w:val="32"/>
+        </w:rPr>
+        <w:t>　在光船租赁期间，承租人应当按照合同约定的船舶价值，以出租人同意的保险方式为船舶进行保险，并负担保险费用。</w:t>
+      </w:r>
+    </w:p>
+    <w:p>
+      <w:pPr>
+        <w:ind w:firstLine="632" w:firstLineChars="200"/>
+        <w:rPr>
+          <w:rFonts w:ascii="Times New Roman" w:hAnsi="Times New Roman" w:cs="仿宋_GB2312"/>
+          <w:sz w:val="32"/>
+          <w:szCs w:val="32"/>
+        </w:rPr>
+      </w:pPr>
+      <w:r>
+        <w:rPr>
+          <w:rFonts w:hint="eastAsia" w:ascii="Times New Roman" w:hAnsi="Times New Roman" w:eastAsia="黑体" w:cs="黑体"/>
+          <w:sz w:val="32"/>
+          <w:szCs w:val="32"/>
+        </w:rPr>
+        <w:t>第一百五十八条</w:t>
+      </w:r>
+      <w:r>
+        <w:rPr>
+          <w:rFonts w:hint="eastAsia" w:ascii="Times New Roman" w:hAnsi="Times New Roman" w:cs="仿宋_GB2312"/>
+          <w:sz w:val="32"/>
+          <w:szCs w:val="32"/>
+        </w:rPr>
+        <w:t>　在光船租赁期间，因承租人对船舶占有、使用和营运的原因使出租人的利益受到影响或者遭受损失的，承租人应当负责消除影响或者赔偿损失。</w:t>
+      </w:r>
+    </w:p>
+    <w:p>
+      <w:pPr>
+        <w:ind w:firstLine="632" w:firstLineChars="200"/>
+        <w:rPr>
+          <w:rFonts w:ascii="Times New Roman" w:hAnsi="Times New Roman" w:cs="仿宋_GB2312"/>
+          <w:sz w:val="32"/>
+          <w:szCs w:val="32"/>
+        </w:rPr>
+      </w:pPr>
+      <w:r>
+        <w:rPr>
+          <w:rFonts w:hint="eastAsia" w:ascii="Times New Roman" w:hAnsi="Times New Roman" w:cs="仿宋_GB2312"/>
+          <w:sz w:val="32"/>
+          <w:szCs w:val="32"/>
+        </w:rPr>
+        <w:t>因船舶所有权争议或者出租人所负的债务致使船舶被扣押的，出租人应当保证承租人的利益不受影响；致使承租人遭受损失的，出租人应当承担赔偿责任。</w:t>
+      </w:r>
+    </w:p>
+    <w:p>
+      <w:pPr>
+        <w:ind w:firstLine="632" w:firstLineChars="200"/>
+        <w:rPr>
+          <w:rFonts w:ascii="Times New Roman" w:hAnsi="Times New Roman" w:cs="仿宋_GB2312"/>
+          <w:sz w:val="32"/>
+          <w:szCs w:val="32"/>
+        </w:rPr>
+      </w:pPr>
+      <w:r>
+        <w:rPr>
+          <w:rFonts w:hint="eastAsia" w:ascii="Times New Roman" w:hAnsi="Times New Roman" w:eastAsia="黑体" w:cs="黑体"/>
+          <w:sz w:val="32"/>
+          <w:szCs w:val="32"/>
+        </w:rPr>
+        <w:t>第一百五十九条</w:t>
+      </w:r>
+      <w:r>
+        <w:rPr>
+          <w:rFonts w:hint="eastAsia" w:ascii="Times New Roman" w:hAnsi="Times New Roman" w:cs="仿宋_GB2312"/>
+          <w:sz w:val="32"/>
+          <w:szCs w:val="32"/>
+        </w:rPr>
+        <w:t>　在光船租赁期间，未经出租人书面同意，承租人不得转让合同的权利和义务或者以光船租赁的方式将船舶进行转租。</w:t>
+      </w:r>
+    </w:p>
+    <w:p>
+      <w:pPr>
+        <w:ind w:firstLine="632" w:firstLineChars="200"/>
+        <w:rPr>
+          <w:rFonts w:ascii="Times New Roman" w:hAnsi="Times New Roman" w:cs="仿宋_GB2312"/>
+          <w:sz w:val="32"/>
+          <w:szCs w:val="32"/>
+        </w:rPr>
+      </w:pPr>
+      <w:r>
+        <w:rPr>
+          <w:rFonts w:hint="eastAsia" w:ascii="Times New Roman" w:hAnsi="Times New Roman" w:eastAsia="黑体" w:cs="黑体"/>
+          <w:sz w:val="32"/>
+          <w:szCs w:val="32"/>
+        </w:rPr>
+        <w:t>第一百六十条</w:t>
+      </w:r>
+      <w:r>
+        <w:rPr>
+          <w:rFonts w:hint="eastAsia" w:ascii="Times New Roman" w:hAnsi="Times New Roman" w:cs="仿宋_GB2312"/>
+          <w:sz w:val="32"/>
+          <w:szCs w:val="32"/>
+        </w:rPr>
+        <w:t>　未经承租人事先书面同意，出租人不得在光船租赁期间对船舶设立抵押权。</w:t>
+      </w:r>
+    </w:p>
+    <w:p>
+      <w:pPr>
+        <w:ind w:firstLine="632" w:firstLineChars="200"/>
+        <w:rPr>
+          <w:rFonts w:ascii="Times New Roman" w:hAnsi="Times New Roman" w:cs="仿宋_GB2312"/>
+          <w:sz w:val="32"/>
+          <w:szCs w:val="32"/>
+        </w:rPr>
+      </w:pPr>
+      <w:r>
+        <w:rPr>
+          <w:rFonts w:hint="eastAsia" w:ascii="Times New Roman" w:hAnsi="Times New Roman" w:cs="仿宋_GB2312"/>
+          <w:sz w:val="32"/>
+          <w:szCs w:val="32"/>
+        </w:rPr>
+        <w:t>出租人违反前款规定，致使承租人遭受损失的，应当承担赔偿责任。</w:t>
+      </w:r>
+    </w:p>
+    <w:p>
+      <w:pPr>
+        <w:ind w:firstLine="632" w:firstLineChars="200"/>
+        <w:rPr>
+          <w:rFonts w:ascii="Times New Roman" w:hAnsi="Times New Roman" w:cs="仿宋_GB2312"/>
+          <w:sz w:val="32"/>
+          <w:szCs w:val="32"/>
+        </w:rPr>
+      </w:pPr>
+      <w:r>
+        <w:rPr>
+          <w:rFonts w:hint="eastAsia" w:ascii="Times New Roman" w:hAnsi="Times New Roman" w:eastAsia="黑体" w:cs="黑体"/>
+          <w:sz w:val="32"/>
+          <w:szCs w:val="32"/>
+        </w:rPr>
+        <w:t>第一百六十一条</w:t>
+      </w:r>
+      <w:r>
+        <w:rPr>
+          <w:rFonts w:hint="eastAsia" w:ascii="Times New Roman" w:hAnsi="Times New Roman" w:cs="仿宋_GB2312"/>
+          <w:sz w:val="32"/>
+          <w:szCs w:val="32"/>
+        </w:rPr>
+        <w:t>　承租人应当按照合同约定支付租金。承租人未按照合同约定的时间支付租金连续超过七日的，出租人有权解除合同，并有权要求赔偿因此遭受的损失。</w:t>
+      </w:r>
+    </w:p>
+    <w:p>
+      <w:pPr>
+        <w:ind w:firstLine="632" w:firstLineChars="200"/>
+        <w:rPr>
+          <w:rFonts w:ascii="Times New Roman" w:hAnsi="Times New Roman" w:cs="仿宋_GB2312"/>
+          <w:sz w:val="32"/>
+          <w:szCs w:val="32"/>
+        </w:rPr>
+      </w:pPr>
+      <w:r>
+        <w:rPr>
+          <w:rFonts w:hint="eastAsia" w:ascii="Times New Roman" w:hAnsi="Times New Roman" w:cs="仿宋_GB2312"/>
+          <w:sz w:val="32"/>
+          <w:szCs w:val="32"/>
+        </w:rPr>
+        <w:t>船舶灭失或者失踪的，租金应当自船舶灭失或者得知其最后消息之日起停止支付，预付租金应当按照比例退还。</w:t>
+      </w:r>
+    </w:p>
+    <w:p>
+      <w:pPr>
+        <w:ind w:firstLine="632" w:firstLineChars="200"/>
+        <w:rPr>
+          <w:rFonts w:ascii="Times New Roman" w:hAnsi="Times New Roman" w:cs="仿宋_GB2312"/>
+          <w:sz w:val="32"/>
+          <w:szCs w:val="32"/>
+        </w:rPr>
+      </w:pPr>
+      <w:r>
+        <w:rPr>
+          <w:rFonts w:hint="eastAsia" w:ascii="Times New Roman" w:hAnsi="Times New Roman" w:eastAsia="黑体" w:cs="黑体"/>
+          <w:sz w:val="32"/>
+          <w:szCs w:val="32"/>
+        </w:rPr>
+        <w:t>第一百六十二条</w:t>
+      </w:r>
+      <w:r>
+        <w:rPr>
+          <w:rFonts w:hint="eastAsia" w:ascii="Times New Roman" w:hAnsi="Times New Roman" w:cs="仿宋_GB2312"/>
+          <w:sz w:val="32"/>
+          <w:szCs w:val="32"/>
+        </w:rPr>
+        <w:t>　本法第一百四十三条、第一百四十四条第一款、第一百五十一条和第一百五十二条的规定，适用于光船租赁合同。</w:t>
+      </w:r>
+    </w:p>
+    <w:p>
+      <w:pPr>
+        <w:ind w:firstLine="632" w:firstLineChars="200"/>
+        <w:rPr>
+          <w:rFonts w:ascii="Times New Roman" w:hAnsi="Times New Roman" w:cs="仿宋_GB2312"/>
+          <w:sz w:val="32"/>
+          <w:szCs w:val="32"/>
+        </w:rPr>
+      </w:pPr>
+      <w:r>
+        <w:rPr>
+          <w:rFonts w:hint="eastAsia" w:ascii="Times New Roman" w:hAnsi="Times New Roman" w:eastAsia="黑体" w:cs="黑体"/>
+          <w:sz w:val="32"/>
+          <w:szCs w:val="32"/>
+        </w:rPr>
+        <w:t>第一百六十三条</w:t>
+      </w:r>
+      <w:r>
+        <w:rPr>
+          <w:rFonts w:hint="eastAsia" w:ascii="Times New Roman" w:hAnsi="Times New Roman" w:cs="仿宋_GB2312"/>
+          <w:sz w:val="32"/>
+          <w:szCs w:val="32"/>
+        </w:rPr>
+        <w:t>　订有租购条款的光船租赁合同，承租人按照合同约定向出租人付清租购费时，船舶所有权即归于承租人。</w:t>
+      </w:r>
+    </w:p>
+    <w:p>
+      <w:pPr>
+        <w:rPr>
+          <w:rFonts w:ascii="Times New Roman" w:hAnsi="Times New Roman" w:eastAsia="宋体" w:cs="宋体"/>
+          <w:szCs w:val="32"/>
+        </w:rPr>
+      </w:pPr>
+    </w:p>
+    <w:p>
+      <w:pPr>
+        <w:jc w:val="center"/>
+        <w:rPr>
           <w:rFonts w:ascii="Times New Roman" w:hAnsi="Times New Roman" w:eastAsia="黑体" w:cs="黑体"/>
           <w:szCs w:val="32"/>
         </w:rPr>
@@ -8404,7 +9845,7 @@
           <w:rFonts w:hint="eastAsia" w:ascii="Times New Roman" w:hAnsi="Times New Roman" w:eastAsia="黑体" w:cs="黑体"/>
           <w:szCs w:val="32"/>
         </w:rPr>
-        <w:t>第六章　租船合同</w:t>
+        <w:t>第七章　海上拖航合同</w:t>
       </w:r>
     </w:p>
     <w:p>
@@ -8417,20 +9858,630 @@
     </w:p>
     <w:p>
       <w:pPr>
+        <w:ind w:firstLine="632" w:firstLineChars="200"/>
+        <w:rPr>
+          <w:rFonts w:ascii="Times New Roman" w:hAnsi="Times New Roman" w:cs="仿宋_GB2312"/>
+          <w:sz w:val="32"/>
+          <w:szCs w:val="32"/>
+        </w:rPr>
+      </w:pPr>
+      <w:r>
+        <w:rPr>
+          <w:rFonts w:hint="eastAsia" w:ascii="Times New Roman" w:hAnsi="Times New Roman" w:eastAsia="黑体" w:cs="黑体"/>
+          <w:sz w:val="32"/>
+          <w:szCs w:val="32"/>
+        </w:rPr>
+        <w:t>第一百六十四条</w:t>
+      </w:r>
+      <w:r>
+        <w:rPr>
+          <w:rFonts w:hint="eastAsia" w:ascii="Times New Roman" w:hAnsi="Times New Roman" w:cs="仿宋_GB2312"/>
+          <w:sz w:val="32"/>
+          <w:szCs w:val="32"/>
+        </w:rPr>
+        <w:t>　海上拖航合同，是指承拖方用拖轮将被拖物经海路从一地拖至另一地，而由被拖方支付拖航费的合同。</w:t>
+      </w:r>
+    </w:p>
+    <w:p>
+      <w:pPr>
+        <w:ind w:firstLine="632" w:firstLineChars="200"/>
+        <w:rPr>
+          <w:rFonts w:ascii="Times New Roman" w:hAnsi="Times New Roman" w:cs="仿宋_GB2312"/>
+          <w:sz w:val="32"/>
+          <w:szCs w:val="32"/>
+        </w:rPr>
+      </w:pPr>
+      <w:r>
+        <w:rPr>
+          <w:rFonts w:hint="eastAsia" w:ascii="Times New Roman" w:hAnsi="Times New Roman" w:cs="仿宋_GB2312"/>
+          <w:sz w:val="32"/>
+          <w:szCs w:val="32"/>
+        </w:rPr>
+        <w:t>本章规定不适用于在港区内对船舶提供的拖轮服务。</w:t>
+      </w:r>
+    </w:p>
+    <w:p>
+      <w:pPr>
+        <w:ind w:firstLine="632" w:firstLineChars="200"/>
+        <w:rPr>
+          <w:rFonts w:ascii="Times New Roman" w:hAnsi="Times New Roman" w:cs="仿宋_GB2312"/>
+          <w:sz w:val="32"/>
+          <w:szCs w:val="32"/>
+        </w:rPr>
+      </w:pPr>
+      <w:r>
+        <w:rPr>
+          <w:rFonts w:hint="eastAsia" w:ascii="Times New Roman" w:hAnsi="Times New Roman" w:eastAsia="黑体" w:cs="黑体"/>
+          <w:sz w:val="32"/>
+          <w:szCs w:val="32"/>
+        </w:rPr>
+        <w:t>第一百六十五条</w:t>
+      </w:r>
+      <w:r>
+        <w:rPr>
+          <w:rFonts w:hint="eastAsia" w:ascii="Times New Roman" w:hAnsi="Times New Roman" w:cs="仿宋_GB2312"/>
+          <w:sz w:val="32"/>
+          <w:szCs w:val="32"/>
+        </w:rPr>
+        <w:t>　海上拖航合同应当采用书面形式订立。海上拖航合同的内容，主要包括承拖方和被拖方的名称和住所、拖轮和被拖物的名称和主要尺度、拖轮马力、起拖地和目的地、起拖日期、拖航费及其支付方式，以及其他有关事项。</w:t>
+      </w:r>
+    </w:p>
+    <w:p>
+      <w:pPr>
+        <w:ind w:firstLine="632" w:firstLineChars="200"/>
+        <w:rPr>
+          <w:rFonts w:ascii="Times New Roman" w:hAnsi="Times New Roman" w:cs="仿宋_GB2312"/>
+          <w:sz w:val="32"/>
+          <w:szCs w:val="32"/>
+        </w:rPr>
+      </w:pPr>
+      <w:r>
+        <w:rPr>
+          <w:rFonts w:hint="eastAsia" w:ascii="Times New Roman" w:hAnsi="Times New Roman" w:eastAsia="黑体" w:cs="黑体"/>
+          <w:sz w:val="32"/>
+          <w:szCs w:val="32"/>
+        </w:rPr>
+        <w:t>第一百六十六条</w:t>
+      </w:r>
+      <w:r>
+        <w:rPr>
+          <w:rFonts w:hint="eastAsia" w:ascii="Times New Roman" w:hAnsi="Times New Roman" w:cs="仿宋_GB2312"/>
+          <w:sz w:val="32"/>
+          <w:szCs w:val="32"/>
+        </w:rPr>
+        <w:t>　承拖方在起拖前和起拖当时，应当谨慎处理，使拖轮处于适航、适拖状态，妥善配备船员，配置拖航索具和配备供应品以及该航次必备的其他装置、设备。</w:t>
+      </w:r>
+    </w:p>
+    <w:p>
+      <w:pPr>
+        <w:ind w:firstLine="632" w:firstLineChars="200"/>
+        <w:rPr>
+          <w:rFonts w:ascii="Times New Roman" w:hAnsi="Times New Roman" w:cs="仿宋_GB2312"/>
+          <w:sz w:val="32"/>
+          <w:szCs w:val="32"/>
+        </w:rPr>
+      </w:pPr>
+      <w:r>
+        <w:rPr>
+          <w:rFonts w:hint="eastAsia" w:ascii="Times New Roman" w:hAnsi="Times New Roman" w:cs="仿宋_GB2312"/>
+          <w:sz w:val="32"/>
+          <w:szCs w:val="32"/>
+        </w:rPr>
+        <w:t>被拖方在起拖前和起拖当时，应当做好被拖物的拖航准备，谨慎处理，使被拖物处于适拖状态，并向承拖方如实说明被拖物的情况，按照规定提供有关检验机构签发的被拖物适合拖航的证书和有关文件。</w:t>
+      </w:r>
+    </w:p>
+    <w:p>
+      <w:pPr>
+        <w:ind w:firstLine="632" w:firstLineChars="200"/>
+        <w:rPr>
+          <w:rFonts w:ascii="Times New Roman" w:hAnsi="Times New Roman" w:cs="仿宋_GB2312"/>
+          <w:sz w:val="32"/>
+          <w:szCs w:val="32"/>
+        </w:rPr>
+      </w:pPr>
+      <w:r>
+        <w:rPr>
+          <w:rFonts w:hint="eastAsia" w:ascii="Times New Roman" w:hAnsi="Times New Roman" w:eastAsia="黑体" w:cs="黑体"/>
+          <w:sz w:val="32"/>
+          <w:szCs w:val="32"/>
+        </w:rPr>
+        <w:t>第一百六十七条</w:t>
+      </w:r>
+      <w:r>
+        <w:rPr>
+          <w:rFonts w:hint="eastAsia" w:ascii="Times New Roman" w:hAnsi="Times New Roman" w:cs="仿宋_GB2312"/>
+          <w:sz w:val="32"/>
+          <w:szCs w:val="32"/>
+        </w:rPr>
+        <w:t>　起拖前，因不可抗力或者其他不能归责于双方的原因致使合同不能履行的，双方均可以解除合同，并互相不承担赔偿责任。除合同另有约定外，拖航费已经支付的，承拖方应当退还给被拖方。</w:t>
+      </w:r>
+    </w:p>
+    <w:p>
+      <w:pPr>
+        <w:ind w:firstLine="632" w:firstLineChars="200"/>
+        <w:rPr>
+          <w:rFonts w:ascii="Times New Roman" w:hAnsi="Times New Roman" w:cs="仿宋_GB2312"/>
+          <w:sz w:val="32"/>
+          <w:szCs w:val="32"/>
+        </w:rPr>
+      </w:pPr>
+      <w:r>
+        <w:rPr>
+          <w:rFonts w:hint="eastAsia" w:ascii="Times New Roman" w:hAnsi="Times New Roman" w:eastAsia="黑体" w:cs="黑体"/>
+          <w:sz w:val="32"/>
+          <w:szCs w:val="32"/>
+        </w:rPr>
+        <w:t>第一百六十八条</w:t>
+      </w:r>
+      <w:r>
+        <w:rPr>
+          <w:rFonts w:hint="eastAsia" w:ascii="Times New Roman" w:hAnsi="Times New Roman" w:cs="仿宋_GB2312"/>
+          <w:sz w:val="32"/>
+          <w:szCs w:val="32"/>
+        </w:rPr>
+        <w:t>　起拖后，因不可抗力或者其他不能归责于双方的原因致使合同不能继续履行的，双方均可以解除合同，并互相不承担赔偿责任。除合同另有约定外，拖航费按照实际完成的拖航部分确定。</w:t>
+      </w:r>
+    </w:p>
+    <w:p>
+      <w:pPr>
+        <w:ind w:firstLine="632" w:firstLineChars="200"/>
+        <w:rPr>
+          <w:rFonts w:ascii="Times New Roman" w:hAnsi="Times New Roman" w:cs="仿宋_GB2312"/>
+          <w:sz w:val="32"/>
+          <w:szCs w:val="32"/>
+        </w:rPr>
+      </w:pPr>
+      <w:r>
+        <w:rPr>
+          <w:rFonts w:hint="eastAsia" w:ascii="Times New Roman" w:hAnsi="Times New Roman" w:eastAsia="黑体" w:cs="黑体"/>
+          <w:sz w:val="32"/>
+          <w:szCs w:val="32"/>
+        </w:rPr>
+        <w:t>第一百六十九条</w:t>
+      </w:r>
+      <w:r>
+        <w:rPr>
+          <w:rFonts w:hint="eastAsia" w:ascii="Times New Roman" w:hAnsi="Times New Roman" w:cs="仿宋_GB2312"/>
+          <w:sz w:val="32"/>
+          <w:szCs w:val="32"/>
+        </w:rPr>
+        <w:t>　因不可抗力或者其他不能归责于双方的原因致使被拖物不能拖至目的地的，除合同另有约定外，承拖方可以在目的地的邻近地点或者拖轮船长选定的安全的港口或者锚泊地，将被拖物移交给被拖方或者其代理人，视为已经履行合同。</w:t>
+      </w:r>
+    </w:p>
+    <w:p>
+      <w:pPr>
+        <w:ind w:firstLine="632" w:firstLineChars="200"/>
+        <w:rPr>
+          <w:rFonts w:ascii="Times New Roman" w:hAnsi="Times New Roman" w:cs="仿宋_GB2312"/>
+          <w:sz w:val="32"/>
+          <w:szCs w:val="32"/>
+        </w:rPr>
+      </w:pPr>
+      <w:r>
+        <w:rPr>
+          <w:rFonts w:hint="eastAsia" w:ascii="Times New Roman" w:hAnsi="Times New Roman" w:eastAsia="黑体" w:cs="黑体"/>
+          <w:sz w:val="32"/>
+          <w:szCs w:val="32"/>
+        </w:rPr>
+        <w:t>第一百七十条</w:t>
+      </w:r>
+      <w:r>
+        <w:rPr>
+          <w:rFonts w:hint="eastAsia" w:ascii="Times New Roman" w:hAnsi="Times New Roman" w:cs="仿宋_GB2312"/>
+          <w:sz w:val="32"/>
+          <w:szCs w:val="32"/>
+        </w:rPr>
+        <w:t>　被拖方未按照约定支付拖航费和其他合理费用的，承拖方对被拖物享有留置权。</w:t>
+      </w:r>
+    </w:p>
+    <w:p>
+      <w:pPr>
+        <w:ind w:firstLine="632" w:firstLineChars="200"/>
+        <w:rPr>
+          <w:rFonts w:ascii="Times New Roman" w:hAnsi="Times New Roman" w:cs="仿宋_GB2312"/>
+          <w:sz w:val="32"/>
+          <w:szCs w:val="32"/>
+        </w:rPr>
+      </w:pPr>
+      <w:r>
+        <w:rPr>
+          <w:rFonts w:hint="eastAsia" w:ascii="Times New Roman" w:hAnsi="Times New Roman" w:eastAsia="黑体" w:cs="黑体"/>
+          <w:sz w:val="32"/>
+          <w:szCs w:val="32"/>
+        </w:rPr>
+        <w:t>第一百七十一条</w:t>
+      </w:r>
+      <w:r>
+        <w:rPr>
+          <w:rFonts w:hint="eastAsia" w:ascii="Times New Roman" w:hAnsi="Times New Roman" w:cs="仿宋_GB2312"/>
+          <w:sz w:val="32"/>
+          <w:szCs w:val="32"/>
+        </w:rPr>
+        <w:t>　在海上拖航过程中，承拖方或者被拖方遭受的损失，由一方的过错造成的，有过错的一方应当承担赔偿责任；由双方过错造成的，各方按照过错程度的比例承担赔偿责任。</w:t>
+      </w:r>
+    </w:p>
+    <w:p>
+      <w:pPr>
+        <w:ind w:firstLine="632" w:firstLineChars="200"/>
+        <w:rPr>
+          <w:rFonts w:ascii="Times New Roman" w:hAnsi="Times New Roman" w:cs="仿宋_GB2312"/>
+          <w:sz w:val="32"/>
+          <w:szCs w:val="32"/>
+        </w:rPr>
+      </w:pPr>
+      <w:r>
+        <w:rPr>
+          <w:rFonts w:hint="eastAsia" w:ascii="Times New Roman" w:hAnsi="Times New Roman" w:cs="仿宋_GB2312"/>
+          <w:sz w:val="32"/>
+          <w:szCs w:val="32"/>
+        </w:rPr>
+        <w:t>虽有前款规定，经承拖方证明，被拖方的损失是由于下列原因之一造成的，承拖方不承担赔偿责任：</w:t>
+      </w:r>
+    </w:p>
+    <w:p>
+      <w:pPr>
+        <w:ind w:firstLine="632" w:firstLineChars="200"/>
+        <w:rPr>
+          <w:rFonts w:ascii="Times New Roman" w:hAnsi="Times New Roman" w:cs="仿宋_GB2312"/>
+          <w:sz w:val="32"/>
+          <w:szCs w:val="32"/>
+        </w:rPr>
+      </w:pPr>
+      <w:r>
+        <w:rPr>
+          <w:rFonts w:hint="eastAsia" w:ascii="Times New Roman" w:hAnsi="Times New Roman" w:cs="仿宋_GB2312"/>
+          <w:sz w:val="32"/>
+          <w:szCs w:val="32"/>
+        </w:rPr>
+        <w:t>（一）拖轮船长、船员、引航员或者承拖方的其他受雇人、代理人在驾驶拖轮或者管理拖轮中的过错；</w:t>
+      </w:r>
+    </w:p>
+    <w:p>
+      <w:pPr>
+        <w:ind w:firstLine="632" w:firstLineChars="200"/>
+        <w:rPr>
+          <w:rFonts w:ascii="Times New Roman" w:hAnsi="Times New Roman" w:cs="仿宋_GB2312"/>
+          <w:sz w:val="32"/>
+          <w:szCs w:val="32"/>
+        </w:rPr>
+      </w:pPr>
+      <w:r>
+        <w:rPr>
+          <w:rFonts w:hint="eastAsia" w:ascii="Times New Roman" w:hAnsi="Times New Roman" w:cs="仿宋_GB2312"/>
+          <w:sz w:val="32"/>
+          <w:szCs w:val="32"/>
+        </w:rPr>
+        <w:t>（二）拖轮在海上救助或者企图救助人命或者财产时的过错。</w:t>
+      </w:r>
+    </w:p>
+    <w:p>
+      <w:pPr>
+        <w:ind w:firstLine="632" w:firstLineChars="200"/>
+        <w:rPr>
+          <w:rFonts w:ascii="Times New Roman" w:hAnsi="Times New Roman" w:cs="仿宋_GB2312"/>
+          <w:sz w:val="32"/>
+          <w:szCs w:val="32"/>
+        </w:rPr>
+      </w:pPr>
+      <w:r>
+        <w:rPr>
+          <w:rFonts w:hint="eastAsia" w:ascii="Times New Roman" w:hAnsi="Times New Roman" w:cs="仿宋_GB2312"/>
+          <w:sz w:val="32"/>
+          <w:szCs w:val="32"/>
+        </w:rPr>
+        <w:t>本条规定仅在海上拖航合同没有约定或者没有不同约定时适用。</w:t>
+      </w:r>
+    </w:p>
+    <w:p>
+      <w:pPr>
+        <w:ind w:firstLine="632" w:firstLineChars="200"/>
+        <w:rPr>
+          <w:rFonts w:ascii="Times New Roman" w:hAnsi="Times New Roman" w:cs="仿宋_GB2312"/>
+          <w:sz w:val="32"/>
+          <w:szCs w:val="32"/>
+        </w:rPr>
+      </w:pPr>
+      <w:r>
+        <w:rPr>
+          <w:rFonts w:hint="eastAsia" w:ascii="Times New Roman" w:hAnsi="Times New Roman" w:eastAsia="黑体" w:cs="黑体"/>
+          <w:sz w:val="32"/>
+          <w:szCs w:val="32"/>
+        </w:rPr>
+        <w:t>第一百七十二条</w:t>
+      </w:r>
+      <w:r>
+        <w:rPr>
+          <w:rFonts w:hint="eastAsia" w:ascii="Times New Roman" w:hAnsi="Times New Roman" w:cs="仿宋_GB2312"/>
+          <w:sz w:val="32"/>
+          <w:szCs w:val="32"/>
+        </w:rPr>
+        <w:t>　在海上拖航过程中，由于承拖方或者被拖方的过错，造成第三人人身伤亡或者财产损失的，承拖方和被拖方对第三人承担连带赔偿责任。除合同另有约定外，一方支付的赔偿超过其应当承担的比例的，对另一方有追偿权。</w:t>
+      </w:r>
+    </w:p>
+    <w:p>
+      <w:pPr>
+        <w:ind w:firstLine="632" w:firstLineChars="200"/>
+        <w:rPr>
+          <w:rFonts w:ascii="Times New Roman" w:hAnsi="Times New Roman" w:cs="仿宋_GB2312"/>
+          <w:sz w:val="32"/>
+          <w:szCs w:val="32"/>
+        </w:rPr>
+      </w:pPr>
+      <w:r>
+        <w:rPr>
+          <w:rFonts w:hint="eastAsia" w:ascii="Times New Roman" w:hAnsi="Times New Roman" w:eastAsia="黑体" w:cs="黑体"/>
+          <w:sz w:val="32"/>
+          <w:szCs w:val="32"/>
+        </w:rPr>
+        <w:t>第一百七十三条</w:t>
+      </w:r>
+      <w:r>
+        <w:rPr>
+          <w:rFonts w:hint="eastAsia" w:ascii="Times New Roman" w:hAnsi="Times New Roman" w:cs="仿宋_GB2312"/>
+          <w:sz w:val="32"/>
+          <w:szCs w:val="32"/>
+        </w:rPr>
+        <w:t>　拖轮所有人拖带其所有的或者经营的驳船载运货物，经海路由一港运至另一港的，视为海上货物运输。</w:t>
+      </w:r>
+    </w:p>
+    <w:p>
+      <w:pPr>
+        <w:rPr>
+          <w:rFonts w:ascii="Times New Roman" w:hAnsi="Times New Roman" w:eastAsia="宋体" w:cs="宋体"/>
+          <w:szCs w:val="32"/>
+        </w:rPr>
+      </w:pPr>
+    </w:p>
+    <w:p>
+      <w:pPr>
         <w:jc w:val="center"/>
         <w:rPr>
+          <w:rFonts w:ascii="Times New Roman" w:hAnsi="Times New Roman" w:eastAsia="黑体" w:cs="黑体"/>
+          <w:szCs w:val="32"/>
+        </w:rPr>
+      </w:pPr>
+      <w:r>
+        <w:rPr>
+          <w:rFonts w:hint="eastAsia" w:ascii="Times New Roman" w:hAnsi="Times New Roman" w:eastAsia="黑体" w:cs="黑体"/>
+          <w:szCs w:val="32"/>
+        </w:rPr>
+        <w:t>第八章　船舶碰撞</w:t>
+      </w:r>
+    </w:p>
+    <w:p>
+      <w:pPr>
+        <w:rPr>
           <w:rFonts w:ascii="Times New Roman" w:hAnsi="Times New Roman" w:eastAsia="宋体" w:cs="宋体"/>
           <w:szCs w:val="32"/>
         </w:rPr>
       </w:pPr>
-      <w:r>
-        <w:rPr>
-          <w:rFonts w:hint="eastAsia" w:ascii="Times New Roman" w:hAnsi="Times New Roman" w:eastAsia="宋体" w:cs="宋体"/>
-          <w:sz w:val="32"/>
-          <w:szCs w:val="32"/>
-          <w:lang w:val="en-US"/>
-        </w:rPr>
-        <w:t>第一节　一般规定</w:t>
+    </w:p>
+    <w:p>
+      <w:pPr>
+        <w:ind w:firstLine="632" w:firstLineChars="200"/>
+        <w:rPr>
+          <w:rFonts w:ascii="Times New Roman" w:hAnsi="Times New Roman" w:cs="仿宋_GB2312"/>
+          <w:sz w:val="32"/>
+          <w:szCs w:val="32"/>
+        </w:rPr>
+      </w:pPr>
+      <w:r>
+        <w:rPr>
+          <w:rFonts w:hint="eastAsia" w:ascii="Times New Roman" w:hAnsi="Times New Roman" w:eastAsia="黑体" w:cs="黑体"/>
+          <w:sz w:val="32"/>
+          <w:szCs w:val="32"/>
+        </w:rPr>
+        <w:t>第一百七十四条</w:t>
+      </w:r>
+      <w:r>
+        <w:rPr>
+          <w:rFonts w:hint="eastAsia" w:ascii="Times New Roman" w:hAnsi="Times New Roman" w:cs="仿宋_GB2312"/>
+          <w:sz w:val="32"/>
+          <w:szCs w:val="32"/>
+        </w:rPr>
+        <w:t>　船舶碰撞，是指船舶在海上或者与海相通的可航水域发生接触造成损害的事故。</w:t>
+      </w:r>
+    </w:p>
+    <w:p>
+      <w:pPr>
+        <w:ind w:firstLine="632" w:firstLineChars="200"/>
+        <w:rPr>
+          <w:rFonts w:ascii="Times New Roman" w:hAnsi="Times New Roman" w:cs="仿宋_GB2312"/>
+          <w:sz w:val="32"/>
+          <w:szCs w:val="32"/>
+        </w:rPr>
+      </w:pPr>
+      <w:r>
+        <w:rPr>
+          <w:rFonts w:hint="eastAsia" w:ascii="Times New Roman" w:hAnsi="Times New Roman" w:cs="仿宋_GB2312"/>
+          <w:sz w:val="32"/>
+          <w:szCs w:val="32"/>
+        </w:rPr>
+        <w:t>船舶与船舶以外的任何其他非用于军事或者政府公务的船艇之间发生碰撞，适用本章的规定。</w:t>
+      </w:r>
+    </w:p>
+    <w:p>
+      <w:pPr>
+        <w:ind w:firstLine="632" w:firstLineChars="200"/>
+        <w:rPr>
+          <w:rFonts w:ascii="Times New Roman" w:hAnsi="Times New Roman" w:cs="仿宋_GB2312"/>
+          <w:sz w:val="32"/>
+          <w:szCs w:val="32"/>
+        </w:rPr>
+      </w:pPr>
+      <w:r>
+        <w:rPr>
+          <w:rFonts w:hint="eastAsia" w:ascii="Times New Roman" w:hAnsi="Times New Roman" w:eastAsia="黑体" w:cs="黑体"/>
+          <w:sz w:val="32"/>
+          <w:szCs w:val="32"/>
+        </w:rPr>
+        <w:t>第一百七十五条</w:t>
+      </w:r>
+      <w:r>
+        <w:rPr>
+          <w:rFonts w:hint="eastAsia" w:ascii="Times New Roman" w:hAnsi="Times New Roman" w:cs="仿宋_GB2312"/>
+          <w:sz w:val="32"/>
+          <w:szCs w:val="32"/>
+        </w:rPr>
+        <w:t>　船舶发生碰撞，当事船舶的船长在不严重危及本船和船上人员安全的情况下，对于相碰的船舶和船上人员应当尽力施救。</w:t>
+      </w:r>
+    </w:p>
+    <w:p>
+      <w:pPr>
+        <w:ind w:firstLine="632" w:firstLineChars="200"/>
+        <w:rPr>
+          <w:rFonts w:ascii="Times New Roman" w:hAnsi="Times New Roman" w:cs="仿宋_GB2312"/>
+          <w:sz w:val="32"/>
+          <w:szCs w:val="32"/>
+        </w:rPr>
+      </w:pPr>
+      <w:r>
+        <w:rPr>
+          <w:rFonts w:hint="eastAsia" w:ascii="Times New Roman" w:hAnsi="Times New Roman" w:cs="仿宋_GB2312"/>
+          <w:sz w:val="32"/>
+          <w:szCs w:val="32"/>
+        </w:rPr>
+        <w:t>碰撞船舶的船长应当尽可能将其船舶名称、船籍港、出发港和目的港通知对方。</w:t>
+      </w:r>
+    </w:p>
+    <w:p>
+      <w:pPr>
+        <w:ind w:firstLine="632" w:firstLineChars="200"/>
+        <w:rPr>
+          <w:rFonts w:ascii="Times New Roman" w:hAnsi="Times New Roman" w:cs="仿宋_GB2312"/>
+          <w:sz w:val="32"/>
+          <w:szCs w:val="32"/>
+        </w:rPr>
+      </w:pPr>
+      <w:r>
+        <w:rPr>
+          <w:rFonts w:hint="eastAsia" w:ascii="Times New Roman" w:hAnsi="Times New Roman" w:eastAsia="黑体" w:cs="黑体"/>
+          <w:sz w:val="32"/>
+          <w:szCs w:val="32"/>
+        </w:rPr>
+        <w:t>第一百七十六条</w:t>
+      </w:r>
+      <w:r>
+        <w:rPr>
+          <w:rFonts w:hint="eastAsia" w:ascii="Times New Roman" w:hAnsi="Times New Roman" w:cs="仿宋_GB2312"/>
+          <w:sz w:val="32"/>
+          <w:szCs w:val="32"/>
+        </w:rPr>
+        <w:t>　船舶发生碰撞，是由于不可抗力或者其他不能归责于任何一方的原因或者无法查明的原因造成的，碰撞各方互相不承担赔偿责任。</w:t>
+      </w:r>
+    </w:p>
+    <w:p>
+      <w:pPr>
+        <w:ind w:firstLine="632" w:firstLineChars="200"/>
+        <w:rPr>
+          <w:rFonts w:ascii="Times New Roman" w:hAnsi="Times New Roman" w:cs="仿宋_GB2312"/>
+          <w:sz w:val="32"/>
+          <w:szCs w:val="32"/>
+        </w:rPr>
+      </w:pPr>
+      <w:r>
+        <w:rPr>
+          <w:rFonts w:hint="eastAsia" w:ascii="Times New Roman" w:hAnsi="Times New Roman" w:eastAsia="黑体" w:cs="黑体"/>
+          <w:sz w:val="32"/>
+          <w:szCs w:val="32"/>
+        </w:rPr>
+        <w:t>第一百七十七条</w:t>
+      </w:r>
+      <w:r>
+        <w:rPr>
+          <w:rFonts w:hint="eastAsia" w:ascii="Times New Roman" w:hAnsi="Times New Roman" w:cs="仿宋_GB2312"/>
+          <w:sz w:val="32"/>
+          <w:szCs w:val="32"/>
+        </w:rPr>
+        <w:t>　船舶发生碰撞，是由于一船的过错造成的，由有过错的船舶承担赔偿责任。</w:t>
+      </w:r>
+    </w:p>
+    <w:p>
+      <w:pPr>
+        <w:ind w:firstLine="632" w:firstLineChars="200"/>
+        <w:rPr>
+          <w:rFonts w:ascii="Times New Roman" w:hAnsi="Times New Roman" w:cs="仿宋_GB2312"/>
+          <w:sz w:val="32"/>
+          <w:szCs w:val="32"/>
+        </w:rPr>
+      </w:pPr>
+      <w:r>
+        <w:rPr>
+          <w:rFonts w:hint="eastAsia" w:ascii="Times New Roman" w:hAnsi="Times New Roman" w:eastAsia="黑体" w:cs="黑体"/>
+          <w:sz w:val="32"/>
+          <w:szCs w:val="32"/>
+        </w:rPr>
+        <w:t>第一百七十八条</w:t>
+      </w:r>
+      <w:r>
+        <w:rPr>
+          <w:rFonts w:hint="eastAsia" w:ascii="Times New Roman" w:hAnsi="Times New Roman" w:cs="仿宋_GB2312"/>
+          <w:sz w:val="32"/>
+          <w:szCs w:val="32"/>
+        </w:rPr>
+        <w:t>　船舶发生碰撞，碰撞的船舶互有过错的，各船按照过错程度的比例承担赔偿责任；过错程度相当或者过错程度的比例无法判定的，平均承担赔偿责任。</w:t>
+      </w:r>
+    </w:p>
+    <w:p>
+      <w:pPr>
+        <w:ind w:firstLine="632" w:firstLineChars="200"/>
+        <w:rPr>
+          <w:rFonts w:ascii="Times New Roman" w:hAnsi="Times New Roman" w:cs="仿宋_GB2312"/>
+          <w:sz w:val="32"/>
+          <w:szCs w:val="32"/>
+        </w:rPr>
+      </w:pPr>
+      <w:r>
+        <w:rPr>
+          <w:rFonts w:hint="eastAsia" w:ascii="Times New Roman" w:hAnsi="Times New Roman" w:cs="仿宋_GB2312"/>
+          <w:sz w:val="32"/>
+          <w:szCs w:val="32"/>
+        </w:rPr>
+        <w:t>互有过错的船舶，对碰撞造成的船舶以及船上货物和其他财产的损失，依照前款规定的比例承担赔偿责任。碰撞造成第三人财产损失的，各船的赔偿责任均不超过其应当承担的比例。</w:t>
+      </w:r>
+    </w:p>
+    <w:p>
+      <w:pPr>
+        <w:ind w:firstLine="632" w:firstLineChars="200"/>
+        <w:rPr>
+          <w:rFonts w:ascii="Times New Roman" w:hAnsi="Times New Roman" w:cs="仿宋_GB2312"/>
+          <w:sz w:val="32"/>
+          <w:szCs w:val="32"/>
+        </w:rPr>
+      </w:pPr>
+      <w:r>
+        <w:rPr>
+          <w:rFonts w:hint="eastAsia" w:ascii="Times New Roman" w:hAnsi="Times New Roman" w:cs="仿宋_GB2312"/>
+          <w:sz w:val="32"/>
+          <w:szCs w:val="32"/>
+        </w:rPr>
+        <w:t>互有过错的船舶，对造成的第三人的人身伤亡，承担连带赔偿责任。一船支付的赔偿超过本条第一款规定的比例的，有权向其他有过错的船舶追偿。</w:t>
+      </w:r>
+    </w:p>
+    <w:p>
+      <w:pPr>
+        <w:ind w:firstLine="632" w:firstLineChars="200"/>
+        <w:rPr>
+          <w:rFonts w:ascii="Times New Roman" w:hAnsi="Times New Roman" w:cs="仿宋_GB2312"/>
+          <w:sz w:val="32"/>
+          <w:szCs w:val="32"/>
+        </w:rPr>
+      </w:pPr>
+      <w:r>
+        <w:rPr>
+          <w:rFonts w:hint="eastAsia" w:ascii="Times New Roman" w:hAnsi="Times New Roman" w:eastAsia="黑体" w:cs="黑体"/>
+          <w:sz w:val="32"/>
+          <w:szCs w:val="32"/>
+        </w:rPr>
+        <w:t>第一百七十九条</w:t>
+      </w:r>
+      <w:r>
+        <w:rPr>
+          <w:rFonts w:hint="eastAsia" w:ascii="Times New Roman" w:hAnsi="Times New Roman" w:cs="仿宋_GB2312"/>
+          <w:sz w:val="32"/>
+          <w:szCs w:val="32"/>
+        </w:rPr>
+        <w:t>　船舶因操纵不当或者不遵守航行规章，虽然实际上没有与其他船舶发生碰撞，但是使其他船舶以及船上的人员、货物或者其他财产遭受损失的，适用本章的规定。</w:t>
       </w:r>
     </w:p>
     <w:p>
@@ -8443,54 +10494,18 @@
     </w:p>
     <w:p>
       <w:pPr>
-        <w:ind w:firstLine="632" w:firstLineChars="200"/>
-        <w:rPr>
-          <w:rFonts w:ascii="Times New Roman" w:hAnsi="Times New Roman" w:cs="仿宋_GB2312"/>
-          <w:sz w:val="32"/>
-          <w:szCs w:val="32"/>
-        </w:rPr>
-      </w:pPr>
-      <w:r>
-        <w:rPr>
-          <w:rFonts w:hint="eastAsia" w:ascii="Times New Roman" w:hAnsi="Times New Roman" w:eastAsia="黑体" w:cs="黑体"/>
-          <w:sz w:val="32"/>
-          <w:szCs w:val="32"/>
-        </w:rPr>
-        <w:t>第一百二十七条</w:t>
-      </w:r>
-      <w:r>
-        <w:rPr>
-          <w:rFonts w:hint="eastAsia" w:ascii="Times New Roman" w:hAnsi="Times New Roman" w:cs="仿宋_GB2312"/>
-          <w:sz w:val="32"/>
-          <w:szCs w:val="32"/>
-        </w:rPr>
-        <w:t>　本法规定的租船合同，包括航次租船合同、定期租船合同和光船租赁合同。租船合同应当采用书面形式订立。</w:t>
-      </w:r>
-    </w:p>
-    <w:p>
-      <w:pPr>
-        <w:ind w:firstLine="632" w:firstLineChars="200"/>
-        <w:rPr>
-          <w:rFonts w:ascii="Times New Roman" w:hAnsi="Times New Roman" w:cs="仿宋_GB2312"/>
-          <w:sz w:val="32"/>
-          <w:szCs w:val="32"/>
-        </w:rPr>
-      </w:pPr>
-      <w:r>
-        <w:rPr>
-          <w:rFonts w:hint="eastAsia" w:ascii="Times New Roman" w:hAnsi="Times New Roman" w:eastAsia="黑体" w:cs="黑体"/>
-          <w:sz w:val="32"/>
-          <w:szCs w:val="32"/>
-        </w:rPr>
-        <w:t>第一百二十八条</w:t>
-      </w:r>
-      <w:r>
-        <w:rPr>
-          <w:rFonts w:hint="eastAsia" w:ascii="Times New Roman" w:hAnsi="Times New Roman" w:cs="仿宋_GB2312"/>
-          <w:sz w:val="32"/>
-          <w:szCs w:val="32"/>
-        </w:rPr>
-        <w:t>　本章关于出租人和承租人之间权利义务的规定，仅在租船合同没有约定或者没有不同约定时适用。</w:t>
+        <w:jc w:val="center"/>
+        <w:rPr>
+          <w:rFonts w:ascii="Times New Roman" w:hAnsi="Times New Roman" w:eastAsia="黑体" w:cs="黑体"/>
+          <w:szCs w:val="32"/>
+        </w:rPr>
+      </w:pPr>
+      <w:r>
+        <w:rPr>
+          <w:rFonts w:hint="eastAsia" w:ascii="Times New Roman" w:hAnsi="Times New Roman" w:eastAsia="黑体" w:cs="黑体"/>
+          <w:szCs w:val="32"/>
+        </w:rPr>
+        <w:t>第九章　海难救助</w:t>
       </w:r>
     </w:p>
     <w:p>
@@ -8503,3275 +10518,1273 @@
     </w:p>
     <w:p>
       <w:pPr>
+        <w:ind w:firstLine="632" w:firstLineChars="200"/>
+        <w:rPr>
+          <w:rFonts w:ascii="Times New Roman" w:hAnsi="Times New Roman" w:cs="仿宋_GB2312"/>
+          <w:sz w:val="32"/>
+          <w:szCs w:val="32"/>
+        </w:rPr>
+      </w:pPr>
+      <w:r>
+        <w:rPr>
+          <w:rFonts w:hint="eastAsia" w:ascii="Times New Roman" w:hAnsi="Times New Roman" w:eastAsia="黑体" w:cs="黑体"/>
+          <w:sz w:val="32"/>
+          <w:szCs w:val="32"/>
+        </w:rPr>
+        <w:t>第一百八十条</w:t>
+      </w:r>
+      <w:r>
+        <w:rPr>
+          <w:rFonts w:hint="eastAsia" w:ascii="Times New Roman" w:hAnsi="Times New Roman" w:cs="仿宋_GB2312"/>
+          <w:sz w:val="32"/>
+          <w:szCs w:val="32"/>
+        </w:rPr>
+        <w:t>　本章规定适用于对海上或者与海相通的可航水域内遇险的船舶或者其他财产进行的救助。</w:t>
+      </w:r>
+    </w:p>
+    <w:p>
+      <w:pPr>
+        <w:ind w:firstLine="632" w:firstLineChars="200"/>
+        <w:rPr>
+          <w:rFonts w:ascii="Times New Roman" w:hAnsi="Times New Roman" w:cs="仿宋_GB2312"/>
+          <w:sz w:val="32"/>
+          <w:szCs w:val="32"/>
+        </w:rPr>
+      </w:pPr>
+      <w:r>
+        <w:rPr>
+          <w:rFonts w:hint="eastAsia" w:ascii="Times New Roman" w:hAnsi="Times New Roman" w:cs="仿宋_GB2312"/>
+          <w:sz w:val="32"/>
+          <w:szCs w:val="32"/>
+        </w:rPr>
+        <w:t>船舶与船舶以外的任何其他非用于军事或者政府公务的船艇之间发生的救助关系，适用本章的规定。</w:t>
+      </w:r>
+    </w:p>
+    <w:p>
+      <w:pPr>
+        <w:ind w:firstLine="632" w:firstLineChars="200"/>
+        <w:rPr>
+          <w:rFonts w:ascii="Times New Roman" w:hAnsi="Times New Roman" w:cs="仿宋_GB2312"/>
+          <w:sz w:val="32"/>
+          <w:szCs w:val="32"/>
+        </w:rPr>
+      </w:pPr>
+      <w:r>
+        <w:rPr>
+          <w:rFonts w:hint="eastAsia" w:ascii="Times New Roman" w:hAnsi="Times New Roman" w:cs="仿宋_GB2312"/>
+          <w:sz w:val="32"/>
+          <w:szCs w:val="32"/>
+        </w:rPr>
+        <w:t>除本法第一百八十五条关于撤销或者变更救助合同和第一百八十六条、第一百八十七条关于防止或者减轻生态环境损害的规定外，本章其他规定仅在救助合同没有约定或者没有不同约定时适用。</w:t>
+      </w:r>
+    </w:p>
+    <w:p>
+      <w:pPr>
+        <w:ind w:firstLine="632" w:firstLineChars="200"/>
+        <w:rPr>
+          <w:rFonts w:ascii="Times New Roman" w:hAnsi="Times New Roman" w:cs="仿宋_GB2312"/>
+          <w:sz w:val="32"/>
+          <w:szCs w:val="32"/>
+        </w:rPr>
+      </w:pPr>
+      <w:r>
+        <w:rPr>
+          <w:rFonts w:hint="eastAsia" w:ascii="Times New Roman" w:hAnsi="Times New Roman" w:eastAsia="黑体" w:cs="黑体"/>
+          <w:sz w:val="32"/>
+          <w:szCs w:val="32"/>
+        </w:rPr>
+        <w:t>第一百八十一条</w:t>
+      </w:r>
+      <w:r>
+        <w:rPr>
+          <w:rFonts w:hint="eastAsia" w:ascii="Times New Roman" w:hAnsi="Times New Roman" w:cs="仿宋_GB2312"/>
+          <w:sz w:val="32"/>
+          <w:szCs w:val="32"/>
+        </w:rPr>
+        <w:t>　本章下列用语的含义：</w:t>
+      </w:r>
+    </w:p>
+    <w:p>
+      <w:pPr>
+        <w:ind w:firstLine="632" w:firstLineChars="200"/>
+        <w:rPr>
+          <w:rFonts w:ascii="Times New Roman" w:hAnsi="Times New Roman" w:cs="仿宋_GB2312"/>
+          <w:sz w:val="32"/>
+          <w:szCs w:val="32"/>
+        </w:rPr>
+      </w:pPr>
+      <w:r>
+        <w:rPr>
+          <w:rFonts w:hint="eastAsia" w:ascii="Times New Roman" w:hAnsi="Times New Roman" w:cs="仿宋_GB2312"/>
+          <w:sz w:val="32"/>
+          <w:szCs w:val="32"/>
+        </w:rPr>
+        <w:t>（一）财产，是指非永久地和非有意地依附于岸线的任何财产，包括有风险的运费。</w:t>
+      </w:r>
+    </w:p>
+    <w:p>
+      <w:pPr>
+        <w:ind w:firstLine="632" w:firstLineChars="200"/>
+        <w:rPr>
+          <w:rFonts w:ascii="Times New Roman" w:hAnsi="Times New Roman" w:cs="仿宋_GB2312"/>
+          <w:sz w:val="32"/>
+          <w:szCs w:val="32"/>
+        </w:rPr>
+      </w:pPr>
+      <w:r>
+        <w:rPr>
+          <w:rFonts w:hint="eastAsia" w:ascii="Times New Roman" w:hAnsi="Times New Roman" w:cs="仿宋_GB2312"/>
+          <w:sz w:val="32"/>
+          <w:szCs w:val="32"/>
+        </w:rPr>
+        <w:t>（二）救助款项，是指依照本章规定，被救助方应当向救助方支付的任何救助报酬、酬金或者补偿。</w:t>
+      </w:r>
+    </w:p>
+    <w:p>
+      <w:pPr>
+        <w:ind w:firstLine="632" w:firstLineChars="200"/>
+        <w:rPr>
+          <w:rFonts w:ascii="Times New Roman" w:hAnsi="Times New Roman" w:cs="仿宋_GB2312"/>
+          <w:sz w:val="32"/>
+          <w:szCs w:val="32"/>
+        </w:rPr>
+      </w:pPr>
+      <w:r>
+        <w:rPr>
+          <w:rFonts w:hint="eastAsia" w:ascii="Times New Roman" w:hAnsi="Times New Roman" w:eastAsia="黑体" w:cs="黑体"/>
+          <w:sz w:val="32"/>
+          <w:szCs w:val="32"/>
+        </w:rPr>
+        <w:t>第一百八十二条</w:t>
+      </w:r>
+      <w:r>
+        <w:rPr>
+          <w:rFonts w:hint="eastAsia" w:ascii="Times New Roman" w:hAnsi="Times New Roman" w:cs="仿宋_GB2312"/>
+          <w:sz w:val="32"/>
+          <w:szCs w:val="32"/>
+        </w:rPr>
+        <w:t>　本章规定不适用于海上已经就位的从事海底矿物资源的勘探、开发或者生产的固定式、浮动式平台和移动式近海钻井装置。</w:t>
+      </w:r>
+    </w:p>
+    <w:p>
+      <w:pPr>
+        <w:ind w:firstLine="632" w:firstLineChars="200"/>
+        <w:rPr>
+          <w:rFonts w:ascii="Times New Roman" w:hAnsi="Times New Roman" w:cs="仿宋_GB2312"/>
+          <w:sz w:val="32"/>
+          <w:szCs w:val="32"/>
+        </w:rPr>
+      </w:pPr>
+      <w:r>
+        <w:rPr>
+          <w:rFonts w:hint="eastAsia" w:ascii="Times New Roman" w:hAnsi="Times New Roman" w:eastAsia="黑体" w:cs="黑体"/>
+          <w:sz w:val="32"/>
+          <w:szCs w:val="32"/>
+        </w:rPr>
+        <w:t>第一百八十三条</w:t>
+      </w:r>
+      <w:r>
+        <w:rPr>
+          <w:rFonts w:hint="eastAsia" w:ascii="Times New Roman" w:hAnsi="Times New Roman" w:cs="仿宋_GB2312"/>
+          <w:sz w:val="32"/>
+          <w:szCs w:val="32"/>
+        </w:rPr>
+        <w:t>　船长在不严重危及本船和船上人员安全的情况下，有义务尽力救助海上人命。</w:t>
+      </w:r>
+    </w:p>
+    <w:p>
+      <w:pPr>
+        <w:ind w:firstLine="632" w:firstLineChars="200"/>
+        <w:rPr>
+          <w:rFonts w:ascii="Times New Roman" w:hAnsi="Times New Roman" w:cs="仿宋_GB2312"/>
+          <w:sz w:val="32"/>
+          <w:szCs w:val="32"/>
+        </w:rPr>
+      </w:pPr>
+      <w:r>
+        <w:rPr>
+          <w:rFonts w:hint="eastAsia" w:ascii="Times New Roman" w:hAnsi="Times New Roman" w:eastAsia="黑体" w:cs="黑体"/>
+          <w:sz w:val="32"/>
+          <w:szCs w:val="32"/>
+        </w:rPr>
+        <w:t>第一百八十四条</w:t>
+      </w:r>
+      <w:r>
+        <w:rPr>
+          <w:rFonts w:hint="eastAsia" w:ascii="Times New Roman" w:hAnsi="Times New Roman" w:cs="仿宋_GB2312"/>
+          <w:sz w:val="32"/>
+          <w:szCs w:val="32"/>
+        </w:rPr>
+        <w:t>　救助方与被救助方就海难救助达成协议，救助合同成立。</w:t>
+      </w:r>
+    </w:p>
+    <w:p>
+      <w:pPr>
+        <w:ind w:firstLine="632" w:firstLineChars="200"/>
+        <w:rPr>
+          <w:rFonts w:ascii="Times New Roman" w:hAnsi="Times New Roman" w:cs="仿宋_GB2312"/>
+          <w:sz w:val="32"/>
+          <w:szCs w:val="32"/>
+        </w:rPr>
+      </w:pPr>
+      <w:r>
+        <w:rPr>
+          <w:rFonts w:hint="eastAsia" w:ascii="Times New Roman" w:hAnsi="Times New Roman" w:cs="仿宋_GB2312"/>
+          <w:sz w:val="32"/>
+          <w:szCs w:val="32"/>
+        </w:rPr>
+        <w:t>遇险船舶的船长有权代表船舶所有人订立救助合同。遇险船舶的船长或者船舶所有人有权代表船上财产所有人订立救助合同。</w:t>
+      </w:r>
+    </w:p>
+    <w:p>
+      <w:pPr>
+        <w:ind w:firstLine="632" w:firstLineChars="200"/>
+        <w:rPr>
+          <w:rFonts w:ascii="Times New Roman" w:hAnsi="Times New Roman" w:cs="仿宋_GB2312"/>
+          <w:sz w:val="32"/>
+          <w:szCs w:val="32"/>
+        </w:rPr>
+      </w:pPr>
+      <w:r>
+        <w:rPr>
+          <w:rFonts w:hint="eastAsia" w:ascii="Times New Roman" w:hAnsi="Times New Roman" w:eastAsia="黑体" w:cs="黑体"/>
+          <w:sz w:val="32"/>
+          <w:szCs w:val="32"/>
+        </w:rPr>
+        <w:t>第一百八十五条</w:t>
+      </w:r>
+      <w:r>
+        <w:rPr>
+          <w:rFonts w:hint="eastAsia" w:ascii="Times New Roman" w:hAnsi="Times New Roman" w:cs="仿宋_GB2312"/>
+          <w:sz w:val="32"/>
+          <w:szCs w:val="32"/>
+        </w:rPr>
+        <w:t>　有下列情形之一，一方当事人起诉或者双方当事人协议仲裁的，受理争议的法院或者仲裁机构可以撤销、变更救助合同：</w:t>
+      </w:r>
+    </w:p>
+    <w:p>
+      <w:pPr>
+        <w:ind w:firstLine="632" w:firstLineChars="200"/>
+        <w:rPr>
+          <w:rFonts w:ascii="Times New Roman" w:hAnsi="Times New Roman" w:cs="仿宋_GB2312"/>
+          <w:sz w:val="32"/>
+          <w:szCs w:val="32"/>
+        </w:rPr>
+      </w:pPr>
+      <w:r>
+        <w:rPr>
+          <w:rFonts w:hint="eastAsia" w:ascii="Times New Roman" w:hAnsi="Times New Roman" w:cs="仿宋_GB2312"/>
+          <w:sz w:val="32"/>
+          <w:szCs w:val="32"/>
+        </w:rPr>
+        <w:t>（一）合同在受胁迫或者危险情况的影响下订立，并且合同条款显失公平；</w:t>
+      </w:r>
+    </w:p>
+    <w:p>
+      <w:pPr>
+        <w:ind w:firstLine="632" w:firstLineChars="200"/>
+        <w:rPr>
+          <w:rFonts w:ascii="Times New Roman" w:hAnsi="Times New Roman" w:cs="仿宋_GB2312"/>
+          <w:sz w:val="32"/>
+          <w:szCs w:val="32"/>
+        </w:rPr>
+      </w:pPr>
+      <w:r>
+        <w:rPr>
+          <w:rFonts w:hint="eastAsia" w:ascii="Times New Roman" w:hAnsi="Times New Roman" w:cs="仿宋_GB2312"/>
+          <w:sz w:val="32"/>
+          <w:szCs w:val="32"/>
+        </w:rPr>
+        <w:t>（二）根据合同支付的救助款项明显过高或者过低于实际提供的救助服务。</w:t>
+      </w:r>
+    </w:p>
+    <w:p>
+      <w:pPr>
+        <w:ind w:firstLine="632" w:firstLineChars="200"/>
+        <w:rPr>
+          <w:rFonts w:ascii="Times New Roman" w:hAnsi="Times New Roman" w:cs="仿宋_GB2312"/>
+          <w:sz w:val="32"/>
+          <w:szCs w:val="32"/>
+        </w:rPr>
+      </w:pPr>
+      <w:r>
+        <w:rPr>
+          <w:rFonts w:hint="eastAsia" w:ascii="Times New Roman" w:hAnsi="Times New Roman" w:eastAsia="黑体" w:cs="黑体"/>
+          <w:sz w:val="32"/>
+          <w:szCs w:val="32"/>
+        </w:rPr>
+        <w:t>第一百八十六条</w:t>
+      </w:r>
+      <w:r>
+        <w:rPr>
+          <w:rFonts w:hint="eastAsia" w:ascii="Times New Roman" w:hAnsi="Times New Roman" w:cs="仿宋_GB2312"/>
+          <w:sz w:val="32"/>
+          <w:szCs w:val="32"/>
+        </w:rPr>
+        <w:t>　在救助作业过程中，救助方对被救助方负有下列义务：</w:t>
+      </w:r>
+    </w:p>
+    <w:p>
+      <w:pPr>
+        <w:ind w:firstLine="632" w:firstLineChars="200"/>
+        <w:rPr>
+          <w:rFonts w:ascii="Times New Roman" w:hAnsi="Times New Roman" w:cs="仿宋_GB2312"/>
+          <w:sz w:val="32"/>
+          <w:szCs w:val="32"/>
+        </w:rPr>
+      </w:pPr>
+      <w:r>
+        <w:rPr>
+          <w:rFonts w:hint="eastAsia" w:ascii="Times New Roman" w:hAnsi="Times New Roman" w:cs="仿宋_GB2312"/>
+          <w:sz w:val="32"/>
+          <w:szCs w:val="32"/>
+        </w:rPr>
+        <w:t>（一）以应有的谨慎进行救助；</w:t>
+      </w:r>
+    </w:p>
+    <w:p>
+      <w:pPr>
+        <w:ind w:firstLine="632" w:firstLineChars="200"/>
+        <w:rPr>
+          <w:rFonts w:ascii="Times New Roman" w:hAnsi="Times New Roman" w:cs="仿宋_GB2312"/>
+          <w:sz w:val="32"/>
+          <w:szCs w:val="32"/>
+        </w:rPr>
+      </w:pPr>
+      <w:r>
+        <w:rPr>
+          <w:rFonts w:hint="eastAsia" w:ascii="Times New Roman" w:hAnsi="Times New Roman" w:cs="仿宋_GB2312"/>
+          <w:sz w:val="32"/>
+          <w:szCs w:val="32"/>
+        </w:rPr>
+        <w:t>（二）以应有的谨慎防止或者减少生态环境损害；</w:t>
+      </w:r>
+    </w:p>
+    <w:p>
+      <w:pPr>
+        <w:ind w:firstLine="632" w:firstLineChars="200"/>
+        <w:rPr>
+          <w:rFonts w:ascii="Times New Roman" w:hAnsi="Times New Roman" w:cs="仿宋_GB2312"/>
+          <w:sz w:val="32"/>
+          <w:szCs w:val="32"/>
+        </w:rPr>
+      </w:pPr>
+      <w:r>
+        <w:rPr>
+          <w:rFonts w:hint="eastAsia" w:ascii="Times New Roman" w:hAnsi="Times New Roman" w:cs="仿宋_GB2312"/>
+          <w:sz w:val="32"/>
+          <w:szCs w:val="32"/>
+        </w:rPr>
+        <w:t>（三）在合理需要的情况下，寻求其他救助方援助；</w:t>
+      </w:r>
+    </w:p>
+    <w:p>
+      <w:pPr>
+        <w:ind w:firstLine="632" w:firstLineChars="200"/>
+        <w:rPr>
+          <w:rFonts w:ascii="Times New Roman" w:hAnsi="Times New Roman" w:cs="仿宋_GB2312"/>
+          <w:sz w:val="32"/>
+          <w:szCs w:val="32"/>
+        </w:rPr>
+      </w:pPr>
+      <w:r>
+        <w:rPr>
+          <w:rFonts w:hint="eastAsia" w:ascii="Times New Roman" w:hAnsi="Times New Roman" w:cs="仿宋_GB2312"/>
+          <w:sz w:val="32"/>
+          <w:szCs w:val="32"/>
+        </w:rPr>
+        <w:t>（四）接受被救助方要求其他救助方参与救助作业的合理要求，但是要求不合理的，原救助方的救助报酬金额不受影响。</w:t>
+      </w:r>
+    </w:p>
+    <w:p>
+      <w:pPr>
+        <w:ind w:firstLine="632" w:firstLineChars="200"/>
+        <w:rPr>
+          <w:rFonts w:ascii="Times New Roman" w:hAnsi="Times New Roman" w:cs="仿宋_GB2312"/>
+          <w:sz w:val="32"/>
+          <w:szCs w:val="32"/>
+        </w:rPr>
+      </w:pPr>
+      <w:r>
+        <w:rPr>
+          <w:rFonts w:hint="eastAsia" w:ascii="Times New Roman" w:hAnsi="Times New Roman" w:eastAsia="黑体" w:cs="黑体"/>
+          <w:sz w:val="32"/>
+          <w:szCs w:val="32"/>
+        </w:rPr>
+        <w:t>第一百八十七条</w:t>
+      </w:r>
+      <w:r>
+        <w:rPr>
+          <w:rFonts w:hint="eastAsia" w:ascii="Times New Roman" w:hAnsi="Times New Roman" w:cs="仿宋_GB2312"/>
+          <w:sz w:val="32"/>
+          <w:szCs w:val="32"/>
+        </w:rPr>
+        <w:t>　在救助作业过程中，被救助方对救助方负有下列义务：</w:t>
+      </w:r>
+    </w:p>
+    <w:p>
+      <w:pPr>
+        <w:ind w:firstLine="632" w:firstLineChars="200"/>
+        <w:rPr>
+          <w:rFonts w:ascii="Times New Roman" w:hAnsi="Times New Roman" w:cs="仿宋_GB2312"/>
+          <w:sz w:val="32"/>
+          <w:szCs w:val="32"/>
+        </w:rPr>
+      </w:pPr>
+      <w:r>
+        <w:rPr>
+          <w:rFonts w:hint="eastAsia" w:ascii="Times New Roman" w:hAnsi="Times New Roman" w:cs="仿宋_GB2312"/>
+          <w:sz w:val="32"/>
+          <w:szCs w:val="32"/>
+        </w:rPr>
+        <w:t>（一）与救助方通力合作；</w:t>
+      </w:r>
+    </w:p>
+    <w:p>
+      <w:pPr>
+        <w:ind w:firstLine="632" w:firstLineChars="200"/>
+        <w:rPr>
+          <w:rFonts w:ascii="Times New Roman" w:hAnsi="Times New Roman" w:cs="仿宋_GB2312"/>
+          <w:sz w:val="32"/>
+          <w:szCs w:val="32"/>
+        </w:rPr>
+      </w:pPr>
+      <w:r>
+        <w:rPr>
+          <w:rFonts w:hint="eastAsia" w:ascii="Times New Roman" w:hAnsi="Times New Roman" w:cs="仿宋_GB2312"/>
+          <w:sz w:val="32"/>
+          <w:szCs w:val="32"/>
+        </w:rPr>
+        <w:t>（二）以应有的谨慎防止或者减少生态环境损害；</w:t>
+      </w:r>
+    </w:p>
+    <w:p>
+      <w:pPr>
+        <w:ind w:firstLine="632" w:firstLineChars="200"/>
+        <w:rPr>
+          <w:rFonts w:ascii="Times New Roman" w:hAnsi="Times New Roman" w:cs="仿宋_GB2312"/>
+          <w:sz w:val="32"/>
+          <w:szCs w:val="32"/>
+        </w:rPr>
+      </w:pPr>
+      <w:r>
+        <w:rPr>
+          <w:rFonts w:hint="eastAsia" w:ascii="Times New Roman" w:hAnsi="Times New Roman" w:cs="仿宋_GB2312"/>
+          <w:sz w:val="32"/>
+          <w:szCs w:val="32"/>
+        </w:rPr>
+        <w:t>（三）获救的船舶或者其他财产被送至安全地点时，及时接受救助方提出的合理的移交要求。</w:t>
+      </w:r>
+    </w:p>
+    <w:p>
+      <w:pPr>
+        <w:ind w:firstLine="632" w:firstLineChars="200"/>
+        <w:rPr>
+          <w:rFonts w:ascii="Times New Roman" w:hAnsi="Times New Roman" w:cs="仿宋_GB2312"/>
+          <w:sz w:val="32"/>
+          <w:szCs w:val="32"/>
+        </w:rPr>
+      </w:pPr>
+      <w:r>
+        <w:rPr>
+          <w:rFonts w:hint="eastAsia" w:ascii="Times New Roman" w:hAnsi="Times New Roman" w:eastAsia="黑体" w:cs="黑体"/>
+          <w:sz w:val="32"/>
+          <w:szCs w:val="32"/>
+        </w:rPr>
+        <w:t>第一百八十八条</w:t>
+      </w:r>
+      <w:r>
+        <w:rPr>
+          <w:rFonts w:hint="eastAsia" w:ascii="Times New Roman" w:hAnsi="Times New Roman" w:cs="仿宋_GB2312"/>
+          <w:sz w:val="32"/>
+          <w:szCs w:val="32"/>
+        </w:rPr>
+        <w:t>　救助方对遇险的船舶和其他财产的救助，取得效果的，有权获得救助报酬；未取得效果的，除本法第一百九十一条或者其他法律另有规定外，无权获得救助款项。</w:t>
+      </w:r>
+    </w:p>
+    <w:p>
+      <w:pPr>
+        <w:ind w:firstLine="632" w:firstLineChars="200"/>
+        <w:rPr>
+          <w:rFonts w:ascii="Times New Roman" w:hAnsi="Times New Roman" w:cs="仿宋_GB2312"/>
+          <w:sz w:val="32"/>
+          <w:szCs w:val="32"/>
+        </w:rPr>
+      </w:pPr>
+      <w:r>
+        <w:rPr>
+          <w:rFonts w:hint="eastAsia" w:ascii="Times New Roman" w:hAnsi="Times New Roman" w:eastAsia="黑体" w:cs="黑体"/>
+          <w:sz w:val="32"/>
+          <w:szCs w:val="32"/>
+        </w:rPr>
+        <w:t>第一百八十九条</w:t>
+      </w:r>
+      <w:r>
+        <w:rPr>
+          <w:rFonts w:hint="eastAsia" w:ascii="Times New Roman" w:hAnsi="Times New Roman" w:cs="仿宋_GB2312"/>
+          <w:sz w:val="32"/>
+          <w:szCs w:val="32"/>
+        </w:rPr>
+        <w:t>　确定救助报酬，应当体现对救助作业的鼓励，并综合考虑下列各项因素：</w:t>
+      </w:r>
+    </w:p>
+    <w:p>
+      <w:pPr>
+        <w:ind w:firstLine="632" w:firstLineChars="200"/>
+        <w:rPr>
+          <w:rFonts w:ascii="Times New Roman" w:hAnsi="Times New Roman" w:cs="仿宋_GB2312"/>
+          <w:sz w:val="32"/>
+          <w:szCs w:val="32"/>
+        </w:rPr>
+      </w:pPr>
+      <w:r>
+        <w:rPr>
+          <w:rFonts w:hint="eastAsia" w:ascii="Times New Roman" w:hAnsi="Times New Roman" w:cs="仿宋_GB2312"/>
+          <w:sz w:val="32"/>
+          <w:szCs w:val="32"/>
+        </w:rPr>
+        <w:t>（一）船舶和其他财产的获救价值；</w:t>
+      </w:r>
+    </w:p>
+    <w:p>
+      <w:pPr>
+        <w:ind w:firstLine="632" w:firstLineChars="200"/>
+        <w:rPr>
+          <w:rFonts w:ascii="Times New Roman" w:hAnsi="Times New Roman" w:cs="仿宋_GB2312"/>
+          <w:sz w:val="32"/>
+          <w:szCs w:val="32"/>
+        </w:rPr>
+      </w:pPr>
+      <w:r>
+        <w:rPr>
+          <w:rFonts w:hint="eastAsia" w:ascii="Times New Roman" w:hAnsi="Times New Roman" w:cs="仿宋_GB2312"/>
+          <w:sz w:val="32"/>
+          <w:szCs w:val="32"/>
+        </w:rPr>
+        <w:t>（二）救助方在防止或者减少生态环境损害方面的技能和努力；</w:t>
+      </w:r>
+    </w:p>
+    <w:p>
+      <w:pPr>
+        <w:ind w:firstLine="632" w:firstLineChars="200"/>
+        <w:rPr>
+          <w:rFonts w:ascii="Times New Roman" w:hAnsi="Times New Roman" w:cs="仿宋_GB2312"/>
+          <w:sz w:val="32"/>
+          <w:szCs w:val="32"/>
+        </w:rPr>
+      </w:pPr>
+      <w:r>
+        <w:rPr>
+          <w:rFonts w:hint="eastAsia" w:ascii="Times New Roman" w:hAnsi="Times New Roman" w:cs="仿宋_GB2312"/>
+          <w:sz w:val="32"/>
+          <w:szCs w:val="32"/>
+        </w:rPr>
+        <w:t>（三）救助方的救助成效；</w:t>
+      </w:r>
+    </w:p>
+    <w:p>
+      <w:pPr>
+        <w:ind w:firstLine="632" w:firstLineChars="200"/>
+        <w:rPr>
+          <w:rFonts w:ascii="Times New Roman" w:hAnsi="Times New Roman" w:cs="仿宋_GB2312"/>
+          <w:sz w:val="32"/>
+          <w:szCs w:val="32"/>
+        </w:rPr>
+      </w:pPr>
+      <w:r>
+        <w:rPr>
+          <w:rFonts w:hint="eastAsia" w:ascii="Times New Roman" w:hAnsi="Times New Roman" w:cs="仿宋_GB2312"/>
+          <w:sz w:val="32"/>
+          <w:szCs w:val="32"/>
+        </w:rPr>
+        <w:t>（四）危险的性质和程度；</w:t>
+      </w:r>
+    </w:p>
+    <w:p>
+      <w:pPr>
+        <w:ind w:firstLine="632" w:firstLineChars="200"/>
+        <w:rPr>
+          <w:rFonts w:ascii="Times New Roman" w:hAnsi="Times New Roman" w:cs="仿宋_GB2312"/>
+          <w:sz w:val="32"/>
+          <w:szCs w:val="32"/>
+        </w:rPr>
+      </w:pPr>
+      <w:r>
+        <w:rPr>
+          <w:rFonts w:hint="eastAsia" w:ascii="Times New Roman" w:hAnsi="Times New Roman" w:cs="仿宋_GB2312"/>
+          <w:sz w:val="32"/>
+          <w:szCs w:val="32"/>
+        </w:rPr>
+        <w:t>（五）救助方在救助船舶、其他财产和人命方面的技能和努力；</w:t>
+      </w:r>
+    </w:p>
+    <w:p>
+      <w:pPr>
+        <w:ind w:firstLine="632" w:firstLineChars="200"/>
+        <w:rPr>
+          <w:rFonts w:ascii="Times New Roman" w:hAnsi="Times New Roman" w:cs="仿宋_GB2312"/>
+          <w:sz w:val="32"/>
+          <w:szCs w:val="32"/>
+        </w:rPr>
+      </w:pPr>
+      <w:r>
+        <w:rPr>
+          <w:rFonts w:hint="eastAsia" w:ascii="Times New Roman" w:hAnsi="Times New Roman" w:cs="仿宋_GB2312"/>
+          <w:sz w:val="32"/>
+          <w:szCs w:val="32"/>
+        </w:rPr>
+        <w:t>（六）救助方所用的时间、支出的费用和遭受的损失；</w:t>
+      </w:r>
+    </w:p>
+    <w:p>
+      <w:pPr>
+        <w:ind w:firstLine="632" w:firstLineChars="200"/>
+        <w:rPr>
+          <w:rFonts w:ascii="Times New Roman" w:hAnsi="Times New Roman" w:cs="仿宋_GB2312"/>
+          <w:sz w:val="32"/>
+          <w:szCs w:val="32"/>
+        </w:rPr>
+      </w:pPr>
+      <w:r>
+        <w:rPr>
+          <w:rFonts w:hint="eastAsia" w:ascii="Times New Roman" w:hAnsi="Times New Roman" w:cs="仿宋_GB2312"/>
+          <w:sz w:val="32"/>
+          <w:szCs w:val="32"/>
+        </w:rPr>
+        <w:t>（七）救助方或者救助设备可能面临的责任风险和其他风险；</w:t>
+      </w:r>
+    </w:p>
+    <w:p>
+      <w:pPr>
+        <w:ind w:firstLine="632" w:firstLineChars="200"/>
+        <w:rPr>
+          <w:rFonts w:ascii="Times New Roman" w:hAnsi="Times New Roman" w:cs="仿宋_GB2312"/>
+          <w:sz w:val="32"/>
+          <w:szCs w:val="32"/>
+        </w:rPr>
+      </w:pPr>
+      <w:r>
+        <w:rPr>
+          <w:rFonts w:hint="eastAsia" w:ascii="Times New Roman" w:hAnsi="Times New Roman" w:cs="仿宋_GB2312"/>
+          <w:sz w:val="32"/>
+          <w:szCs w:val="32"/>
+        </w:rPr>
+        <w:t>（八）救助方提供救助服务的及时性；</w:t>
+      </w:r>
+    </w:p>
+    <w:p>
+      <w:pPr>
+        <w:ind w:firstLine="632" w:firstLineChars="200"/>
+        <w:rPr>
+          <w:rFonts w:ascii="Times New Roman" w:hAnsi="Times New Roman" w:cs="仿宋_GB2312"/>
+          <w:sz w:val="32"/>
+          <w:szCs w:val="32"/>
+        </w:rPr>
+      </w:pPr>
+      <w:r>
+        <w:rPr>
+          <w:rFonts w:hint="eastAsia" w:ascii="Times New Roman" w:hAnsi="Times New Roman" w:cs="仿宋_GB2312"/>
+          <w:sz w:val="32"/>
+          <w:szCs w:val="32"/>
+        </w:rPr>
+        <w:t>（九）用于救助作业的船舶和其他设备的可用性和使用情况；</w:t>
+      </w:r>
+    </w:p>
+    <w:p>
+      <w:pPr>
+        <w:ind w:firstLine="632" w:firstLineChars="200"/>
+        <w:rPr>
+          <w:rFonts w:ascii="Times New Roman" w:hAnsi="Times New Roman" w:cs="仿宋_GB2312"/>
+          <w:sz w:val="32"/>
+          <w:szCs w:val="32"/>
+        </w:rPr>
+      </w:pPr>
+      <w:r>
+        <w:rPr>
+          <w:rFonts w:hint="eastAsia" w:ascii="Times New Roman" w:hAnsi="Times New Roman" w:cs="仿宋_GB2312"/>
+          <w:sz w:val="32"/>
+          <w:szCs w:val="32"/>
+        </w:rPr>
+        <w:t>（十）救助设备的备用状况、效能和设备的价值。</w:t>
+      </w:r>
+    </w:p>
+    <w:p>
+      <w:pPr>
+        <w:ind w:firstLine="632" w:firstLineChars="200"/>
+        <w:rPr>
+          <w:rFonts w:ascii="Times New Roman" w:hAnsi="Times New Roman" w:cs="仿宋_GB2312"/>
+          <w:sz w:val="32"/>
+          <w:szCs w:val="32"/>
+        </w:rPr>
+      </w:pPr>
+      <w:r>
+        <w:rPr>
+          <w:rFonts w:hint="eastAsia" w:ascii="Times New Roman" w:hAnsi="Times New Roman" w:cs="仿宋_GB2312"/>
+          <w:sz w:val="32"/>
+          <w:szCs w:val="32"/>
+        </w:rPr>
+        <w:t>救助报酬不得超过船舶和其他财产的获救价值。</w:t>
+      </w:r>
+    </w:p>
+    <w:p>
+      <w:pPr>
+        <w:ind w:firstLine="632" w:firstLineChars="200"/>
+        <w:rPr>
+          <w:rFonts w:ascii="Times New Roman" w:hAnsi="Times New Roman" w:cs="仿宋_GB2312"/>
+          <w:sz w:val="32"/>
+          <w:szCs w:val="32"/>
+        </w:rPr>
+      </w:pPr>
+      <w:r>
+        <w:rPr>
+          <w:rFonts w:hint="eastAsia" w:ascii="Times New Roman" w:hAnsi="Times New Roman" w:eastAsia="黑体" w:cs="黑体"/>
+          <w:sz w:val="32"/>
+          <w:szCs w:val="32"/>
+        </w:rPr>
+        <w:t>第一百九十条</w:t>
+      </w:r>
+      <w:r>
+        <w:rPr>
+          <w:rFonts w:hint="eastAsia" w:ascii="Times New Roman" w:hAnsi="Times New Roman" w:cs="仿宋_GB2312"/>
+          <w:sz w:val="32"/>
+          <w:szCs w:val="32"/>
+        </w:rPr>
+        <w:t>　船舶和其他财产的获救价值，是指船舶和其他财产获救后的估计价值或者实际出卖的收入，扣除有关税款和海关、检疫、检验费用以及进行卸载、保管、估价、出卖而产生的费用后的价值。</w:t>
+      </w:r>
+    </w:p>
+    <w:p>
+      <w:pPr>
+        <w:ind w:firstLine="632" w:firstLineChars="200"/>
+        <w:rPr>
+          <w:rFonts w:ascii="Times New Roman" w:hAnsi="Times New Roman" w:cs="仿宋_GB2312"/>
+          <w:sz w:val="32"/>
+          <w:szCs w:val="32"/>
+        </w:rPr>
+      </w:pPr>
+      <w:r>
+        <w:rPr>
+          <w:rFonts w:hint="eastAsia" w:ascii="Times New Roman" w:hAnsi="Times New Roman" w:cs="仿宋_GB2312"/>
+          <w:sz w:val="32"/>
+          <w:szCs w:val="32"/>
+        </w:rPr>
+        <w:t>前款规定的获救价值，不包括获救的船员私人物品和旅客自带行李的价值。</w:t>
+      </w:r>
+    </w:p>
+    <w:p>
+      <w:pPr>
+        <w:ind w:firstLine="632" w:firstLineChars="200"/>
+        <w:rPr>
+          <w:rFonts w:ascii="Times New Roman" w:hAnsi="Times New Roman" w:cs="仿宋_GB2312"/>
+          <w:sz w:val="32"/>
+          <w:szCs w:val="32"/>
+        </w:rPr>
+      </w:pPr>
+      <w:r>
+        <w:rPr>
+          <w:rFonts w:hint="eastAsia" w:ascii="Times New Roman" w:hAnsi="Times New Roman" w:eastAsia="黑体" w:cs="黑体"/>
+          <w:sz w:val="32"/>
+          <w:szCs w:val="32"/>
+        </w:rPr>
+        <w:t>第一百九十一条</w:t>
+      </w:r>
+      <w:r>
+        <w:rPr>
+          <w:rFonts w:hint="eastAsia" w:ascii="Times New Roman" w:hAnsi="Times New Roman" w:cs="仿宋_GB2312"/>
+          <w:sz w:val="32"/>
+          <w:szCs w:val="32"/>
+        </w:rPr>
+        <w:t>　对构成生态环境损害危险的船舶或者船上货物进行的救助，救助方依据本法第一百八十九条规定获得的救助报酬，少于依据本条规定可以得到的特别补偿的，救助方有权从船舶所有人处获得相当于救助费用的特别补偿。</w:t>
+      </w:r>
+    </w:p>
+    <w:p>
+      <w:pPr>
+        <w:ind w:firstLine="632" w:firstLineChars="200"/>
+        <w:rPr>
+          <w:rFonts w:ascii="Times New Roman" w:hAnsi="Times New Roman" w:cs="仿宋_GB2312"/>
+          <w:sz w:val="32"/>
+          <w:szCs w:val="32"/>
+        </w:rPr>
+      </w:pPr>
+      <w:r>
+        <w:rPr>
+          <w:rFonts w:hint="eastAsia" w:ascii="Times New Roman" w:hAnsi="Times New Roman" w:cs="仿宋_GB2312"/>
+          <w:sz w:val="32"/>
+          <w:szCs w:val="32"/>
+        </w:rPr>
+        <w:t>救助方进行前款规定的救助作业，取得防止或者减少生态环境损害效果的，船舶所有人依照前款规定应当向救助方支付的特别补偿可以另行增加，增加的数额可以达到救助费用的百分之三十。受理争议的法院或者仲裁机构认为适当，并考虑本法第一百八十九条第一款的规定，可以判决或者裁决进一步增加特别补偿数额；但是，在任何情况下，增加部分不得超过救助费用的百分之一百。</w:t>
+      </w:r>
+    </w:p>
+    <w:p>
+      <w:pPr>
+        <w:ind w:firstLine="632" w:firstLineChars="200"/>
+        <w:rPr>
+          <w:rFonts w:ascii="Times New Roman" w:hAnsi="Times New Roman" w:cs="仿宋_GB2312"/>
+          <w:sz w:val="32"/>
+          <w:szCs w:val="32"/>
+        </w:rPr>
+      </w:pPr>
+      <w:r>
+        <w:rPr>
+          <w:rFonts w:hint="eastAsia" w:ascii="Times New Roman" w:hAnsi="Times New Roman" w:cs="仿宋_GB2312"/>
+          <w:sz w:val="32"/>
+          <w:szCs w:val="32"/>
+        </w:rPr>
+        <w:t>本条所称救助费用，是指救助方在救助作业中直接支付的合理费用以及实际使用救助设备、投入救助人员的合理费用。确定救助费用应当考虑本法第一百八十九条第一款第八项至第十项的规定。</w:t>
+      </w:r>
+    </w:p>
+    <w:p>
+      <w:pPr>
+        <w:ind w:firstLine="632" w:firstLineChars="200"/>
+        <w:rPr>
+          <w:rFonts w:ascii="Times New Roman" w:hAnsi="Times New Roman" w:cs="仿宋_GB2312"/>
+          <w:sz w:val="32"/>
+          <w:szCs w:val="32"/>
+        </w:rPr>
+      </w:pPr>
+      <w:r>
+        <w:rPr>
+          <w:rFonts w:hint="eastAsia" w:ascii="Times New Roman" w:hAnsi="Times New Roman" w:cs="仿宋_GB2312"/>
+          <w:sz w:val="32"/>
+          <w:szCs w:val="32"/>
+        </w:rPr>
+        <w:t>在任何情况下，本条规定的全部特别补偿，只有在超过救助方依据本法第一百八十九条规定能够获得的救助报酬时，方可支付，支付金额为特别补偿超过救助报酬的差额部分。</w:t>
+      </w:r>
+    </w:p>
+    <w:p>
+      <w:pPr>
+        <w:ind w:firstLine="632" w:firstLineChars="200"/>
+        <w:rPr>
+          <w:rFonts w:ascii="Times New Roman" w:hAnsi="Times New Roman" w:cs="仿宋_GB2312"/>
+          <w:sz w:val="32"/>
+          <w:szCs w:val="32"/>
+        </w:rPr>
+      </w:pPr>
+      <w:r>
+        <w:rPr>
+          <w:rFonts w:hint="eastAsia" w:ascii="Times New Roman" w:hAnsi="Times New Roman" w:cs="仿宋_GB2312"/>
+          <w:sz w:val="32"/>
+          <w:szCs w:val="32"/>
+        </w:rPr>
+        <w:t>因救助方的过失未能防止或者减少生态环境损害的，可以全部或者部分剥夺救助方获得特别补偿的权利。</w:t>
+      </w:r>
+    </w:p>
+    <w:p>
+      <w:pPr>
+        <w:ind w:firstLine="632" w:firstLineChars="200"/>
+        <w:rPr>
+          <w:rFonts w:ascii="Times New Roman" w:hAnsi="Times New Roman" w:cs="仿宋_GB2312"/>
+          <w:sz w:val="32"/>
+          <w:szCs w:val="32"/>
+        </w:rPr>
+      </w:pPr>
+      <w:r>
+        <w:rPr>
+          <w:rFonts w:hint="eastAsia" w:ascii="Times New Roman" w:hAnsi="Times New Roman" w:cs="仿宋_GB2312"/>
+          <w:sz w:val="32"/>
+          <w:szCs w:val="32"/>
+        </w:rPr>
+        <w:t>本条规定不影响船舶所有人对其他被救助方的追偿权。</w:t>
+      </w:r>
+    </w:p>
+    <w:p>
+      <w:pPr>
+        <w:ind w:firstLine="632" w:firstLineChars="200"/>
+        <w:rPr>
+          <w:rFonts w:ascii="Times New Roman" w:hAnsi="Times New Roman" w:cs="仿宋_GB2312"/>
+          <w:sz w:val="32"/>
+          <w:szCs w:val="32"/>
+        </w:rPr>
+      </w:pPr>
+      <w:r>
+        <w:rPr>
+          <w:rFonts w:hint="eastAsia" w:ascii="Times New Roman" w:hAnsi="Times New Roman" w:eastAsia="黑体" w:cs="黑体"/>
+          <w:sz w:val="32"/>
+          <w:szCs w:val="32"/>
+        </w:rPr>
+        <w:t>第一百九十二条</w:t>
+      </w:r>
+      <w:r>
+        <w:rPr>
+          <w:rFonts w:hint="eastAsia" w:ascii="Times New Roman" w:hAnsi="Times New Roman" w:cs="仿宋_GB2312"/>
+          <w:sz w:val="32"/>
+          <w:szCs w:val="32"/>
+        </w:rPr>
+        <w:t>　救助报酬的金额，应当由获救的船舶和其他财产的各所有人，按照船舶和其他各项财产各自的获救价值占全部获救价值的比例承担。</w:t>
+      </w:r>
+    </w:p>
+    <w:p>
+      <w:pPr>
+        <w:ind w:firstLine="632" w:firstLineChars="200"/>
+        <w:rPr>
+          <w:rFonts w:ascii="Times New Roman" w:hAnsi="Times New Roman" w:cs="仿宋_GB2312"/>
+          <w:sz w:val="32"/>
+          <w:szCs w:val="32"/>
+        </w:rPr>
+      </w:pPr>
+      <w:r>
+        <w:rPr>
+          <w:rFonts w:hint="eastAsia" w:ascii="Times New Roman" w:hAnsi="Times New Roman" w:eastAsia="黑体" w:cs="黑体"/>
+          <w:sz w:val="32"/>
+          <w:szCs w:val="32"/>
+        </w:rPr>
+        <w:t>第一百九十三条</w:t>
+      </w:r>
+      <w:r>
+        <w:rPr>
+          <w:rFonts w:hint="eastAsia" w:ascii="Times New Roman" w:hAnsi="Times New Roman" w:cs="仿宋_GB2312"/>
+          <w:sz w:val="32"/>
+          <w:szCs w:val="32"/>
+        </w:rPr>
+        <w:t>　参加同一救助作业的各救助方的救助报酬，依据本法第一百八十九条的规定标准，由各方协商确定；协商不成的，可以向法院起诉或者经各方协议申请仲裁。</w:t>
+      </w:r>
+    </w:p>
+    <w:p>
+      <w:pPr>
+        <w:ind w:firstLine="632" w:firstLineChars="200"/>
+        <w:rPr>
+          <w:rFonts w:ascii="Times New Roman" w:hAnsi="Times New Roman" w:cs="仿宋_GB2312"/>
+          <w:sz w:val="32"/>
+          <w:szCs w:val="32"/>
+        </w:rPr>
+      </w:pPr>
+      <w:r>
+        <w:rPr>
+          <w:rFonts w:hint="eastAsia" w:ascii="Times New Roman" w:hAnsi="Times New Roman" w:eastAsia="黑体" w:cs="黑体"/>
+          <w:sz w:val="32"/>
+          <w:szCs w:val="32"/>
+        </w:rPr>
+        <w:t>第一百九十四条</w:t>
+      </w:r>
+      <w:r>
+        <w:rPr>
+          <w:rFonts w:hint="eastAsia" w:ascii="Times New Roman" w:hAnsi="Times New Roman" w:cs="仿宋_GB2312"/>
+          <w:sz w:val="32"/>
+          <w:szCs w:val="32"/>
+        </w:rPr>
+        <w:t>　在救助作业中救助人命的救助方，对获救人员不得请求酬金，但是有权从救助船舶或者其他财产、防止或者减少生态环境损害的救助方获得的救助款项中，获得合理的份额。</w:t>
+      </w:r>
+    </w:p>
+    <w:p>
+      <w:pPr>
+        <w:ind w:firstLine="632" w:firstLineChars="200"/>
+        <w:rPr>
+          <w:rFonts w:ascii="Times New Roman" w:hAnsi="Times New Roman" w:cs="仿宋_GB2312"/>
+          <w:sz w:val="32"/>
+          <w:szCs w:val="32"/>
+        </w:rPr>
+      </w:pPr>
+      <w:r>
+        <w:rPr>
+          <w:rFonts w:hint="eastAsia" w:ascii="Times New Roman" w:hAnsi="Times New Roman" w:eastAsia="黑体" w:cs="黑体"/>
+          <w:sz w:val="32"/>
+          <w:szCs w:val="32"/>
+        </w:rPr>
+        <w:t>第一百九十五条</w:t>
+      </w:r>
+      <w:r>
+        <w:rPr>
+          <w:rFonts w:hint="eastAsia" w:ascii="Times New Roman" w:hAnsi="Times New Roman" w:cs="仿宋_GB2312"/>
+          <w:sz w:val="32"/>
+          <w:szCs w:val="32"/>
+        </w:rPr>
+        <w:t>　下列救助行为无权获得救助款项：</w:t>
+      </w:r>
+    </w:p>
+    <w:p>
+      <w:pPr>
+        <w:ind w:firstLine="632" w:firstLineChars="200"/>
+        <w:rPr>
+          <w:rFonts w:ascii="Times New Roman" w:hAnsi="Times New Roman" w:cs="仿宋_GB2312"/>
+          <w:sz w:val="32"/>
+          <w:szCs w:val="32"/>
+        </w:rPr>
+      </w:pPr>
+      <w:r>
+        <w:rPr>
+          <w:rFonts w:hint="eastAsia" w:ascii="Times New Roman" w:hAnsi="Times New Roman" w:cs="仿宋_GB2312"/>
+          <w:sz w:val="32"/>
+          <w:szCs w:val="32"/>
+        </w:rPr>
+        <w:t>（一）正常履行拖航合同或者其他服务合同的义务进行救助的，但是提供不属于履行上述义务的特殊劳务除外；</w:t>
+      </w:r>
+    </w:p>
+    <w:p>
+      <w:pPr>
+        <w:ind w:firstLine="632" w:firstLineChars="200"/>
+        <w:rPr>
+          <w:rFonts w:ascii="Times New Roman" w:hAnsi="Times New Roman" w:cs="仿宋_GB2312"/>
+          <w:sz w:val="32"/>
+          <w:szCs w:val="32"/>
+        </w:rPr>
+      </w:pPr>
+      <w:r>
+        <w:rPr>
+          <w:rFonts w:hint="eastAsia" w:ascii="Times New Roman" w:hAnsi="Times New Roman" w:cs="仿宋_GB2312"/>
+          <w:sz w:val="32"/>
+          <w:szCs w:val="32"/>
+        </w:rPr>
+        <w:t>（二）不顾遇险船舶的船长、船舶所有人或者其他财产所有人明确、合理的拒绝，仍然进行救助。</w:t>
+      </w:r>
+    </w:p>
+    <w:p>
+      <w:pPr>
+        <w:ind w:firstLine="632" w:firstLineChars="200"/>
+        <w:rPr>
+          <w:rFonts w:ascii="Times New Roman" w:hAnsi="Times New Roman" w:cs="仿宋_GB2312"/>
+          <w:sz w:val="32"/>
+          <w:szCs w:val="32"/>
+        </w:rPr>
+      </w:pPr>
+      <w:r>
+        <w:rPr>
+          <w:rFonts w:hint="eastAsia" w:ascii="Times New Roman" w:hAnsi="Times New Roman" w:eastAsia="黑体" w:cs="黑体"/>
+          <w:sz w:val="32"/>
+          <w:szCs w:val="32"/>
+        </w:rPr>
+        <w:t>第一百九十六条</w:t>
+      </w:r>
+      <w:r>
+        <w:rPr>
+          <w:rFonts w:hint="eastAsia" w:ascii="Times New Roman" w:hAnsi="Times New Roman" w:cs="仿宋_GB2312"/>
+          <w:sz w:val="32"/>
+          <w:szCs w:val="32"/>
+        </w:rPr>
+        <w:t>　因救助方的过失致使救助作业成为必需或者更加困难的，或者救助方有欺诈或者其他不诚实行为的，应当取消或者减少向救助方支付的救助款项。</w:t>
+      </w:r>
+    </w:p>
+    <w:p>
+      <w:pPr>
+        <w:ind w:firstLine="632" w:firstLineChars="200"/>
+        <w:rPr>
+          <w:rFonts w:ascii="Times New Roman" w:hAnsi="Times New Roman" w:cs="仿宋_GB2312"/>
+          <w:sz w:val="32"/>
+          <w:szCs w:val="32"/>
+        </w:rPr>
+      </w:pPr>
+      <w:r>
+        <w:rPr>
+          <w:rFonts w:hint="eastAsia" w:ascii="Times New Roman" w:hAnsi="Times New Roman" w:eastAsia="黑体" w:cs="黑体"/>
+          <w:sz w:val="32"/>
+          <w:szCs w:val="32"/>
+        </w:rPr>
+        <w:t>第一百九十七条</w:t>
+      </w:r>
+      <w:r>
+        <w:rPr>
+          <w:rFonts w:hint="eastAsia" w:ascii="Times New Roman" w:hAnsi="Times New Roman" w:cs="仿宋_GB2312"/>
+          <w:sz w:val="32"/>
+          <w:szCs w:val="32"/>
+        </w:rPr>
+        <w:t>　被救助方在救助作业结束后，应当根据救助方的要求，对救助款项提供满意的担保。</w:t>
+      </w:r>
+    </w:p>
+    <w:p>
+      <w:pPr>
+        <w:ind w:firstLine="632" w:firstLineChars="200"/>
+        <w:rPr>
+          <w:rFonts w:ascii="Times New Roman" w:hAnsi="Times New Roman" w:cs="仿宋_GB2312"/>
+          <w:sz w:val="32"/>
+          <w:szCs w:val="32"/>
+        </w:rPr>
+      </w:pPr>
+      <w:r>
+        <w:rPr>
+          <w:rFonts w:hint="eastAsia" w:ascii="Times New Roman" w:hAnsi="Times New Roman" w:cs="仿宋_GB2312"/>
+          <w:sz w:val="32"/>
+          <w:szCs w:val="32"/>
+        </w:rPr>
+        <w:t>在不影响前款规定的情况下，获救船舶的船舶所有人应当在获救的货物交还前，尽力使货物的所有人对其应当承担的救助款项提供满意的担保。</w:t>
+      </w:r>
+    </w:p>
+    <w:p>
+      <w:pPr>
+        <w:ind w:firstLine="632" w:firstLineChars="200"/>
+        <w:rPr>
+          <w:rFonts w:ascii="Times New Roman" w:hAnsi="Times New Roman" w:cs="仿宋_GB2312"/>
+          <w:sz w:val="32"/>
+          <w:szCs w:val="32"/>
+        </w:rPr>
+      </w:pPr>
+      <w:r>
+        <w:rPr>
+          <w:rFonts w:hint="eastAsia" w:ascii="Times New Roman" w:hAnsi="Times New Roman" w:cs="仿宋_GB2312"/>
+          <w:sz w:val="32"/>
+          <w:szCs w:val="32"/>
+        </w:rPr>
+        <w:t>在未根据救助方的要求对获救的船舶或者其他财产提供满意的担保以前，未经救助方同意，不得将获救的船舶和其他财产从救助作业完成后最初到达的港口或者地点移走。</w:t>
+      </w:r>
+    </w:p>
+    <w:p>
+      <w:pPr>
+        <w:ind w:firstLine="632" w:firstLineChars="200"/>
+        <w:rPr>
+          <w:rFonts w:ascii="Times New Roman" w:hAnsi="Times New Roman" w:cs="仿宋_GB2312"/>
+          <w:sz w:val="32"/>
+          <w:szCs w:val="32"/>
+        </w:rPr>
+      </w:pPr>
+      <w:r>
+        <w:rPr>
+          <w:rFonts w:hint="eastAsia" w:ascii="Times New Roman" w:hAnsi="Times New Roman" w:eastAsia="黑体" w:cs="黑体"/>
+          <w:sz w:val="32"/>
+          <w:szCs w:val="32"/>
+        </w:rPr>
+        <w:t>第一百九十八条</w:t>
+      </w:r>
+      <w:r>
+        <w:rPr>
+          <w:rFonts w:hint="eastAsia" w:ascii="Times New Roman" w:hAnsi="Times New Roman" w:cs="仿宋_GB2312"/>
+          <w:sz w:val="32"/>
+          <w:szCs w:val="32"/>
+        </w:rPr>
+        <w:t>　受理救助款项请求的法院或者仲裁机构根据具体情况，在合理的条件下，可以裁定或者裁决被救助方向救助方先行支付适当的金额。</w:t>
+      </w:r>
+    </w:p>
+    <w:p>
+      <w:pPr>
+        <w:ind w:firstLine="632" w:firstLineChars="200"/>
+        <w:rPr>
+          <w:rFonts w:ascii="Times New Roman" w:hAnsi="Times New Roman" w:cs="仿宋_GB2312"/>
+          <w:sz w:val="32"/>
+          <w:szCs w:val="32"/>
+        </w:rPr>
+      </w:pPr>
+      <w:r>
+        <w:rPr>
+          <w:rFonts w:hint="eastAsia" w:ascii="Times New Roman" w:hAnsi="Times New Roman" w:cs="仿宋_GB2312"/>
+          <w:sz w:val="32"/>
+          <w:szCs w:val="32"/>
+        </w:rPr>
+        <w:t>被救助方根据前款规定先行支付金额后，其根据本法第一百九十七条规定提供的担保金额应当相应扣减。</w:t>
+      </w:r>
+    </w:p>
+    <w:p>
+      <w:pPr>
+        <w:ind w:firstLine="632" w:firstLineChars="200"/>
+        <w:rPr>
+          <w:rFonts w:ascii="Times New Roman" w:hAnsi="Times New Roman" w:cs="仿宋_GB2312"/>
+          <w:sz w:val="32"/>
+          <w:szCs w:val="32"/>
+        </w:rPr>
+      </w:pPr>
+      <w:r>
+        <w:rPr>
+          <w:rFonts w:hint="eastAsia" w:ascii="Times New Roman" w:hAnsi="Times New Roman" w:eastAsia="黑体" w:cs="黑体"/>
+          <w:sz w:val="32"/>
+          <w:szCs w:val="32"/>
+        </w:rPr>
+        <w:t>第一百九十九条</w:t>
+      </w:r>
+      <w:r>
+        <w:rPr>
+          <w:rFonts w:hint="eastAsia" w:ascii="Times New Roman" w:hAnsi="Times New Roman" w:cs="仿宋_GB2312"/>
+          <w:sz w:val="32"/>
+          <w:szCs w:val="32"/>
+        </w:rPr>
+        <w:t>　对于获救满九十日的船舶和其他财产，被救助方不支付救助款项也不提供满意的担保的，救助方可以申请法院裁定强制拍卖；对于无法保管、不易保管或者保管费用可能超过其价值的获救的船舶和其他财产，可以申请提前拍卖。</w:t>
+      </w:r>
+    </w:p>
+    <w:p>
+      <w:pPr>
+        <w:ind w:firstLine="632" w:firstLineChars="200"/>
+        <w:rPr>
+          <w:rFonts w:ascii="Times New Roman" w:hAnsi="Times New Roman" w:cs="仿宋_GB2312"/>
+          <w:sz w:val="32"/>
+          <w:szCs w:val="32"/>
+        </w:rPr>
+      </w:pPr>
+      <w:r>
+        <w:rPr>
+          <w:rFonts w:hint="eastAsia" w:ascii="Times New Roman" w:hAnsi="Times New Roman" w:cs="仿宋_GB2312"/>
+          <w:sz w:val="32"/>
+          <w:szCs w:val="32"/>
+        </w:rPr>
+        <w:t>拍卖所得价款，在扣除保管和拍卖过程中的全部费用后，依照本法规定支付救助款项；剩余的金额，退还被救助方；无法退还、自拍卖之日起满一年又无人认领的，归国家所有；不足的金额，救助方有权向被救助方追偿。</w:t>
+      </w:r>
+    </w:p>
+    <w:p>
+      <w:pPr>
+        <w:ind w:firstLine="632" w:firstLineChars="200"/>
+        <w:rPr>
+          <w:rFonts w:ascii="Times New Roman" w:hAnsi="Times New Roman" w:cs="仿宋_GB2312"/>
+          <w:sz w:val="32"/>
+          <w:szCs w:val="32"/>
+        </w:rPr>
+      </w:pPr>
+      <w:r>
+        <w:rPr>
+          <w:rFonts w:hint="eastAsia" w:ascii="Times New Roman" w:hAnsi="Times New Roman" w:eastAsia="黑体" w:cs="黑体"/>
+          <w:sz w:val="32"/>
+          <w:szCs w:val="32"/>
+        </w:rPr>
+        <w:t>第二百条</w:t>
+      </w:r>
+      <w:r>
+        <w:rPr>
+          <w:rFonts w:hint="eastAsia" w:ascii="Times New Roman" w:hAnsi="Times New Roman" w:cs="仿宋_GB2312"/>
+          <w:sz w:val="32"/>
+          <w:szCs w:val="32"/>
+        </w:rPr>
+        <w:t>　同一船舶所有人的船舶之间进行的救助，救助方获得救助款项的权利适用本章规定。</w:t>
+      </w:r>
+    </w:p>
+    <w:p>
+      <w:pPr>
+        <w:ind w:firstLine="632" w:firstLineChars="200"/>
+        <w:rPr>
+          <w:rFonts w:ascii="Times New Roman" w:hAnsi="Times New Roman" w:cs="仿宋_GB2312"/>
+          <w:sz w:val="32"/>
+          <w:szCs w:val="32"/>
+        </w:rPr>
+      </w:pPr>
+      <w:r>
+        <w:rPr>
+          <w:rFonts w:hint="eastAsia" w:ascii="Times New Roman" w:hAnsi="Times New Roman" w:eastAsia="黑体" w:cs="黑体"/>
+          <w:sz w:val="32"/>
+          <w:szCs w:val="32"/>
+        </w:rPr>
+        <w:t>第二百零一条</w:t>
+      </w:r>
+      <w:r>
+        <w:rPr>
+          <w:rFonts w:hint="eastAsia" w:ascii="Times New Roman" w:hAnsi="Times New Roman" w:cs="仿宋_GB2312"/>
+          <w:sz w:val="32"/>
+          <w:szCs w:val="32"/>
+        </w:rPr>
+        <w:t>　国家有关主管机关从事或者控制的救助作业，救助方有权享受本章规定的关于救助作业的权利和补偿。</w:t>
+      </w:r>
+    </w:p>
+    <w:p>
+      <w:pPr>
+        <w:rPr>
+          <w:rFonts w:ascii="Times New Roman" w:hAnsi="Times New Roman" w:eastAsia="宋体" w:cs="宋体"/>
+          <w:szCs w:val="32"/>
+        </w:rPr>
+      </w:pPr>
+    </w:p>
+    <w:p>
+      <w:pPr>
         <w:jc w:val="center"/>
         <w:rPr>
+          <w:rFonts w:ascii="Times New Roman" w:hAnsi="Times New Roman" w:eastAsia="黑体" w:cs="黑体"/>
+          <w:szCs w:val="32"/>
+        </w:rPr>
+      </w:pPr>
+      <w:r>
+        <w:rPr>
+          <w:rFonts w:hint="eastAsia" w:ascii="Times New Roman" w:hAnsi="Times New Roman" w:eastAsia="黑体" w:cs="黑体"/>
+          <w:szCs w:val="32"/>
+        </w:rPr>
+        <w:t>第十章　共同海损</w:t>
+      </w:r>
+    </w:p>
+    <w:p>
+      <w:pPr>
+        <w:rPr>
           <w:rFonts w:ascii="Times New Roman" w:hAnsi="Times New Roman" w:eastAsia="宋体" w:cs="宋体"/>
           <w:szCs w:val="32"/>
         </w:rPr>
       </w:pPr>
-      <w:r>
-        <w:rPr>
-          <w:rFonts w:hint="eastAsia" w:ascii="Times New Roman" w:hAnsi="Times New Roman" w:eastAsia="宋体" w:cs="宋体"/>
-          <w:sz w:val="32"/>
-          <w:szCs w:val="32"/>
-          <w:lang w:val="en-US"/>
-        </w:rPr>
-        <w:t>第二节　航次租船合同</w:t>
-      </w:r>
-    </w:p>
-    <w:p>
-      <w:pPr>
-        <w:rPr>
-          <w:rFonts w:ascii="Times New Roman" w:hAnsi="Times New Roman" w:eastAsia="宋体" w:cs="宋体"/>
-          <w:szCs w:val="32"/>
-        </w:rPr>
-      </w:pPr>
-    </w:p>
-    <w:p>
-      <w:pPr>
-        <w:ind w:firstLine="632" w:firstLineChars="200"/>
-        <w:rPr>
-          <w:rFonts w:ascii="Times New Roman" w:hAnsi="Times New Roman" w:cs="仿宋_GB2312"/>
-          <w:sz w:val="32"/>
-          <w:szCs w:val="32"/>
-        </w:rPr>
-      </w:pPr>
-      <w:r>
-        <w:rPr>
-          <w:rFonts w:hint="eastAsia" w:ascii="Times New Roman" w:hAnsi="Times New Roman" w:eastAsia="黑体" w:cs="黑体"/>
-          <w:sz w:val="32"/>
-          <w:szCs w:val="32"/>
-        </w:rPr>
-        <w:t>第一百二十九条</w:t>
-      </w:r>
-      <w:r>
-        <w:rPr>
-          <w:rFonts w:hint="eastAsia" w:ascii="Times New Roman" w:hAnsi="Times New Roman" w:cs="仿宋_GB2312"/>
-          <w:sz w:val="32"/>
-          <w:szCs w:val="32"/>
-        </w:rPr>
-        <w:t>　航次租船合同，是指船舶出租人向承租人提供船舶或者船舶的部分舱位，装运约定的货物，从一港运至另一港，由承租人支付约定运费的合同。</w:t>
-      </w:r>
-    </w:p>
-    <w:p>
-      <w:pPr>
-        <w:ind w:firstLine="632" w:firstLineChars="200"/>
-        <w:rPr>
-          <w:rFonts w:ascii="Times New Roman" w:hAnsi="Times New Roman" w:cs="仿宋_GB2312"/>
-          <w:sz w:val="32"/>
-          <w:szCs w:val="32"/>
-        </w:rPr>
-      </w:pPr>
-      <w:r>
-        <w:rPr>
-          <w:rFonts w:hint="eastAsia" w:ascii="Times New Roman" w:hAnsi="Times New Roman" w:cs="仿宋_GB2312"/>
-          <w:sz w:val="32"/>
-          <w:szCs w:val="32"/>
-        </w:rPr>
-        <w:t>航次租船合同对出租人和承租人之间的权利义务没有约定或者约定不明时，除适用本节规定外，还适用本法第四章有关当事人之间权利义务的规定。</w:t>
-      </w:r>
-    </w:p>
-    <w:p>
-      <w:pPr>
-        <w:ind w:firstLine="632" w:firstLineChars="200"/>
-        <w:rPr>
-          <w:rFonts w:ascii="Times New Roman" w:hAnsi="Times New Roman" w:cs="仿宋_GB2312"/>
-          <w:sz w:val="32"/>
-          <w:szCs w:val="32"/>
-        </w:rPr>
-      </w:pPr>
-      <w:r>
-        <w:rPr>
-          <w:rFonts w:hint="eastAsia" w:ascii="Times New Roman" w:hAnsi="Times New Roman" w:cs="仿宋_GB2312"/>
-          <w:sz w:val="32"/>
-          <w:szCs w:val="32"/>
-        </w:rPr>
-        <w:t>航次租船合同违反本法第四十八条和第五十条规定的条款无效。</w:t>
-      </w:r>
-    </w:p>
-    <w:p>
-      <w:pPr>
-        <w:ind w:firstLine="632" w:firstLineChars="200"/>
-        <w:rPr>
-          <w:rFonts w:ascii="Times New Roman" w:hAnsi="Times New Roman" w:cs="仿宋_GB2312"/>
-          <w:sz w:val="32"/>
-          <w:szCs w:val="32"/>
-        </w:rPr>
-      </w:pPr>
-      <w:r>
-        <w:rPr>
-          <w:rFonts w:hint="eastAsia" w:ascii="Times New Roman" w:hAnsi="Times New Roman" w:eastAsia="黑体" w:cs="黑体"/>
-          <w:sz w:val="32"/>
-          <w:szCs w:val="32"/>
-        </w:rPr>
-        <w:t>第一百三十条</w:t>
-      </w:r>
-      <w:r>
-        <w:rPr>
-          <w:rFonts w:hint="eastAsia" w:ascii="Times New Roman" w:hAnsi="Times New Roman" w:cs="仿宋_GB2312"/>
-          <w:sz w:val="32"/>
-          <w:szCs w:val="32"/>
-        </w:rPr>
-        <w:t>　航次租船合同的内容，主要包括出租人和承租人的名称、船名、船籍、载货重量、容积、货名、装货港和目的港、受载期限、装卸期限、运费、滞期费、速遣费以及其他有关事项。</w:t>
-      </w:r>
-    </w:p>
-    <w:p>
-      <w:pPr>
-        <w:ind w:firstLine="632" w:firstLineChars="200"/>
-        <w:rPr>
-          <w:rFonts w:ascii="Times New Roman" w:hAnsi="Times New Roman" w:cs="仿宋_GB2312"/>
-          <w:sz w:val="32"/>
-          <w:szCs w:val="32"/>
-        </w:rPr>
-      </w:pPr>
-      <w:r>
-        <w:rPr>
-          <w:rFonts w:hint="eastAsia" w:ascii="Times New Roman" w:hAnsi="Times New Roman" w:eastAsia="黑体" w:cs="黑体"/>
-          <w:sz w:val="32"/>
-          <w:szCs w:val="32"/>
-        </w:rPr>
-        <w:t>第一百三十一条</w:t>
-      </w:r>
-      <w:r>
-        <w:rPr>
-          <w:rFonts w:hint="eastAsia" w:ascii="Times New Roman" w:hAnsi="Times New Roman" w:cs="仿宋_GB2312"/>
-          <w:sz w:val="32"/>
-          <w:szCs w:val="32"/>
-        </w:rPr>
-        <w:t>　对于按照航次租船合同运输的货物签发的提单，提单持有人不是承租人的，承运人与该提单持有人之间的权利义务关系适用提单的约定。但是，提单中载明适用航次租船合同条款的，适用该航次租船合同的条款。</w:t>
-      </w:r>
-    </w:p>
-    <w:p>
-      <w:pPr>
-        <w:ind w:firstLine="632" w:firstLineChars="200"/>
-        <w:rPr>
-          <w:rFonts w:ascii="Times New Roman" w:hAnsi="Times New Roman" w:cs="仿宋_GB2312"/>
-          <w:sz w:val="32"/>
-          <w:szCs w:val="32"/>
-        </w:rPr>
-      </w:pPr>
-      <w:r>
-        <w:rPr>
-          <w:rFonts w:hint="eastAsia" w:ascii="Times New Roman" w:hAnsi="Times New Roman" w:eastAsia="黑体" w:cs="黑体"/>
-          <w:sz w:val="32"/>
-          <w:szCs w:val="32"/>
-        </w:rPr>
-        <w:t>第一百三十二条</w:t>
-      </w:r>
-      <w:r>
-        <w:rPr>
-          <w:rFonts w:hint="eastAsia" w:ascii="Times New Roman" w:hAnsi="Times New Roman" w:cs="仿宋_GB2312"/>
-          <w:sz w:val="32"/>
-          <w:szCs w:val="32"/>
-        </w:rPr>
-        <w:t>　出租人应当提供约定的船舶；经承租人同意，可以更换船舶。出租人提供或者更换的船舶不符合合同约定的，承租人有权拒绝或者解除合同。</w:t>
-      </w:r>
-    </w:p>
-    <w:p>
-      <w:pPr>
-        <w:ind w:firstLine="632" w:firstLineChars="200"/>
-        <w:rPr>
-          <w:rFonts w:ascii="Times New Roman" w:hAnsi="Times New Roman" w:cs="仿宋_GB2312"/>
-          <w:sz w:val="32"/>
-          <w:szCs w:val="32"/>
-        </w:rPr>
-      </w:pPr>
-      <w:r>
-        <w:rPr>
-          <w:rFonts w:hint="eastAsia" w:ascii="Times New Roman" w:hAnsi="Times New Roman" w:cs="仿宋_GB2312"/>
-          <w:sz w:val="32"/>
-          <w:szCs w:val="32"/>
-        </w:rPr>
-        <w:t>因出租人的过错未提供约定的船舶致使承租人遭受损失的，出租人应当承担赔偿责任。</w:t>
-      </w:r>
-    </w:p>
-    <w:p>
-      <w:pPr>
-        <w:ind w:firstLine="632" w:firstLineChars="200"/>
-        <w:rPr>
-          <w:rFonts w:ascii="Times New Roman" w:hAnsi="Times New Roman" w:cs="仿宋_GB2312"/>
-          <w:sz w:val="32"/>
-          <w:szCs w:val="32"/>
-        </w:rPr>
-      </w:pPr>
-      <w:r>
-        <w:rPr>
-          <w:rFonts w:hint="eastAsia" w:ascii="Times New Roman" w:hAnsi="Times New Roman" w:eastAsia="黑体" w:cs="黑体"/>
-          <w:sz w:val="32"/>
-          <w:szCs w:val="32"/>
-        </w:rPr>
-        <w:t>第一百三十三条</w:t>
-      </w:r>
-      <w:r>
-        <w:rPr>
-          <w:rFonts w:hint="eastAsia" w:ascii="Times New Roman" w:hAnsi="Times New Roman" w:cs="仿宋_GB2312"/>
-          <w:sz w:val="32"/>
-          <w:szCs w:val="32"/>
-        </w:rPr>
-        <w:t>　出租人在约定的受载期限内未能提供船舶的，承租人有权解除合同。但是，出租人将船舶延误情况和船舶预期抵达装货港的日期通知承租人的，承租人应当自收到通知时起四十八小时内，将是否解除合同的决定通知出租人。</w:t>
-      </w:r>
-    </w:p>
-    <w:p>
-      <w:pPr>
-        <w:ind w:firstLine="632" w:firstLineChars="200"/>
-        <w:rPr>
-          <w:rFonts w:ascii="Times New Roman" w:hAnsi="Times New Roman" w:cs="仿宋_GB2312"/>
-          <w:sz w:val="32"/>
-          <w:szCs w:val="32"/>
-        </w:rPr>
-      </w:pPr>
-      <w:r>
-        <w:rPr>
-          <w:rFonts w:hint="eastAsia" w:ascii="Times New Roman" w:hAnsi="Times New Roman" w:cs="仿宋_GB2312"/>
-          <w:sz w:val="32"/>
-          <w:szCs w:val="32"/>
-        </w:rPr>
-        <w:t>因出租人的过错延误提供船舶致使承租人遭受损失的，出租人应当承担赔偿责任。</w:t>
-      </w:r>
-    </w:p>
-    <w:p>
-      <w:pPr>
-        <w:ind w:firstLine="632" w:firstLineChars="200"/>
-        <w:rPr>
-          <w:rFonts w:ascii="Times New Roman" w:hAnsi="Times New Roman" w:cs="仿宋_GB2312"/>
-          <w:sz w:val="32"/>
-          <w:szCs w:val="32"/>
-        </w:rPr>
-      </w:pPr>
-      <w:r>
-        <w:rPr>
-          <w:rFonts w:hint="eastAsia" w:ascii="Times New Roman" w:hAnsi="Times New Roman" w:eastAsia="黑体" w:cs="黑体"/>
-          <w:sz w:val="32"/>
-          <w:szCs w:val="32"/>
-        </w:rPr>
-        <w:t>第一百三十四条</w:t>
-      </w:r>
-      <w:r>
-        <w:rPr>
-          <w:rFonts w:hint="eastAsia" w:ascii="Times New Roman" w:hAnsi="Times New Roman" w:cs="仿宋_GB2312"/>
-          <w:sz w:val="32"/>
-          <w:szCs w:val="32"/>
-        </w:rPr>
-        <w:t>　航次租船合同的装货、卸货期限及其计算办法，超过装货、卸货期限后的滞期费和提前完成装货、卸货的速遣费，由双方约定。</w:t>
-      </w:r>
-    </w:p>
-    <w:p>
-      <w:pPr>
-        <w:ind w:firstLine="632" w:firstLineChars="200"/>
-        <w:rPr>
-          <w:rFonts w:ascii="Times New Roman" w:hAnsi="Times New Roman" w:cs="仿宋_GB2312"/>
-          <w:sz w:val="32"/>
-          <w:szCs w:val="32"/>
-        </w:rPr>
-      </w:pPr>
-      <w:r>
-        <w:rPr>
-          <w:rFonts w:hint="eastAsia" w:ascii="Times New Roman" w:hAnsi="Times New Roman" w:eastAsia="黑体" w:cs="黑体"/>
-          <w:sz w:val="32"/>
-          <w:szCs w:val="32"/>
-        </w:rPr>
-        <w:t>第一百三十五条</w:t>
-      </w:r>
-      <w:r>
-        <w:rPr>
-          <w:rFonts w:hint="eastAsia" w:ascii="Times New Roman" w:hAnsi="Times New Roman" w:cs="仿宋_GB2312"/>
-          <w:sz w:val="32"/>
-          <w:szCs w:val="32"/>
-        </w:rPr>
-        <w:t>　承租人可以将其租用的船舶转租；转租后，原合同约定的权利和义务不受影响。</w:t>
-      </w:r>
-    </w:p>
-    <w:p>
-      <w:pPr>
-        <w:ind w:firstLine="632" w:firstLineChars="200"/>
-        <w:rPr>
-          <w:rFonts w:ascii="Times New Roman" w:hAnsi="Times New Roman" w:cs="仿宋_GB2312"/>
-          <w:sz w:val="32"/>
-          <w:szCs w:val="32"/>
-        </w:rPr>
-      </w:pPr>
-      <w:r>
-        <w:rPr>
-          <w:rFonts w:hint="eastAsia" w:ascii="Times New Roman" w:hAnsi="Times New Roman" w:eastAsia="黑体" w:cs="黑体"/>
-          <w:sz w:val="32"/>
-          <w:szCs w:val="32"/>
-        </w:rPr>
-        <w:t>第一百三十六条</w:t>
-      </w:r>
-      <w:r>
-        <w:rPr>
-          <w:rFonts w:hint="eastAsia" w:ascii="Times New Roman" w:hAnsi="Times New Roman" w:cs="仿宋_GB2312"/>
-          <w:sz w:val="32"/>
-          <w:szCs w:val="32"/>
-        </w:rPr>
-        <w:t>　承租人应当提供约定的货物；经出租人同意，可以更换货物。但是，更换的货物对出租人不利的，出租人有权拒绝或者解除合同。</w:t>
-      </w:r>
-    </w:p>
-    <w:p>
-      <w:pPr>
-        <w:ind w:firstLine="632" w:firstLineChars="200"/>
-        <w:rPr>
-          <w:rFonts w:ascii="Times New Roman" w:hAnsi="Times New Roman" w:cs="仿宋_GB2312"/>
-          <w:sz w:val="32"/>
-          <w:szCs w:val="32"/>
-        </w:rPr>
-      </w:pPr>
-      <w:r>
-        <w:rPr>
-          <w:rFonts w:hint="eastAsia" w:ascii="Times New Roman" w:hAnsi="Times New Roman" w:cs="仿宋_GB2312"/>
-          <w:sz w:val="32"/>
-          <w:szCs w:val="32"/>
-        </w:rPr>
-        <w:t>因未提供约定的货物致使出租人遭受损失的，承租人应当承担赔偿责任。</w:t>
-      </w:r>
-    </w:p>
-    <w:p>
-      <w:pPr>
-        <w:ind w:firstLine="632" w:firstLineChars="200"/>
-        <w:rPr>
-          <w:rFonts w:ascii="Times New Roman" w:hAnsi="Times New Roman" w:cs="仿宋_GB2312"/>
-          <w:sz w:val="32"/>
-          <w:szCs w:val="32"/>
-        </w:rPr>
-      </w:pPr>
-      <w:r>
-        <w:rPr>
-          <w:rFonts w:hint="eastAsia" w:ascii="Times New Roman" w:hAnsi="Times New Roman" w:eastAsia="黑体" w:cs="黑体"/>
-          <w:sz w:val="32"/>
-          <w:szCs w:val="32"/>
-        </w:rPr>
-        <w:t>第一百三十七条</w:t>
-      </w:r>
-      <w:r>
-        <w:rPr>
-          <w:rFonts w:hint="eastAsia" w:ascii="Times New Roman" w:hAnsi="Times New Roman" w:cs="仿宋_GB2312"/>
-          <w:sz w:val="32"/>
-          <w:szCs w:val="32"/>
-        </w:rPr>
-        <w:t>　出租人应当在合同约定的卸货港卸货。合同订有承租人选择卸货港条款的，在承租人未按照合同约定及时通知确定的卸货港时，船长可以从约定的选卸港中自行选定一港卸货。承租人未按照合同约定及时通知确定的卸货港，致使出租人遭受损失的，应当承担赔偿责任。出租人未按照合同约定，擅自选定港口卸货致使承租人遭受损失的，应当承担赔偿责任。</w:t>
-      </w:r>
-    </w:p>
-    <w:p>
-      <w:pPr>
-        <w:rPr>
-          <w:rFonts w:ascii="Times New Roman" w:hAnsi="Times New Roman" w:eastAsia="宋体" w:cs="宋体"/>
-          <w:szCs w:val="32"/>
-        </w:rPr>
-      </w:pPr>
-    </w:p>
-    <w:p>
-      <w:pPr>
-        <w:jc w:val="center"/>
-        <w:rPr>
-          <w:rFonts w:ascii="Times New Roman" w:hAnsi="Times New Roman" w:eastAsia="宋体" w:cs="宋体"/>
-          <w:szCs w:val="32"/>
-        </w:rPr>
-      </w:pPr>
-      <w:r>
-        <w:rPr>
-          <w:rFonts w:hint="eastAsia" w:ascii="Times New Roman" w:hAnsi="Times New Roman" w:eastAsia="宋体" w:cs="宋体"/>
-          <w:sz w:val="32"/>
-          <w:szCs w:val="32"/>
-          <w:lang w:val="en-US"/>
-        </w:rPr>
-        <w:t>第三节　定期租船合同</w:t>
-      </w:r>
-    </w:p>
-    <w:p>
-      <w:pPr>
-        <w:rPr>
-          <w:rFonts w:ascii="Times New Roman" w:hAnsi="Times New Roman" w:eastAsia="宋体" w:cs="宋体"/>
-          <w:szCs w:val="32"/>
-        </w:rPr>
-      </w:pPr>
-    </w:p>
-    <w:p>
-      <w:pPr>
-        <w:ind w:firstLine="632" w:firstLineChars="200"/>
-        <w:rPr>
-          <w:rFonts w:ascii="Times New Roman" w:hAnsi="Times New Roman" w:cs="仿宋_GB2312"/>
-          <w:sz w:val="32"/>
-          <w:szCs w:val="32"/>
-        </w:rPr>
-      </w:pPr>
-      <w:r>
-        <w:rPr>
-          <w:rFonts w:hint="eastAsia" w:ascii="Times New Roman" w:hAnsi="Times New Roman" w:eastAsia="黑体" w:cs="黑体"/>
-          <w:sz w:val="32"/>
-          <w:szCs w:val="32"/>
-        </w:rPr>
-        <w:t>第一百三十八条</w:t>
-      </w:r>
-      <w:r>
-        <w:rPr>
-          <w:rFonts w:hint="eastAsia" w:ascii="Times New Roman" w:hAnsi="Times New Roman" w:cs="仿宋_GB2312"/>
-          <w:sz w:val="32"/>
-          <w:szCs w:val="32"/>
-        </w:rPr>
-        <w:t>　定期租船合同，是指船舶出租人向承租人提供约定的由出租人配备船员的船舶，由承租人在约定的期间内按照约定的用途使用，并支付租金的合同。</w:t>
-      </w:r>
-    </w:p>
-    <w:p>
-      <w:pPr>
-        <w:ind w:firstLine="632" w:firstLineChars="200"/>
-        <w:rPr>
-          <w:rFonts w:ascii="Times New Roman" w:hAnsi="Times New Roman" w:cs="仿宋_GB2312"/>
-          <w:sz w:val="32"/>
-          <w:szCs w:val="32"/>
-        </w:rPr>
-      </w:pPr>
-      <w:r>
-        <w:rPr>
-          <w:rFonts w:hint="eastAsia" w:ascii="Times New Roman" w:hAnsi="Times New Roman" w:eastAsia="黑体" w:cs="黑体"/>
-          <w:sz w:val="32"/>
-          <w:szCs w:val="32"/>
-        </w:rPr>
-        <w:t>第一百三十九条</w:t>
-      </w:r>
-      <w:r>
-        <w:rPr>
-          <w:rFonts w:hint="eastAsia" w:ascii="Times New Roman" w:hAnsi="Times New Roman" w:cs="仿宋_GB2312"/>
-          <w:sz w:val="32"/>
-          <w:szCs w:val="32"/>
-        </w:rPr>
-        <w:t>　定期租船合同的内容，主要包括出租人和承租人的名称、船名、船籍、船级、吨位、容积、船速、燃料消耗、航区、用途、租船期间、交船和还船的时间和地点以及条件、租金及其支付，以及其他有关事项。</w:t>
-      </w:r>
-    </w:p>
-    <w:p>
-      <w:pPr>
-        <w:ind w:firstLine="632" w:firstLineChars="200"/>
-        <w:rPr>
-          <w:rFonts w:ascii="Times New Roman" w:hAnsi="Times New Roman" w:cs="仿宋_GB2312"/>
-          <w:sz w:val="32"/>
-          <w:szCs w:val="32"/>
-        </w:rPr>
-      </w:pPr>
-      <w:r>
-        <w:rPr>
-          <w:rFonts w:hint="eastAsia" w:ascii="Times New Roman" w:hAnsi="Times New Roman" w:eastAsia="黑体" w:cs="黑体"/>
-          <w:sz w:val="32"/>
-          <w:szCs w:val="32"/>
-        </w:rPr>
-        <w:t>第一百四十条</w:t>
-      </w:r>
-      <w:r>
-        <w:rPr>
-          <w:rFonts w:hint="eastAsia" w:ascii="Times New Roman" w:hAnsi="Times New Roman" w:cs="仿宋_GB2312"/>
-          <w:sz w:val="32"/>
-          <w:szCs w:val="32"/>
-        </w:rPr>
-        <w:t>　出租人应当按照合同约定的时间交付船舶。</w:t>
-      </w:r>
-    </w:p>
-    <w:p>
-      <w:pPr>
-        <w:ind w:firstLine="632" w:firstLineChars="200"/>
-        <w:rPr>
-          <w:rFonts w:ascii="Times New Roman" w:hAnsi="Times New Roman" w:cs="仿宋_GB2312"/>
-          <w:sz w:val="32"/>
-          <w:szCs w:val="32"/>
-        </w:rPr>
-      </w:pPr>
-      <w:r>
-        <w:rPr>
-          <w:rFonts w:hint="eastAsia" w:ascii="Times New Roman" w:hAnsi="Times New Roman" w:cs="仿宋_GB2312"/>
-          <w:sz w:val="32"/>
-          <w:szCs w:val="32"/>
-        </w:rPr>
-        <w:t>出租人违反前款规定的，承租人有权解除合同。出租人将船舶延误情况和船舶预期抵达交船港的日期通知承租人的，承租人应当自接到通知时起四十八小时内，将解除合同或者继续租用船舶的决定通知出租人。</w:t>
-      </w:r>
-    </w:p>
-    <w:p>
-      <w:pPr>
-        <w:ind w:firstLine="632" w:firstLineChars="200"/>
-        <w:rPr>
-          <w:rFonts w:ascii="Times New Roman" w:hAnsi="Times New Roman" w:cs="仿宋_GB2312"/>
-          <w:sz w:val="32"/>
-          <w:szCs w:val="32"/>
-        </w:rPr>
-      </w:pPr>
-      <w:r>
-        <w:rPr>
-          <w:rFonts w:hint="eastAsia" w:ascii="Times New Roman" w:hAnsi="Times New Roman" w:cs="仿宋_GB2312"/>
-          <w:sz w:val="32"/>
-          <w:szCs w:val="32"/>
-        </w:rPr>
-        <w:t>因出租人的过错延误提供船舶致使承租人遭受损失的，出租人应当承担赔偿责任。</w:t>
-      </w:r>
-    </w:p>
-    <w:p>
-      <w:pPr>
-        <w:ind w:firstLine="632" w:firstLineChars="200"/>
-        <w:rPr>
-          <w:rFonts w:ascii="Times New Roman" w:hAnsi="Times New Roman" w:cs="仿宋_GB2312"/>
-          <w:sz w:val="32"/>
-          <w:szCs w:val="32"/>
-        </w:rPr>
-      </w:pPr>
-      <w:r>
-        <w:rPr>
-          <w:rFonts w:hint="eastAsia" w:ascii="Times New Roman" w:hAnsi="Times New Roman" w:eastAsia="黑体" w:cs="黑体"/>
-          <w:sz w:val="32"/>
-          <w:szCs w:val="32"/>
-        </w:rPr>
-        <w:t>第一百四十一条</w:t>
-      </w:r>
-      <w:r>
-        <w:rPr>
-          <w:rFonts w:hint="eastAsia" w:ascii="Times New Roman" w:hAnsi="Times New Roman" w:cs="仿宋_GB2312"/>
-          <w:sz w:val="32"/>
-          <w:szCs w:val="32"/>
-        </w:rPr>
-        <w:t>　出租人交付船舶时，应当做到谨慎处理，使船舶处于适航状态。交付的船舶应当适于约定的用途。</w:t>
-      </w:r>
-    </w:p>
-    <w:p>
-      <w:pPr>
-        <w:ind w:firstLine="632" w:firstLineChars="200"/>
-        <w:rPr>
-          <w:rFonts w:ascii="Times New Roman" w:hAnsi="Times New Roman" w:cs="仿宋_GB2312"/>
-          <w:sz w:val="32"/>
-          <w:szCs w:val="32"/>
-        </w:rPr>
-      </w:pPr>
-      <w:r>
-        <w:rPr>
-          <w:rFonts w:hint="eastAsia" w:ascii="Times New Roman" w:hAnsi="Times New Roman" w:cs="仿宋_GB2312"/>
-          <w:sz w:val="32"/>
-          <w:szCs w:val="32"/>
-        </w:rPr>
-        <w:t>出租人违反前款规定的，承租人有权解除合同，并有权要求赔偿因此遭受的损失。</w:t>
-      </w:r>
-    </w:p>
-    <w:p>
-      <w:pPr>
-        <w:ind w:firstLine="632" w:firstLineChars="200"/>
-        <w:rPr>
-          <w:rFonts w:ascii="Times New Roman" w:hAnsi="Times New Roman" w:cs="仿宋_GB2312"/>
-          <w:sz w:val="32"/>
-          <w:szCs w:val="32"/>
-        </w:rPr>
-      </w:pPr>
-      <w:r>
-        <w:rPr>
-          <w:rFonts w:hint="eastAsia" w:ascii="Times New Roman" w:hAnsi="Times New Roman" w:eastAsia="黑体" w:cs="黑体"/>
-          <w:sz w:val="32"/>
-          <w:szCs w:val="32"/>
-        </w:rPr>
-        <w:t>第一百四十二条</w:t>
-      </w:r>
-      <w:r>
-        <w:rPr>
-          <w:rFonts w:hint="eastAsia" w:ascii="Times New Roman" w:hAnsi="Times New Roman" w:cs="仿宋_GB2312"/>
-          <w:sz w:val="32"/>
-          <w:szCs w:val="32"/>
-        </w:rPr>
-        <w:t>　船舶在租期内不符合约定的适航状态或者其他状态，出租人应当采取可能采取的合理措施，使船舶状态尽快恢复。</w:t>
-      </w:r>
-    </w:p>
-    <w:p>
-      <w:pPr>
-        <w:ind w:firstLine="632" w:firstLineChars="200"/>
-        <w:rPr>
-          <w:rFonts w:ascii="Times New Roman" w:hAnsi="Times New Roman" w:cs="仿宋_GB2312"/>
-          <w:sz w:val="32"/>
-          <w:szCs w:val="32"/>
-        </w:rPr>
-      </w:pPr>
-      <w:r>
-        <w:rPr>
-          <w:rFonts w:hint="eastAsia" w:ascii="Times New Roman" w:hAnsi="Times New Roman" w:cs="仿宋_GB2312"/>
-          <w:sz w:val="32"/>
-          <w:szCs w:val="32"/>
-        </w:rPr>
-        <w:t>船舶不符合约定的适航状态或者其他状态，不能正常营运连续满二十四小时的，对因此而损失的营运时间，承租人不付租金，但是上述状态是由承租人造成的除外。</w:t>
-      </w:r>
-    </w:p>
-    <w:p>
-      <w:pPr>
-        <w:ind w:firstLine="632" w:firstLineChars="200"/>
-        <w:rPr>
-          <w:rFonts w:ascii="Times New Roman" w:hAnsi="Times New Roman" w:cs="仿宋_GB2312"/>
-          <w:sz w:val="32"/>
-          <w:szCs w:val="32"/>
-        </w:rPr>
-      </w:pPr>
-      <w:r>
-        <w:rPr>
-          <w:rFonts w:hint="eastAsia" w:ascii="Times New Roman" w:hAnsi="Times New Roman" w:eastAsia="黑体" w:cs="黑体"/>
-          <w:sz w:val="32"/>
-          <w:szCs w:val="32"/>
-        </w:rPr>
-        <w:t>第一百四十三条</w:t>
-      </w:r>
-      <w:r>
-        <w:rPr>
-          <w:rFonts w:hint="eastAsia" w:ascii="Times New Roman" w:hAnsi="Times New Roman" w:cs="仿宋_GB2312"/>
-          <w:sz w:val="32"/>
-          <w:szCs w:val="32"/>
-        </w:rPr>
-        <w:t>　承租人应当保证船舶在约定航区内的安全港口或者地点之间从事约定的海上运输。</w:t>
-      </w:r>
-    </w:p>
-    <w:p>
-      <w:pPr>
-        <w:ind w:firstLine="632" w:firstLineChars="200"/>
-        <w:rPr>
-          <w:rFonts w:ascii="Times New Roman" w:hAnsi="Times New Roman" w:cs="仿宋_GB2312"/>
-          <w:sz w:val="32"/>
-          <w:szCs w:val="32"/>
-        </w:rPr>
-      </w:pPr>
-      <w:r>
-        <w:rPr>
-          <w:rFonts w:hint="eastAsia" w:ascii="Times New Roman" w:hAnsi="Times New Roman" w:cs="仿宋_GB2312"/>
-          <w:sz w:val="32"/>
-          <w:szCs w:val="32"/>
-        </w:rPr>
-        <w:t>承租人违反前款规定的，出租人有权解除合同，并有权要求赔偿因此遭受的损失。</w:t>
-      </w:r>
-    </w:p>
-    <w:p>
-      <w:pPr>
-        <w:ind w:firstLine="632" w:firstLineChars="200"/>
-        <w:rPr>
-          <w:rFonts w:ascii="Times New Roman" w:hAnsi="Times New Roman" w:cs="仿宋_GB2312"/>
-          <w:sz w:val="32"/>
-          <w:szCs w:val="32"/>
-        </w:rPr>
-      </w:pPr>
-      <w:r>
-        <w:rPr>
-          <w:rFonts w:hint="eastAsia" w:ascii="Times New Roman" w:hAnsi="Times New Roman" w:eastAsia="黑体" w:cs="黑体"/>
-          <w:sz w:val="32"/>
-          <w:szCs w:val="32"/>
-        </w:rPr>
-        <w:t>第一百四十四条</w:t>
-      </w:r>
-      <w:r>
-        <w:rPr>
-          <w:rFonts w:hint="eastAsia" w:ascii="Times New Roman" w:hAnsi="Times New Roman" w:cs="仿宋_GB2312"/>
-          <w:sz w:val="32"/>
-          <w:szCs w:val="32"/>
-        </w:rPr>
-        <w:t>　承租人应当保证船舶用于运输约定的合法货物。</w:t>
-      </w:r>
-    </w:p>
-    <w:p>
-      <w:pPr>
-        <w:ind w:firstLine="632" w:firstLineChars="200"/>
-        <w:rPr>
-          <w:rFonts w:ascii="Times New Roman" w:hAnsi="Times New Roman" w:cs="仿宋_GB2312"/>
-          <w:sz w:val="32"/>
-          <w:szCs w:val="32"/>
-        </w:rPr>
-      </w:pPr>
-      <w:r>
-        <w:rPr>
-          <w:rFonts w:hint="eastAsia" w:ascii="Times New Roman" w:hAnsi="Times New Roman" w:cs="仿宋_GB2312"/>
-          <w:sz w:val="32"/>
-          <w:szCs w:val="32"/>
-        </w:rPr>
-        <w:t>承租人将船舶用于运输活动物或者危险货物的，应当事先征得出租人同意。</w:t>
-      </w:r>
-    </w:p>
-    <w:p>
-      <w:pPr>
-        <w:ind w:firstLine="632" w:firstLineChars="200"/>
-        <w:rPr>
-          <w:rFonts w:ascii="Times New Roman" w:hAnsi="Times New Roman" w:cs="仿宋_GB2312"/>
-          <w:sz w:val="32"/>
-          <w:szCs w:val="32"/>
-        </w:rPr>
-      </w:pPr>
-      <w:r>
-        <w:rPr>
-          <w:rFonts w:hint="eastAsia" w:ascii="Times New Roman" w:hAnsi="Times New Roman" w:cs="仿宋_GB2312"/>
-          <w:sz w:val="32"/>
-          <w:szCs w:val="32"/>
-        </w:rPr>
-        <w:t>承租人违反本条规定致使出租人遭受损失的，应当承担赔偿责任。</w:t>
-      </w:r>
-    </w:p>
-    <w:p>
-      <w:pPr>
-        <w:ind w:firstLine="632" w:firstLineChars="200"/>
-        <w:rPr>
-          <w:rFonts w:ascii="Times New Roman" w:hAnsi="Times New Roman" w:cs="仿宋_GB2312"/>
-          <w:sz w:val="32"/>
-          <w:szCs w:val="32"/>
-        </w:rPr>
-      </w:pPr>
-      <w:r>
-        <w:rPr>
-          <w:rFonts w:hint="eastAsia" w:ascii="Times New Roman" w:hAnsi="Times New Roman" w:eastAsia="黑体" w:cs="黑体"/>
-          <w:sz w:val="32"/>
-          <w:szCs w:val="32"/>
-        </w:rPr>
-        <w:t>第一百四十五条</w:t>
-      </w:r>
-      <w:r>
-        <w:rPr>
-          <w:rFonts w:hint="eastAsia" w:ascii="Times New Roman" w:hAnsi="Times New Roman" w:cs="仿宋_GB2312"/>
-          <w:sz w:val="32"/>
-          <w:szCs w:val="32"/>
-        </w:rPr>
-        <w:t>　承租人有权就船舶的营运向船长发出指示，但是不得违反定期租船合同的约定。</w:t>
-      </w:r>
-    </w:p>
-    <w:p>
-      <w:pPr>
-        <w:ind w:firstLine="632" w:firstLineChars="200"/>
-        <w:rPr>
-          <w:rFonts w:ascii="Times New Roman" w:hAnsi="Times New Roman" w:cs="仿宋_GB2312"/>
-          <w:sz w:val="32"/>
-          <w:szCs w:val="32"/>
-        </w:rPr>
-      </w:pPr>
-      <w:r>
-        <w:rPr>
-          <w:rFonts w:hint="eastAsia" w:ascii="Times New Roman" w:hAnsi="Times New Roman" w:eastAsia="黑体" w:cs="黑体"/>
-          <w:sz w:val="32"/>
-          <w:szCs w:val="32"/>
-        </w:rPr>
-        <w:t>第一百四十六条</w:t>
-      </w:r>
-      <w:r>
-        <w:rPr>
-          <w:rFonts w:hint="eastAsia" w:ascii="Times New Roman" w:hAnsi="Times New Roman" w:cs="仿宋_GB2312"/>
-          <w:sz w:val="32"/>
-          <w:szCs w:val="32"/>
-        </w:rPr>
-        <w:t>　承租人可以将租用的船舶转租，但是应当将转租的情况及时通知出租人。租用的船舶转租后，原租船合同约定的权利和义务不受影响。</w:t>
-      </w:r>
-    </w:p>
-    <w:p>
-      <w:pPr>
-        <w:ind w:firstLine="632" w:firstLineChars="200"/>
-        <w:rPr>
-          <w:rFonts w:ascii="Times New Roman" w:hAnsi="Times New Roman" w:cs="仿宋_GB2312"/>
-          <w:sz w:val="32"/>
-          <w:szCs w:val="32"/>
-        </w:rPr>
-      </w:pPr>
-      <w:r>
-        <w:rPr>
-          <w:rFonts w:hint="eastAsia" w:ascii="Times New Roman" w:hAnsi="Times New Roman" w:eastAsia="黑体" w:cs="黑体"/>
-          <w:sz w:val="32"/>
-          <w:szCs w:val="32"/>
-        </w:rPr>
-        <w:t>第一百四十七条</w:t>
-      </w:r>
-      <w:r>
-        <w:rPr>
-          <w:rFonts w:hint="eastAsia" w:ascii="Times New Roman" w:hAnsi="Times New Roman" w:cs="仿宋_GB2312"/>
-          <w:sz w:val="32"/>
-          <w:szCs w:val="32"/>
-        </w:rPr>
-        <w:t>　船舶所有人转让已经租出的船舶的所有权，定期租船合同约定的当事人的权利和义务不受影响，但是应当及时通知承租人。船舶所有权转让后，原租船合同由受让人和承租人继续履行。</w:t>
-      </w:r>
-    </w:p>
-    <w:p>
-      <w:pPr>
-        <w:ind w:firstLine="632" w:firstLineChars="200"/>
-        <w:rPr>
-          <w:rFonts w:ascii="Times New Roman" w:hAnsi="Times New Roman" w:cs="仿宋_GB2312"/>
-          <w:sz w:val="32"/>
-          <w:szCs w:val="32"/>
-        </w:rPr>
-      </w:pPr>
-      <w:r>
-        <w:rPr>
-          <w:rFonts w:hint="eastAsia" w:ascii="Times New Roman" w:hAnsi="Times New Roman" w:eastAsia="黑体" w:cs="黑体"/>
-          <w:sz w:val="32"/>
-          <w:szCs w:val="32"/>
-        </w:rPr>
-        <w:t>第一百四十八条</w:t>
-      </w:r>
-      <w:r>
-        <w:rPr>
-          <w:rFonts w:hint="eastAsia" w:ascii="Times New Roman" w:hAnsi="Times New Roman" w:cs="仿宋_GB2312"/>
-          <w:sz w:val="32"/>
-          <w:szCs w:val="32"/>
-        </w:rPr>
-        <w:t>　在合同期间，船舶进行海难救助的，承租人有权获得扣除救助费用、损失赔偿、船员应得部分以及其他费用后的救助款项的百分之五十。</w:t>
-      </w:r>
-    </w:p>
-    <w:p>
-      <w:pPr>
-        <w:ind w:firstLine="632" w:firstLineChars="200"/>
-        <w:rPr>
-          <w:rFonts w:ascii="Times New Roman" w:hAnsi="Times New Roman" w:cs="仿宋_GB2312"/>
-          <w:sz w:val="32"/>
-          <w:szCs w:val="32"/>
-        </w:rPr>
-      </w:pPr>
-      <w:r>
-        <w:rPr>
-          <w:rFonts w:hint="eastAsia" w:ascii="Times New Roman" w:hAnsi="Times New Roman" w:eastAsia="黑体" w:cs="黑体"/>
-          <w:sz w:val="32"/>
-          <w:szCs w:val="32"/>
-        </w:rPr>
-        <w:t>第一百四十九条</w:t>
-      </w:r>
-      <w:r>
-        <w:rPr>
-          <w:rFonts w:hint="eastAsia" w:ascii="Times New Roman" w:hAnsi="Times New Roman" w:cs="仿宋_GB2312"/>
-          <w:sz w:val="32"/>
-          <w:szCs w:val="32"/>
-        </w:rPr>
-        <w:t>　承租人应当按照合同约定支付租金；未按照合同约定支付租金的，出租人有权解除合同，并有权要求赔偿因此遭受的损失。</w:t>
-      </w:r>
-    </w:p>
-    <w:p>
-      <w:pPr>
-        <w:ind w:firstLine="632" w:firstLineChars="200"/>
-        <w:rPr>
-          <w:rFonts w:ascii="Times New Roman" w:hAnsi="Times New Roman" w:cs="仿宋_GB2312"/>
-          <w:sz w:val="32"/>
-          <w:szCs w:val="32"/>
-        </w:rPr>
-      </w:pPr>
-      <w:r>
-        <w:rPr>
-          <w:rFonts w:hint="eastAsia" w:ascii="Times New Roman" w:hAnsi="Times New Roman" w:eastAsia="黑体" w:cs="黑体"/>
-          <w:sz w:val="32"/>
-          <w:szCs w:val="32"/>
-        </w:rPr>
-        <w:t>第一百五十条</w:t>
-      </w:r>
-      <w:r>
-        <w:rPr>
-          <w:rFonts w:hint="eastAsia" w:ascii="Times New Roman" w:hAnsi="Times New Roman" w:cs="仿宋_GB2312"/>
-          <w:sz w:val="32"/>
-          <w:szCs w:val="32"/>
-        </w:rPr>
-        <w:t>　承租人未向出租人支付租金或者合同约定的其他款项的，出租人对船上属于承租人的货物和财产以及转租船舶的收入享有留置权。</w:t>
-      </w:r>
-    </w:p>
-    <w:p>
-      <w:pPr>
-        <w:ind w:firstLine="632" w:firstLineChars="200"/>
-        <w:rPr>
-          <w:rFonts w:ascii="Times New Roman" w:hAnsi="Times New Roman" w:cs="仿宋_GB2312"/>
-          <w:sz w:val="32"/>
-          <w:szCs w:val="32"/>
-        </w:rPr>
-      </w:pPr>
-      <w:r>
-        <w:rPr>
-          <w:rFonts w:hint="eastAsia" w:ascii="Times New Roman" w:hAnsi="Times New Roman" w:eastAsia="黑体" w:cs="黑体"/>
-          <w:sz w:val="32"/>
-          <w:szCs w:val="32"/>
-        </w:rPr>
-        <w:t>第一百五十一条</w:t>
-      </w:r>
-      <w:r>
-        <w:rPr>
-          <w:rFonts w:hint="eastAsia" w:ascii="Times New Roman" w:hAnsi="Times New Roman" w:cs="仿宋_GB2312"/>
-          <w:sz w:val="32"/>
-          <w:szCs w:val="32"/>
-        </w:rPr>
-        <w:t>　承租人向出租人交还船舶时，该船舶应当具有与出租人交船时相同的良好状态，但是船舶本身的自然磨损除外。</w:t>
-      </w:r>
-    </w:p>
-    <w:p>
-      <w:pPr>
-        <w:ind w:firstLine="632" w:firstLineChars="200"/>
-        <w:rPr>
-          <w:rFonts w:ascii="Times New Roman" w:hAnsi="Times New Roman" w:cs="仿宋_GB2312"/>
-          <w:sz w:val="32"/>
-          <w:szCs w:val="32"/>
-        </w:rPr>
-      </w:pPr>
-      <w:r>
-        <w:rPr>
-          <w:rFonts w:hint="eastAsia" w:ascii="Times New Roman" w:hAnsi="Times New Roman" w:cs="仿宋_GB2312"/>
-          <w:sz w:val="32"/>
-          <w:szCs w:val="32"/>
-        </w:rPr>
-        <w:t>船舶未能保持与交船时相同的良好状态的，承租人应当负责修复或者给予赔偿。</w:t>
-      </w:r>
-    </w:p>
-    <w:p>
-      <w:pPr>
-        <w:ind w:firstLine="632" w:firstLineChars="200"/>
-        <w:rPr>
-          <w:rFonts w:ascii="Times New Roman" w:hAnsi="Times New Roman" w:cs="仿宋_GB2312"/>
-          <w:sz w:val="32"/>
-          <w:szCs w:val="32"/>
-        </w:rPr>
-      </w:pPr>
-      <w:r>
-        <w:rPr>
-          <w:rFonts w:hint="eastAsia" w:ascii="Times New Roman" w:hAnsi="Times New Roman" w:eastAsia="黑体" w:cs="黑体"/>
-          <w:sz w:val="32"/>
-          <w:szCs w:val="32"/>
-        </w:rPr>
-        <w:t>第一百五十二条</w:t>
-      </w:r>
-      <w:r>
-        <w:rPr>
-          <w:rFonts w:hint="eastAsia" w:ascii="Times New Roman" w:hAnsi="Times New Roman" w:cs="仿宋_GB2312"/>
-          <w:sz w:val="32"/>
-          <w:szCs w:val="32"/>
-        </w:rPr>
-        <w:t>　经合理计算，完成最后航次的日期约为合同约定的还船日期，但是可能超过合同约定的还船日期的，承租人有权超期用船以完成该航次。超期期间，承租人应当按照合同约定的租金率支付租金；市场租金率高于合同约定的租金率的，承租人应当按照市场租金率支付租金。</w:t>
-      </w:r>
-    </w:p>
-    <w:p>
-      <w:pPr>
-        <w:rPr>
-          <w:rFonts w:ascii="Times New Roman" w:hAnsi="Times New Roman" w:eastAsia="宋体" w:cs="宋体"/>
-          <w:szCs w:val="32"/>
-        </w:rPr>
-      </w:pPr>
-    </w:p>
-    <w:p>
-      <w:pPr>
-        <w:jc w:val="center"/>
-        <w:rPr>
-          <w:rFonts w:ascii="Times New Roman" w:hAnsi="Times New Roman" w:eastAsia="宋体" w:cs="宋体"/>
-          <w:szCs w:val="32"/>
-        </w:rPr>
-      </w:pPr>
-      <w:r>
-        <w:rPr>
-          <w:rFonts w:hint="eastAsia" w:ascii="Times New Roman" w:hAnsi="Times New Roman" w:eastAsia="宋体" w:cs="宋体"/>
-          <w:sz w:val="32"/>
-          <w:szCs w:val="32"/>
-          <w:lang w:val="en-US"/>
-        </w:rPr>
-        <w:t>第四节　光船租赁合同</w:t>
-      </w:r>
-    </w:p>
-    <w:p>
-      <w:pPr>
-        <w:rPr>
-          <w:rFonts w:ascii="Times New Roman" w:hAnsi="Times New Roman" w:eastAsia="宋体" w:cs="宋体"/>
-          <w:szCs w:val="32"/>
-        </w:rPr>
-      </w:pPr>
-    </w:p>
-    <w:p>
-      <w:pPr>
-        <w:ind w:firstLine="632" w:firstLineChars="200"/>
-        <w:rPr>
-          <w:rFonts w:ascii="Times New Roman" w:hAnsi="Times New Roman" w:cs="仿宋_GB2312"/>
-          <w:sz w:val="32"/>
-          <w:szCs w:val="32"/>
-        </w:rPr>
-      </w:pPr>
-      <w:r>
-        <w:rPr>
-          <w:rFonts w:hint="eastAsia" w:ascii="Times New Roman" w:hAnsi="Times New Roman" w:eastAsia="黑体" w:cs="黑体"/>
-          <w:sz w:val="32"/>
-          <w:szCs w:val="32"/>
-        </w:rPr>
-        <w:t>第一百五十三条</w:t>
-      </w:r>
-      <w:r>
-        <w:rPr>
-          <w:rFonts w:hint="eastAsia" w:ascii="Times New Roman" w:hAnsi="Times New Roman" w:cs="仿宋_GB2312"/>
-          <w:sz w:val="32"/>
-          <w:szCs w:val="32"/>
-        </w:rPr>
-        <w:t>　光船租赁合同，是指船舶出租人向承租人提供不配备船员的船舶，在约定的期间内由承租人占有、使用和营运，并向出租人支付租金的合同。</w:t>
-      </w:r>
-    </w:p>
-    <w:p>
-      <w:pPr>
-        <w:ind w:firstLine="632" w:firstLineChars="200"/>
-        <w:rPr>
-          <w:rFonts w:ascii="Times New Roman" w:hAnsi="Times New Roman" w:cs="仿宋_GB2312"/>
-          <w:sz w:val="32"/>
-          <w:szCs w:val="32"/>
-        </w:rPr>
-      </w:pPr>
-      <w:r>
-        <w:rPr>
-          <w:rFonts w:hint="eastAsia" w:ascii="Times New Roman" w:hAnsi="Times New Roman" w:eastAsia="黑体" w:cs="黑体"/>
-          <w:sz w:val="32"/>
-          <w:szCs w:val="32"/>
-        </w:rPr>
-        <w:t>第一百五十四条</w:t>
-      </w:r>
-      <w:r>
-        <w:rPr>
-          <w:rFonts w:hint="eastAsia" w:ascii="Times New Roman" w:hAnsi="Times New Roman" w:cs="仿宋_GB2312"/>
-          <w:sz w:val="32"/>
-          <w:szCs w:val="32"/>
-        </w:rPr>
-        <w:t>　光船租赁合同的内容，主要包括出租人和承租人的名称、船名、船籍、船级、吨位、容积、航区、用途、租船期间、交船和还船的时间和地点以及条件、船舶检验、船舶的保养维修、租金及其支付、船舶保险、合同解除的时间和条件，以及其他有关事项。</w:t>
-      </w:r>
-    </w:p>
-    <w:p>
-      <w:pPr>
-        <w:ind w:firstLine="632" w:firstLineChars="200"/>
-        <w:rPr>
-          <w:rFonts w:ascii="Times New Roman" w:hAnsi="Times New Roman" w:cs="仿宋_GB2312"/>
-          <w:sz w:val="32"/>
-          <w:szCs w:val="32"/>
-        </w:rPr>
-      </w:pPr>
-      <w:r>
-        <w:rPr>
-          <w:rFonts w:hint="eastAsia" w:ascii="Times New Roman" w:hAnsi="Times New Roman" w:eastAsia="黑体" w:cs="黑体"/>
-          <w:sz w:val="32"/>
-          <w:szCs w:val="32"/>
-        </w:rPr>
-        <w:t>第一百五十五条</w:t>
-      </w:r>
-      <w:r>
-        <w:rPr>
-          <w:rFonts w:hint="eastAsia" w:ascii="Times New Roman" w:hAnsi="Times New Roman" w:cs="仿宋_GB2312"/>
-          <w:sz w:val="32"/>
-          <w:szCs w:val="32"/>
-        </w:rPr>
-        <w:t>　出租人应当在合同约定的港口或者地点，按照合同约定的时间，向承租人交付船舶以及船舶证书。交付船舶时，出租人应当做到谨慎处理，使船舶处于适航状态。交付的船舶应当适于合同约定的用途。</w:t>
-      </w:r>
-    </w:p>
-    <w:p>
-      <w:pPr>
-        <w:ind w:firstLine="632" w:firstLineChars="200"/>
-        <w:rPr>
-          <w:rFonts w:ascii="Times New Roman" w:hAnsi="Times New Roman" w:cs="仿宋_GB2312"/>
-          <w:sz w:val="32"/>
-          <w:szCs w:val="32"/>
-        </w:rPr>
-      </w:pPr>
-      <w:r>
-        <w:rPr>
-          <w:rFonts w:hint="eastAsia" w:ascii="Times New Roman" w:hAnsi="Times New Roman" w:cs="仿宋_GB2312"/>
-          <w:sz w:val="32"/>
-          <w:szCs w:val="32"/>
-        </w:rPr>
-        <w:t>出租人违反前款规定的，承租人有权解除合同，并有权要求赔偿因此遭受的损失。</w:t>
-      </w:r>
-    </w:p>
-    <w:p>
-      <w:pPr>
-        <w:ind w:firstLine="632" w:firstLineChars="200"/>
-        <w:rPr>
-          <w:rFonts w:ascii="Times New Roman" w:hAnsi="Times New Roman" w:cs="仿宋_GB2312"/>
-          <w:sz w:val="32"/>
-          <w:szCs w:val="32"/>
-        </w:rPr>
-      </w:pPr>
-      <w:r>
-        <w:rPr>
-          <w:rFonts w:hint="eastAsia" w:ascii="Times New Roman" w:hAnsi="Times New Roman" w:eastAsia="黑体" w:cs="黑体"/>
-          <w:sz w:val="32"/>
-          <w:szCs w:val="32"/>
-        </w:rPr>
-        <w:t>第一百五十六条</w:t>
-      </w:r>
-      <w:r>
-        <w:rPr>
-          <w:rFonts w:hint="eastAsia" w:ascii="Times New Roman" w:hAnsi="Times New Roman" w:cs="仿宋_GB2312"/>
-          <w:sz w:val="32"/>
-          <w:szCs w:val="32"/>
-        </w:rPr>
-        <w:t>　在光船租赁期间，承租人负责船舶的保养、维修。</w:t>
-      </w:r>
-    </w:p>
-    <w:p>
-      <w:pPr>
-        <w:ind w:firstLine="632" w:firstLineChars="200"/>
-        <w:rPr>
-          <w:rFonts w:ascii="Times New Roman" w:hAnsi="Times New Roman" w:cs="仿宋_GB2312"/>
-          <w:sz w:val="32"/>
-          <w:szCs w:val="32"/>
-        </w:rPr>
-      </w:pPr>
-      <w:r>
-        <w:rPr>
-          <w:rFonts w:hint="eastAsia" w:ascii="Times New Roman" w:hAnsi="Times New Roman" w:eastAsia="黑体" w:cs="黑体"/>
-          <w:sz w:val="32"/>
-          <w:szCs w:val="32"/>
-        </w:rPr>
-        <w:t>第一百五十七条</w:t>
-      </w:r>
-      <w:r>
-        <w:rPr>
-          <w:rFonts w:hint="eastAsia" w:ascii="Times New Roman" w:hAnsi="Times New Roman" w:cs="仿宋_GB2312"/>
-          <w:sz w:val="32"/>
-          <w:szCs w:val="32"/>
-        </w:rPr>
-        <w:t>　在光船租赁期间，承租人应当按照合同约定的船舶价值，以出租人同意的保险方式为船舶进行保险，并负担保险费用。</w:t>
-      </w:r>
-    </w:p>
-    <w:p>
-      <w:pPr>
-        <w:ind w:firstLine="632" w:firstLineChars="200"/>
-        <w:rPr>
-          <w:rFonts w:ascii="Times New Roman" w:hAnsi="Times New Roman" w:cs="仿宋_GB2312"/>
-          <w:sz w:val="32"/>
-          <w:szCs w:val="32"/>
-        </w:rPr>
-      </w:pPr>
-      <w:r>
-        <w:rPr>
-          <w:rFonts w:hint="eastAsia" w:ascii="Times New Roman" w:hAnsi="Times New Roman" w:eastAsia="黑体" w:cs="黑体"/>
-          <w:sz w:val="32"/>
-          <w:szCs w:val="32"/>
-        </w:rPr>
-        <w:t>第一百五十八条</w:t>
-      </w:r>
-      <w:r>
-        <w:rPr>
-          <w:rFonts w:hint="eastAsia" w:ascii="Times New Roman" w:hAnsi="Times New Roman" w:cs="仿宋_GB2312"/>
-          <w:sz w:val="32"/>
-          <w:szCs w:val="32"/>
-        </w:rPr>
-        <w:t>　在光船租赁期间，因承租人对船舶占有、使用和营运的原因使出租人的利益受到影响或者遭受损失的，承租人应当负责消除影响或者赔偿损失。</w:t>
-      </w:r>
-    </w:p>
-    <w:p>
-      <w:pPr>
-        <w:ind w:firstLine="632" w:firstLineChars="200"/>
-        <w:rPr>
-          <w:rFonts w:ascii="Times New Roman" w:hAnsi="Times New Roman" w:cs="仿宋_GB2312"/>
-          <w:sz w:val="32"/>
-          <w:szCs w:val="32"/>
-        </w:rPr>
-      </w:pPr>
-      <w:r>
-        <w:rPr>
-          <w:rFonts w:hint="eastAsia" w:ascii="Times New Roman" w:hAnsi="Times New Roman" w:cs="仿宋_GB2312"/>
-          <w:sz w:val="32"/>
-          <w:szCs w:val="32"/>
-        </w:rPr>
-        <w:t>因船舶所有权争议或者出租人所负的债务致使船舶被扣押的，出租人应当保证承租人的利益不受影响；致使承租人遭受损失的，出租人应当承担赔偿责任。</w:t>
-      </w:r>
-    </w:p>
-    <w:p>
-      <w:pPr>
-        <w:ind w:firstLine="632" w:firstLineChars="200"/>
-        <w:rPr>
-          <w:rFonts w:ascii="Times New Roman" w:hAnsi="Times New Roman" w:cs="仿宋_GB2312"/>
-          <w:sz w:val="32"/>
-          <w:szCs w:val="32"/>
-        </w:rPr>
-      </w:pPr>
-      <w:r>
-        <w:rPr>
-          <w:rFonts w:hint="eastAsia" w:ascii="Times New Roman" w:hAnsi="Times New Roman" w:eastAsia="黑体" w:cs="黑体"/>
-          <w:sz w:val="32"/>
-          <w:szCs w:val="32"/>
-        </w:rPr>
-        <w:t>第一百五十九条</w:t>
-      </w:r>
-      <w:r>
-        <w:rPr>
-          <w:rFonts w:hint="eastAsia" w:ascii="Times New Roman" w:hAnsi="Times New Roman" w:cs="仿宋_GB2312"/>
-          <w:sz w:val="32"/>
-          <w:szCs w:val="32"/>
-        </w:rPr>
-        <w:t>　在光船租赁期间，未经出租人书面同意，承租人不得转让合同的权利和义务或者以光船租赁的方式将船舶进行转租。</w:t>
-      </w:r>
-    </w:p>
-    <w:p>
-      <w:pPr>
-        <w:ind w:firstLine="632" w:firstLineChars="200"/>
-        <w:rPr>
-          <w:rFonts w:ascii="Times New Roman" w:hAnsi="Times New Roman" w:cs="仿宋_GB2312"/>
-          <w:sz w:val="32"/>
-          <w:szCs w:val="32"/>
-        </w:rPr>
-      </w:pPr>
-      <w:r>
-        <w:rPr>
-          <w:rFonts w:hint="eastAsia" w:ascii="Times New Roman" w:hAnsi="Times New Roman" w:eastAsia="黑体" w:cs="黑体"/>
-          <w:sz w:val="32"/>
-          <w:szCs w:val="32"/>
-        </w:rPr>
-        <w:t>第一百六十条</w:t>
-      </w:r>
-      <w:r>
-        <w:rPr>
-          <w:rFonts w:hint="eastAsia" w:ascii="Times New Roman" w:hAnsi="Times New Roman" w:cs="仿宋_GB2312"/>
-          <w:sz w:val="32"/>
-          <w:szCs w:val="32"/>
-        </w:rPr>
-        <w:t>　未经承租人事先书面同意，出租人不得在光船租赁期间对船舶设立抵押权。</w:t>
-      </w:r>
-    </w:p>
-    <w:p>
-      <w:pPr>
-        <w:ind w:firstLine="632" w:firstLineChars="200"/>
-        <w:rPr>
-          <w:rFonts w:ascii="Times New Roman" w:hAnsi="Times New Roman" w:cs="仿宋_GB2312"/>
-          <w:sz w:val="32"/>
-          <w:szCs w:val="32"/>
-        </w:rPr>
-      </w:pPr>
-      <w:r>
-        <w:rPr>
-          <w:rFonts w:hint="eastAsia" w:ascii="Times New Roman" w:hAnsi="Times New Roman" w:cs="仿宋_GB2312"/>
-          <w:sz w:val="32"/>
-          <w:szCs w:val="32"/>
-        </w:rPr>
-        <w:t>出租人违反前款规定，致使承租人遭受损失的，应当承担赔偿责任。</w:t>
-      </w:r>
-    </w:p>
-    <w:p>
-      <w:pPr>
-        <w:ind w:firstLine="632" w:firstLineChars="200"/>
-        <w:rPr>
-          <w:rFonts w:ascii="Times New Roman" w:hAnsi="Times New Roman" w:cs="仿宋_GB2312"/>
-          <w:sz w:val="32"/>
-          <w:szCs w:val="32"/>
-        </w:rPr>
-      </w:pPr>
-      <w:r>
-        <w:rPr>
-          <w:rFonts w:hint="eastAsia" w:ascii="Times New Roman" w:hAnsi="Times New Roman" w:eastAsia="黑体" w:cs="黑体"/>
-          <w:sz w:val="32"/>
-          <w:szCs w:val="32"/>
-        </w:rPr>
-        <w:t>第一百六十一条</w:t>
-      </w:r>
-      <w:r>
-        <w:rPr>
-          <w:rFonts w:hint="eastAsia" w:ascii="Times New Roman" w:hAnsi="Times New Roman" w:cs="仿宋_GB2312"/>
-          <w:sz w:val="32"/>
-          <w:szCs w:val="32"/>
-        </w:rPr>
-        <w:t>　承租人应当按照合同约定支付租金。承租人未按照合同约定的时间支付租金连续超过七日的，出租人有权解除合同，并有权要求赔偿因此遭受的损失。</w:t>
-      </w:r>
-    </w:p>
-    <w:p>
-      <w:pPr>
-        <w:ind w:firstLine="632" w:firstLineChars="200"/>
-        <w:rPr>
-          <w:rFonts w:ascii="Times New Roman" w:hAnsi="Times New Roman" w:cs="仿宋_GB2312"/>
-          <w:sz w:val="32"/>
-          <w:szCs w:val="32"/>
-        </w:rPr>
-      </w:pPr>
-      <w:r>
-        <w:rPr>
-          <w:rFonts w:hint="eastAsia" w:ascii="Times New Roman" w:hAnsi="Times New Roman" w:cs="仿宋_GB2312"/>
-          <w:sz w:val="32"/>
-          <w:szCs w:val="32"/>
-        </w:rPr>
-        <w:t>船舶灭失或者失踪的，租金应当自船舶灭失或者得知其最后消息之日起停止支付，预付租金应当按照比例退还。</w:t>
-      </w:r>
-    </w:p>
-    <w:p>
-      <w:pPr>
-        <w:ind w:firstLine="632" w:firstLineChars="200"/>
-        <w:rPr>
-          <w:rFonts w:ascii="Times New Roman" w:hAnsi="Times New Roman" w:cs="仿宋_GB2312"/>
-          <w:sz w:val="32"/>
-          <w:szCs w:val="32"/>
-        </w:rPr>
-      </w:pPr>
-      <w:r>
-        <w:rPr>
-          <w:rFonts w:hint="eastAsia" w:ascii="Times New Roman" w:hAnsi="Times New Roman" w:eastAsia="黑体" w:cs="黑体"/>
-          <w:sz w:val="32"/>
-          <w:szCs w:val="32"/>
-        </w:rPr>
-        <w:t>第一百六十二条</w:t>
-      </w:r>
-      <w:r>
-        <w:rPr>
-          <w:rFonts w:hint="eastAsia" w:ascii="Times New Roman" w:hAnsi="Times New Roman" w:cs="仿宋_GB2312"/>
-          <w:sz w:val="32"/>
-          <w:szCs w:val="32"/>
-        </w:rPr>
-        <w:t>　本法第一百四十三条、第一百四十四条第一款、第一百五十一条和第一百五十二条的规定，适用于光船租赁合同。</w:t>
-      </w:r>
-    </w:p>
-    <w:p>
-      <w:pPr>
-        <w:ind w:firstLine="632" w:firstLineChars="200"/>
-        <w:rPr>
-          <w:rFonts w:ascii="Times New Roman" w:hAnsi="Times New Roman" w:cs="仿宋_GB2312"/>
-          <w:sz w:val="32"/>
-          <w:szCs w:val="32"/>
-        </w:rPr>
-      </w:pPr>
-      <w:r>
-        <w:rPr>
-          <w:rFonts w:hint="eastAsia" w:ascii="Times New Roman" w:hAnsi="Times New Roman" w:eastAsia="黑体" w:cs="黑体"/>
-          <w:sz w:val="32"/>
-          <w:szCs w:val="32"/>
-        </w:rPr>
-        <w:t>第一百六十三条</w:t>
-      </w:r>
-      <w:r>
-        <w:rPr>
-          <w:rFonts w:hint="eastAsia" w:ascii="Times New Roman" w:hAnsi="Times New Roman" w:cs="仿宋_GB2312"/>
-          <w:sz w:val="32"/>
-          <w:szCs w:val="32"/>
-        </w:rPr>
-        <w:t>　订有租购条款的光船租赁合同，承租人按照合同约定向出租人付清租购费时，船舶所有权即归于承租人。</w:t>
-      </w:r>
-    </w:p>
-    <w:p>
-      <w:pPr>
-        <w:rPr>
-          <w:rFonts w:ascii="Times New Roman" w:hAnsi="Times New Roman" w:eastAsia="宋体" w:cs="宋体"/>
-          <w:szCs w:val="32"/>
-        </w:rPr>
-      </w:pPr>
-    </w:p>
-    <w:p>
-      <w:pPr>
-        <w:jc w:val="center"/>
-        <w:rPr>
-          <w:rFonts w:ascii="Times New Roman" w:hAnsi="Times New Roman" w:eastAsia="黑体" w:cs="黑体"/>
-          <w:szCs w:val="32"/>
-        </w:rPr>
-      </w:pPr>
-      <w:r>
-        <w:rPr>
-          <w:rFonts w:hint="eastAsia" w:ascii="Times New Roman" w:hAnsi="Times New Roman" w:eastAsia="黑体" w:cs="黑体"/>
-          <w:szCs w:val="32"/>
-        </w:rPr>
-        <w:t>第七章　海上拖航合同</w:t>
-      </w:r>
-    </w:p>
-    <w:p>
-      <w:pPr>
-        <w:rPr>
-          <w:rFonts w:ascii="Times New Roman" w:hAnsi="Times New Roman" w:eastAsia="宋体" w:cs="宋体"/>
-          <w:szCs w:val="32"/>
-        </w:rPr>
-      </w:pPr>
-    </w:p>
-    <w:p>
-      <w:pPr>
-        <w:ind w:firstLine="632" w:firstLineChars="200"/>
-        <w:rPr>
-          <w:rFonts w:ascii="Times New Roman" w:hAnsi="Times New Roman" w:cs="仿宋_GB2312"/>
-          <w:sz w:val="32"/>
-          <w:szCs w:val="32"/>
-        </w:rPr>
-      </w:pPr>
-      <w:r>
-        <w:rPr>
-          <w:rFonts w:hint="eastAsia" w:ascii="Times New Roman" w:hAnsi="Times New Roman" w:eastAsia="黑体" w:cs="黑体"/>
-          <w:sz w:val="32"/>
-          <w:szCs w:val="32"/>
-        </w:rPr>
-        <w:t>第一百六十四条</w:t>
-      </w:r>
-      <w:r>
-        <w:rPr>
-          <w:rFonts w:hint="eastAsia" w:ascii="Times New Roman" w:hAnsi="Times New Roman" w:cs="仿宋_GB2312"/>
-          <w:sz w:val="32"/>
-          <w:szCs w:val="32"/>
-        </w:rPr>
-        <w:t>　海上拖航合同，是指承拖方用拖轮将被拖物经海路从一地拖至另一地，而由被拖方支付拖航费的合同。</w:t>
-      </w:r>
-    </w:p>
-    <w:p>
-      <w:pPr>
-        <w:ind w:firstLine="632" w:firstLineChars="200"/>
-        <w:rPr>
-          <w:rFonts w:ascii="Times New Roman" w:hAnsi="Times New Roman" w:cs="仿宋_GB2312"/>
-          <w:sz w:val="32"/>
-          <w:szCs w:val="32"/>
-        </w:rPr>
-      </w:pPr>
-      <w:r>
-        <w:rPr>
-          <w:rFonts w:hint="eastAsia" w:ascii="Times New Roman" w:hAnsi="Times New Roman" w:cs="仿宋_GB2312"/>
-          <w:sz w:val="32"/>
-          <w:szCs w:val="32"/>
-        </w:rPr>
-        <w:t>本章规定不适用于在港区内对船舶提供的拖轮服务。</w:t>
-      </w:r>
-    </w:p>
-    <w:p>
-      <w:pPr>
-        <w:ind w:firstLine="632" w:firstLineChars="200"/>
-        <w:rPr>
-          <w:rFonts w:ascii="Times New Roman" w:hAnsi="Times New Roman" w:cs="仿宋_GB2312"/>
-          <w:sz w:val="32"/>
-          <w:szCs w:val="32"/>
-        </w:rPr>
-      </w:pPr>
-      <w:r>
-        <w:rPr>
-          <w:rFonts w:hint="eastAsia" w:ascii="Times New Roman" w:hAnsi="Times New Roman" w:eastAsia="黑体" w:cs="黑体"/>
-          <w:sz w:val="32"/>
-          <w:szCs w:val="32"/>
-        </w:rPr>
-        <w:t>第一百六十五条</w:t>
-      </w:r>
-      <w:r>
-        <w:rPr>
-          <w:rFonts w:hint="eastAsia" w:ascii="Times New Roman" w:hAnsi="Times New Roman" w:cs="仿宋_GB2312"/>
-          <w:sz w:val="32"/>
-          <w:szCs w:val="32"/>
-        </w:rPr>
-        <w:t>　海上拖航合同应当采用书面形式订立。海上拖航合同的内容，主要包括承拖方和被拖方的名称和住所、拖轮和被拖物的名称和主要尺度、拖轮马力、起拖地和目的地、起拖日期、拖航费及其支付方式，以及其他有关事项。</w:t>
-      </w:r>
-    </w:p>
-    <w:p>
-      <w:pPr>
-        <w:ind w:firstLine="632" w:firstLineChars="200"/>
-        <w:rPr>
-          <w:rFonts w:ascii="Times New Roman" w:hAnsi="Times New Roman" w:cs="仿宋_GB2312"/>
-          <w:sz w:val="32"/>
-          <w:szCs w:val="32"/>
-        </w:rPr>
-      </w:pPr>
-      <w:r>
-        <w:rPr>
-          <w:rFonts w:hint="eastAsia" w:ascii="Times New Roman" w:hAnsi="Times New Roman" w:eastAsia="黑体" w:cs="黑体"/>
-          <w:sz w:val="32"/>
-          <w:szCs w:val="32"/>
-        </w:rPr>
-        <w:t>第一百六十六条</w:t>
-      </w:r>
-      <w:r>
-        <w:rPr>
-          <w:rFonts w:hint="eastAsia" w:ascii="Times New Roman" w:hAnsi="Times New Roman" w:cs="仿宋_GB2312"/>
-          <w:sz w:val="32"/>
-          <w:szCs w:val="32"/>
-        </w:rPr>
-        <w:t>　承拖方在起拖前和起拖当时，应当谨慎处理，使拖轮处于适航、适拖状态，妥善配备船员，配置拖航索具和配备供应品以及该航次必备的其他装置、设备。</w:t>
-      </w:r>
-    </w:p>
-    <w:p>
-      <w:pPr>
-        <w:ind w:firstLine="632" w:firstLineChars="200"/>
-        <w:rPr>
-          <w:rFonts w:ascii="Times New Roman" w:hAnsi="Times New Roman" w:cs="仿宋_GB2312"/>
-          <w:sz w:val="32"/>
-          <w:szCs w:val="32"/>
-        </w:rPr>
-      </w:pPr>
-      <w:r>
-        <w:rPr>
-          <w:rFonts w:hint="eastAsia" w:ascii="Times New Roman" w:hAnsi="Times New Roman" w:cs="仿宋_GB2312"/>
-          <w:sz w:val="32"/>
-          <w:szCs w:val="32"/>
-        </w:rPr>
-        <w:t>被拖方在起拖前和起拖当时，应当做好被拖物的拖航准备，谨慎处理，使被拖物处于适拖状态，并向承拖方如实说明被拖物的情况，按照规定提供有关检验机构签发的被拖物适合拖航的证书和有关文件。</w:t>
-      </w:r>
-    </w:p>
-    <w:p>
-      <w:pPr>
-        <w:ind w:firstLine="632" w:firstLineChars="200"/>
-        <w:rPr>
-          <w:rFonts w:ascii="Times New Roman" w:hAnsi="Times New Roman" w:cs="仿宋_GB2312"/>
-          <w:sz w:val="32"/>
-          <w:szCs w:val="32"/>
-        </w:rPr>
-      </w:pPr>
-      <w:r>
-        <w:rPr>
-          <w:rFonts w:hint="eastAsia" w:ascii="Times New Roman" w:hAnsi="Times New Roman" w:eastAsia="黑体" w:cs="黑体"/>
-          <w:sz w:val="32"/>
-          <w:szCs w:val="32"/>
-        </w:rPr>
-        <w:t>第一百六十七条</w:t>
-      </w:r>
-      <w:r>
-        <w:rPr>
-          <w:rFonts w:hint="eastAsia" w:ascii="Times New Roman" w:hAnsi="Times New Roman" w:cs="仿宋_GB2312"/>
-          <w:sz w:val="32"/>
-          <w:szCs w:val="32"/>
-        </w:rPr>
-        <w:t>　起拖前，因不可抗力或者其他不能归责于双方的原因致使合同不能履行的，双方均可以解除合同，并互相不承担赔偿责任。除合同另有约定外，拖航费已经支付的，承拖方应当退还给被拖方。</w:t>
-      </w:r>
-    </w:p>
-    <w:p>
-      <w:pPr>
-        <w:ind w:firstLine="632" w:firstLineChars="200"/>
-        <w:rPr>
-          <w:rFonts w:ascii="Times New Roman" w:hAnsi="Times New Roman" w:cs="仿宋_GB2312"/>
-          <w:sz w:val="32"/>
-          <w:szCs w:val="32"/>
-        </w:rPr>
-      </w:pPr>
-      <w:r>
-        <w:rPr>
-          <w:rFonts w:hint="eastAsia" w:ascii="Times New Roman" w:hAnsi="Times New Roman" w:eastAsia="黑体" w:cs="黑体"/>
-          <w:sz w:val="32"/>
-          <w:szCs w:val="32"/>
-        </w:rPr>
-        <w:t>第一百六十八条</w:t>
-      </w:r>
-      <w:r>
-        <w:rPr>
-          <w:rFonts w:hint="eastAsia" w:ascii="Times New Roman" w:hAnsi="Times New Roman" w:cs="仿宋_GB2312"/>
-          <w:sz w:val="32"/>
-          <w:szCs w:val="32"/>
-        </w:rPr>
-        <w:t>　起拖后，因不可抗力或者其他不能归责于双方的原因致使合同不能继续履行的，双方均可以解除合同，并互相不承担赔偿责任。除合同另有约定外，拖航费按照实际完成的拖航部分确定。</w:t>
-      </w:r>
-    </w:p>
-    <w:p>
-      <w:pPr>
-        <w:ind w:firstLine="632" w:firstLineChars="200"/>
-        <w:rPr>
-          <w:rFonts w:ascii="Times New Roman" w:hAnsi="Times New Roman" w:cs="仿宋_GB2312"/>
-          <w:sz w:val="32"/>
-          <w:szCs w:val="32"/>
-        </w:rPr>
-      </w:pPr>
-      <w:r>
-        <w:rPr>
-          <w:rFonts w:hint="eastAsia" w:ascii="Times New Roman" w:hAnsi="Times New Roman" w:eastAsia="黑体" w:cs="黑体"/>
-          <w:sz w:val="32"/>
-          <w:szCs w:val="32"/>
-        </w:rPr>
-        <w:t>第一百六十九条</w:t>
-      </w:r>
-      <w:r>
-        <w:rPr>
-          <w:rFonts w:hint="eastAsia" w:ascii="Times New Roman" w:hAnsi="Times New Roman" w:cs="仿宋_GB2312"/>
-          <w:sz w:val="32"/>
-          <w:szCs w:val="32"/>
-        </w:rPr>
-        <w:t>　因不可抗力或者其他不能归责于双方的原因致使被拖物不能拖至目的地的，除合同另有约定外，承拖方可以在目的地的邻近地点或者拖轮船长选定的安全的港口或者锚泊地，将被拖物移交给被拖方或者其代理人，视为已经履行合同。</w:t>
-      </w:r>
-    </w:p>
-    <w:p>
-      <w:pPr>
-        <w:ind w:firstLine="632" w:firstLineChars="200"/>
-        <w:rPr>
-          <w:rFonts w:ascii="Times New Roman" w:hAnsi="Times New Roman" w:cs="仿宋_GB2312"/>
-          <w:sz w:val="32"/>
-          <w:szCs w:val="32"/>
-        </w:rPr>
-      </w:pPr>
-      <w:r>
-        <w:rPr>
-          <w:rFonts w:hint="eastAsia" w:ascii="Times New Roman" w:hAnsi="Times New Roman" w:eastAsia="黑体" w:cs="黑体"/>
-          <w:sz w:val="32"/>
-          <w:szCs w:val="32"/>
-        </w:rPr>
-        <w:t>第一百七十条</w:t>
-      </w:r>
-      <w:r>
-        <w:rPr>
-          <w:rFonts w:hint="eastAsia" w:ascii="Times New Roman" w:hAnsi="Times New Roman" w:cs="仿宋_GB2312"/>
-          <w:sz w:val="32"/>
-          <w:szCs w:val="32"/>
-        </w:rPr>
-        <w:t>　被拖方未按照约定支付拖航费和其他合理费用的，承拖方对被拖物享有留置权。</w:t>
-      </w:r>
-    </w:p>
-    <w:p>
-      <w:pPr>
-        <w:ind w:firstLine="632" w:firstLineChars="200"/>
-        <w:rPr>
-          <w:rFonts w:ascii="Times New Roman" w:hAnsi="Times New Roman" w:cs="仿宋_GB2312"/>
-          <w:sz w:val="32"/>
-          <w:szCs w:val="32"/>
-        </w:rPr>
-      </w:pPr>
-      <w:r>
-        <w:rPr>
-          <w:rFonts w:hint="eastAsia" w:ascii="Times New Roman" w:hAnsi="Times New Roman" w:eastAsia="黑体" w:cs="黑体"/>
-          <w:sz w:val="32"/>
-          <w:szCs w:val="32"/>
-        </w:rPr>
-        <w:t>第一百七十一条</w:t>
-      </w:r>
-      <w:r>
-        <w:rPr>
-          <w:rFonts w:hint="eastAsia" w:ascii="Times New Roman" w:hAnsi="Times New Roman" w:cs="仿宋_GB2312"/>
-          <w:sz w:val="32"/>
-          <w:szCs w:val="32"/>
-        </w:rPr>
-        <w:t>　在海上拖航过程中，承拖方或者被拖方遭受的损失，由一方的过错造成的，有过错的一方应当承担赔偿责任；由双方过错造成的，各方按照过错程度的比例承担赔偿责任。</w:t>
-      </w:r>
-    </w:p>
-    <w:p>
-      <w:pPr>
-        <w:ind w:firstLine="632" w:firstLineChars="200"/>
-        <w:rPr>
-          <w:rFonts w:ascii="Times New Roman" w:hAnsi="Times New Roman" w:cs="仿宋_GB2312"/>
-          <w:sz w:val="32"/>
-          <w:szCs w:val="32"/>
-        </w:rPr>
-      </w:pPr>
-      <w:r>
-        <w:rPr>
-          <w:rFonts w:hint="eastAsia" w:ascii="Times New Roman" w:hAnsi="Times New Roman" w:cs="仿宋_GB2312"/>
-          <w:sz w:val="32"/>
-          <w:szCs w:val="32"/>
-        </w:rPr>
-        <w:t>虽有前款规定，经承拖方证明，被拖方的损失是由于下列原因之一造成的，承拖方不承担赔偿责任：</w:t>
-      </w:r>
-    </w:p>
-    <w:p>
-      <w:pPr>
-        <w:ind w:firstLine="632" w:firstLineChars="200"/>
-        <w:rPr>
-          <w:rFonts w:ascii="Times New Roman" w:hAnsi="Times New Roman" w:cs="仿宋_GB2312"/>
-          <w:sz w:val="32"/>
-          <w:szCs w:val="32"/>
-        </w:rPr>
-      </w:pPr>
-      <w:r>
-        <w:rPr>
-          <w:rFonts w:hint="eastAsia" w:ascii="Times New Roman" w:hAnsi="Times New Roman" w:cs="仿宋_GB2312"/>
-          <w:sz w:val="32"/>
-          <w:szCs w:val="32"/>
-        </w:rPr>
-        <w:t>（一）拖轮船长、船员、引航员或者承拖方的其他受雇人、代理人在驾驶拖轮或者管理拖轮中的过错；</w:t>
-      </w:r>
-    </w:p>
-    <w:p>
-      <w:pPr>
-        <w:ind w:firstLine="632" w:firstLineChars="200"/>
-        <w:rPr>
-          <w:rFonts w:ascii="Times New Roman" w:hAnsi="Times New Roman" w:cs="仿宋_GB2312"/>
-          <w:sz w:val="32"/>
-          <w:szCs w:val="32"/>
-        </w:rPr>
-      </w:pPr>
-      <w:r>
-        <w:rPr>
-          <w:rFonts w:hint="eastAsia" w:ascii="Times New Roman" w:hAnsi="Times New Roman" w:cs="仿宋_GB2312"/>
-          <w:sz w:val="32"/>
-          <w:szCs w:val="32"/>
-        </w:rPr>
-        <w:t>（二）拖轮在海上救助或者企图救助人命或者财产时的过错。</w:t>
-      </w:r>
-    </w:p>
-    <w:p>
-      <w:pPr>
-        <w:ind w:firstLine="632" w:firstLineChars="200"/>
-        <w:rPr>
-          <w:rFonts w:ascii="Times New Roman" w:hAnsi="Times New Roman" w:cs="仿宋_GB2312"/>
-          <w:sz w:val="32"/>
-          <w:szCs w:val="32"/>
-        </w:rPr>
-      </w:pPr>
-      <w:r>
-        <w:rPr>
-          <w:rFonts w:hint="eastAsia" w:ascii="Times New Roman" w:hAnsi="Times New Roman" w:cs="仿宋_GB2312"/>
-          <w:sz w:val="32"/>
-          <w:szCs w:val="32"/>
-        </w:rPr>
-        <w:t>本条规定仅在海上拖航合同没有约定或者没有不同约定时适用。</w:t>
-      </w:r>
-    </w:p>
-    <w:p>
-      <w:pPr>
-        <w:ind w:firstLine="632" w:firstLineChars="200"/>
-        <w:rPr>
-          <w:rFonts w:ascii="Times New Roman" w:hAnsi="Times New Roman" w:cs="仿宋_GB2312"/>
-          <w:sz w:val="32"/>
-          <w:szCs w:val="32"/>
-        </w:rPr>
-      </w:pPr>
-      <w:r>
-        <w:rPr>
-          <w:rFonts w:hint="eastAsia" w:ascii="Times New Roman" w:hAnsi="Times New Roman" w:eastAsia="黑体" w:cs="黑体"/>
-          <w:sz w:val="32"/>
-          <w:szCs w:val="32"/>
-        </w:rPr>
-        <w:t>第一百七十二条</w:t>
-      </w:r>
-      <w:r>
-        <w:rPr>
-          <w:rFonts w:hint="eastAsia" w:ascii="Times New Roman" w:hAnsi="Times New Roman" w:cs="仿宋_GB2312"/>
-          <w:sz w:val="32"/>
-          <w:szCs w:val="32"/>
-        </w:rPr>
-        <w:t>　在海上拖航过程中，由于承拖方或者被拖方的过错，造成第三人人身伤亡或者财产损失的，承拖方和被拖方对第三人承担连带赔偿责任。除合同另有约定外，一方支付的赔偿超过其应当承担的比例的，对另一方有追偿权。</w:t>
-      </w:r>
-    </w:p>
-    <w:p>
-      <w:pPr>
-        <w:ind w:firstLine="632" w:firstLineChars="200"/>
-        <w:rPr>
-          <w:rFonts w:ascii="Times New Roman" w:hAnsi="Times New Roman" w:cs="仿宋_GB2312"/>
-          <w:sz w:val="32"/>
-          <w:szCs w:val="32"/>
-        </w:rPr>
-      </w:pPr>
-      <w:r>
-        <w:rPr>
-          <w:rFonts w:hint="eastAsia" w:ascii="Times New Roman" w:hAnsi="Times New Roman" w:eastAsia="黑体" w:cs="黑体"/>
-          <w:sz w:val="32"/>
-          <w:szCs w:val="32"/>
-        </w:rPr>
-        <w:t>第一百七十三条</w:t>
-      </w:r>
-      <w:r>
-        <w:rPr>
-          <w:rFonts w:hint="eastAsia" w:ascii="Times New Roman" w:hAnsi="Times New Roman" w:cs="仿宋_GB2312"/>
-          <w:sz w:val="32"/>
-          <w:szCs w:val="32"/>
-        </w:rPr>
-        <w:t>　拖轮所有人拖带其所有的或者经营的驳船载运货物，经海路由一港运至另一港的，视为海上货物运输。</w:t>
-      </w:r>
-    </w:p>
-    <w:p>
-      <w:pPr>
-        <w:rPr>
-          <w:rFonts w:ascii="Times New Roman" w:hAnsi="Times New Roman" w:eastAsia="宋体" w:cs="宋体"/>
-          <w:szCs w:val="32"/>
-        </w:rPr>
-      </w:pPr>
-    </w:p>
-    <w:p>
-      <w:pPr>
-        <w:jc w:val="center"/>
-        <w:rPr>
-          <w:rFonts w:ascii="Times New Roman" w:hAnsi="Times New Roman" w:eastAsia="黑体" w:cs="黑体"/>
-          <w:szCs w:val="32"/>
-        </w:rPr>
-      </w:pPr>
-      <w:r>
-        <w:rPr>
-          <w:rFonts w:hint="eastAsia" w:ascii="Times New Roman" w:hAnsi="Times New Roman" w:eastAsia="黑体" w:cs="黑体"/>
-          <w:szCs w:val="32"/>
-        </w:rPr>
-        <w:t>第八章　船舶碰撞</w:t>
-      </w:r>
-    </w:p>
-    <w:p>
-      <w:pPr>
-        <w:rPr>
-          <w:rFonts w:ascii="Times New Roman" w:hAnsi="Times New Roman" w:eastAsia="宋体" w:cs="宋体"/>
-          <w:szCs w:val="32"/>
-        </w:rPr>
-      </w:pPr>
-    </w:p>
-    <w:p>
-      <w:pPr>
-        <w:ind w:firstLine="632" w:firstLineChars="200"/>
-        <w:rPr>
-          <w:rFonts w:ascii="Times New Roman" w:hAnsi="Times New Roman" w:cs="仿宋_GB2312"/>
-          <w:sz w:val="32"/>
-          <w:szCs w:val="32"/>
-        </w:rPr>
-      </w:pPr>
-      <w:r>
-        <w:rPr>
-          <w:rFonts w:hint="eastAsia" w:ascii="Times New Roman" w:hAnsi="Times New Roman" w:eastAsia="黑体" w:cs="黑体"/>
-          <w:sz w:val="32"/>
-          <w:szCs w:val="32"/>
-        </w:rPr>
-        <w:t>第一百七十四条</w:t>
-      </w:r>
-      <w:r>
-        <w:rPr>
-          <w:rFonts w:hint="eastAsia" w:ascii="Times New Roman" w:hAnsi="Times New Roman" w:cs="仿宋_GB2312"/>
-          <w:sz w:val="32"/>
-          <w:szCs w:val="32"/>
-        </w:rPr>
-        <w:t>　船舶碰撞，是指船舶在海上或者与海相通的可航水域发生接触造成损害的事故。</w:t>
-      </w:r>
-    </w:p>
-    <w:p>
-      <w:pPr>
-        <w:ind w:firstLine="632" w:firstLineChars="200"/>
-        <w:rPr>
-          <w:rFonts w:ascii="Times New Roman" w:hAnsi="Times New Roman" w:cs="仿宋_GB2312"/>
-          <w:sz w:val="32"/>
-          <w:szCs w:val="32"/>
-        </w:rPr>
-      </w:pPr>
-      <w:r>
-        <w:rPr>
-          <w:rFonts w:hint="eastAsia" w:ascii="Times New Roman" w:hAnsi="Times New Roman" w:cs="仿宋_GB2312"/>
-          <w:sz w:val="32"/>
-          <w:szCs w:val="32"/>
-        </w:rPr>
-        <w:t>船舶与船舶以外的任何其他非用于军事或者政府公务的船艇之间发生碰撞，适用本章的规定。</w:t>
-      </w:r>
-    </w:p>
-    <w:p>
-      <w:pPr>
-        <w:ind w:firstLine="632" w:firstLineChars="200"/>
-        <w:rPr>
-          <w:rFonts w:ascii="Times New Roman" w:hAnsi="Times New Roman" w:cs="仿宋_GB2312"/>
-          <w:sz w:val="32"/>
-          <w:szCs w:val="32"/>
-        </w:rPr>
-      </w:pPr>
-      <w:r>
-        <w:rPr>
-          <w:rFonts w:hint="eastAsia" w:ascii="Times New Roman" w:hAnsi="Times New Roman" w:eastAsia="黑体" w:cs="黑体"/>
-          <w:sz w:val="32"/>
-          <w:szCs w:val="32"/>
-        </w:rPr>
-        <w:t>第一百七十五条</w:t>
-      </w:r>
-      <w:r>
-        <w:rPr>
-          <w:rFonts w:hint="eastAsia" w:ascii="Times New Roman" w:hAnsi="Times New Roman" w:cs="仿宋_GB2312"/>
-          <w:sz w:val="32"/>
-          <w:szCs w:val="32"/>
-        </w:rPr>
-        <w:t>　船舶发生碰撞，当事船舶的船长在不严重危及本船和船上人员安全的情况下，对于相碰的船舶和船上人员应当尽力施救。</w:t>
-      </w:r>
-    </w:p>
-    <w:p>
-      <w:pPr>
-        <w:ind w:firstLine="632" w:firstLineChars="200"/>
-        <w:rPr>
-          <w:rFonts w:ascii="Times New Roman" w:hAnsi="Times New Roman" w:cs="仿宋_GB2312"/>
-          <w:sz w:val="32"/>
-          <w:szCs w:val="32"/>
-        </w:rPr>
-      </w:pPr>
-      <w:r>
-        <w:rPr>
-          <w:rFonts w:hint="eastAsia" w:ascii="Times New Roman" w:hAnsi="Times New Roman" w:cs="仿宋_GB2312"/>
-          <w:sz w:val="32"/>
-          <w:szCs w:val="32"/>
-        </w:rPr>
-        <w:t>碰撞船舶的船长应当尽可能将其船舶名称、船籍港、出发港和目的港通知对方。</w:t>
-      </w:r>
-    </w:p>
-    <w:p>
-      <w:pPr>
-        <w:ind w:firstLine="632" w:firstLineChars="200"/>
-        <w:rPr>
-          <w:rFonts w:ascii="Times New Roman" w:hAnsi="Times New Roman" w:cs="仿宋_GB2312"/>
-          <w:sz w:val="32"/>
-          <w:szCs w:val="32"/>
-        </w:rPr>
-      </w:pPr>
-      <w:r>
-        <w:rPr>
-          <w:rFonts w:hint="eastAsia" w:ascii="Times New Roman" w:hAnsi="Times New Roman" w:eastAsia="黑体" w:cs="黑体"/>
-          <w:sz w:val="32"/>
-          <w:szCs w:val="32"/>
-        </w:rPr>
-        <w:t>第一百七十六条</w:t>
-      </w:r>
-      <w:r>
-        <w:rPr>
-          <w:rFonts w:hint="eastAsia" w:ascii="Times New Roman" w:hAnsi="Times New Roman" w:cs="仿宋_GB2312"/>
-          <w:sz w:val="32"/>
-          <w:szCs w:val="32"/>
-        </w:rPr>
-        <w:t>　船舶发生碰撞，是由于不可抗力或者其他不能归责于任何一方的原因或者无法查明的原因造成的，碰撞各方互相不承担赔偿责任。</w:t>
-      </w:r>
-    </w:p>
-    <w:p>
-      <w:pPr>
-        <w:ind w:firstLine="632" w:firstLineChars="200"/>
-        <w:rPr>
-          <w:rFonts w:ascii="Times New Roman" w:hAnsi="Times New Roman" w:cs="仿宋_GB2312"/>
-          <w:sz w:val="32"/>
-          <w:szCs w:val="32"/>
-        </w:rPr>
-      </w:pPr>
-      <w:r>
-        <w:rPr>
-          <w:rFonts w:hint="eastAsia" w:ascii="Times New Roman" w:hAnsi="Times New Roman" w:eastAsia="黑体" w:cs="黑体"/>
-          <w:sz w:val="32"/>
-          <w:szCs w:val="32"/>
-        </w:rPr>
-        <w:t>第一百七十七条</w:t>
-      </w:r>
-      <w:r>
-        <w:rPr>
-          <w:rFonts w:hint="eastAsia" w:ascii="Times New Roman" w:hAnsi="Times New Roman" w:cs="仿宋_GB2312"/>
-          <w:sz w:val="32"/>
-          <w:szCs w:val="32"/>
-        </w:rPr>
-        <w:t>　船舶发生碰撞，是由于一船的过错造成的，由有过错的船舶承担赔偿责任。</w:t>
-      </w:r>
-    </w:p>
-    <w:p>
-      <w:pPr>
-        <w:ind w:firstLine="632" w:firstLineChars="200"/>
-        <w:rPr>
-          <w:rFonts w:ascii="Times New Roman" w:hAnsi="Times New Roman" w:cs="仿宋_GB2312"/>
-          <w:sz w:val="32"/>
-          <w:szCs w:val="32"/>
-        </w:rPr>
-      </w:pPr>
-      <w:r>
-        <w:rPr>
-          <w:rFonts w:hint="eastAsia" w:ascii="Times New Roman" w:hAnsi="Times New Roman" w:eastAsia="黑体" w:cs="黑体"/>
-          <w:sz w:val="32"/>
-          <w:szCs w:val="32"/>
-        </w:rPr>
-        <w:t>第一百七十八条</w:t>
-      </w:r>
-      <w:r>
-        <w:rPr>
-          <w:rFonts w:hint="eastAsia" w:ascii="Times New Roman" w:hAnsi="Times New Roman" w:cs="仿宋_GB2312"/>
-          <w:sz w:val="32"/>
-          <w:szCs w:val="32"/>
-        </w:rPr>
-        <w:t>　船舶发生碰撞，碰撞的船舶互有过错的，各船按照过错程度的比例承担赔偿责任；过错程度相当或者过错程度的比例无法判定的，平均承担赔偿责任。</w:t>
-      </w:r>
-    </w:p>
-    <w:p>
-      <w:pPr>
-        <w:ind w:firstLine="632" w:firstLineChars="200"/>
-        <w:rPr>
-          <w:rFonts w:ascii="Times New Roman" w:hAnsi="Times New Roman" w:cs="仿宋_GB2312"/>
-          <w:sz w:val="32"/>
-          <w:szCs w:val="32"/>
-        </w:rPr>
-      </w:pPr>
-      <w:r>
-        <w:rPr>
-          <w:rFonts w:hint="eastAsia" w:ascii="Times New Roman" w:hAnsi="Times New Roman" w:cs="仿宋_GB2312"/>
-          <w:sz w:val="32"/>
-          <w:szCs w:val="32"/>
-        </w:rPr>
-        <w:t>互有过错的船舶，对碰撞造成的船舶以及船上货物和其他财产的损失，依照前款规定的比例承担赔偿责任。碰撞造成第三人财产损失的，各船的赔偿责任均不超过其应当承担的比例。</w:t>
-      </w:r>
-    </w:p>
-    <w:p>
-      <w:pPr>
-        <w:ind w:firstLine="632" w:firstLineChars="200"/>
-        <w:rPr>
-          <w:rFonts w:ascii="Times New Roman" w:hAnsi="Times New Roman" w:cs="仿宋_GB2312"/>
-          <w:sz w:val="32"/>
-          <w:szCs w:val="32"/>
-        </w:rPr>
-      </w:pPr>
-      <w:r>
-        <w:rPr>
-          <w:rFonts w:hint="eastAsia" w:ascii="Times New Roman" w:hAnsi="Times New Roman" w:cs="仿宋_GB2312"/>
-          <w:sz w:val="32"/>
-          <w:szCs w:val="32"/>
-        </w:rPr>
-        <w:t>互有过错的船舶，对造成的第三人的人身伤亡，承担连带赔偿责任。一船支付的赔偿超过本条第一款规定的比例的，有权向其他有过错的船舶追偿。</w:t>
-      </w:r>
-    </w:p>
-    <w:p>
-      <w:pPr>
-        <w:ind w:firstLine="632" w:firstLineChars="200"/>
-        <w:rPr>
-          <w:rFonts w:ascii="Times New Roman" w:hAnsi="Times New Roman" w:cs="仿宋_GB2312"/>
-          <w:sz w:val="32"/>
-          <w:szCs w:val="32"/>
-        </w:rPr>
-      </w:pPr>
-      <w:r>
-        <w:rPr>
-          <w:rFonts w:hint="eastAsia" w:ascii="Times New Roman" w:hAnsi="Times New Roman" w:eastAsia="黑体" w:cs="黑体"/>
-          <w:sz w:val="32"/>
-          <w:szCs w:val="32"/>
-        </w:rPr>
-        <w:t>第一百七十九条</w:t>
-      </w:r>
-      <w:r>
-        <w:rPr>
-          <w:rFonts w:hint="eastAsia" w:ascii="Times New Roman" w:hAnsi="Times New Roman" w:cs="仿宋_GB2312"/>
-          <w:sz w:val="32"/>
-          <w:szCs w:val="32"/>
-        </w:rPr>
-        <w:t>　船舶因操纵不当或者不遵守航行规章，虽然实际上没有与其他船舶发生碰撞，但是使其他船舶以及船上的人员、货物或者其他财产遭受损失的，适用本章的规定。</w:t>
-      </w:r>
-    </w:p>
-    <w:p>
-      <w:pPr>
-        <w:rPr>
-          <w:rFonts w:ascii="Times New Roman" w:hAnsi="Times New Roman" w:eastAsia="宋体" w:cs="宋体"/>
-          <w:szCs w:val="32"/>
-        </w:rPr>
-      </w:pPr>
-    </w:p>
-    <w:p>
-      <w:pPr>
-        <w:jc w:val="center"/>
-        <w:rPr>
-          <w:rFonts w:ascii="Times New Roman" w:hAnsi="Times New Roman" w:eastAsia="黑体" w:cs="黑体"/>
-          <w:szCs w:val="32"/>
-        </w:rPr>
-      </w:pPr>
-      <w:r>
-        <w:rPr>
-          <w:rFonts w:hint="eastAsia" w:ascii="Times New Roman" w:hAnsi="Times New Roman" w:eastAsia="黑体" w:cs="黑体"/>
-          <w:szCs w:val="32"/>
-        </w:rPr>
-        <w:t>第九章　海难救助</w:t>
-      </w:r>
-    </w:p>
-    <w:p>
-      <w:pPr>
-        <w:rPr>
-          <w:rFonts w:ascii="Times New Roman" w:hAnsi="Times New Roman" w:eastAsia="宋体" w:cs="宋体"/>
-          <w:szCs w:val="32"/>
-        </w:rPr>
-      </w:pPr>
-    </w:p>
-    <w:p>
-      <w:pPr>
-        <w:ind w:firstLine="632" w:firstLineChars="200"/>
-        <w:rPr>
-          <w:rFonts w:ascii="Times New Roman" w:hAnsi="Times New Roman" w:cs="仿宋_GB2312"/>
-          <w:sz w:val="32"/>
-          <w:szCs w:val="32"/>
-        </w:rPr>
-      </w:pPr>
-      <w:r>
-        <w:rPr>
-          <w:rFonts w:hint="eastAsia" w:ascii="Times New Roman" w:hAnsi="Times New Roman" w:eastAsia="黑体" w:cs="黑体"/>
-          <w:sz w:val="32"/>
-          <w:szCs w:val="32"/>
-        </w:rPr>
-        <w:t>第一百八十条</w:t>
-      </w:r>
-      <w:r>
-        <w:rPr>
-          <w:rFonts w:hint="eastAsia" w:ascii="Times New Roman" w:hAnsi="Times New Roman" w:cs="仿宋_GB2312"/>
-          <w:sz w:val="32"/>
-          <w:szCs w:val="32"/>
-        </w:rPr>
-        <w:t>　本章规定适用于对海上或者与海相通的可航水域内遇险的船舶或者其他财产进行的救助。</w:t>
-      </w:r>
-    </w:p>
-    <w:p>
-      <w:pPr>
-        <w:ind w:firstLine="632" w:firstLineChars="200"/>
-        <w:rPr>
-          <w:rFonts w:ascii="Times New Roman" w:hAnsi="Times New Roman" w:cs="仿宋_GB2312"/>
-          <w:sz w:val="32"/>
-          <w:szCs w:val="32"/>
-        </w:rPr>
-      </w:pPr>
-      <w:r>
-        <w:rPr>
-          <w:rFonts w:hint="eastAsia" w:ascii="Times New Roman" w:hAnsi="Times New Roman" w:cs="仿宋_GB2312"/>
-          <w:sz w:val="32"/>
-          <w:szCs w:val="32"/>
-        </w:rPr>
-        <w:t>船舶与船舶以外的任何其他非用于军事或者政府公务的船艇之间发生的救助关系，适用本章的规定。</w:t>
-      </w:r>
-    </w:p>
-    <w:p>
-      <w:pPr>
-        <w:ind w:firstLine="632" w:firstLineChars="200"/>
-        <w:rPr>
-          <w:rFonts w:ascii="Times New Roman" w:hAnsi="Times New Roman" w:cs="仿宋_GB2312"/>
-          <w:sz w:val="32"/>
-          <w:szCs w:val="32"/>
-        </w:rPr>
-      </w:pPr>
-      <w:r>
-        <w:rPr>
-          <w:rFonts w:hint="eastAsia" w:ascii="Times New Roman" w:hAnsi="Times New Roman" w:cs="仿宋_GB2312"/>
-          <w:sz w:val="32"/>
-          <w:szCs w:val="32"/>
-        </w:rPr>
-        <w:t>除本法第一百八十五条关于撤销或者变更救助合同和第一百八十六条、第一百八十七条关于防止或者减轻生态环境损害的规定外，本章其他规定仅在救助合同没有约定或者没有不同约定时适用。</w:t>
-      </w:r>
-    </w:p>
-    <w:p>
-      <w:pPr>
-        <w:ind w:firstLine="632" w:firstLineChars="200"/>
-        <w:rPr>
-          <w:rFonts w:ascii="Times New Roman" w:hAnsi="Times New Roman" w:cs="仿宋_GB2312"/>
-          <w:sz w:val="32"/>
-          <w:szCs w:val="32"/>
-        </w:rPr>
-      </w:pPr>
-      <w:r>
-        <w:rPr>
-          <w:rFonts w:hint="eastAsia" w:ascii="Times New Roman" w:hAnsi="Times New Roman" w:eastAsia="黑体" w:cs="黑体"/>
-          <w:sz w:val="32"/>
-          <w:szCs w:val="32"/>
-        </w:rPr>
-        <w:t>第一百八十一条</w:t>
-      </w:r>
-      <w:r>
-        <w:rPr>
-          <w:rFonts w:hint="eastAsia" w:ascii="Times New Roman" w:hAnsi="Times New Roman" w:cs="仿宋_GB2312"/>
-          <w:sz w:val="32"/>
-          <w:szCs w:val="32"/>
-        </w:rPr>
-        <w:t>　本章下列用语的含义：</w:t>
-      </w:r>
-    </w:p>
-    <w:p>
-      <w:pPr>
-        <w:ind w:firstLine="632" w:firstLineChars="200"/>
-        <w:rPr>
-          <w:rFonts w:ascii="Times New Roman" w:hAnsi="Times New Roman" w:cs="仿宋_GB2312"/>
-          <w:sz w:val="32"/>
-          <w:szCs w:val="32"/>
-        </w:rPr>
-      </w:pPr>
-      <w:r>
-        <w:rPr>
-          <w:rFonts w:hint="eastAsia" w:ascii="Times New Roman" w:hAnsi="Times New Roman" w:cs="仿宋_GB2312"/>
-          <w:sz w:val="32"/>
-          <w:szCs w:val="32"/>
-        </w:rPr>
-        <w:t>（一）财产，是指非永久地和非有意地依附于岸线的任何财产，包括有风险的运费。</w:t>
-      </w:r>
-    </w:p>
-    <w:p>
-      <w:pPr>
-        <w:ind w:firstLine="632" w:firstLineChars="200"/>
-        <w:rPr>
-          <w:rFonts w:ascii="Times New Roman" w:hAnsi="Times New Roman" w:cs="仿宋_GB2312"/>
-          <w:sz w:val="32"/>
-          <w:szCs w:val="32"/>
-        </w:rPr>
-      </w:pPr>
-      <w:r>
-        <w:rPr>
-          <w:rFonts w:hint="eastAsia" w:ascii="Times New Roman" w:hAnsi="Times New Roman" w:cs="仿宋_GB2312"/>
-          <w:sz w:val="32"/>
-          <w:szCs w:val="32"/>
-        </w:rPr>
-        <w:t>（二）救助款项，是指依照本章规定，被救助方应当向救助方支付的任何救助报酬、酬金或者补偿。</w:t>
-      </w:r>
-    </w:p>
-    <w:p>
-      <w:pPr>
-        <w:ind w:firstLine="632" w:firstLineChars="200"/>
-        <w:rPr>
-          <w:rFonts w:ascii="Times New Roman" w:hAnsi="Times New Roman" w:cs="仿宋_GB2312"/>
-          <w:sz w:val="32"/>
-          <w:szCs w:val="32"/>
-        </w:rPr>
-      </w:pPr>
-      <w:r>
-        <w:rPr>
-          <w:rFonts w:hint="eastAsia" w:ascii="Times New Roman" w:hAnsi="Times New Roman" w:eastAsia="黑体" w:cs="黑体"/>
-          <w:sz w:val="32"/>
-          <w:szCs w:val="32"/>
-        </w:rPr>
-        <w:t>第一百八十二条</w:t>
-      </w:r>
-      <w:r>
-        <w:rPr>
-          <w:rFonts w:hint="eastAsia" w:ascii="Times New Roman" w:hAnsi="Times New Roman" w:cs="仿宋_GB2312"/>
-          <w:sz w:val="32"/>
-          <w:szCs w:val="32"/>
-        </w:rPr>
-        <w:t>　本章规定不适用于海上已经就位的从事海底矿物资源的勘探、开发或者生产的固定式、浮动式平台和移动式近海钻井装置。</w:t>
-      </w:r>
-    </w:p>
-    <w:p>
-      <w:pPr>
-        <w:ind w:firstLine="632" w:firstLineChars="200"/>
-        <w:rPr>
-          <w:rFonts w:ascii="Times New Roman" w:hAnsi="Times New Roman" w:cs="仿宋_GB2312"/>
-          <w:sz w:val="32"/>
-          <w:szCs w:val="32"/>
-        </w:rPr>
-      </w:pPr>
-      <w:r>
-        <w:rPr>
-          <w:rFonts w:hint="eastAsia" w:ascii="Times New Roman" w:hAnsi="Times New Roman" w:eastAsia="黑体" w:cs="黑体"/>
-          <w:sz w:val="32"/>
-          <w:szCs w:val="32"/>
-        </w:rPr>
-        <w:t>第一百八十三条</w:t>
-      </w:r>
-      <w:r>
-        <w:rPr>
-          <w:rFonts w:hint="eastAsia" w:ascii="Times New Roman" w:hAnsi="Times New Roman" w:cs="仿宋_GB2312"/>
-          <w:sz w:val="32"/>
-          <w:szCs w:val="32"/>
-        </w:rPr>
-        <w:t>　船长在不严重危及本船和船上人员安全的情况下，有义务尽力救助海上人命。</w:t>
-      </w:r>
-    </w:p>
-    <w:p>
-      <w:pPr>
-        <w:ind w:firstLine="632" w:firstLineChars="200"/>
-        <w:rPr>
-          <w:rFonts w:ascii="Times New Roman" w:hAnsi="Times New Roman" w:cs="仿宋_GB2312"/>
-          <w:sz w:val="32"/>
-          <w:szCs w:val="32"/>
-        </w:rPr>
-      </w:pPr>
-      <w:r>
-        <w:rPr>
-          <w:rFonts w:hint="eastAsia" w:ascii="Times New Roman" w:hAnsi="Times New Roman" w:eastAsia="黑体" w:cs="黑体"/>
-          <w:sz w:val="32"/>
-          <w:szCs w:val="32"/>
-        </w:rPr>
-        <w:t>第一百八十四条</w:t>
-      </w:r>
-      <w:r>
-        <w:rPr>
-          <w:rFonts w:hint="eastAsia" w:ascii="Times New Roman" w:hAnsi="Times New Roman" w:cs="仿宋_GB2312"/>
-          <w:sz w:val="32"/>
-          <w:szCs w:val="32"/>
-        </w:rPr>
-        <w:t>　救助方与被救助方就海难救助达成协议，救助合同成立。</w:t>
-      </w:r>
-    </w:p>
-    <w:p>
-      <w:pPr>
-        <w:ind w:firstLine="632" w:firstLineChars="200"/>
-        <w:rPr>
-          <w:rFonts w:ascii="Times New Roman" w:hAnsi="Times New Roman" w:cs="仿宋_GB2312"/>
-          <w:sz w:val="32"/>
-          <w:szCs w:val="32"/>
-        </w:rPr>
-      </w:pPr>
-      <w:r>
-        <w:rPr>
-          <w:rFonts w:hint="eastAsia" w:ascii="Times New Roman" w:hAnsi="Times New Roman" w:cs="仿宋_GB2312"/>
-          <w:sz w:val="32"/>
-          <w:szCs w:val="32"/>
-        </w:rPr>
-        <w:t>遇险船舶的船长有权代表船舶所有人订立救助合同。遇险船舶的船长或者船舶所有人有权代表船上财产所有人订立救助合同。</w:t>
-      </w:r>
-    </w:p>
-    <w:p>
-      <w:pPr>
-        <w:ind w:firstLine="632" w:firstLineChars="200"/>
-        <w:rPr>
-          <w:rFonts w:ascii="Times New Roman" w:hAnsi="Times New Roman" w:cs="仿宋_GB2312"/>
-          <w:sz w:val="32"/>
-          <w:szCs w:val="32"/>
-        </w:rPr>
-      </w:pPr>
-      <w:r>
-        <w:rPr>
-          <w:rFonts w:hint="eastAsia" w:ascii="Times New Roman" w:hAnsi="Times New Roman" w:eastAsia="黑体" w:cs="黑体"/>
-          <w:sz w:val="32"/>
-          <w:szCs w:val="32"/>
-        </w:rPr>
-        <w:t>第一百八十五条</w:t>
-      </w:r>
-      <w:r>
-        <w:rPr>
-          <w:rFonts w:hint="eastAsia" w:ascii="Times New Roman" w:hAnsi="Times New Roman" w:cs="仿宋_GB2312"/>
-          <w:sz w:val="32"/>
-          <w:szCs w:val="32"/>
-        </w:rPr>
-        <w:t>　有下列情形之一，一方当事人起诉或者双方当事人协议仲裁的，受理争议的法院或者仲裁机构可以撤销、变更救助合同：</w:t>
-      </w:r>
-    </w:p>
-    <w:p>
-      <w:pPr>
-        <w:ind w:firstLine="632" w:firstLineChars="200"/>
-        <w:rPr>
-          <w:rFonts w:ascii="Times New Roman" w:hAnsi="Times New Roman" w:cs="仿宋_GB2312"/>
-          <w:sz w:val="32"/>
-          <w:szCs w:val="32"/>
-        </w:rPr>
-      </w:pPr>
-      <w:r>
-        <w:rPr>
-          <w:rFonts w:hint="eastAsia" w:ascii="Times New Roman" w:hAnsi="Times New Roman" w:cs="仿宋_GB2312"/>
-          <w:sz w:val="32"/>
-          <w:szCs w:val="32"/>
-        </w:rPr>
-        <w:t>（一）合同在受胁迫或者危险情况的影响下订立，并且合同条款显失公平；</w:t>
-      </w:r>
-    </w:p>
-    <w:p>
-      <w:pPr>
-        <w:ind w:firstLine="632" w:firstLineChars="200"/>
-        <w:rPr>
-          <w:rFonts w:ascii="Times New Roman" w:hAnsi="Times New Roman" w:cs="仿宋_GB2312"/>
-          <w:sz w:val="32"/>
-          <w:szCs w:val="32"/>
-        </w:rPr>
-      </w:pPr>
-      <w:r>
-        <w:rPr>
-          <w:rFonts w:hint="eastAsia" w:ascii="Times New Roman" w:hAnsi="Times New Roman" w:cs="仿宋_GB2312"/>
-          <w:sz w:val="32"/>
-          <w:szCs w:val="32"/>
-        </w:rPr>
-        <w:t>（二）根据合同支付的救助款项明显过高或者过低于实际提供的救助服务。</w:t>
-      </w:r>
-    </w:p>
-    <w:p>
-      <w:pPr>
-        <w:ind w:firstLine="632" w:firstLineChars="200"/>
-        <w:rPr>
-          <w:rFonts w:ascii="Times New Roman" w:hAnsi="Times New Roman" w:cs="仿宋_GB2312"/>
-          <w:sz w:val="32"/>
-          <w:szCs w:val="32"/>
-        </w:rPr>
-      </w:pPr>
-      <w:r>
-        <w:rPr>
-          <w:rFonts w:hint="eastAsia" w:ascii="Times New Roman" w:hAnsi="Times New Roman" w:eastAsia="黑体" w:cs="黑体"/>
-          <w:sz w:val="32"/>
-          <w:szCs w:val="32"/>
-        </w:rPr>
-        <w:t>第一百八十六条</w:t>
-      </w:r>
-      <w:r>
-        <w:rPr>
-          <w:rFonts w:hint="eastAsia" w:ascii="Times New Roman" w:hAnsi="Times New Roman" w:cs="仿宋_GB2312"/>
-          <w:sz w:val="32"/>
-          <w:szCs w:val="32"/>
-        </w:rPr>
-        <w:t>　在救助作业过程中，救助方对被救助方负有下列义务：</w:t>
-      </w:r>
-    </w:p>
-    <w:p>
-      <w:pPr>
-        <w:ind w:firstLine="632" w:firstLineChars="200"/>
-        <w:rPr>
-          <w:rFonts w:ascii="Times New Roman" w:hAnsi="Times New Roman" w:cs="仿宋_GB2312"/>
-          <w:sz w:val="32"/>
-          <w:szCs w:val="32"/>
-        </w:rPr>
-      </w:pPr>
-      <w:r>
-        <w:rPr>
-          <w:rFonts w:hint="eastAsia" w:ascii="Times New Roman" w:hAnsi="Times New Roman" w:cs="仿宋_GB2312"/>
-          <w:sz w:val="32"/>
-          <w:szCs w:val="32"/>
-        </w:rPr>
-        <w:t>（一）以应有的谨慎进行救助；</w:t>
-      </w:r>
-    </w:p>
-    <w:p>
-      <w:pPr>
-        <w:ind w:firstLine="632" w:firstLineChars="200"/>
-        <w:rPr>
-          <w:rFonts w:ascii="Times New Roman" w:hAnsi="Times New Roman" w:cs="仿宋_GB2312"/>
-          <w:sz w:val="32"/>
-          <w:szCs w:val="32"/>
-        </w:rPr>
-      </w:pPr>
-      <w:r>
-        <w:rPr>
-          <w:rFonts w:hint="eastAsia" w:ascii="Times New Roman" w:hAnsi="Times New Roman" w:cs="仿宋_GB2312"/>
-          <w:sz w:val="32"/>
-          <w:szCs w:val="32"/>
-        </w:rPr>
-        <w:t>（二）以应有的谨慎防止或者减少生态环境损害；</w:t>
-      </w:r>
-    </w:p>
-    <w:p>
-      <w:pPr>
-        <w:ind w:firstLine="632" w:firstLineChars="200"/>
-        <w:rPr>
-          <w:rFonts w:ascii="Times New Roman" w:hAnsi="Times New Roman" w:cs="仿宋_GB2312"/>
-          <w:sz w:val="32"/>
-          <w:szCs w:val="32"/>
-        </w:rPr>
-      </w:pPr>
-      <w:r>
-        <w:rPr>
-          <w:rFonts w:hint="eastAsia" w:ascii="Times New Roman" w:hAnsi="Times New Roman" w:cs="仿宋_GB2312"/>
-          <w:sz w:val="32"/>
-          <w:szCs w:val="32"/>
-        </w:rPr>
-        <w:t>（三）在合理需要的情况下，寻求其他救助方援助；</w:t>
-      </w:r>
-    </w:p>
-    <w:p>
-      <w:pPr>
-        <w:ind w:firstLine="632" w:firstLineChars="200"/>
-        <w:rPr>
-          <w:rFonts w:ascii="Times New Roman" w:hAnsi="Times New Roman" w:cs="仿宋_GB2312"/>
-          <w:sz w:val="32"/>
-          <w:szCs w:val="32"/>
-        </w:rPr>
-      </w:pPr>
-      <w:r>
-        <w:rPr>
-          <w:rFonts w:hint="eastAsia" w:ascii="Times New Roman" w:hAnsi="Times New Roman" w:cs="仿宋_GB2312"/>
-          <w:sz w:val="32"/>
-          <w:szCs w:val="32"/>
-        </w:rPr>
-        <w:t>（四）接受被救助方要求其他救助方参与救助作业的合理要求，但是要求不合理的，原救助方的救助报酬金额不受影响。</w:t>
-      </w:r>
-    </w:p>
-    <w:p>
-      <w:pPr>
-        <w:ind w:firstLine="632" w:firstLineChars="200"/>
-        <w:rPr>
-          <w:rFonts w:ascii="Times New Roman" w:hAnsi="Times New Roman" w:cs="仿宋_GB2312"/>
-          <w:sz w:val="32"/>
-          <w:szCs w:val="32"/>
-        </w:rPr>
-      </w:pPr>
-      <w:r>
-        <w:rPr>
-          <w:rFonts w:hint="eastAsia" w:ascii="Times New Roman" w:hAnsi="Times New Roman" w:eastAsia="黑体" w:cs="黑体"/>
-          <w:sz w:val="32"/>
-          <w:szCs w:val="32"/>
-        </w:rPr>
-        <w:t>第一百八十七条</w:t>
-      </w:r>
-      <w:r>
-        <w:rPr>
-          <w:rFonts w:hint="eastAsia" w:ascii="Times New Roman" w:hAnsi="Times New Roman" w:cs="仿宋_GB2312"/>
-          <w:sz w:val="32"/>
-          <w:szCs w:val="32"/>
-        </w:rPr>
-        <w:t>　在救助作业过程中，被救助方对救助方负有下列义务：</w:t>
-      </w:r>
-    </w:p>
-    <w:p>
-      <w:pPr>
-        <w:ind w:firstLine="632" w:firstLineChars="200"/>
-        <w:rPr>
-          <w:rFonts w:ascii="Times New Roman" w:hAnsi="Times New Roman" w:cs="仿宋_GB2312"/>
-          <w:sz w:val="32"/>
-          <w:szCs w:val="32"/>
-        </w:rPr>
-      </w:pPr>
-      <w:r>
-        <w:rPr>
-          <w:rFonts w:hint="eastAsia" w:ascii="Times New Roman" w:hAnsi="Times New Roman" w:cs="仿宋_GB2312"/>
-          <w:sz w:val="32"/>
-          <w:szCs w:val="32"/>
-        </w:rPr>
-        <w:t>（一）与救助方通力合作；</w:t>
-      </w:r>
-    </w:p>
-    <w:p>
-      <w:pPr>
-        <w:ind w:firstLine="632" w:firstLineChars="200"/>
-        <w:rPr>
-          <w:rFonts w:ascii="Times New Roman" w:hAnsi="Times New Roman" w:cs="仿宋_GB2312"/>
-          <w:sz w:val="32"/>
-          <w:szCs w:val="32"/>
-        </w:rPr>
-      </w:pPr>
-      <w:r>
-        <w:rPr>
-          <w:rFonts w:hint="eastAsia" w:ascii="Times New Roman" w:hAnsi="Times New Roman" w:cs="仿宋_GB2312"/>
-          <w:sz w:val="32"/>
-          <w:szCs w:val="32"/>
-        </w:rPr>
-        <w:t>（二）以应有的谨慎防止或者减少生态环境损害；</w:t>
-      </w:r>
-    </w:p>
-    <w:p>
-      <w:pPr>
-        <w:ind w:firstLine="632" w:firstLineChars="200"/>
-        <w:rPr>
-          <w:rFonts w:ascii="Times New Roman" w:hAnsi="Times New Roman" w:cs="仿宋_GB2312"/>
-          <w:sz w:val="32"/>
-          <w:szCs w:val="32"/>
-        </w:rPr>
-      </w:pPr>
-      <w:r>
-        <w:rPr>
-          <w:rFonts w:hint="eastAsia" w:ascii="Times New Roman" w:hAnsi="Times New Roman" w:cs="仿宋_GB2312"/>
-          <w:sz w:val="32"/>
-          <w:szCs w:val="32"/>
-        </w:rPr>
-        <w:t>（三）获救的船舶或者其他财产被送至安全地点时，及时接受救助方提出的合理的移交要求。</w:t>
-      </w:r>
-    </w:p>
-    <w:p>
-      <w:pPr>
-        <w:ind w:firstLine="632" w:firstLineChars="200"/>
-        <w:rPr>
-          <w:rFonts w:ascii="Times New Roman" w:hAnsi="Times New Roman" w:cs="仿宋_GB2312"/>
-          <w:sz w:val="32"/>
-          <w:szCs w:val="32"/>
-        </w:rPr>
-      </w:pPr>
-      <w:r>
-        <w:rPr>
-          <w:rFonts w:hint="eastAsia" w:ascii="Times New Roman" w:hAnsi="Times New Roman" w:eastAsia="黑体" w:cs="黑体"/>
-          <w:sz w:val="32"/>
-          <w:szCs w:val="32"/>
-        </w:rPr>
-        <w:t>第一百八十八条</w:t>
-      </w:r>
-      <w:r>
-        <w:rPr>
-          <w:rFonts w:hint="eastAsia" w:ascii="Times New Roman" w:hAnsi="Times New Roman" w:cs="仿宋_GB2312"/>
-          <w:sz w:val="32"/>
-          <w:szCs w:val="32"/>
-        </w:rPr>
-        <w:t>　救助方对遇险的船舶和其他财产的救助，取得效果的，有权获得救助报酬；未取得效果的，除本法第一百九十一条或者其他法律另有规定外，无权获得救助款项。</w:t>
-      </w:r>
-    </w:p>
-    <w:p>
-      <w:pPr>
-        <w:ind w:firstLine="632" w:firstLineChars="200"/>
-        <w:rPr>
-          <w:rFonts w:ascii="Times New Roman" w:hAnsi="Times New Roman" w:cs="仿宋_GB2312"/>
-          <w:sz w:val="32"/>
-          <w:szCs w:val="32"/>
-        </w:rPr>
-      </w:pPr>
-      <w:r>
-        <w:rPr>
-          <w:rFonts w:hint="eastAsia" w:ascii="Times New Roman" w:hAnsi="Times New Roman" w:eastAsia="黑体" w:cs="黑体"/>
-          <w:sz w:val="32"/>
-          <w:szCs w:val="32"/>
-        </w:rPr>
-        <w:t>第一百八十九条</w:t>
-      </w:r>
-      <w:r>
-        <w:rPr>
-          <w:rFonts w:hint="eastAsia" w:ascii="Times New Roman" w:hAnsi="Times New Roman" w:cs="仿宋_GB2312"/>
-          <w:sz w:val="32"/>
-          <w:szCs w:val="32"/>
-        </w:rPr>
-        <w:t>　确定救助报酬，应当体现对救助作业的鼓励，并综合考虑下列各项因素：</w:t>
-      </w:r>
-    </w:p>
-    <w:p>
-      <w:pPr>
-        <w:ind w:firstLine="632" w:firstLineChars="200"/>
-        <w:rPr>
-          <w:rFonts w:ascii="Times New Roman" w:hAnsi="Times New Roman" w:cs="仿宋_GB2312"/>
-          <w:sz w:val="32"/>
-          <w:szCs w:val="32"/>
-        </w:rPr>
-      </w:pPr>
-      <w:r>
-        <w:rPr>
-          <w:rFonts w:hint="eastAsia" w:ascii="Times New Roman" w:hAnsi="Times New Roman" w:cs="仿宋_GB2312"/>
-          <w:sz w:val="32"/>
-          <w:szCs w:val="32"/>
-        </w:rPr>
-        <w:t>（一）船舶和其他财产的获救价值；</w:t>
-      </w:r>
-    </w:p>
-    <w:p>
-      <w:pPr>
-        <w:ind w:firstLine="632" w:firstLineChars="200"/>
-        <w:rPr>
-          <w:rFonts w:ascii="Times New Roman" w:hAnsi="Times New Roman" w:cs="仿宋_GB2312"/>
-          <w:sz w:val="32"/>
-          <w:szCs w:val="32"/>
-        </w:rPr>
-      </w:pPr>
-      <w:r>
-        <w:rPr>
-          <w:rFonts w:hint="eastAsia" w:ascii="Times New Roman" w:hAnsi="Times New Roman" w:cs="仿宋_GB2312"/>
-          <w:sz w:val="32"/>
-          <w:szCs w:val="32"/>
-        </w:rPr>
-        <w:t>（二）救助方在防止或者减少生态环境损害方面的技能和努力；</w:t>
-      </w:r>
-    </w:p>
-    <w:p>
-      <w:pPr>
-        <w:ind w:firstLine="632" w:firstLineChars="200"/>
-        <w:rPr>
-          <w:rFonts w:ascii="Times New Roman" w:hAnsi="Times New Roman" w:cs="仿宋_GB2312"/>
-          <w:sz w:val="32"/>
-          <w:szCs w:val="32"/>
-        </w:rPr>
-      </w:pPr>
-      <w:r>
-        <w:rPr>
-          <w:rFonts w:hint="eastAsia" w:ascii="Times New Roman" w:hAnsi="Times New Roman" w:cs="仿宋_GB2312"/>
-          <w:sz w:val="32"/>
-          <w:szCs w:val="32"/>
-        </w:rPr>
-        <w:t>（三）救助方的救助成效；</w:t>
-      </w:r>
-    </w:p>
-    <w:p>
-      <w:pPr>
-        <w:ind w:firstLine="632" w:firstLineChars="200"/>
-        <w:rPr>
-          <w:rFonts w:ascii="Times New Roman" w:hAnsi="Times New Roman" w:cs="仿宋_GB2312"/>
-          <w:sz w:val="32"/>
-          <w:szCs w:val="32"/>
-        </w:rPr>
-      </w:pPr>
-      <w:r>
-        <w:rPr>
-          <w:rFonts w:hint="eastAsia" w:ascii="Times New Roman" w:hAnsi="Times New Roman" w:cs="仿宋_GB2312"/>
-          <w:sz w:val="32"/>
-          <w:szCs w:val="32"/>
-        </w:rPr>
-        <w:t>（四）危险的性质和程度；</w:t>
-      </w:r>
-    </w:p>
-    <w:p>
-      <w:pPr>
-        <w:ind w:firstLine="632" w:firstLineChars="200"/>
-        <w:rPr>
-          <w:rFonts w:ascii="Times New Roman" w:hAnsi="Times New Roman" w:cs="仿宋_GB2312"/>
-          <w:sz w:val="32"/>
-          <w:szCs w:val="32"/>
-        </w:rPr>
-      </w:pPr>
-      <w:r>
-        <w:rPr>
-          <w:rFonts w:hint="eastAsia" w:ascii="Times New Roman" w:hAnsi="Times New Roman" w:cs="仿宋_GB2312"/>
-          <w:sz w:val="32"/>
-          <w:szCs w:val="32"/>
-        </w:rPr>
-        <w:t>（五）救助方在救助船舶、其他财产和人命方面的技能和努力；</w:t>
-      </w:r>
-    </w:p>
-    <w:p>
-      <w:pPr>
-        <w:ind w:firstLine="632" w:firstLineChars="200"/>
-        <w:rPr>
-          <w:rFonts w:ascii="Times New Roman" w:hAnsi="Times New Roman" w:cs="仿宋_GB2312"/>
-          <w:sz w:val="32"/>
-          <w:szCs w:val="32"/>
-        </w:rPr>
-      </w:pPr>
-      <w:r>
-        <w:rPr>
-          <w:rFonts w:hint="eastAsia" w:ascii="Times New Roman" w:hAnsi="Times New Roman" w:cs="仿宋_GB2312"/>
-          <w:sz w:val="32"/>
-          <w:szCs w:val="32"/>
-        </w:rPr>
-        <w:t>（六）救助方所用的时间、支出的费用和遭受的损失；</w:t>
-      </w:r>
-    </w:p>
-    <w:p>
-      <w:pPr>
-        <w:ind w:firstLine="632" w:firstLineChars="200"/>
-        <w:rPr>
-          <w:rFonts w:ascii="Times New Roman" w:hAnsi="Times New Roman" w:cs="仿宋_GB2312"/>
-          <w:sz w:val="32"/>
-          <w:szCs w:val="32"/>
-        </w:rPr>
-      </w:pPr>
-      <w:r>
-        <w:rPr>
-          <w:rFonts w:hint="eastAsia" w:ascii="Times New Roman" w:hAnsi="Times New Roman" w:cs="仿宋_GB2312"/>
-          <w:sz w:val="32"/>
-          <w:szCs w:val="32"/>
-        </w:rPr>
-        <w:t>（七）救助方或者救助设备可能面临的责任风险和其他风险；</w:t>
-      </w:r>
-    </w:p>
-    <w:p>
-      <w:pPr>
-        <w:ind w:firstLine="632" w:firstLineChars="200"/>
-        <w:rPr>
-          <w:rFonts w:ascii="Times New Roman" w:hAnsi="Times New Roman" w:cs="仿宋_GB2312"/>
-          <w:sz w:val="32"/>
-          <w:szCs w:val="32"/>
-        </w:rPr>
-      </w:pPr>
-      <w:r>
-        <w:rPr>
-          <w:rFonts w:hint="eastAsia" w:ascii="Times New Roman" w:hAnsi="Times New Roman" w:cs="仿宋_GB2312"/>
-          <w:sz w:val="32"/>
-          <w:szCs w:val="32"/>
-        </w:rPr>
-        <w:t>（八）救助方提供救助服务的及时性；</w:t>
-      </w:r>
-    </w:p>
-    <w:p>
-      <w:pPr>
-        <w:ind w:firstLine="632" w:firstLineChars="200"/>
-        <w:rPr>
-          <w:rFonts w:ascii="Times New Roman" w:hAnsi="Times New Roman" w:cs="仿宋_GB2312"/>
-          <w:sz w:val="32"/>
-          <w:szCs w:val="32"/>
-        </w:rPr>
-      </w:pPr>
-      <w:r>
-        <w:rPr>
-          <w:rFonts w:hint="eastAsia" w:ascii="Times New Roman" w:hAnsi="Times New Roman" w:cs="仿宋_GB2312"/>
-          <w:sz w:val="32"/>
-          <w:szCs w:val="32"/>
-        </w:rPr>
-        <w:t>（九）用于救助作业的船舶和其他设备的可用性和使用情况；</w:t>
-      </w:r>
-    </w:p>
-    <w:p>
-      <w:pPr>
-        <w:ind w:firstLine="632" w:firstLineChars="200"/>
-        <w:rPr>
-          <w:rFonts w:ascii="Times New Roman" w:hAnsi="Times New Roman" w:cs="仿宋_GB2312"/>
-          <w:sz w:val="32"/>
-          <w:szCs w:val="32"/>
-        </w:rPr>
-      </w:pPr>
-      <w:r>
-        <w:rPr>
-          <w:rFonts w:hint="eastAsia" w:ascii="Times New Roman" w:hAnsi="Times New Roman" w:cs="仿宋_GB2312"/>
-          <w:sz w:val="32"/>
-          <w:szCs w:val="32"/>
-        </w:rPr>
-        <w:t>（十）救助设备的备用状况、效能和设备的价值。</w:t>
-      </w:r>
-    </w:p>
-    <w:p>
-      <w:pPr>
-        <w:ind w:firstLine="632" w:firstLineChars="200"/>
-        <w:rPr>
-          <w:rFonts w:ascii="Times New Roman" w:hAnsi="Times New Roman" w:cs="仿宋_GB2312"/>
-          <w:sz w:val="32"/>
-          <w:szCs w:val="32"/>
-        </w:rPr>
-      </w:pPr>
-      <w:r>
-        <w:rPr>
-          <w:rFonts w:hint="eastAsia" w:ascii="Times New Roman" w:hAnsi="Times New Roman" w:cs="仿宋_GB2312"/>
-          <w:sz w:val="32"/>
-          <w:szCs w:val="32"/>
-        </w:rPr>
-        <w:t>救助报酬不得超过船舶和其他财产的获救价值。</w:t>
-      </w:r>
-    </w:p>
-    <w:p>
-      <w:pPr>
-        <w:ind w:firstLine="632" w:firstLineChars="200"/>
-        <w:rPr>
-          <w:rFonts w:ascii="Times New Roman" w:hAnsi="Times New Roman" w:cs="仿宋_GB2312"/>
-          <w:sz w:val="32"/>
-          <w:szCs w:val="32"/>
-        </w:rPr>
-      </w:pPr>
-      <w:r>
-        <w:rPr>
-          <w:rFonts w:hint="eastAsia" w:ascii="Times New Roman" w:hAnsi="Times New Roman" w:eastAsia="黑体" w:cs="黑体"/>
-          <w:sz w:val="32"/>
-          <w:szCs w:val="32"/>
-        </w:rPr>
-        <w:t>第一百九十条</w:t>
-      </w:r>
-      <w:r>
-        <w:rPr>
-          <w:rFonts w:hint="eastAsia" w:ascii="Times New Roman" w:hAnsi="Times New Roman" w:cs="仿宋_GB2312"/>
-          <w:sz w:val="32"/>
-          <w:szCs w:val="32"/>
-        </w:rPr>
-        <w:t>　船舶和其他财产的获救价值，是指船舶和其他财产获救后的估计价值或者实际出卖的收入，扣除有关税款和海关、检疫、检验费用以及进行卸载、保管、估价、出卖而产生的费用后的价值。</w:t>
-      </w:r>
-    </w:p>
-    <w:p>
-      <w:pPr>
-        <w:ind w:firstLine="632" w:firstLineChars="200"/>
-        <w:rPr>
-          <w:rFonts w:ascii="Times New Roman" w:hAnsi="Times New Roman" w:cs="仿宋_GB2312"/>
-          <w:sz w:val="32"/>
-          <w:szCs w:val="32"/>
-        </w:rPr>
-      </w:pPr>
-      <w:r>
-        <w:rPr>
-          <w:rFonts w:hint="eastAsia" w:ascii="Times New Roman" w:hAnsi="Times New Roman" w:cs="仿宋_GB2312"/>
-          <w:sz w:val="32"/>
-          <w:szCs w:val="32"/>
-        </w:rPr>
-        <w:t>前款规定的获救价值，不包括获救的船员私人物品和旅客自带行李的价值。</w:t>
-      </w:r>
-    </w:p>
-    <w:p>
-      <w:pPr>
-        <w:ind w:firstLine="632" w:firstLineChars="200"/>
-        <w:rPr>
-          <w:rFonts w:ascii="Times New Roman" w:hAnsi="Times New Roman" w:cs="仿宋_GB2312"/>
-          <w:sz w:val="32"/>
-          <w:szCs w:val="32"/>
-        </w:rPr>
-      </w:pPr>
-      <w:r>
-        <w:rPr>
-          <w:rFonts w:hint="eastAsia" w:ascii="Times New Roman" w:hAnsi="Times New Roman" w:eastAsia="黑体" w:cs="黑体"/>
-          <w:sz w:val="32"/>
-          <w:szCs w:val="32"/>
-        </w:rPr>
-        <w:t>第一百九十一条</w:t>
-      </w:r>
-      <w:r>
-        <w:rPr>
-          <w:rFonts w:hint="eastAsia" w:ascii="Times New Roman" w:hAnsi="Times New Roman" w:cs="仿宋_GB2312"/>
-          <w:sz w:val="32"/>
-          <w:szCs w:val="32"/>
-        </w:rPr>
-        <w:t>　对构成生态环境损害危险的船舶或者船上货物进行的救助，救助方依据本法第一百八十九条规定获得的救助报酬，少于依据本条规定可以得到的特别补偿的，救助方有权从船舶所有人处获得相当于救助费用的特别补偿。</w:t>
-      </w:r>
-    </w:p>
-    <w:p>
-      <w:pPr>
-        <w:ind w:firstLine="632" w:firstLineChars="200"/>
-        <w:rPr>
-          <w:rFonts w:ascii="Times New Roman" w:hAnsi="Times New Roman" w:cs="仿宋_GB2312"/>
-          <w:sz w:val="32"/>
-          <w:szCs w:val="32"/>
-        </w:rPr>
-      </w:pPr>
-      <w:r>
-        <w:rPr>
-          <w:rFonts w:hint="eastAsia" w:ascii="Times New Roman" w:hAnsi="Times New Roman" w:cs="仿宋_GB2312"/>
-          <w:sz w:val="32"/>
-          <w:szCs w:val="32"/>
-        </w:rPr>
-        <w:t>救助方进行前款规定的救助作业，取得防止或者减少生态环境损害效果的，船舶所有人依照前款规定应当向救助方支付的特别补偿可以另行增加，增加的数额可以达到救助费用的百分之三十。受理争议的法院或者仲裁机构认为适当，并考虑本法第一百八十九条第一款的规定，可以判决或者裁决进一步增加特别补偿数额；但是，在任何情况下，增加部分不得超过救助费用的百分之一百。</w:t>
-      </w:r>
-    </w:p>
-    <w:p>
-      <w:pPr>
-        <w:ind w:firstLine="632" w:firstLineChars="200"/>
-        <w:rPr>
-          <w:rFonts w:ascii="Times New Roman" w:hAnsi="Times New Roman" w:cs="仿宋_GB2312"/>
-          <w:sz w:val="32"/>
-          <w:szCs w:val="32"/>
-        </w:rPr>
-      </w:pPr>
-      <w:r>
-        <w:rPr>
-          <w:rFonts w:hint="eastAsia" w:ascii="Times New Roman" w:hAnsi="Times New Roman" w:cs="仿宋_GB2312"/>
-          <w:sz w:val="32"/>
-          <w:szCs w:val="32"/>
-        </w:rPr>
-        <w:t>本条所称救助费用，是指救助方在救助作业中直接支付的合理费用以及实际使用救助设备、投入救助人员的合理费用。确定救助费用应当考虑本法第一百八十九条第一款第八项至第十项的规定。</w:t>
-      </w:r>
-    </w:p>
-    <w:p>
-      <w:pPr>
-        <w:ind w:firstLine="632" w:firstLineChars="200"/>
-        <w:rPr>
-          <w:rFonts w:ascii="Times New Roman" w:hAnsi="Times New Roman" w:cs="仿宋_GB2312"/>
-          <w:sz w:val="32"/>
-          <w:szCs w:val="32"/>
-        </w:rPr>
-      </w:pPr>
-      <w:r>
-        <w:rPr>
-          <w:rFonts w:hint="eastAsia" w:ascii="Times New Roman" w:hAnsi="Times New Roman" w:cs="仿宋_GB2312"/>
-          <w:sz w:val="32"/>
-          <w:szCs w:val="32"/>
-        </w:rPr>
-        <w:t>在任何情况下，本条规定的全部特别补偿，只有在超过救助方依据本法第一百八十九条规定能够获得的救助报酬时，方可支付，支付金额为特别补偿超过救助报酬的差额部分。</w:t>
-      </w:r>
-    </w:p>
-    <w:p>
-      <w:pPr>
-        <w:ind w:firstLine="632" w:firstLineChars="200"/>
-        <w:rPr>
-          <w:rFonts w:ascii="Times New Roman" w:hAnsi="Times New Roman" w:cs="仿宋_GB2312"/>
-          <w:sz w:val="32"/>
-          <w:szCs w:val="32"/>
-        </w:rPr>
-      </w:pPr>
-      <w:r>
-        <w:rPr>
-          <w:rFonts w:hint="eastAsia" w:ascii="Times New Roman" w:hAnsi="Times New Roman" w:cs="仿宋_GB2312"/>
-          <w:sz w:val="32"/>
-          <w:szCs w:val="32"/>
-        </w:rPr>
-        <w:t>因救助方的过失未能防止或者减少生态环境损害的，可以全部或者部分剥夺救助方获得特别补偿的权利。</w:t>
-      </w:r>
-    </w:p>
-    <w:p>
-      <w:pPr>
-        <w:ind w:firstLine="632" w:firstLineChars="200"/>
-        <w:rPr>
-          <w:rFonts w:ascii="Times New Roman" w:hAnsi="Times New Roman" w:cs="仿宋_GB2312"/>
-          <w:sz w:val="32"/>
-          <w:szCs w:val="32"/>
-        </w:rPr>
-      </w:pPr>
-      <w:r>
-        <w:rPr>
-          <w:rFonts w:hint="eastAsia" w:ascii="Times New Roman" w:hAnsi="Times New Roman" w:cs="仿宋_GB2312"/>
-          <w:sz w:val="32"/>
-          <w:szCs w:val="32"/>
-        </w:rPr>
-        <w:t>本条规定不影响船舶所有人对其他被救助方的追偿权。</w:t>
-      </w:r>
-    </w:p>
-    <w:p>
-      <w:pPr>
-        <w:ind w:firstLine="632" w:firstLineChars="200"/>
-        <w:rPr>
-          <w:rFonts w:ascii="Times New Roman" w:hAnsi="Times New Roman" w:cs="仿宋_GB2312"/>
-          <w:sz w:val="32"/>
-          <w:szCs w:val="32"/>
-        </w:rPr>
-      </w:pPr>
-      <w:r>
-        <w:rPr>
-          <w:rFonts w:hint="eastAsia" w:ascii="Times New Roman" w:hAnsi="Times New Roman" w:eastAsia="黑体" w:cs="黑体"/>
-          <w:sz w:val="32"/>
-          <w:szCs w:val="32"/>
-        </w:rPr>
-        <w:t>第一百九十二条</w:t>
-      </w:r>
-      <w:r>
-        <w:rPr>
-          <w:rFonts w:hint="eastAsia" w:ascii="Times New Roman" w:hAnsi="Times New Roman" w:cs="仿宋_GB2312"/>
-          <w:sz w:val="32"/>
-          <w:szCs w:val="32"/>
-        </w:rPr>
-        <w:t>　救助报酬的金额，应当由获救的船舶和其他财产的各所有人，按照船舶和其他各项财产各自的获救价值占全部获救价值的比例承担。</w:t>
-      </w:r>
-    </w:p>
-    <w:p>
-      <w:pPr>
-        <w:ind w:firstLine="632" w:firstLineChars="200"/>
-        <w:rPr>
-          <w:rFonts w:ascii="Times New Roman" w:hAnsi="Times New Roman" w:cs="仿宋_GB2312"/>
-          <w:sz w:val="32"/>
-          <w:szCs w:val="32"/>
-        </w:rPr>
-      </w:pPr>
-      <w:r>
-        <w:rPr>
-          <w:rFonts w:hint="eastAsia" w:ascii="Times New Roman" w:hAnsi="Times New Roman" w:eastAsia="黑体" w:cs="黑体"/>
-          <w:sz w:val="32"/>
-          <w:szCs w:val="32"/>
-        </w:rPr>
-        <w:t>第一百九十三条</w:t>
-      </w:r>
-      <w:r>
-        <w:rPr>
-          <w:rFonts w:hint="eastAsia" w:ascii="Times New Roman" w:hAnsi="Times New Roman" w:cs="仿宋_GB2312"/>
-          <w:sz w:val="32"/>
-          <w:szCs w:val="32"/>
-        </w:rPr>
-        <w:t>　参加同一救助作业的各救助方的救助报酬，依据本法第一百八十九条的规定标准，由各方协商确定；协商不成的，可以向法院起诉或者经各方协议申请仲裁。</w:t>
-      </w:r>
-    </w:p>
-    <w:p>
-      <w:pPr>
-        <w:ind w:firstLine="632" w:firstLineChars="200"/>
-        <w:rPr>
-          <w:rFonts w:ascii="Times New Roman" w:hAnsi="Times New Roman" w:cs="仿宋_GB2312"/>
-          <w:sz w:val="32"/>
-          <w:szCs w:val="32"/>
-        </w:rPr>
-      </w:pPr>
-      <w:r>
-        <w:rPr>
-          <w:rFonts w:hint="eastAsia" w:ascii="Times New Roman" w:hAnsi="Times New Roman" w:eastAsia="黑体" w:cs="黑体"/>
-          <w:sz w:val="32"/>
-          <w:szCs w:val="32"/>
-        </w:rPr>
-        <w:t>第一百九十四条</w:t>
-      </w:r>
-      <w:r>
-        <w:rPr>
-          <w:rFonts w:hint="eastAsia" w:ascii="Times New Roman" w:hAnsi="Times New Roman" w:cs="仿宋_GB2312"/>
-          <w:sz w:val="32"/>
-          <w:szCs w:val="32"/>
-        </w:rPr>
-        <w:t>　在救助作业中救助人命的救助方，对获救人员不得请求酬金，但是有权从救助船舶或者其他财产、防止或者减少生态环境损害的救助方获得的救助款项中，获得合理的份额。</w:t>
-      </w:r>
-    </w:p>
-    <w:p>
-      <w:pPr>
-        <w:ind w:firstLine="632" w:firstLineChars="200"/>
-        <w:rPr>
-          <w:rFonts w:ascii="Times New Roman" w:hAnsi="Times New Roman" w:cs="仿宋_GB2312"/>
-          <w:sz w:val="32"/>
-          <w:szCs w:val="32"/>
-        </w:rPr>
-      </w:pPr>
-      <w:r>
-        <w:rPr>
-          <w:rFonts w:hint="eastAsia" w:ascii="Times New Roman" w:hAnsi="Times New Roman" w:eastAsia="黑体" w:cs="黑体"/>
-          <w:sz w:val="32"/>
-          <w:szCs w:val="32"/>
-        </w:rPr>
-        <w:t>第一百九十五条</w:t>
-      </w:r>
-      <w:r>
-        <w:rPr>
-          <w:rFonts w:hint="eastAsia" w:ascii="Times New Roman" w:hAnsi="Times New Roman" w:cs="仿宋_GB2312"/>
-          <w:sz w:val="32"/>
-          <w:szCs w:val="32"/>
-        </w:rPr>
-        <w:t>　下列救助行为无权获得救助款项：</w:t>
-      </w:r>
-    </w:p>
-    <w:p>
-      <w:pPr>
-        <w:ind w:firstLine="632" w:firstLineChars="200"/>
-        <w:rPr>
-          <w:rFonts w:ascii="Times New Roman" w:hAnsi="Times New Roman" w:cs="仿宋_GB2312"/>
-          <w:sz w:val="32"/>
-          <w:szCs w:val="32"/>
-        </w:rPr>
-      </w:pPr>
-      <w:r>
-        <w:rPr>
-          <w:rFonts w:hint="eastAsia" w:ascii="Times New Roman" w:hAnsi="Times New Roman" w:cs="仿宋_GB2312"/>
-          <w:sz w:val="32"/>
-          <w:szCs w:val="32"/>
-        </w:rPr>
-        <w:t>（一）正常履行拖航合同或者其他服务合同的义务进行救助的，但是提供不属于履行上述义务的特殊劳务除外；</w:t>
-      </w:r>
-    </w:p>
-    <w:p>
-      <w:pPr>
-        <w:ind w:firstLine="632" w:firstLineChars="200"/>
-        <w:rPr>
-          <w:rFonts w:ascii="Times New Roman" w:hAnsi="Times New Roman" w:cs="仿宋_GB2312"/>
-          <w:sz w:val="32"/>
-          <w:szCs w:val="32"/>
-        </w:rPr>
-      </w:pPr>
-      <w:r>
-        <w:rPr>
-          <w:rFonts w:hint="eastAsia" w:ascii="Times New Roman" w:hAnsi="Times New Roman" w:cs="仿宋_GB2312"/>
-          <w:sz w:val="32"/>
-          <w:szCs w:val="32"/>
-        </w:rPr>
-        <w:t>（二）不顾遇险船舶的船长、船舶所有人或者其他财产所有人明确、合理的拒绝，仍然进行救助。</w:t>
-      </w:r>
-    </w:p>
-    <w:p>
-      <w:pPr>
-        <w:ind w:firstLine="632" w:firstLineChars="200"/>
-        <w:rPr>
-          <w:rFonts w:ascii="Times New Roman" w:hAnsi="Times New Roman" w:cs="仿宋_GB2312"/>
-          <w:sz w:val="32"/>
-          <w:szCs w:val="32"/>
-        </w:rPr>
-      </w:pPr>
-      <w:r>
-        <w:rPr>
-          <w:rFonts w:hint="eastAsia" w:ascii="Times New Roman" w:hAnsi="Times New Roman" w:eastAsia="黑体" w:cs="黑体"/>
-          <w:sz w:val="32"/>
-          <w:szCs w:val="32"/>
-        </w:rPr>
-        <w:t>第一百九十六条</w:t>
-      </w:r>
-      <w:r>
-        <w:rPr>
-          <w:rFonts w:hint="eastAsia" w:ascii="Times New Roman" w:hAnsi="Times New Roman" w:cs="仿宋_GB2312"/>
-          <w:sz w:val="32"/>
-          <w:szCs w:val="32"/>
-        </w:rPr>
-        <w:t>　因救助方的过失致使救助作业成为必需或者更加困难的，或者救助方有欺诈或者其他不诚实行为的，应当取消或者减少向救助方支付的救助款项。</w:t>
-      </w:r>
-    </w:p>
-    <w:p>
-      <w:pPr>
-        <w:ind w:firstLine="632" w:firstLineChars="200"/>
-        <w:rPr>
-          <w:rFonts w:ascii="Times New Roman" w:hAnsi="Times New Roman" w:cs="仿宋_GB2312"/>
-          <w:sz w:val="32"/>
-          <w:szCs w:val="32"/>
-        </w:rPr>
-      </w:pPr>
-      <w:r>
-        <w:rPr>
-          <w:rFonts w:hint="eastAsia" w:ascii="Times New Roman" w:hAnsi="Times New Roman" w:eastAsia="黑体" w:cs="黑体"/>
-          <w:sz w:val="32"/>
-          <w:szCs w:val="32"/>
-        </w:rPr>
-        <w:t>第一百九十七条</w:t>
-      </w:r>
-      <w:r>
-        <w:rPr>
-          <w:rFonts w:hint="eastAsia" w:ascii="Times New Roman" w:hAnsi="Times New Roman" w:cs="仿宋_GB2312"/>
-          <w:sz w:val="32"/>
-          <w:szCs w:val="32"/>
-        </w:rPr>
-        <w:t>　被救助方在救助作业结束后，应当根据救助方的要求，对救助款项提供满意的担保。</w:t>
-      </w:r>
-    </w:p>
-    <w:p>
-      <w:pPr>
-        <w:ind w:firstLine="632" w:firstLineChars="200"/>
-        <w:rPr>
-          <w:rFonts w:ascii="Times New Roman" w:hAnsi="Times New Roman" w:cs="仿宋_GB2312"/>
-          <w:sz w:val="32"/>
-          <w:szCs w:val="32"/>
-        </w:rPr>
-      </w:pPr>
-      <w:r>
-        <w:rPr>
-          <w:rFonts w:hint="eastAsia" w:ascii="Times New Roman" w:hAnsi="Times New Roman" w:cs="仿宋_GB2312"/>
-          <w:sz w:val="32"/>
-          <w:szCs w:val="32"/>
-        </w:rPr>
-        <w:t>在不影响前款规定的情况下，获救船舶的船舶所有人应当在获救的货物交还前，尽力使货物的所有人对其应当承担的救助款项提供满意的担保。</w:t>
-      </w:r>
-    </w:p>
-    <w:p>
-      <w:pPr>
-        <w:ind w:firstLine="632" w:firstLineChars="200"/>
-        <w:rPr>
-          <w:rFonts w:ascii="Times New Roman" w:hAnsi="Times New Roman" w:cs="仿宋_GB2312"/>
-          <w:sz w:val="32"/>
-          <w:szCs w:val="32"/>
-        </w:rPr>
-      </w:pPr>
-      <w:r>
-        <w:rPr>
-          <w:rFonts w:hint="eastAsia" w:ascii="Times New Roman" w:hAnsi="Times New Roman" w:cs="仿宋_GB2312"/>
-          <w:sz w:val="32"/>
-          <w:szCs w:val="32"/>
-        </w:rPr>
-        <w:t>在未根据救助方的要求对获救的船舶或者其他财产提供满意的担保以前，未经救助方同意，不得将获救的船舶和其他财产从救助作业完成后最初到达的港口或者地点移走。</w:t>
-      </w:r>
-    </w:p>
-    <w:p>
-      <w:pPr>
-        <w:ind w:firstLine="632" w:firstLineChars="200"/>
-        <w:rPr>
-          <w:rFonts w:ascii="Times New Roman" w:hAnsi="Times New Roman" w:cs="仿宋_GB2312"/>
-          <w:sz w:val="32"/>
-          <w:szCs w:val="32"/>
-        </w:rPr>
-      </w:pPr>
-      <w:r>
-        <w:rPr>
-          <w:rFonts w:hint="eastAsia" w:ascii="Times New Roman" w:hAnsi="Times New Roman" w:eastAsia="黑体" w:cs="黑体"/>
-          <w:sz w:val="32"/>
-          <w:szCs w:val="32"/>
-        </w:rPr>
-        <w:t>第一百九十八条</w:t>
-      </w:r>
-      <w:r>
-        <w:rPr>
-          <w:rFonts w:hint="eastAsia" w:ascii="Times New Roman" w:hAnsi="Times New Roman" w:cs="仿宋_GB2312"/>
-          <w:sz w:val="32"/>
-          <w:szCs w:val="32"/>
-        </w:rPr>
-        <w:t>　受理救助款项请求的法院或者仲裁机构根据具体情况，在合理的条件下，可以裁定或者裁决被救助方向救助方先行支付适当的金额。</w:t>
-      </w:r>
-    </w:p>
-    <w:p>
-      <w:pPr>
-        <w:ind w:firstLine="632" w:firstLineChars="200"/>
-        <w:rPr>
-          <w:rFonts w:ascii="Times New Roman" w:hAnsi="Times New Roman" w:cs="仿宋_GB2312"/>
-          <w:sz w:val="32"/>
-          <w:szCs w:val="32"/>
-        </w:rPr>
-      </w:pPr>
-      <w:r>
-        <w:rPr>
-          <w:rFonts w:hint="eastAsia" w:ascii="Times New Roman" w:hAnsi="Times New Roman" w:cs="仿宋_GB2312"/>
-          <w:sz w:val="32"/>
-          <w:szCs w:val="32"/>
-        </w:rPr>
-        <w:t>被救助方根据前款规定先行支付金额后，其根据本法第一百九十七条规定提供的担保金额应当相应扣减。</w:t>
-      </w:r>
-    </w:p>
-    <w:p>
-      <w:pPr>
-        <w:ind w:firstLine="632" w:firstLineChars="200"/>
-        <w:rPr>
-          <w:rFonts w:ascii="Times New Roman" w:hAnsi="Times New Roman" w:cs="仿宋_GB2312"/>
-          <w:sz w:val="32"/>
-          <w:szCs w:val="32"/>
-        </w:rPr>
-      </w:pPr>
-      <w:r>
-        <w:rPr>
-          <w:rFonts w:hint="eastAsia" w:ascii="Times New Roman" w:hAnsi="Times New Roman" w:eastAsia="黑体" w:cs="黑体"/>
-          <w:sz w:val="32"/>
-          <w:szCs w:val="32"/>
-        </w:rPr>
-        <w:t>第一百九十九条</w:t>
-      </w:r>
-      <w:r>
-        <w:rPr>
-          <w:rFonts w:hint="eastAsia" w:ascii="Times New Roman" w:hAnsi="Times New Roman" w:cs="仿宋_GB2312"/>
-          <w:sz w:val="32"/>
-          <w:szCs w:val="32"/>
-        </w:rPr>
-        <w:t>　对于获救满九十日的船舶和其他财产，被救助方不支付救助款项也不提供满意的担保的，救助方可以申请法院裁定强制拍卖；对于无法保管、不易保管或者保管费用可能超过其价值的获救的船舶和其他财产，可以申请提前拍卖。</w:t>
-      </w:r>
-    </w:p>
-    <w:p>
-      <w:pPr>
-        <w:ind w:firstLine="632" w:firstLineChars="200"/>
-        <w:rPr>
-          <w:rFonts w:ascii="Times New Roman" w:hAnsi="Times New Roman" w:cs="仿宋_GB2312"/>
-          <w:sz w:val="32"/>
-          <w:szCs w:val="32"/>
-        </w:rPr>
-      </w:pPr>
-      <w:r>
-        <w:rPr>
-          <w:rFonts w:hint="eastAsia" w:ascii="Times New Roman" w:hAnsi="Times New Roman" w:cs="仿宋_GB2312"/>
-          <w:sz w:val="32"/>
-          <w:szCs w:val="32"/>
-        </w:rPr>
-        <w:t>拍卖所得价款，在扣除保管和拍卖过程中的全部费用后，依照本法规定支付救助款项；剩余的金额，退还被救助方；无法退还、自拍卖之日起满一年又无人认领的，归国家所有；不足的金额，救助方有权向被救助方追偿。</w:t>
-      </w:r>
-    </w:p>
-    <w:p>
-      <w:pPr>
-        <w:ind w:firstLine="632" w:firstLineChars="200"/>
-        <w:rPr>
-          <w:rFonts w:ascii="Times New Roman" w:hAnsi="Times New Roman" w:cs="仿宋_GB2312"/>
-          <w:sz w:val="32"/>
-          <w:szCs w:val="32"/>
-        </w:rPr>
-      </w:pPr>
-      <w:r>
-        <w:rPr>
-          <w:rFonts w:hint="eastAsia" w:ascii="Times New Roman" w:hAnsi="Times New Roman" w:eastAsia="黑体" w:cs="黑体"/>
-          <w:sz w:val="32"/>
-          <w:szCs w:val="32"/>
-        </w:rPr>
-        <w:t>第二百条</w:t>
-      </w:r>
-      <w:r>
-        <w:rPr>
-          <w:rFonts w:hint="eastAsia" w:ascii="Times New Roman" w:hAnsi="Times New Roman" w:cs="仿宋_GB2312"/>
-          <w:sz w:val="32"/>
-          <w:szCs w:val="32"/>
-        </w:rPr>
-        <w:t>　同一船舶所有人的船舶之间进行的救助，救助方获得救助款项的权利适用本章规定。</w:t>
-      </w:r>
-    </w:p>
-    <w:p>
-      <w:pPr>
-        <w:ind w:firstLine="632" w:firstLineChars="200"/>
-        <w:rPr>
-          <w:rFonts w:ascii="Times New Roman" w:hAnsi="Times New Roman" w:cs="仿宋_GB2312"/>
-          <w:sz w:val="32"/>
-          <w:szCs w:val="32"/>
-        </w:rPr>
-      </w:pPr>
-      <w:r>
-        <w:rPr>
-          <w:rFonts w:hint="eastAsia" w:ascii="Times New Roman" w:hAnsi="Times New Roman" w:eastAsia="黑体" w:cs="黑体"/>
-          <w:sz w:val="32"/>
-          <w:szCs w:val="32"/>
-        </w:rPr>
-        <w:t>第二百零一条</w:t>
-      </w:r>
-      <w:r>
-        <w:rPr>
-          <w:rFonts w:hint="eastAsia" w:ascii="Times New Roman" w:hAnsi="Times New Roman" w:cs="仿宋_GB2312"/>
-          <w:sz w:val="32"/>
-          <w:szCs w:val="32"/>
-        </w:rPr>
-        <w:t>　国家有关主管机关从事或者控制的救助作业，救助方有权享受本章规定的关于救助作业的权利和补偿。</w:t>
-      </w:r>
-    </w:p>
-    <w:p>
-      <w:pPr>
-        <w:rPr>
-          <w:rFonts w:ascii="Times New Roman" w:hAnsi="Times New Roman" w:eastAsia="宋体" w:cs="宋体"/>
-          <w:szCs w:val="32"/>
-        </w:rPr>
-      </w:pPr>
-    </w:p>
-    <w:p>
-      <w:pPr>
-        <w:jc w:val="center"/>
-        <w:rPr>
-          <w:rFonts w:ascii="Times New Roman" w:hAnsi="Times New Roman" w:eastAsia="黑体" w:cs="黑体"/>
-          <w:szCs w:val="32"/>
-        </w:rPr>
-      </w:pPr>
-      <w:r>
-        <w:rPr>
-          <w:rFonts w:hint="eastAsia" w:ascii="Times New Roman" w:hAnsi="Times New Roman" w:eastAsia="黑体" w:cs="黑体"/>
-          <w:szCs w:val="32"/>
-        </w:rPr>
-        <w:t>第十章　共同海损</w:t>
-      </w:r>
-    </w:p>
-    <w:p>
-      <w:pPr>
-        <w:rPr>
-          <w:rFonts w:ascii="Times New Roman" w:hAnsi="Times New Roman" w:eastAsia="宋体" w:cs="宋体"/>
-          <w:szCs w:val="32"/>
-        </w:rPr>
-      </w:pPr>
     </w:p>
     <w:p>
       <w:pPr>
@@ -11980,25 +11993,7 @@
           <w:sz w:val="32"/>
           <w:szCs w:val="32"/>
         </w:rPr>
-        <w:t>（一）船舶共同海损牺牲的金额，按照实际支付的合理修理费，减除合理的以新换旧的扣减额计算。</w:t>
-      </w:r>
-    </w:p>
-    <w:p>
-      <w:pPr>
-        <w:ind w:firstLine="632" w:firstLineChars="200"/>
-        <w:rPr>
-          <w:rFonts w:ascii="Times New Roman" w:hAnsi="Times New Roman" w:cs="仿宋_GB2312"/>
-          <w:sz w:val="32"/>
-          <w:szCs w:val="32"/>
-        </w:rPr>
-      </w:pPr>
-      <w:r>
-        <w:rPr>
-          <w:rFonts w:hint="eastAsia" w:ascii="Times New Roman" w:hAnsi="Times New Roman" w:cs="仿宋_GB2312"/>
-          <w:sz w:val="32"/>
-          <w:szCs w:val="32"/>
-        </w:rPr>
-        <w:t>船舶尚未修理的，按照牺牲造成的合理贬值计算，但是不得超过估计的修理费。</w:t>
+        <w:t>（一）船舶共同海损牺牲的金额，按照实际支付的合理修理费，减除合理的以新换旧的扣减额计算。船舶尚未修理的，按照牺牲造成的合理贬值计算，但是不得超过估计的修理费。</w:t>
       </w:r>
     </w:p>
     <w:p>
@@ -12034,25 +12029,7 @@
           <w:sz w:val="32"/>
           <w:szCs w:val="32"/>
         </w:rPr>
-        <w:t>（二）货物共同海损牺牲的金额，货物灭失的，按照货物在装船时的价值加保险费加运费，减除由于牺牲无需支付的运费计算。</w:t>
-      </w:r>
-    </w:p>
-    <w:p>
-      <w:pPr>
-        <w:ind w:firstLine="632" w:firstLineChars="200"/>
-        <w:rPr>
-          <w:rFonts w:ascii="Times New Roman" w:hAnsi="Times New Roman" w:cs="仿宋_GB2312"/>
-          <w:sz w:val="32"/>
-          <w:szCs w:val="32"/>
-        </w:rPr>
-      </w:pPr>
-      <w:r>
-        <w:rPr>
-          <w:rFonts w:hint="eastAsia" w:ascii="Times New Roman" w:hAnsi="Times New Roman" w:cs="仿宋_GB2312"/>
-          <w:sz w:val="32"/>
-          <w:szCs w:val="32"/>
-        </w:rPr>
-        <w:t>货物损坏，在就损坏程度达成协议前售出的，按照货物在装船时的价值加保险费加运费，与出售货物净得的差额计算。</w:t>
+        <w:t>（二）货物共同海损牺牲的金额，货物灭失的，按照货物在装船时的价值加保险费加运费，减除由于牺牲无需支付的运费计算。货物损坏，在就损坏程度达成协议前售出的，按照货物在装船时的价值加保险费加运费，与出售货物净得的差额计算。</w:t>
       </w:r>
     </w:p>
     <w:p>
@@ -12150,25 +12127,7 @@
           <w:sz w:val="32"/>
           <w:szCs w:val="32"/>
         </w:rPr>
-        <w:t>（二）货物共同海损分摊价值，按照货物在装船时的价值加保险费加运费，减除不属于共同海损的损失金额和承运人承担风险的运费计算。</w:t>
-      </w:r>
-    </w:p>
-    <w:p>
-      <w:pPr>
-        <w:ind w:firstLine="632" w:firstLineChars="200"/>
-        <w:rPr>
-          <w:rFonts w:ascii="Times New Roman" w:hAnsi="Times New Roman" w:cs="仿宋_GB2312"/>
-          <w:sz w:val="32"/>
-          <w:szCs w:val="32"/>
-        </w:rPr>
-      </w:pPr>
-      <w:r>
-        <w:rPr>
-          <w:rFonts w:hint="eastAsia" w:ascii="Times New Roman" w:hAnsi="Times New Roman" w:cs="仿宋_GB2312"/>
-          <w:sz w:val="32"/>
-          <w:szCs w:val="32"/>
-        </w:rPr>
-        <w:t>货物在抵达目的港以前售出的，按照出售净得金额，加上共同海损牺牲的金额计算。</w:t>
+        <w:t>（二）货物共同海损分摊价值，按照货物在装船时的价值加保险费加运费，减除不属于共同海损的损失金额和承运人承担风险的运费计算。货物在抵达目的港以前售出的，按照出售净得金额，加上共同海损牺牲的金额计算。</w:t>
       </w:r>
     </w:p>
     <w:p>
@@ -18752,4 +18711,612 @@
   </a:themeElements>
   <a:objectDefaults/>
 </a:theme>
+</file>
+
+<file path=customXml/item1.xml><?xml version="1.0" encoding="utf-8"?>
+<contractReview xmlns="http://schemas.wps.cn/vas-ai-hub/contract-review">
+  <reviewItems>
+    <reviewItem>
+      <errorID>871f786e-91a0-4e06-bc49-a4fc8f361ad7</errorID>
+      <errorWord>中华人民共和国海商法</errorWord>
+      <group>L1_Knowledge</group>
+      <groupName>知识性问题</groupName>
+      <ability>L2_Knowledge</ability>
+      <abilityName>其他知识</abilityName>
+      <candidateList>
+        <item>《中华人民共和国海商法》</item>
+      </candidateList>
+      <explain>完整法律法规名称需要加书名号，请注意检查。</explain>
+      <paraID>641028F9</paraID>
+      <start>0</start>
+      <end>10</end>
+      <status>unmodified</status>
+      <modifiedWord/>
+      <trackRevisions>false</trackRevisions>
+    </reviewItem>
+    <reviewItem>
+      <errorID>baa973c1-6f93-4f54-8b09-01bc68158409</errorID>
+      <errorWord>但是</errorWord>
+      <group>L1_Word</group>
+      <groupName>字词问题</groupName>
+      <ability>L2_Typo</ability>
+      <abilityName>字词错误</abilityName>
+      <candidateList>
+        <item>但</item>
+      </candidateList>
+      <explain>❶〈副〉只；仅仅：～愿如此｜不求有功，～求无过｜辽阔的原野上，～见麦浪随风起伏。❷〈连〉但是：屋子小，～挺干净｜工作虽然忙，～一点也没放松学习。❸（Dàn）〈名〉姓。</explain>
+      <paraID>2BD40F8C</paraID>
+      <start>24</start>
+      <end>26</end>
+      <status>unmodified</status>
+      <modifiedWord/>
+      <trackRevisions>false</trackRevisions>
+    </reviewItem>
+    <reviewItem>
+      <errorID>0b4ec5de-bf92-4d09-b154-c10acce60d08</errorID>
+      <errorWord>具有的</errorWord>
+      <group>L1_Word</group>
+      <groupName>字词问题</groupName>
+      <ability>L2_Typo</ability>
+      <abilityName>字词错误</abilityName>
+      <candidateList>
+        <item>具有</item>
+      </candidateList>
+      <explain>〈动〉有（多用于抽象事物）：～信心｜～伟大的意义。</explain>
+      <paraID>5143AAA7</paraID>
+      <start>20</start>
+      <end>23</end>
+      <status>unmodified</status>
+      <modifiedWord/>
+      <trackRevisions>false</trackRevisions>
+    </reviewItem>
+    <reviewItem>
+      <errorID>f9a8e84e-1528-4440-b907-a18f8b50c29b</errorID>
+      <errorWord>是由于下列原因之一造成的</errorWord>
+      <group>L1_Word</group>
+      <groupName>字词问题</groupName>
+      <ability>L2_Typo</ability>
+      <abilityName>字词错误</abilityName>
+      <candidateList>
+        <item>是由于下列原因之一</item>
+      </candidateList>
+      <explain/>
+      <paraID>127BE7C3</paraID>
+      <start>28</start>
+      <end>40</end>
+      <status>unmodified</status>
+      <modifiedWord/>
+      <trackRevisions>false</trackRevisions>
+    </reviewItem>
+    <reviewItem>
+      <errorID>7c4758f0-8c46-4ac0-a376-c2e7c5dea419</errorID>
+      <errorWord>是由于承运人本人的过错所造成的</errorWord>
+      <group>L1_Word</group>
+      <groupName>字词问题</groupName>
+      <ability>L2_Typo</ability>
+      <abilityName>字词错误</abilityName>
+      <candidateList>
+        <item>是由于承运人本人的过错所</item>
+      </candidateList>
+      <explain/>
+      <paraID>3E4C2969</paraID>
+      <start>9</start>
+      <end>24</end>
+      <status>unmodified</status>
+      <modifiedWord/>
+      <trackRevisions>false</trackRevisions>
+    </reviewItem>
+    <reviewItem>
+      <errorID>9164e76a-cdf3-4be9-aac1-87874ccae793</errorID>
+      <errorWord>是由于运输活动物固有的特殊风险造成的</errorWord>
+      <group>L1_Word</group>
+      <groupName>字词问题</groupName>
+      <ability>L2_Typo</ability>
+      <abilityName>字词错误</abilityName>
+      <candidateList>
+        <item>是由于运输活动物固有的特殊风险</item>
+      </candidateList>
+      <explain/>
+      <paraID>6CBC6F17</paraID>
+      <start>100</start>
+      <end>118</end>
+      <status>unmodified</status>
+      <modifiedWord/>
+      <trackRevisions>false</trackRevisions>
+    </reviewItem>
+    <reviewItem>
+      <errorID>eac0629d-0d0a-4046-8b77-8180875b4a80</errorID>
+      <errorWord>是由于承运人的故意或者明知可能造成</errorWord>
+      <group>L1_Word</group>
+      <groupName>字词问题</groupName>
+      <ability>L2_Typo</ability>
+      <abilityName>字词错误</abilityName>
+      <candidateList>
+        <item>是由于承运人的故意或者明知可能</item>
+      </candidateList>
+      <explain/>
+      <paraID>15257A9C</paraID>
+      <start>23</start>
+      <end>40</end>
+      <status>unmodified</status>
+      <modifiedWord/>
+      <trackRevisions>false</trackRevisions>
+    </reviewItem>
+    <reviewItem>
+      <errorID>7c29525e-659d-4b6a-a538-25b95a2bb4e8</errorID>
+      <errorWord>但是</errorWord>
+      <group>L1_Word</group>
+      <groupName>字词问题</groupName>
+      <ability>L2_Typo</ability>
+      <abilityName>字词错误</abilityName>
+      <candidateList>
+        <item>但</item>
+      </candidateList>
+      <explain>❶〈副〉只；仅仅：～愿如此｜不求有功，～求无过｜辽阔的原野上，～见麦浪随风起伏。❷〈连〉但是：屋子小，～挺干净｜工作虽然忙，～一点也没放松学习。❸（Dàn）〈名〉姓。</explain>
+      <paraID>45AC42A6</paraID>
+      <start>56</start>
+      <end>58</end>
+      <status>unmodified</status>
+      <modifiedWord/>
+      <trackRevisions>false</trackRevisions>
+    </reviewItem>
+    <reviewItem>
+      <errorID>b8d5fc51-b3e4-403c-878d-331f9bca0669</errorID>
+      <errorWord>其他有</errorWord>
+      <group>L1_Word</group>
+      <groupName>字词问题</groupName>
+      <ability>L2_Typo</ability>
+      <abilityName>字词错误</abilityName>
+      <candidateList>
+        <item>其他</item>
+      </candidateList>
+      <explain>〈代〉指示代词。别的：今天的文娱晚会，除了京剧、曲艺以外，还有～精彩节目。</explain>
+      <paraID>1E120CFF</paraID>
+      <start>49</start>
+      <end>52</end>
+      <status>unmodified</status>
+      <modifiedWord/>
+      <trackRevisions>false</trackRevisions>
+    </reviewItem>
+    <reviewItem>
+      <errorID>4b6505e1-8be7-48fd-be4a-ab4c22eaab2a</errorID>
+      <errorWord>定</errorWord>
+      <group>L1_Word</group>
+      <groupName>字词问题</groupName>
+      <ability>L2_Typo</ability>
+      <abilityName>字词错误</abilityName>
+      <candidateList>
+        <item>定的</item>
+      </candidateList>
+      <explain/>
+      <paraID>76D549D2</paraID>
+      <start>88</start>
+      <end>89</end>
+      <status>unmodified</status>
+      <modifiedWord/>
+      <trackRevisions>false</trackRevisions>
+    </reviewItem>
+    <reviewItem>
+      <errorID>0c3bbe67-7fa8-4bd2-a7d6-350e14d229cc</errorID>
+      <errorWord>承租</errorWord>
+      <group>L1_Word</group>
+      <groupName>字词问题</groupName>
+      <ability>L2_Typo</ability>
+      <abilityName>字词错误</abilityName>
+      <candidateList>
+        <item>承运</item>
+      </candidateList>
+      <explain/>
+      <paraID>6E3C24FD</paraID>
+      <start>36</start>
+      <end>38</end>
+      <status>unmodified</status>
+      <modifiedWord/>
+      <trackRevisions>false</trackRevisions>
+    </reviewItem>
+    <reviewItem>
+      <errorID>7406f821-564d-4c95-8377-3871a3a8d131</errorID>
+      <errorWord>但是</errorWord>
+      <group>L1_Word</group>
+      <groupName>字词问题</groupName>
+      <ability>L2_Typo</ability>
+      <abilityName>字词错误</abilityName>
+      <candidateList>
+        <item>但</item>
+      </candidateList>
+      <explain>❶〈副〉只；仅仅：～愿如此｜不求有功，～求无过｜辽阔的原野上，～见麦浪随风起伏。❷〈连〉但是：屋子小，～挺干净｜工作虽然忙，～一点也没放松学习。❸（Dàn）〈名〉姓。</explain>
+      <paraID>203A10E4</paraID>
+      <start>27</start>
+      <end>29</end>
+      <status>unmodified</status>
+      <modifiedWord/>
+      <trackRevisions>false</trackRevisions>
+    </reviewItem>
+    <reviewItem>
+      <errorID>7c47ec85-fbc1-41d3-b7ba-ec5a3bc1d2aa</errorID>
+      <errorWord>但是</errorWord>
+      <group>L1_Word</group>
+      <groupName>字词问题</groupName>
+      <ability>L2_Typo</ability>
+      <abilityName>字词错误</abilityName>
+      <candidateList>
+        <item>但</item>
+      </candidateList>
+      <explain>❶〈副〉只；仅仅：～愿如此｜不求有功，～求无过｜辽阔的原野上，～见麦浪随风起伏。❷〈连〉但是：屋子小，～挺干净｜工作虽然忙，～一点也没放松学习。❸（Dàn）〈名〉姓。</explain>
+      <paraID>4E027306</paraID>
+      <start>50</start>
+      <end>52</end>
+      <status>unmodified</status>
+      <modifiedWord/>
+      <trackRevisions>false</trackRevisions>
+    </reviewItem>
+    <reviewItem>
+      <errorID>7c91a3bc-4ba8-445b-8f75-41ce4db9fdba</errorID>
+      <errorWord>是由于下列原因之一造成的</errorWord>
+      <group>L1_Word</group>
+      <groupName>字词问题</groupName>
+      <ability>L2_Typo</ability>
+      <abilityName>字词错误</abilityName>
+      <candidateList>
+        <item>是由于下列原因之一</item>
+      </candidateList>
+      <explain/>
+      <paraID>7A5583E0</paraID>
+      <start>20</start>
+      <end>32</end>
+      <status>unmodified</status>
+      <modifiedWord/>
+      <trackRevisions>false</trackRevisions>
+    </reviewItem>
+    <reviewItem>
+      <errorID>2382d416-df74-410d-b9d3-113cdee5c632</errorID>
+      <errorWord>是由于一船的过错造成的</errorWord>
+      <group>L1_Word</group>
+      <groupName>字词问题</groupName>
+      <ability>L2_Typo</ability>
+      <abilityName>字词错误</abilityName>
+      <candidateList>
+        <item>是由于一船的过错</item>
+      </candidateList>
+      <explain/>
+      <paraID>40D8B9B2</paraID>
+      <start>15</start>
+      <end>26</end>
+      <status>unmodified</status>
+      <modifiedWord/>
+      <trackRevisions>false</trackRevisions>
+    </reviewItem>
+    <reviewItem>
+      <errorID>613b350b-f147-41bb-af4c-495c72101e41</errorID>
+      <errorWord>造成的</errorWord>
+      <group>L1_Word</group>
+      <groupName>字词问题</groupName>
+      <ability>L2_Typo</ability>
+      <abilityName>字词错误</abilityName>
+      <candidateList>
+        <item>造成</item>
+      </candidateList>
+      <explain/>
+      <paraID>26D136A1</paraID>
+      <start>9</start>
+      <end>12</end>
+      <status>unmodified</status>
+      <modifiedWord/>
+      <trackRevisions>false</trackRevisions>
+    </reviewItem>
+    <reviewItem>
+      <errorID>33ea399f-e435-4d62-8bc4-ce263066c136</errorID>
+      <errorWord>进行的</errorWord>
+      <group>L1_Word</group>
+      <groupName>字词问题</groupName>
+      <ability>L2_Typo</ability>
+      <abilityName>字词错误</abilityName>
+      <candidateList>
+        <item>进行</item>
+      </candidateList>
+      <explain>〈动〉❶从事（某种活动）：～讨论｜～工作｜～教育和批评｜会议正在～。注意“进行”总是用在持续性的和正式、严肃的行为，短暂性的和日常生活中的行为不用“进行”，例如不说“进行午睡”，“进行叫喊”。❷前进：～曲。</explain>
+      <paraID>30DF0656</paraID>
+      <start>40</start>
+      <end>43</end>
+      <status>unmodified</status>
+      <modifiedWord/>
+      <trackRevisions>false</trackRevisions>
+    </reviewItem>
+    <reviewItem>
+      <errorID>72be5a67-95dc-42f4-a9f2-f3f653ad1f43</errorID>
+      <errorWord>的</errorWord>
+      <group>L1_Word</group>
+      <groupName>字词问题</groupName>
+      <ability>L2_DDD</ability>
+      <abilityName>的地得用法</abilityName>
+      <candidateList>
+        <item>地</item>
+      </candidateList>
+      <explain>“地”常用于连接修饰语与动词性中心语，表示动作的方式、状态或程度。</explain>
+      <paraID>6BDEE8B7</paraID>
+      <start>32</start>
+      <end>33</end>
+      <status>unmodified</status>
+      <modifiedWord/>
+      <trackRevisions>false</trackRevisions>
+    </reviewItem>
+    <reviewItem>
+      <errorID>363bb654-7e0a-47a4-8139-96f6e287d547</errorID>
+      <errorWord>养</errorWord>
+      <group>L1_Word</group>
+      <groupName>字词问题</groupName>
+      <ability>L2_Typo</ability>
+      <abilityName>字词错误</abilityName>
+      <candidateList>
+        <item>养费</item>
+      </candidateList>
+      <explain/>
+      <paraID>6F355904</paraID>
+      <start>100</start>
+      <end>101</end>
+      <status>unmodified</status>
+      <modifiedWord/>
+      <trackRevisions>false</trackRevisions>
+    </reviewItem>
+    <reviewItem>
+      <errorID>c6f5c04a-dcd5-4727-a879-9df8faa99129</errorID>
+      <errorWord>牺牲</errorWord>
+      <group>L1_Word</group>
+      <groupName>字词问题</groupName>
+      <ability>L2_Typo</ability>
+      <abilityName>字词错误</abilityName>
+      <candidateList>
+        <item>损失</item>
+      </candidateList>
+      <explain/>
+      <paraID>3DD57B30</paraID>
+      <start>30</start>
+      <end>32</end>
+      <status>unmodified</status>
+      <modifiedWord/>
+      <trackRevisions>false</trackRevisions>
+    </reviewItem>
+    <reviewItem>
+      <errorID>f27c5817-fa80-4555-8eb6-9f09606fbfdb</errorID>
+      <errorWord>净得</errorWord>
+      <group>L1_Word</group>
+      <groupName>字词问题</groupName>
+      <ability>L2_Typo</ability>
+      <abilityName>字词错误</abilityName>
+      <candidateList>
+        <item>净值</item>
+      </candidateList>
+      <explain/>
+      <paraID> A51ADEE</paraID>
+      <start>100</start>
+      <end>102</end>
+      <status>unmodified</status>
+      <modifiedWord/>
+      <trackRevisions>false</trackRevisions>
+    </reviewItem>
+    <reviewItem>
+      <errorID>5c622dbf-5896-4d2d-b034-f079f14d8ec0</errorID>
+      <errorWord>得</errorWord>
+      <group>L1_Word</group>
+      <groupName>字词问题</groupName>
+      <ability>L2_DDD</ability>
+      <abilityName>的地得用法</abilityName>
+      <candidateList>
+        <item>的</item>
+      </candidateList>
+      <explain>“的”常用于连接修饰语与名词性中心语，表示属性、所属或描述。</explain>
+      <paraID>75CD17D2</paraID>
+      <start>80</start>
+      <end>81</end>
+      <status>unmodified</status>
+      <modifiedWord/>
+      <trackRevisions>false</trackRevisions>
+    </reviewItem>
+    <reviewItem>
+      <errorID>e6d0ea9d-6403-4b92-a57d-b145b71551cb</errorID>
+      <errorWord>因迟延到达</errorWord>
+      <group>L1_Word</group>
+      <groupName>字词问题</groupName>
+      <ability>L2_Typo</ability>
+      <abilityName>字词错误</abilityName>
+      <candidateList>
+        <item>因延迟到达</item>
+      </candidateList>
+      <explain/>
+      <paraID>431043A3</paraID>
+      <start>24</start>
+      <end>29</end>
+      <status>unmodified</status>
+      <modifiedWord/>
+      <trackRevisions>false</trackRevisions>
+    </reviewItem>
+    <reviewItem>
+      <errorID>11304b00-d414-4165-a0fa-5f5c0ad31907</errorID>
+      <errorWord>或者</errorWord>
+      <group>L1_Word</group>
+      <groupName>字词问题</groupName>
+      <ability>L2_Typo</ability>
+      <abilityName>字词错误</abilityName>
+      <candidateList>
+        <item>或</item>
+      </candidateList>
+      <explain>❶〈副〉或许；也许：慰问团已经起程，明日上午～可到达。❷〈连〉或者v▲：～多～少｜不解决桥～船的问题，过河就是一句空话｜他生怕我没听清～不注意，所以又嘱咐了一遍。❸〈书〉〈代〉指示代词。某人；有的人：～告之曰。❹〈书〉副稍微：不可～缺｜不可～忽。</explain>
+      <paraID>10ACBC9F</paraID>
+      <start>6</start>
+      <end>8</end>
+      <status>unmodified</status>
+      <modifiedWord/>
+      <trackRevisions>false</trackRevisions>
+    </reviewItem>
+    <reviewItem>
+      <errorID>704139b7-c1a4-4235-8f57-6d0bd398b464</errorID>
+      <errorWord>定</errorWord>
+      <group>L1_Word</group>
+      <groupName>字词问题</groupName>
+      <ability>L2_Typo</ability>
+      <abilityName>字词错误</abilityName>
+      <candidateList>
+        <item>定的</item>
+      </candidateList>
+      <explain/>
+      <paraID>5DA64BCB</paraID>
+      <start>129</start>
+      <end>130</end>
+      <status>unmodified</status>
+      <modifiedWord/>
+      <trackRevisions>false</trackRevisions>
+    </reviewItem>
+    <reviewItem>
+      <errorID>0ebc83c4-691d-4ad5-a1a4-75ca6bf229ec</errorID>
+      <errorWord>但是</errorWord>
+      <group>L1_Word</group>
+      <groupName>字词问题</groupName>
+      <ability>L2_Typo</ability>
+      <abilityName>字词错误</abilityName>
+      <candidateList>
+        <item>但</item>
+      </candidateList>
+      <explain>❶〈副〉只；仅仅：～愿如此｜不求有功，～求无过｜辽阔的原野上，～见麦浪随风起伏。❷〈连〉但是：屋子小，～挺干净｜工作虽然忙，～一点也没放松学习。❸（Dàn）〈名〉姓。</explain>
+      <paraID>6488BA22</paraID>
+      <start>88</start>
+      <end>90</end>
+      <status>unmodified</status>
+      <modifiedWord/>
+      <trackRevisions>false</trackRevisions>
+    </reviewItem>
+    <reviewItem>
+      <errorID>955da04f-0796-4f07-8547-18154f78ef33</errorID>
+      <errorWord>但是</errorWord>
+      <group>L1_Word</group>
+      <groupName>字词问题</groupName>
+      <ability>L2_Typo</ability>
+      <abilityName>字词错误</abilityName>
+      <candidateList>
+        <item>但</item>
+      </candidateList>
+      <explain>❶〈副〉只；仅仅：～愿如此｜不求有功，～求无过｜辽阔的原野上，～见麦浪随风起伏。❷〈连〉但是：屋子小，～挺干净｜工作虽然忙，～一点也没放松学习。❸（Dàn）〈名〉姓。</explain>
+      <paraID>12E98411</paraID>
+      <start>60</start>
+      <end>62</end>
+      <status>unmodified</status>
+      <modifiedWord/>
+      <trackRevisions>false</trackRevisions>
+    </reviewItem>
+    <reviewItem>
+      <errorID>6e2a97b0-bcf4-4fd3-9b27-bec209a34844</errorID>
+      <errorWord>对于</errorWord>
+      <group>L1_Word</group>
+      <groupName>字词问题</groupName>
+      <ability>L2_Typo</ability>
+      <abilityName>字词错误</abilityName>
+      <candidateList>
+        <item>对</item>
+      </candidateList>
+      <explain>（對）duì❶回答：～答｜无言以～。❷〈动〉对待；对付：～事不～人｜～症下药｜刀～刀，枪～枪。❸〈动〉朝着；向着（常跟“着”）：～着镜子理理头发｜枪口～着敌人。❹二者相对；彼此相向：～调｜～流｜～立｜～抗。❺对面的；敌对的：～岸｜～方｜～手｜作～。❻〈动〉使两个东西配合或接触：～对子｜把门～上｜～个火儿。❼〈动〉投合；适合：～劲儿｜～心思｜两个人越说越投缘，越说越～脾气。❽〈动〉把两个东西放在一起互相比较，看是否符合；对证：～质｜校～｜～表｜～笔迹｜～号码。❾〈动〉调整使合于一定标准：～好照相机的焦距｜拿胡琴来～～弦。❿〈形〉相合；正确；正常：你的话很～｜～，就这么办｜数目不～，还差得多｜神气不～。○11动掺和（多指液体）：茶壶里～点儿开水｜朱砂里～上一点儿藤黄。○12平均分成两份：～半儿｜～开纸。○13（～儿）〈名〉对子：喜～｜五言～儿。○14（～儿）〈量〉双：一～鹦鹉｜一～儿椅子｜一～模范夫妻。○15介用法基本上跟“对于”相同：～他表示谢意｜决不～困难屈服｜你的话～我有启发｜大家～他这件事很不满意。注意▲“对”和“对于”的用法差不多，但是“对”所保留的动词性较强，因此有些用“对”的句子不能改用“对于”，如上面头两个例子。○16（Duì）〈名〉姓。</explain>
+      <paraID>13C8CB0E</paraID>
+      <start>23</start>
+      <end>25</end>
+      <status>unmodified</status>
+      <modifiedWord/>
+      <trackRevisions>false</trackRevisions>
+    </reviewItem>
+    <reviewItem>
+      <errorID>e26b878d-355e-4383-814e-22621d81d520</errorID>
+      <errorWord>但是</errorWord>
+      <group>L1_Word</group>
+      <groupName>字词问题</groupName>
+      <ability>L2_Typo</ability>
+      <abilityName>字词错误</abilityName>
+      <candidateList>
+        <item>但</item>
+      </candidateList>
+      <explain>❶〈副〉只；仅仅：～愿如此｜不求有功，～求无过｜辽阔的原野上，～见麦浪随风起伏。❷〈连〉但是：屋子小，～挺干净｜工作虽然忙，～一点也没放松学习。❸（Dàn）〈名〉姓。</explain>
+      <paraID> 904D15B</paraID>
+      <start>56</start>
+      <end>58</end>
+      <status>unmodified</status>
+      <modifiedWord/>
+      <trackRevisions>false</trackRevisions>
+    </reviewItem>
+    <reviewItem>
+      <errorID>a974cf4e-23f5-4c35-9fb2-52ea819a4315</errorID>
+      <errorWord>或者至</errorWord>
+      <group>L1_Word</group>
+      <groupName>字词问题</groupName>
+      <ability>L2_Typo</ability>
+      <abilityName>字词错误</abilityName>
+      <candidateList>
+        <item>或者</item>
+      </candidateList>
+      <explain>❶〈副〉或许：你快走，～还赶得上车。❷〈连〉用在叙述句里，表示选择关系：这本书～你先看，～我先看。❸〈连〉表示等同关系：世界观～宇宙观是人们对整个世界的总的看法。</explain>
+      <paraID>495E8DF5</paraID>
+      <start>13</start>
+      <end>16</end>
+      <status>unmodified</status>
+      <modifiedWord/>
+      <trackRevisions>false</trackRevisions>
+    </reviewItem>
+    <reviewItem>
+      <errorID>03c6f82f-d803-4f01-9e6a-c19302b97cae</errorID>
+      <errorWord>但是</errorWord>
+      <group>L1_Word</group>
+      <groupName>字词问题</groupName>
+      <ability>L2_Typo</ability>
+      <abilityName>字词错误</abilityName>
+      <candidateList>
+        <item>但</item>
+      </candidateList>
+      <explain>❶〈副〉只；仅仅：～愿如此｜不求有功，～求无过｜辽阔的原野上，～见麦浪随风起伏。❷〈连〉但是：屋子小，～挺干净｜工作虽然忙，～一点也没放松学习。❸（Dàn）〈名〉姓。</explain>
+      <paraID>2464EB8D</paraID>
+      <start>68</start>
+      <end>70</end>
+      <status>unmodified</status>
+      <modifiedWord/>
+      <trackRevisions>false</trackRevisions>
+    </reviewItem>
+    <reviewItem>
+      <errorID>7f9d7db0-40f8-4fc1-8081-9dde636374bf</errorID>
+      <errorWord>但是</errorWord>
+      <group>L1_Word</group>
+      <groupName>字词问题</groupName>
+      <ability>L2_Typo</ability>
+      <abilityName>字词错误</abilityName>
+      <candidateList>
+        <item>但</item>
+      </candidateList>
+      <explain>❶〈副〉只；仅仅：～愿如此｜不求有功，～求无过｜辽阔的原野上，～见麦浪随风起伏。❷〈连〉但是：屋子小，～挺干净｜工作虽然忙，～一点也没放松学习。❸（Dàn）〈名〉姓。</explain>
+      <paraID>2D7552AE</paraID>
+      <start>43</start>
+      <end>45</end>
+      <status>unmodified</status>
+      <modifiedWord/>
+      <trackRevisions>false</trackRevisions>
+    </reviewItem>
+    <reviewItem>
+      <errorID>1cfbcfe7-8fb6-4497-ae2d-43dbc03ead3b</errorID>
+      <errorWord>但是</errorWord>
+      <group>L1_Word</group>
+      <groupName>字词问题</groupName>
+      <ability>L2_Typo</ability>
+      <abilityName>字词错误</abilityName>
+      <candidateList>
+        <item>但</item>
+      </candidateList>
+      <explain>❶〈副〉只；仅仅：～愿如此｜不求有功，～求无过｜辽阔的原野上，～见麦浪随风起伏。❷〈连〉但是：屋子小，～挺干净｜工作虽然忙，～一点也没放松学习。❸（Dàn）〈名〉姓。</explain>
+      <paraID> E57CAE0</paraID>
+      <start>40</start>
+      <end>42</end>
+      <status>unmodified</status>
+      <modifiedWord/>
+      <trackRevisions>false</trackRevisions>
+    </reviewItem>
+  </reviewItems>
+  <config/>
+</contractReview>
+</file>
+
+<file path=customXml/itemProps1.xml><?xml version="1.0" encoding="utf-8"?>
+<ds:datastoreItem xmlns:ds="http://schemas.openxmlformats.org/officeDocument/2006/customXml" ds:itemID="{5e8f4c86-355b-4bca-bb9b-1fbbba95ab5a}">
+  <ds:schemaRefs/>
+</ds:datastoreItem>
 </file>